--- a/theory/Этап4.docx
+++ b/theory/Этап4.docx
@@ -69,7 +69,14 @@
           <w:sz w:val="28"/>
           <w:lang w:val="ru-RU"/>
         </w:rPr>
-        <w:t>. Для обеспечения ссылочной</w:t>
+        <w:t>. Для обеспечения ссылочной целостности на уровне ядра СУБД активирован режим аппаратной поддержки внешних ключей (</w:t>
+      </w:r>
+      <w:r>
+        <w:rPr>
+          <w:rFonts w:ascii="Times New Roman" w:hAnsi="Times New Roman"/>
+          <w:sz w:val="28"/>
+        </w:rPr>
+        <w:t>PRAGMA</w:t>
       </w:r>
       <w:r>
         <w:rPr>
@@ -77,14 +84,14 @@
           <w:sz w:val="28"/>
           <w:lang w:val="ru-RU"/>
         </w:rPr>
-        <w:t xml:space="preserve"> целостности на уровне ядра СУБД активирован режим аппаратной поддержки внешних ключей (</w:t>
+        <w:t xml:space="preserve"> </w:t>
       </w:r>
       <w:r>
         <w:rPr>
           <w:rFonts w:ascii="Times New Roman" w:hAnsi="Times New Roman"/>
           <w:sz w:val="28"/>
         </w:rPr>
-        <w:t>PRAGMA</w:t>
+        <w:t>foreign</w:t>
       </w:r>
       <w:r>
         <w:rPr>
@@ -92,14 +99,14 @@
           <w:sz w:val="28"/>
           <w:lang w:val="ru-RU"/>
         </w:rPr>
-        <w:t xml:space="preserve"> </w:t>
+        <w:t>_</w:t>
       </w:r>
       <w:r>
         <w:rPr>
           <w:rFonts w:ascii="Times New Roman" w:hAnsi="Times New Roman"/>
           <w:sz w:val="28"/>
         </w:rPr>
-        <w:t>foreign</w:t>
+        <w:t>keys</w:t>
       </w:r>
       <w:r>
         <w:rPr>
@@ -107,14 +114,14 @@
           <w:sz w:val="28"/>
           <w:lang w:val="ru-RU"/>
         </w:rPr>
-        <w:t>_</w:t>
+        <w:t xml:space="preserve"> = </w:t>
       </w:r>
       <w:r>
         <w:rPr>
           <w:rFonts w:ascii="Times New Roman" w:hAnsi="Times New Roman"/>
           <w:sz w:val="28"/>
         </w:rPr>
-        <w:t>keys</w:t>
+        <w:t>ON</w:t>
       </w:r>
       <w:r>
         <w:rPr>
@@ -122,14 +129,14 @@
           <w:sz w:val="28"/>
           <w:lang w:val="ru-RU"/>
         </w:rPr>
-        <w:t xml:space="preserve"> = </w:t>
+        <w:t xml:space="preserve">), а также добавлены декларативные ограничения </w:t>
       </w:r>
       <w:r>
         <w:rPr>
           <w:rFonts w:ascii="Times New Roman" w:hAnsi="Times New Roman"/>
           <w:sz w:val="28"/>
         </w:rPr>
-        <w:t>ON</w:t>
+        <w:t>CHECK</w:t>
       </w:r>
       <w:r>
         <w:rPr>
@@ -137,14 +144,14 @@
           <w:sz w:val="28"/>
           <w:lang w:val="ru-RU"/>
         </w:rPr>
-        <w:t xml:space="preserve">), а также добавлены декларативные ограничения </w:t>
+        <w:t xml:space="preserve"> и </w:t>
       </w:r>
       <w:r>
         <w:rPr>
           <w:rFonts w:ascii="Times New Roman" w:hAnsi="Times New Roman"/>
           <w:sz w:val="28"/>
         </w:rPr>
-        <w:t>CHECK</w:t>
+        <w:t>UNIQUE</w:t>
       </w:r>
       <w:r>
         <w:rPr>
@@ -152,30 +159,7 @@
           <w:sz w:val="28"/>
           <w:lang w:val="ru-RU"/>
         </w:rPr>
-        <w:t xml:space="preserve"> и </w:t>
-      </w:r>
-      <w:r>
-        <w:rPr>
-          <w:rFonts w:ascii="Times New Roman" w:hAnsi="Times New Roman"/>
-          <w:sz w:val="28"/>
-        </w:rPr>
-        <w:t>UNIQUE</w:t>
-      </w:r>
-      <w:r>
-        <w:rPr>
-          <w:rFonts w:ascii="Times New Roman" w:hAnsi="Times New Roman"/>
-          <w:sz w:val="28"/>
-          <w:lang w:val="ru-RU"/>
-        </w:rPr>
-        <w:t>. В рамках системы выделено 6 взаимосвязанных таблиц. Физическая структура, типы да</w:t>
-      </w:r>
-      <w:r>
-        <w:rPr>
-          <w:rFonts w:ascii="Times New Roman" w:hAnsi="Times New Roman"/>
-          <w:sz w:val="28"/>
-          <w:lang w:val="ru-RU"/>
-        </w:rPr>
-        <w:t>нных и ограничения полей представлены ниже.</w:t>
+        <w:t>. В рамках системы выделено 6 взаимосвязанных таблиц. Физическая структура, типы данных и ограничения полей представлены ниже.</w:t>
       </w:r>
     </w:p>
     <w:p>
@@ -658,15 +642,7 @@
                 <w:sz w:val="24"/>
                 <w:lang w:val="ru-RU"/>
               </w:rPr>
-              <w:t xml:space="preserve">, </w:t>
-            </w:r>
-            <w:r>
-              <w:rPr>
-                <w:rFonts w:ascii="Times New Roman" w:hAnsi="Times New Roman"/>
-                <w:sz w:val="24"/>
-                <w:lang w:val="ru-RU"/>
-              </w:rPr>
-              <w:t>Название категории меню</w:t>
+              <w:t>, Название категории меню</w:t>
             </w:r>
           </w:p>
         </w:tc>
@@ -1566,8 +1542,18 @@
                 <w:b/>
                 <w:sz w:val="24"/>
               </w:rPr>
-              <w:t xml:space="preserve"> и описание</w:t>
-            </w:r>
+              <w:t xml:space="preserve"> и </w:t>
+            </w:r>
+            <w:proofErr w:type="spellStart"/>
+            <w:r>
+              <w:rPr>
+                <w:rFonts w:ascii="Times New Roman" w:hAnsi="Times New Roman"/>
+                <w:b/>
+                <w:sz w:val="24"/>
+              </w:rPr>
+              <w:t>описание</w:t>
+            </w:r>
+            <w:proofErr w:type="spellEnd"/>
           </w:p>
         </w:tc>
       </w:tr>
@@ -2821,14 +2807,7 @@
                 <w:rFonts w:ascii="Times New Roman" w:hAnsi="Times New Roman"/>
                 <w:sz w:val="24"/>
               </w:rPr>
-              <w:t xml:space="preserve"> с</w:t>
-            </w:r>
-            <w:r>
-              <w:rPr>
-                <w:rFonts w:ascii="Times New Roman" w:hAnsi="Times New Roman"/>
-                <w:sz w:val="24"/>
-              </w:rPr>
-              <w:t xml:space="preserve"> categories(id) ON DELETE RESTRICT</w:t>
+              <w:t xml:space="preserve"> с categories(id) ON DELETE RESTRICT</w:t>
             </w:r>
           </w:p>
         </w:tc>
@@ -2846,7 +2825,6 @@
           <w:rFonts w:ascii="Times New Roman" w:hAnsi="Times New Roman"/>
           <w:b/>
           <w:sz w:val="28"/>
-          <w:lang w:val="ru-RU"/>
         </w:rPr>
       </w:pPr>
       <w:r>
@@ -2854,7 +2832,6 @@
           <w:rFonts w:ascii="Times New Roman" w:hAnsi="Times New Roman"/>
           <w:b/>
           <w:sz w:val="28"/>
-          <w:lang w:val="ru-RU"/>
         </w:rPr>
         <w:br w:type="page"/>
       </w:r>
@@ -3358,15 +3335,7 @@
                 <w:sz w:val="24"/>
                 <w:lang w:val="ru-RU"/>
               </w:rPr>
-              <w:t xml:space="preserve"> </w:t>
-            </w:r>
-            <w:r>
-              <w:rPr>
-                <w:rFonts w:ascii="Times New Roman" w:hAnsi="Times New Roman"/>
-                <w:sz w:val="24"/>
-                <w:lang w:val="ru-RU"/>
-              </w:rPr>
-              <w:t>(локальное время системы)</w:t>
+              <w:t xml:space="preserve"> (локальное время системы)</w:t>
             </w:r>
           </w:p>
         </w:tc>
@@ -3498,7 +3467,23 @@
                 <w:rFonts w:ascii="Times New Roman" w:hAnsi="Times New Roman"/>
                 <w:sz w:val="24"/>
               </w:rPr>
-              <w:t>, CHECK (table_number BETWEEN 1 AND 12)</w:t>
+              <w:t>, CHECK (</w:t>
+            </w:r>
+            <w:proofErr w:type="spellStart"/>
+            <w:r>
+              <w:rPr>
+                <w:rFonts w:ascii="Times New Roman" w:hAnsi="Times New Roman"/>
+                <w:sz w:val="24"/>
+              </w:rPr>
+              <w:t>table_number</w:t>
+            </w:r>
+            <w:proofErr w:type="spellEnd"/>
+            <w:r>
+              <w:rPr>
+                <w:rFonts w:ascii="Times New Roman" w:hAnsi="Times New Roman"/>
+                <w:sz w:val="24"/>
+              </w:rPr>
+              <w:t xml:space="preserve"> BETWEEN 1 AND 12)</w:t>
             </w:r>
           </w:p>
         </w:tc>
@@ -3728,14 +3713,23 @@
                 <w:rFonts w:ascii="Times New Roman" w:hAnsi="Times New Roman"/>
                 <w:sz w:val="24"/>
               </w:rPr>
-              <w:t xml:space="preserve"> с order_status</w:t>
-            </w:r>
-            <w:r>
-              <w:rPr>
-                <w:rFonts w:ascii="Times New Roman" w:hAnsi="Times New Roman"/>
-                <w:sz w:val="24"/>
-              </w:rPr>
-              <w:t>es(id) ON DELETE RESTRICT</w:t>
+              <w:t xml:space="preserve"> с </w:t>
+            </w:r>
+            <w:proofErr w:type="spellStart"/>
+            <w:r>
+              <w:rPr>
+                <w:rFonts w:ascii="Times New Roman" w:hAnsi="Times New Roman"/>
+                <w:sz w:val="24"/>
+              </w:rPr>
+              <w:t>order_statuses</w:t>
+            </w:r>
+            <w:proofErr w:type="spellEnd"/>
+            <w:r>
+              <w:rPr>
+                <w:rFonts w:ascii="Times New Roman" w:hAnsi="Times New Roman"/>
+                <w:sz w:val="24"/>
+              </w:rPr>
+              <w:t>(id) ON DELETE RESTRICT</w:t>
             </w:r>
           </w:p>
         </w:tc>
@@ -3753,7 +3747,6 @@
           <w:rFonts w:ascii="Times New Roman" w:hAnsi="Times New Roman"/>
           <w:b/>
           <w:sz w:val="28"/>
-          <w:lang w:val="ru-RU"/>
         </w:rPr>
       </w:pPr>
       <w:r>
@@ -3761,7 +3754,6 @@
           <w:rFonts w:ascii="Times New Roman" w:hAnsi="Times New Roman"/>
           <w:b/>
           <w:sz w:val="28"/>
-          <w:lang w:val="ru-RU"/>
         </w:rPr>
         <w:br w:type="page"/>
       </w:r>
@@ -4258,14 +4250,7 @@
                 <w:rFonts w:ascii="Times New Roman" w:hAnsi="Times New Roman"/>
                 <w:sz w:val="24"/>
               </w:rPr>
-              <w:t xml:space="preserve"> с </w:t>
-            </w:r>
-            <w:r>
-              <w:rPr>
-                <w:rFonts w:ascii="Times New Roman" w:hAnsi="Times New Roman"/>
-                <w:sz w:val="24"/>
-              </w:rPr>
-              <w:t>orders(id) ON DELETE CASCADE</w:t>
+              <w:t xml:space="preserve"> с orders(id) ON DELETE CASCADE</w:t>
             </w:r>
           </w:p>
         </w:tc>
@@ -4563,14 +4548,7 @@
                 <w:rFonts w:ascii="Times New Roman" w:hAnsi="Times New Roman"/>
                 <w:sz w:val="24"/>
               </w:rPr>
-              <w:t xml:space="preserve">NOT NULL, Цена на момент заказа, CHECK (price_at_order </w:t>
-            </w:r>
-            <w:r>
-              <w:rPr>
-                <w:rFonts w:ascii="Times New Roman" w:hAnsi="Times New Roman"/>
-                <w:sz w:val="24"/>
-              </w:rPr>
-              <w:t>&gt; 0)</w:t>
+              <w:t>NOT NULL, Цена на момент заказа, CHECK (price_at_order &gt; 0)</w:t>
             </w:r>
           </w:p>
         </w:tc>
@@ -4763,15 +4741,7 @@
           <w:sz w:val="28"/>
           <w:lang w:val="ru-RU"/>
         </w:rPr>
-        <w:t>) для искл</w:t>
-      </w:r>
-      <w:r>
-        <w:rPr>
-          <w:rFonts w:ascii="Times New Roman" w:hAnsi="Times New Roman"/>
-          <w:sz w:val="28"/>
-          <w:lang w:val="ru-RU"/>
-        </w:rPr>
-        <w:t>ючения дублирования одинаковых блюд в рамках одного заказа.</w:t>
+        <w:t>) для исключения дублирования одинаковых блюд в рамках одного заказа.</w:t>
       </w:r>
     </w:p>
     <w:p>
@@ -4865,15 +4835,7 @@
           <w:sz w:val="28"/>
           <w:lang w:val="ru-RU"/>
         </w:rPr>
-        <w:t xml:space="preserve">4. Аппаратная защита ссылочной </w:t>
-      </w:r>
-      <w:r>
-        <w:rPr>
-          <w:rFonts w:ascii="Times New Roman" w:hAnsi="Times New Roman"/>
-          <w:sz w:val="28"/>
-          <w:lang w:val="ru-RU"/>
-        </w:rPr>
-        <w:t xml:space="preserve">целостности реализована через декларативные правила удаления: каскадное удаление </w:t>
+        <w:t xml:space="preserve">4. Аппаратная защита ссылочной целостности реализована через декларативные правила удаления: каскадное удаление </w:t>
       </w:r>
       <w:r>
         <w:rPr>
@@ -5000,7 +4962,7 @@
           <w:sz w:val="28"/>
           <w:lang w:val="ru-RU"/>
         </w:rPr>
-        <w:t>При технической реализации фи</w:t>
+        <w:t>При технической реализации физической модели базы данных ИС кафе «Причал» использовался следующий стек технологий:</w:t>
       </w:r>
       <w:r>
         <w:rPr>
@@ -5008,7 +4970,15 @@
           <w:sz w:val="28"/>
           <w:lang w:val="ru-RU"/>
         </w:rPr>
-        <w:t>зической модели базы данных ИС кафе «Причал» использовался следующий стек технологий:</w:t>
+        <w:br/>
+        <w:t xml:space="preserve">• СУБД: </w:t>
+      </w:r>
+      <w:r>
+        <w:rPr>
+          <w:rFonts w:ascii="Times New Roman" w:hAnsi="Times New Roman"/>
+          <w:sz w:val="28"/>
+        </w:rPr>
+        <w:t>SQLite</w:t>
       </w:r>
       <w:r>
         <w:rPr>
@@ -5016,23 +4986,24 @@
           <w:sz w:val="28"/>
           <w:lang w:val="ru-RU"/>
         </w:rPr>
-        <w:br/>
-        <w:t xml:space="preserve">• СУБД: </w:t>
-      </w:r>
+        <w:t xml:space="preserve"> версии 3 — компактная встраиваемая реляционная база данных, хранящая структуру и данные в одном локальном файле компиляции (</w:t>
+      </w:r>
+      <w:proofErr w:type="spellStart"/>
       <w:r>
         <w:rPr>
           <w:rFonts w:ascii="Times New Roman" w:hAnsi="Times New Roman"/>
           <w:sz w:val="28"/>
         </w:rPr>
-        <w:t>SQLite</w:t>
-      </w:r>
+        <w:t>capycafe</w:t>
+      </w:r>
+      <w:proofErr w:type="spellEnd"/>
       <w:r>
         <w:rPr>
           <w:rFonts w:ascii="Times New Roman" w:hAnsi="Times New Roman"/>
           <w:sz w:val="28"/>
           <w:lang w:val="ru-RU"/>
         </w:rPr>
-        <w:t xml:space="preserve"> версии 3 — компактная встраиваемая реляционная база данных, хранящая структуру и данные в одном локальном файле компиляции (</w:t>
+        <w:t>.</w:t>
       </w:r>
       <w:proofErr w:type="spellStart"/>
       <w:r>
@@ -5040,7 +5011,7 @@
           <w:rFonts w:ascii="Times New Roman" w:hAnsi="Times New Roman"/>
           <w:sz w:val="28"/>
         </w:rPr>
-        <w:t>capycafe</w:t>
+        <w:t>db</w:t>
       </w:r>
       <w:proofErr w:type="spellEnd"/>
       <w:r>
@@ -5049,41 +5020,16 @@
           <w:sz w:val="28"/>
           <w:lang w:val="ru-RU"/>
         </w:rPr>
-        <w:t>.</w:t>
-      </w:r>
-      <w:proofErr w:type="spellStart"/>
-      <w:r>
-        <w:rPr>
-          <w:rFonts w:ascii="Times New Roman" w:hAnsi="Times New Roman"/>
-          <w:sz w:val="28"/>
-        </w:rPr>
-        <w:t>db</w:t>
-      </w:r>
-      <w:proofErr w:type="spellEnd"/>
+        <w:t>);</w:t>
+      </w:r>
       <w:r>
         <w:rPr>
           <w:rFonts w:ascii="Times New Roman" w:hAnsi="Times New Roman"/>
           <w:sz w:val="28"/>
           <w:lang w:val="ru-RU"/>
         </w:rPr>
-        <w:t>);</w:t>
-      </w:r>
-      <w:r>
-        <w:rPr>
-          <w:rFonts w:ascii="Times New Roman" w:hAnsi="Times New Roman"/>
-          <w:sz w:val="28"/>
-          <w:lang w:val="ru-RU"/>
-        </w:rPr>
         <w:br/>
-        <w:t>• Язык программир</w:t>
-      </w:r>
-      <w:r>
-        <w:rPr>
-          <w:rFonts w:ascii="Times New Roman" w:hAnsi="Times New Roman"/>
-          <w:sz w:val="28"/>
-          <w:lang w:val="ru-RU"/>
-        </w:rPr>
-        <w:t xml:space="preserve">ования: </w:t>
+        <w:t xml:space="preserve">• Язык программирования: </w:t>
       </w:r>
       <w:r>
         <w:rPr>
@@ -5302,16 +5248,7 @@
           <w:sz w:val="28"/>
           <w:lang w:val="ru-RU"/>
         </w:rPr>
-        <w:t>-скриптов и тест-кейс</w:t>
-      </w:r>
-      <w:r>
-        <w:rPr>
-          <w:rFonts w:ascii="Times New Roman" w:hAnsi="Times New Roman"/>
-          <w:b/>
-          <w:sz w:val="28"/>
-          <w:lang w:val="ru-RU"/>
-        </w:rPr>
-        <w:t>ов)</w:t>
+        <w:t>-скриптов и тест-кейсов)</w:t>
       </w:r>
     </w:p>
     <w:p>
@@ -5468,7 +5405,7 @@
           <w:sz w:val="20"/>
         </w:rPr>
         <w:br/>
-        <w:t xml:space="preserve">    id INTEGER P</w:t>
+        <w:t xml:space="preserve">    id INTEGER PRIMARY KEY AUTOINCREMENT,</w:t>
       </w:r>
       <w:r>
         <w:rPr>
@@ -5476,7 +5413,8 @@
           <w:color w:val="000000"/>
           <w:sz w:val="20"/>
         </w:rPr>
-        <w:t>RIMARY KEY AUTOINCREMENT,</w:t>
+        <w:br/>
+        <w:t xml:space="preserve">    full_name TEXT NOT NULL,</w:t>
       </w:r>
       <w:r>
         <w:rPr>
@@ -5485,7 +5423,7 @@
           <w:sz w:val="20"/>
         </w:rPr>
         <w:br/>
-        <w:t xml:space="preserve">    full_name TEXT NOT NULL,</w:t>
+        <w:t xml:space="preserve">    position TEXT NOT NULL</w:t>
       </w:r>
       <w:r>
         <w:rPr>
@@ -5494,7 +5432,7 @@
           <w:sz w:val="20"/>
         </w:rPr>
         <w:br/>
-        <w:t xml:space="preserve">    position TEXT NOT NULL</w:t>
+        <w:t>);</w:t>
       </w:r>
       <w:r>
         <w:rPr>
@@ -5503,7 +5441,6 @@
           <w:sz w:val="20"/>
         </w:rPr>
         <w:br/>
-        <w:t>);</w:t>
       </w:r>
       <w:r>
         <w:rPr>
@@ -5512,6 +5449,7 @@
           <w:sz w:val="20"/>
         </w:rPr>
         <w:br/>
+        <w:t>CREATE TABLE IF NOT EXISTS order_statuses (</w:t>
       </w:r>
       <w:r>
         <w:rPr>
@@ -5520,7 +5458,7 @@
           <w:sz w:val="20"/>
         </w:rPr>
         <w:br/>
-        <w:t>CREATE TABLE IF NOT EXISTS order_statuses (</w:t>
+        <w:t xml:space="preserve">    id INTEGER PRIMARY KEY AUTOINCREMENT,</w:t>
       </w:r>
       <w:r>
         <w:rPr>
@@ -5529,7 +5467,7 @@
           <w:sz w:val="20"/>
         </w:rPr>
         <w:br/>
-        <w:t xml:space="preserve">    id INTEGER PRIMARY KEY AUTOINCREMENT,</w:t>
+        <w:t xml:space="preserve">    name TEXT NOT NULL UNIQUE</w:t>
       </w:r>
       <w:r>
         <w:rPr>
@@ -5538,7 +5476,7 @@
           <w:sz w:val="20"/>
         </w:rPr>
         <w:br/>
-        <w:t xml:space="preserve">    name TEXT NOT NULL UNIQUE</w:t>
+        <w:t>);</w:t>
       </w:r>
       <w:r>
         <w:rPr>
@@ -5547,7 +5485,6 @@
           <w:sz w:val="20"/>
         </w:rPr>
         <w:br/>
-        <w:t>);</w:t>
       </w:r>
       <w:r>
         <w:rPr>
@@ -5563,7 +5500,8 @@
           <w:color w:val="000000"/>
           <w:sz w:val="20"/>
         </w:rPr>
-        <w:br/>
+        <w:lastRenderedPageBreak/>
+        <w:t>CREATE TABLE IF NOT EXISTS dishes (</w:t>
       </w:r>
       <w:r>
         <w:rPr>
@@ -5571,8 +5509,8 @@
           <w:color w:val="000000"/>
           <w:sz w:val="20"/>
         </w:rPr>
-        <w:lastRenderedPageBreak/>
-        <w:t>CREATE TABLE IF NOT EXISTS dishes (</w:t>
+        <w:br/>
+        <w:t xml:space="preserve">    id INTEGER PRIMARY KEY AUTOINCREMENT,</w:t>
       </w:r>
       <w:r>
         <w:rPr>
@@ -5581,7 +5519,7 @@
           <w:sz w:val="20"/>
         </w:rPr>
         <w:br/>
-        <w:t xml:space="preserve">    id INTEGER</w:t>
+        <w:t xml:space="preserve">    name TEXT NOT NULL,</w:t>
       </w:r>
       <w:r>
         <w:rPr>
@@ -5589,7 +5527,8 @@
           <w:color w:val="000000"/>
           <w:sz w:val="20"/>
         </w:rPr>
-        <w:t xml:space="preserve"> PRIMARY KEY AUTOINCREMENT,</w:t>
+        <w:br/>
+        <w:t xml:space="preserve">    description TEXT,</w:t>
       </w:r>
       <w:r>
         <w:rPr>
@@ -5598,7 +5537,7 @@
           <w:sz w:val="20"/>
         </w:rPr>
         <w:br/>
-        <w:t xml:space="preserve">    name TEXT NOT NULL,</w:t>
+        <w:t xml:space="preserve">    price REAL NOT NULL,</w:t>
       </w:r>
       <w:r>
         <w:rPr>
@@ -5607,7 +5546,7 @@
           <w:sz w:val="20"/>
         </w:rPr>
         <w:br/>
-        <w:t xml:space="preserve">    description TEXT,</w:t>
+        <w:t xml:space="preserve">    is_available INTEGER NOT NULL DEFAULT 1,</w:t>
       </w:r>
       <w:r>
         <w:rPr>
@@ -5616,7 +5555,7 @@
           <w:sz w:val="20"/>
         </w:rPr>
         <w:br/>
-        <w:t xml:space="preserve">    price REAL NOT NULL,</w:t>
+        <w:t xml:space="preserve">    category_id INTEGER NOT NULL,</w:t>
       </w:r>
       <w:r>
         <w:rPr>
@@ -5625,7 +5564,7 @@
           <w:sz w:val="20"/>
         </w:rPr>
         <w:br/>
-        <w:t xml:space="preserve">    is_available INTEGER NOT NULL DEFAULT 1,</w:t>
+        <w:t xml:space="preserve">    FOREIGN KEY (category_id) REFERENCES categories(id) ON DELETE RESTRICT,</w:t>
       </w:r>
       <w:r>
         <w:rPr>
@@ -5634,7 +5573,7 @@
           <w:sz w:val="20"/>
         </w:rPr>
         <w:br/>
-        <w:t xml:space="preserve">    category_id INTEGER NOT NULL,</w:t>
+        <w:t xml:space="preserve">    CONSTRAINT chk_dish_price CHECK (price &gt; 0)</w:t>
       </w:r>
       <w:r>
         <w:rPr>
@@ -5643,7 +5582,7 @@
           <w:sz w:val="20"/>
         </w:rPr>
         <w:br/>
-        <w:t xml:space="preserve">    FOREIGN KEY (category_id) REFERENCES categories(id) ON DELETE RESTRICT,</w:t>
+        <w:t>);</w:t>
       </w:r>
       <w:r>
         <w:rPr>
@@ -5652,7 +5591,6 @@
           <w:sz w:val="20"/>
         </w:rPr>
         <w:br/>
-        <w:t xml:space="preserve">  </w:t>
       </w:r>
       <w:r>
         <w:rPr>
@@ -5660,7 +5598,8 @@
           <w:color w:val="000000"/>
           <w:sz w:val="20"/>
         </w:rPr>
-        <w:t xml:space="preserve">  CONSTRAINT chk_dish_price CHECK (price &gt; 0)</w:t>
+        <w:br/>
+        <w:t>CREATE TABLE IF NOT EXISTS orders (</w:t>
       </w:r>
       <w:r>
         <w:rPr>
@@ -5669,7 +5608,7 @@
           <w:sz w:val="20"/>
         </w:rPr>
         <w:br/>
-        <w:t>);</w:t>
+        <w:t xml:space="preserve">    id INTEGER PRIMARY KEY AUTOINCREMENT,</w:t>
       </w:r>
       <w:r>
         <w:rPr>
@@ -5678,6 +5617,7 @@
           <w:sz w:val="20"/>
         </w:rPr>
         <w:br/>
+        <w:t xml:space="preserve">    order_date TEXT NOT NULL DEFAULT (datetime('now', 'localtime')),</w:t>
       </w:r>
       <w:r>
         <w:rPr>
@@ -5686,7 +5626,7 @@
           <w:sz w:val="20"/>
         </w:rPr>
         <w:br/>
-        <w:t>CREATE TABLE IF NOT EXISTS orders (</w:t>
+        <w:t xml:space="preserve">    table_number INTEGER NOT NULL,</w:t>
       </w:r>
       <w:r>
         <w:rPr>
@@ -5695,7 +5635,7 @@
           <w:sz w:val="20"/>
         </w:rPr>
         <w:br/>
-        <w:t xml:space="preserve">    id INTEGER PRIMARY KEY AUTOINCREMENT,</w:t>
+        <w:t xml:space="preserve">    employee_id INTEGER NOT NULL,</w:t>
       </w:r>
       <w:r>
         <w:rPr>
@@ -5704,7 +5644,7 @@
           <w:sz w:val="20"/>
         </w:rPr>
         <w:br/>
-        <w:t xml:space="preserve">    order_date TEXT NOT NULL DEFAULT (datetime('now', 'localtime')),</w:t>
+        <w:t xml:space="preserve">    status_id INTEGER NOT NULL,</w:t>
       </w:r>
       <w:r>
         <w:rPr>
@@ -5713,7 +5653,7 @@
           <w:sz w:val="20"/>
         </w:rPr>
         <w:br/>
-        <w:t xml:space="preserve">    table_number INTEGER NOT NULL,</w:t>
+        <w:t xml:space="preserve">    FOREIGN KEY (employee_id) REFERENCES employees(id) ON DELETE RESTRICT,</w:t>
       </w:r>
       <w:r>
         <w:rPr>
@@ -5722,7 +5662,7 @@
           <w:sz w:val="20"/>
         </w:rPr>
         <w:br/>
-        <w:t xml:space="preserve">    employee_id INTEGER </w:t>
+        <w:t xml:space="preserve">    FOREIGN KEY (status_id) REFERENCES order_statuses(id) ON DELETE RESTRICT,</w:t>
       </w:r>
       <w:r>
         <w:rPr>
@@ -5730,7 +5670,8 @@
           <w:color w:val="000000"/>
           <w:sz w:val="20"/>
         </w:rPr>
-        <w:t>NOT NULL,</w:t>
+        <w:br/>
+        <w:t xml:space="preserve">    CONSTRAINT chk_table_number CHECK (table_number BETWEEN 1 AND 12)</w:t>
       </w:r>
       <w:r>
         <w:rPr>
@@ -5739,7 +5680,7 @@
           <w:sz w:val="20"/>
         </w:rPr>
         <w:br/>
-        <w:t xml:space="preserve">    status_id INTEGER NOT NULL,</w:t>
+        <w:t>);</w:t>
       </w:r>
       <w:r>
         <w:rPr>
@@ -5748,7 +5689,6 @@
           <w:sz w:val="20"/>
         </w:rPr>
         <w:br/>
-        <w:t xml:space="preserve">    FOREIGN KEY (employee_id) REFERENCES employees(id) ON DELETE RESTRICT,</w:t>
       </w:r>
       <w:r>
         <w:rPr>
@@ -5757,7 +5697,7 @@
           <w:sz w:val="20"/>
         </w:rPr>
         <w:br/>
-        <w:t xml:space="preserve">    FOREIGN KEY (status_id) REFERENCES order_statuses(id) ON DELETE RESTRICT,</w:t>
+        <w:t>CREATE TABLE IF NOT EXISTS order_items (</w:t>
       </w:r>
       <w:r>
         <w:rPr>
@@ -5766,7 +5706,7 @@
           <w:sz w:val="20"/>
         </w:rPr>
         <w:br/>
-        <w:t xml:space="preserve">    CONSTRAINT chk_table_number CHECK (table_number BETWEEN 1</w:t>
+        <w:t xml:space="preserve">    id INTEGER PRIMARY KEY AUTOINCREMENT,</w:t>
       </w:r>
       <w:r>
         <w:rPr>
@@ -5774,7 +5714,8 @@
           <w:color w:val="000000"/>
           <w:sz w:val="20"/>
         </w:rPr>
-        <w:t xml:space="preserve"> AND 12)</w:t>
+        <w:br/>
+        <w:t xml:space="preserve">    order_id INTEGER NOT NULL,</w:t>
       </w:r>
       <w:r>
         <w:rPr>
@@ -5783,7 +5724,7 @@
           <w:sz w:val="20"/>
         </w:rPr>
         <w:br/>
-        <w:t>);</w:t>
+        <w:t xml:space="preserve">    dish_id INTEGER NOT NULL,</w:t>
       </w:r>
       <w:r>
         <w:rPr>
@@ -5792,6 +5733,7 @@
           <w:sz w:val="20"/>
         </w:rPr>
         <w:br/>
+        <w:t xml:space="preserve">    quantity INTEGER NOT NULL,</w:t>
       </w:r>
       <w:r>
         <w:rPr>
@@ -5800,7 +5742,7 @@
           <w:sz w:val="20"/>
         </w:rPr>
         <w:br/>
-        <w:t>CREATE TABLE IF NOT EXISTS order_items (</w:t>
+        <w:t xml:space="preserve">    price_at_order REAL NOT NULL,</w:t>
       </w:r>
       <w:r>
         <w:rPr>
@@ -5809,60 +5751,7 @@
           <w:sz w:val="20"/>
         </w:rPr>
         <w:br/>
-        <w:t xml:space="preserve">    id INTEGER PRIMARY KEY AUTOINCREMENT,</w:t>
-      </w:r>
-      <w:r>
-        <w:rPr>
-          <w:rFonts w:ascii="Consolas" w:hAnsi="Consolas"/>
-          <w:color w:val="000000"/>
-          <w:sz w:val="20"/>
-        </w:rPr>
-        <w:br/>
-        <w:t xml:space="preserve">    order_id INTEGER NOT NULL,</w:t>
-      </w:r>
-      <w:r>
-        <w:rPr>
-          <w:rFonts w:ascii="Consolas" w:hAnsi="Consolas"/>
-          <w:color w:val="000000"/>
-          <w:sz w:val="20"/>
-        </w:rPr>
-        <w:br/>
-        <w:t xml:space="preserve">    dish_id INTEGER NOT NULL,</w:t>
-      </w:r>
-      <w:r>
-        <w:rPr>
-          <w:rFonts w:ascii="Consolas" w:hAnsi="Consolas"/>
-          <w:color w:val="000000"/>
-          <w:sz w:val="20"/>
-        </w:rPr>
-        <w:br/>
-        <w:t xml:space="preserve">    quantity INTEGER NOT NULL,</w:t>
-      </w:r>
-      <w:r>
-        <w:rPr>
-          <w:rFonts w:ascii="Consolas" w:hAnsi="Consolas"/>
-          <w:color w:val="000000"/>
-          <w:sz w:val="20"/>
-        </w:rPr>
-        <w:br/>
-        <w:t xml:space="preserve">    price_at_order REAL NOT NULL,</w:t>
-      </w:r>
-      <w:r>
-        <w:rPr>
-          <w:rFonts w:ascii="Consolas" w:hAnsi="Consolas"/>
-          <w:color w:val="000000"/>
-          <w:sz w:val="20"/>
-        </w:rPr>
-        <w:br/>
-        <w:t xml:space="preserve">    FOREIGN KEY (order_id) REFEREN</w:t>
-      </w:r>
-      <w:r>
-        <w:rPr>
-          <w:rFonts w:ascii="Consolas" w:hAnsi="Consolas"/>
-          <w:color w:val="000000"/>
-          <w:sz w:val="20"/>
-        </w:rPr>
-        <w:t>CES orders(id) ON DELETE CASCADE,</w:t>
+        <w:t xml:space="preserve">    FOREIGN KEY (order_id) REFERENCES orders(id) ON DELETE CASCADE,</w:t>
       </w:r>
       <w:r>
         <w:rPr>
@@ -5925,16 +5814,7 @@
           <w:sz w:val="28"/>
           <w:lang w:val="ru-RU"/>
         </w:rPr>
-        <w:t>2.4.2 Вы</w:t>
-      </w:r>
-      <w:r>
-        <w:rPr>
-          <w:rFonts w:ascii="Times New Roman" w:hAnsi="Times New Roman"/>
-          <w:b/>
-          <w:sz w:val="28"/>
-          <w:lang w:val="ru-RU"/>
-        </w:rPr>
-        <w:t xml:space="preserve">полнение проверочных информационных </w:t>
+        <w:t xml:space="preserve">2.4.2 Выполнение проверочных информационных </w:t>
       </w:r>
       <w:r>
         <w:rPr>
@@ -6004,24 +5884,25 @@
           <w:color w:val="000000"/>
           <w:sz w:val="20"/>
         </w:rPr>
-        <w:t xml:space="preserve">, c.name AS category_name </w:t>
-      </w:r>
+        <w:t xml:space="preserve">, c.name AS </w:t>
+      </w:r>
+      <w:proofErr w:type="spellStart"/>
       <w:r>
         <w:rPr>
           <w:rFonts w:ascii="Consolas" w:hAnsi="Consolas"/>
           <w:color w:val="000000"/>
           <w:sz w:val="20"/>
         </w:rPr>
-        <w:br/>
-        <w:t>FROM dishes d</w:t>
-      </w:r>
+        <w:t>category_name</w:t>
+      </w:r>
+      <w:proofErr w:type="spellEnd"/>
       <w:r>
         <w:rPr>
           <w:rFonts w:ascii="Consolas" w:hAnsi="Consolas"/>
           <w:color w:val="000000"/>
           <w:sz w:val="20"/>
         </w:rPr>
-        <w:br/>
+        <w:t xml:space="preserve"> </w:t>
       </w:r>
       <w:r>
         <w:rPr>
@@ -6029,8 +5910,8 @@
           <w:color w:val="000000"/>
           <w:sz w:val="20"/>
         </w:rPr>
-        <w:lastRenderedPageBreak/>
-        <w:t>JOIN categories c ON d.category_id = c.id</w:t>
+        <w:br/>
+        <w:t>FROM dishes d</w:t>
       </w:r>
       <w:r>
         <w:rPr>
@@ -6039,7 +5920,6 @@
           <w:sz w:val="20"/>
         </w:rPr>
         <w:br/>
-        <w:t>WHERE d.is_available = 1 AND d.ca</w:t>
       </w:r>
       <w:r>
         <w:rPr>
@@ -6047,7 +5927,17 @@
           <w:color w:val="000000"/>
           <w:sz w:val="20"/>
         </w:rPr>
-        <w:t>tegory_id = 3 AND d.name LIKE '%Уха%'</w:t>
+        <w:lastRenderedPageBreak/>
+        <w:t>JOIN categories c ON d.category_id = c.id</w:t>
+      </w:r>
+      <w:r>
+        <w:rPr>
+          <w:rFonts w:ascii="Consolas" w:hAnsi="Consolas"/>
+          <w:color w:val="000000"/>
+          <w:sz w:val="20"/>
+        </w:rPr>
+        <w:br/>
+        <w:t>WHERE d.is_available = 1 AND d.category_id = 3 AND d.name LIKE '%Уха%'</w:t>
       </w:r>
       <w:r>
         <w:rPr>
@@ -6127,7 +6017,25 @@
           <w:color w:val="000000"/>
           <w:sz w:val="20"/>
         </w:rPr>
-        <w:t xml:space="preserve">, e.full_name, s.name, </w:t>
+        <w:t xml:space="preserve">, </w:t>
+      </w:r>
+      <w:proofErr w:type="spellStart"/>
+      <w:r>
+        <w:rPr>
+          <w:rFonts w:ascii="Consolas" w:hAnsi="Consolas"/>
+          <w:color w:val="000000"/>
+          <w:sz w:val="20"/>
+        </w:rPr>
+        <w:t>e.full_name</w:t>
+      </w:r>
+      <w:proofErr w:type="spellEnd"/>
+      <w:r>
+        <w:rPr>
+          <w:rFonts w:ascii="Consolas" w:hAnsi="Consolas"/>
+          <w:color w:val="000000"/>
+          <w:sz w:val="20"/>
+        </w:rPr>
+        <w:t xml:space="preserve">, s.name, </w:t>
       </w:r>
       <w:r>
         <w:rPr>
@@ -6225,33 +6133,43 @@
           <w:color w:val="000000"/>
           <w:sz w:val="20"/>
         </w:rPr>
-        <w:t xml:space="preserve">SELECT d.name, </w:t>
-      </w:r>
+        <w:t>SELECT d.name, SUM(</w:t>
+      </w:r>
+      <w:proofErr w:type="spellStart"/>
       <w:r>
         <w:rPr>
           <w:rFonts w:ascii="Consolas" w:hAnsi="Consolas"/>
           <w:color w:val="000000"/>
           <w:sz w:val="20"/>
         </w:rPr>
-        <w:t>SUM(</w:t>
-      </w:r>
-      <w:proofErr w:type="spellStart"/>
+        <w:t>oi.quantity</w:t>
+      </w:r>
+      <w:proofErr w:type="spellEnd"/>
       <w:r>
         <w:rPr>
           <w:rFonts w:ascii="Consolas" w:hAnsi="Consolas"/>
           <w:color w:val="000000"/>
           <w:sz w:val="20"/>
         </w:rPr>
-        <w:t>oi.quantity</w:t>
-      </w:r>
-      <w:proofErr w:type="spellEnd"/>
+        <w:t>) AS sold, SUM(</w:t>
+      </w:r>
+      <w:proofErr w:type="spellStart"/>
       <w:r>
         <w:rPr>
           <w:rFonts w:ascii="Consolas" w:hAnsi="Consolas"/>
           <w:color w:val="000000"/>
           <w:sz w:val="20"/>
         </w:rPr>
-        <w:t>) AS sold, SUM(oi.quantity * oi.price_at_order) AS revenue</w:t>
+        <w:t>oi.quantity</w:t>
+      </w:r>
+      <w:proofErr w:type="spellEnd"/>
+      <w:r>
+        <w:rPr>
+          <w:rFonts w:ascii="Consolas" w:hAnsi="Consolas"/>
+          <w:color w:val="000000"/>
+          <w:sz w:val="20"/>
+        </w:rPr>
+        <w:t xml:space="preserve"> * oi.price_at_order) AS revenue</w:t>
       </w:r>
       <w:r>
         <w:rPr>
@@ -6340,24 +6258,33 @@
           <w:sz w:val="28"/>
           <w:lang w:val="ru-RU"/>
         </w:rPr>
-        <w:t>В ходе реализаци</w:t>
-      </w:r>
+        <w:t xml:space="preserve">В ходе реализации Этапа 4 спроектирована и </w:t>
+      </w:r>
+      <w:proofErr w:type="spellStart"/>
       <w:r>
         <w:rPr>
           <w:rFonts w:ascii="Times New Roman" w:hAnsi="Times New Roman"/>
           <w:sz w:val="28"/>
           <w:lang w:val="ru-RU"/>
         </w:rPr>
-        <w:t xml:space="preserve">и Этапа 4 спроектирована и </w:t>
-      </w:r>
-      <w:proofErr w:type="spellStart"/>
+        <w:t>программно</w:t>
+      </w:r>
+      <w:proofErr w:type="spellEnd"/>
       <w:r>
         <w:rPr>
           <w:rFonts w:ascii="Times New Roman" w:hAnsi="Times New Roman"/>
           <w:sz w:val="28"/>
           <w:lang w:val="ru-RU"/>
         </w:rPr>
-        <w:t>программно</w:t>
+        <w:t xml:space="preserve"> развернута реляционная база данных </w:t>
+      </w:r>
+      <w:proofErr w:type="spellStart"/>
+      <w:r>
+        <w:rPr>
+          <w:rFonts w:ascii="Times New Roman" w:hAnsi="Times New Roman"/>
+          <w:sz w:val="28"/>
+        </w:rPr>
+        <w:t>capycafe</w:t>
       </w:r>
       <w:proofErr w:type="spellEnd"/>
       <w:r>
@@ -6366,7 +6293,7 @@
           <w:sz w:val="28"/>
           <w:lang w:val="ru-RU"/>
         </w:rPr>
-        <w:t xml:space="preserve"> развернута реляционная база данных </w:t>
+        <w:t>.</w:t>
       </w:r>
       <w:proofErr w:type="spellStart"/>
       <w:r>
@@ -6374,7 +6301,7 @@
           <w:rFonts w:ascii="Times New Roman" w:hAnsi="Times New Roman"/>
           <w:sz w:val="28"/>
         </w:rPr>
-        <w:t>capycafe</w:t>
+        <w:t>db</w:t>
       </w:r>
       <w:proofErr w:type="spellEnd"/>
       <w:r>
@@ -6383,42 +6310,7 @@
           <w:sz w:val="28"/>
           <w:lang w:val="ru-RU"/>
         </w:rPr>
-        <w:t>.</w:t>
-      </w:r>
-      <w:proofErr w:type="spellStart"/>
-      <w:r>
-        <w:rPr>
-          <w:rFonts w:ascii="Times New Roman" w:hAnsi="Times New Roman"/>
-          <w:sz w:val="28"/>
-        </w:rPr>
-        <w:t>db</w:t>
-      </w:r>
-      <w:proofErr w:type="spellEnd"/>
-      <w:r>
-        <w:rPr>
-          <w:rFonts w:ascii="Times New Roman" w:hAnsi="Times New Roman"/>
-          <w:sz w:val="28"/>
-          <w:lang w:val="ru-RU"/>
-        </w:rPr>
-        <w:t>.</w:t>
-      </w:r>
-      <w:bookmarkStart w:id="0" w:name="_GoBack"/>
-      <w:bookmarkEnd w:id="0"/>
-      <w:r>
-        <w:rPr>
-          <w:rFonts w:ascii="Times New Roman" w:hAnsi="Times New Roman"/>
-          <w:sz w:val="28"/>
-          <w:lang w:val="ru-RU"/>
-        </w:rPr>
-        <w:t xml:space="preserve"> Проведенные испытания с помощью автоматизированного скрипта верификации подтвердили стабильность функционирования агрегатных выборок, корректность обработки связей и отка</w:t>
-      </w:r>
-      <w:r>
-        <w:rPr>
-          <w:rFonts w:ascii="Times New Roman" w:hAnsi="Times New Roman"/>
-          <w:sz w:val="28"/>
-          <w:lang w:val="ru-RU"/>
-        </w:rPr>
-        <w:t xml:space="preserve">зоустойчивость защитных барьеров </w:t>
+        <w:t xml:space="preserve">. Проведенные испытания с помощью автоматизированного скрипта верификации подтвердили стабильность функционирования агрегатных выборок, корректность обработки связей и отказоустойчивость защитных барьеров </w:t>
       </w:r>
       <w:r>
         <w:rPr>
@@ -6452,6 +6344,154 @@
           <w:lang w:val="ru-RU"/>
         </w:rPr>
         <w:t>Общий вывод по главе 2</w:t>
+      </w:r>
+    </w:p>
+    <w:p>
+      <w:pPr>
+        <w:spacing w:after="0" w:line="360" w:lineRule="auto"/>
+        <w:ind w:firstLine="851"/>
+        <w:rPr>
+          <w:rFonts w:ascii="Times New Roman" w:hAnsi="Times New Roman"/>
+          <w:sz w:val="28"/>
+        </w:rPr>
+      </w:pPr>
+      <w:r>
+        <w:rPr>
+          <w:rFonts w:ascii="Times New Roman" w:hAnsi="Times New Roman"/>
+          <w:sz w:val="28"/>
+          <w:lang w:val="ru-RU"/>
+        </w:rPr>
+        <w:t xml:space="preserve">Технологический этап разработки базы данных информационной системы успешно завершен. Созданная физическая модель полностью соответствует инфологической структуре предметной области кафе, не содержит избыточности и </w:t>
+      </w:r>
+      <w:proofErr w:type="spellStart"/>
+      <w:r>
+        <w:rPr>
+          <w:rFonts w:ascii="Times New Roman" w:hAnsi="Times New Roman"/>
+          <w:sz w:val="28"/>
+          <w:lang w:val="ru-RU"/>
+        </w:rPr>
+        <w:t>аппаратно</w:t>
+      </w:r>
+      <w:proofErr w:type="spellEnd"/>
+      <w:r>
+        <w:rPr>
+          <w:rFonts w:ascii="Times New Roman" w:hAnsi="Times New Roman"/>
+          <w:sz w:val="28"/>
+          <w:lang w:val="ru-RU"/>
+        </w:rPr>
+        <w:t xml:space="preserve"> предотвращает появление логических аномалий данных. </w:t>
+      </w:r>
+      <w:proofErr w:type="spellStart"/>
+      <w:r>
+        <w:rPr>
+          <w:rFonts w:ascii="Times New Roman" w:hAnsi="Times New Roman"/>
+          <w:sz w:val="28"/>
+        </w:rPr>
+        <w:t>База</w:t>
+      </w:r>
+      <w:proofErr w:type="spellEnd"/>
+      <w:r>
+        <w:rPr>
+          <w:rFonts w:ascii="Times New Roman" w:hAnsi="Times New Roman"/>
+          <w:sz w:val="28"/>
+        </w:rPr>
+        <w:t xml:space="preserve"> </w:t>
+      </w:r>
+      <w:proofErr w:type="spellStart"/>
+      <w:r>
+        <w:rPr>
+          <w:rFonts w:ascii="Times New Roman" w:hAnsi="Times New Roman"/>
+          <w:sz w:val="28"/>
+        </w:rPr>
+        <w:t>полностью</w:t>
+      </w:r>
+      <w:proofErr w:type="spellEnd"/>
+      <w:r>
+        <w:rPr>
+          <w:rFonts w:ascii="Times New Roman" w:hAnsi="Times New Roman"/>
+          <w:sz w:val="28"/>
+        </w:rPr>
+        <w:t xml:space="preserve"> </w:t>
+      </w:r>
+      <w:proofErr w:type="spellStart"/>
+      <w:r>
+        <w:rPr>
+          <w:rFonts w:ascii="Times New Roman" w:hAnsi="Times New Roman"/>
+          <w:sz w:val="28"/>
+        </w:rPr>
+        <w:t>готова</w:t>
+      </w:r>
+      <w:proofErr w:type="spellEnd"/>
+      <w:r>
+        <w:rPr>
+          <w:rFonts w:ascii="Times New Roman" w:hAnsi="Times New Roman"/>
+          <w:sz w:val="28"/>
+        </w:rPr>
+        <w:t xml:space="preserve"> к программному </w:t>
+      </w:r>
+      <w:proofErr w:type="spellStart"/>
+      <w:r>
+        <w:rPr>
+          <w:rFonts w:ascii="Times New Roman" w:hAnsi="Times New Roman"/>
+          <w:sz w:val="28"/>
+        </w:rPr>
+        <w:t>взаимодействию</w:t>
+      </w:r>
+      <w:proofErr w:type="spellEnd"/>
+      <w:r>
+        <w:rPr>
+          <w:rFonts w:ascii="Times New Roman" w:hAnsi="Times New Roman"/>
+          <w:sz w:val="28"/>
+        </w:rPr>
+        <w:t xml:space="preserve"> </w:t>
+      </w:r>
+      <w:proofErr w:type="spellStart"/>
+      <w:r>
+        <w:rPr>
+          <w:rFonts w:ascii="Times New Roman" w:hAnsi="Times New Roman"/>
+          <w:sz w:val="28"/>
+        </w:rPr>
+        <w:t>на</w:t>
+      </w:r>
+      <w:proofErr w:type="spellEnd"/>
+      <w:r>
+        <w:rPr>
+          <w:rFonts w:ascii="Times New Roman" w:hAnsi="Times New Roman"/>
+          <w:sz w:val="28"/>
+        </w:rPr>
+        <w:t xml:space="preserve"> </w:t>
+      </w:r>
+      <w:proofErr w:type="spellStart"/>
+      <w:r>
+        <w:rPr>
+          <w:rFonts w:ascii="Times New Roman" w:hAnsi="Times New Roman"/>
+          <w:sz w:val="28"/>
+        </w:rPr>
+        <w:t>следующем</w:t>
+      </w:r>
+      <w:proofErr w:type="spellEnd"/>
+      <w:r>
+        <w:rPr>
+          <w:rFonts w:ascii="Times New Roman" w:hAnsi="Times New Roman"/>
+          <w:sz w:val="28"/>
+        </w:rPr>
+        <w:t xml:space="preserve"> </w:t>
+      </w:r>
+      <w:proofErr w:type="spellStart"/>
+      <w:r>
+        <w:rPr>
+          <w:rFonts w:ascii="Times New Roman" w:hAnsi="Times New Roman"/>
+          <w:sz w:val="28"/>
+        </w:rPr>
+        <w:t>этапе</w:t>
+      </w:r>
+      <w:proofErr w:type="spellEnd"/>
+      <w:r>
+        <w:rPr>
+          <w:rFonts w:ascii="Times New Roman" w:hAnsi="Times New Roman"/>
+          <w:sz w:val="28"/>
+        </w:rPr>
+        <w:t>.</w:t>
       </w:r>
     </w:p>
     <w:p>
@@ -6460,87 +6500,45 @@
         <w:ind w:firstLine="851"/>
       </w:pPr>
       <w:r>
-        <w:rPr>
-          <w:rFonts w:ascii="Times New Roman" w:hAnsi="Times New Roman"/>
-          <w:sz w:val="28"/>
-          <w:lang w:val="ru-RU"/>
-        </w:rPr>
-        <w:t>Технологический этап разработки базы данных информационной системы успешно завершен. Созданная физическая модель полностью соответствует инфологической структуре предметной области кафе, не сод</w:t>
-      </w:r>
-      <w:r>
-        <w:rPr>
-          <w:rFonts w:ascii="Times New Roman" w:hAnsi="Times New Roman"/>
-          <w:sz w:val="28"/>
-          <w:lang w:val="ru-RU"/>
-        </w:rPr>
-        <w:t xml:space="preserve">ержит избыточности и </w:t>
-      </w:r>
-      <w:proofErr w:type="spellStart"/>
-      <w:r>
-        <w:rPr>
-          <w:rFonts w:ascii="Times New Roman" w:hAnsi="Times New Roman"/>
-          <w:sz w:val="28"/>
-          <w:lang w:val="ru-RU"/>
-        </w:rPr>
-        <w:t>аппаратно</w:t>
-      </w:r>
-      <w:proofErr w:type="spellEnd"/>
-      <w:r>
-        <w:rPr>
-          <w:rFonts w:ascii="Times New Roman" w:hAnsi="Times New Roman"/>
-          <w:sz w:val="28"/>
-          <w:lang w:val="ru-RU"/>
-        </w:rPr>
-        <w:t xml:space="preserve"> предотвращает появление логических аномалий данных. </w:t>
-      </w:r>
-      <w:proofErr w:type="spellStart"/>
-      <w:r>
-        <w:rPr>
-          <w:rFonts w:ascii="Times New Roman" w:hAnsi="Times New Roman"/>
-          <w:sz w:val="28"/>
-        </w:rPr>
-        <w:t>База</w:t>
-      </w:r>
-      <w:proofErr w:type="spellEnd"/>
-      <w:r>
-        <w:rPr>
-          <w:rFonts w:ascii="Times New Roman" w:hAnsi="Times New Roman"/>
-          <w:sz w:val="28"/>
-        </w:rPr>
-        <w:t xml:space="preserve"> </w:t>
-      </w:r>
-      <w:proofErr w:type="spellStart"/>
-      <w:r>
-        <w:rPr>
-          <w:rFonts w:ascii="Times New Roman" w:hAnsi="Times New Roman"/>
-          <w:sz w:val="28"/>
-        </w:rPr>
-        <w:t>полностью</w:t>
-      </w:r>
-      <w:proofErr w:type="spellEnd"/>
-      <w:r>
-        <w:rPr>
-          <w:rFonts w:ascii="Times New Roman" w:hAnsi="Times New Roman"/>
-          <w:sz w:val="28"/>
-        </w:rPr>
-        <w:t xml:space="preserve"> </w:t>
-      </w:r>
-      <w:proofErr w:type="spellStart"/>
-      <w:r>
-        <w:rPr>
-          <w:rFonts w:ascii="Times New Roman" w:hAnsi="Times New Roman"/>
-          <w:sz w:val="28"/>
-        </w:rPr>
-        <w:t>готова</w:t>
-      </w:r>
-      <w:proofErr w:type="spellEnd"/>
-      <w:r>
-        <w:rPr>
-          <w:rFonts w:ascii="Times New Roman" w:hAnsi="Times New Roman"/>
-          <w:sz w:val="28"/>
-        </w:rPr>
-        <w:t xml:space="preserve"> к программному взаимодействию на следующем этапе.</w:t>
-      </w:r>
+        <w:lastRenderedPageBreak/>
+        <w:drawing>
+          <wp:inline distT="0" distB="0" distL="0" distR="0" wp14:anchorId="51D9E98F" wp14:editId="08A22519">
+            <wp:extent cx="6336665" cy="4368800"/>
+            <wp:effectExtent l="0" t="0" r="6985" b="0"/>
+            <wp:docPr id="1" name="Рисунок 1"/>
+            <wp:cNvGraphicFramePr>
+              <a:graphicFrameLocks xmlns:a="http://schemas.openxmlformats.org/drawingml/2006/main" noChangeAspect="1"/>
+            </wp:cNvGraphicFramePr>
+            <a:graphic xmlns:a="http://schemas.openxmlformats.org/drawingml/2006/main">
+              <a:graphicData uri="http://schemas.openxmlformats.org/drawingml/2006/picture">
+                <pic:pic xmlns:pic="http://schemas.openxmlformats.org/drawingml/2006/picture">
+                  <pic:nvPicPr>
+                    <pic:cNvPr id="1" name=""/>
+                    <pic:cNvPicPr/>
+                  </pic:nvPicPr>
+                  <pic:blipFill>
+                    <a:blip r:embed="rId6"/>
+                    <a:stretch>
+                      <a:fillRect/>
+                    </a:stretch>
+                  </pic:blipFill>
+                  <pic:spPr>
+                    <a:xfrm>
+                      <a:off x="0" y="0"/>
+                      <a:ext cx="6336665" cy="4368800"/>
+                    </a:xfrm>
+                    <a:prstGeom prst="rect">
+                      <a:avLst/>
+                    </a:prstGeom>
+                  </pic:spPr>
+                </pic:pic>
+              </a:graphicData>
+            </a:graphic>
+          </wp:inline>
+        </w:drawing>
+      </w:r>
+      <w:bookmarkStart w:id="0" w:name="_GoBack"/>
+      <w:bookmarkEnd w:id="0"/>
     </w:p>
     <w:sectPr>
       <w:pgSz w:w="12240" w:h="15840"/>
@@ -18458,7 +18456,7 @@
 </file>
 
 <file path=customXml/itemProps1.xml><?xml version="1.0" encoding="utf-8"?>
-<ds:datastoreItem xmlns:ds="http://schemas.openxmlformats.org/officeDocument/2006/customXml" ds:itemID="{0D55562E-74AD-431F-AD9A-52080FA21F38}">
+<ds:datastoreItem xmlns:ds="http://schemas.openxmlformats.org/officeDocument/2006/customXml" ds:itemID="{21528956-C685-4C23-8E2B-4740606A8E78}">
   <ds:schemaRefs>
     <ds:schemaRef ds:uri="http://schemas.openxmlformats.org/officeDocument/2006/bibliography"/>
   </ds:schemaRefs>

--- a/theory/Этап4.docx
+++ b/theory/Этап4.docx
@@ -1,6 +1,6 @@
 
 <file path=word/document.xml><?xml version="1.0" encoding="utf-8"?>
-<w:document xmlns:wpc="http://schemas.microsoft.com/office/word/2010/wordprocessingCanvas" xmlns:cx="http://schemas.microsoft.com/office/drawing/2014/chartex" xmlns:mc="http://schemas.openxmlformats.org/markup-compatibility/2006" xmlns:o="urn:schemas-microsoft-com:office:office" xmlns:r="http://schemas.openxmlformats.org/officeDocument/2006/relationships" xmlns:m="http://schemas.openxmlformats.org/officeDocument/2006/math" xmlns:v="urn:schemas-microsoft-com:vml" xmlns:wp14="http://schemas.microsoft.com/office/word/2010/wordprocessingDrawing" xmlns:wp="http://schemas.openxmlformats.org/drawingml/2006/wordprocessingDrawing" xmlns:w10="urn:schemas-microsoft-com:office:word" xmlns:w="http://schemas.openxmlformats.org/wordprocessingml/2006/main" xmlns:w14="http://schemas.microsoft.com/office/word/2010/wordml" xmlns:w15="http://schemas.microsoft.com/office/word/2012/wordml" xmlns:w16se="http://schemas.microsoft.com/office/word/2015/wordml/symex" xmlns:wpg="http://schemas.microsoft.com/office/word/2010/wordprocessingGroup" xmlns:wpi="http://schemas.microsoft.com/office/word/2010/wordprocessingInk" xmlns:wne="http://schemas.microsoft.com/office/word/2006/wordml" xmlns:wps="http://schemas.microsoft.com/office/word/2010/wordprocessingShape" mc:Ignorable="w14 w15 w16se wp14">
+<w:document xmlns:wpc="http://schemas.microsoft.com/office/word/2010/wordprocessingCanvas" xmlns:cx="http://schemas.microsoft.com/office/drawing/2014/chartex" xmlns:cx1="http://schemas.microsoft.com/office/drawing/2015/9/8/chartex" xmlns:cx2="http://schemas.microsoft.com/office/drawing/2015/10/21/chartex" xmlns:cx3="http://schemas.microsoft.com/office/drawing/2016/5/9/chartex" xmlns:cx4="http://schemas.microsoft.com/office/drawing/2016/5/10/chartex" xmlns:cx5="http://schemas.microsoft.com/office/drawing/2016/5/11/chartex" xmlns:cx6="http://schemas.microsoft.com/office/drawing/2016/5/12/chartex" xmlns:cx7="http://schemas.microsoft.com/office/drawing/2016/5/13/chartex" xmlns:cx8="http://schemas.microsoft.com/office/drawing/2016/5/14/chartex" xmlns:mc="http://schemas.openxmlformats.org/markup-compatibility/2006" xmlns:aink="http://schemas.microsoft.com/office/drawing/2016/ink" xmlns:am3d="http://schemas.microsoft.com/office/drawing/2017/model3d" xmlns:o="urn:schemas-microsoft-com:office:office" xmlns:oel="http://schemas.microsoft.com/office/2019/extlst" xmlns:r="http://schemas.openxmlformats.org/officeDocument/2006/relationships" xmlns:m="http://schemas.openxmlformats.org/officeDocument/2006/math" xmlns:v="urn:schemas-microsoft-com:vml" xmlns:wp14="http://schemas.microsoft.com/office/word/2010/wordprocessingDrawing" xmlns:wp="http://schemas.openxmlformats.org/drawingml/2006/wordprocessingDrawing" xmlns:w10="urn:schemas-microsoft-com:office:word" xmlns:w="http://schemas.openxmlformats.org/wordprocessingml/2006/main" xmlns:w14="http://schemas.microsoft.com/office/word/2010/wordml" xmlns:w15="http://schemas.microsoft.com/office/word/2012/wordml" xmlns:w16cex="http://schemas.microsoft.com/office/word/2018/wordml/cex" xmlns:w16cid="http://schemas.microsoft.com/office/word/2016/wordml/cid" xmlns:w16="http://schemas.microsoft.com/office/word/2018/wordml" xmlns:w16du="http://schemas.microsoft.com/office/word/2023/wordml/word16du" xmlns:w16sdtdh="http://schemas.microsoft.com/office/word/2020/wordml/sdtdatahash" xmlns:w16sdtfl="http://schemas.microsoft.com/office/word/2024/wordml/sdtformatlock" xmlns:w16se="http://schemas.microsoft.com/office/word/2015/wordml/symex" xmlns:wpg="http://schemas.microsoft.com/office/word/2010/wordprocessingGroup" xmlns:wpi="http://schemas.microsoft.com/office/word/2010/wordprocessingInk" xmlns:wne="http://schemas.microsoft.com/office/word/2006/wordml" xmlns:wps="http://schemas.microsoft.com/office/word/2010/wordprocessingShape" mc:Ignorable="w14 w15 w16se w16cid w16 w16cex w16sdtdh w16sdtfl w16du wp14">
   <w:body>
     <w:p>
       <w:pPr>
@@ -5126,7 +5126,6 @@
         </w:rPr>
         <w:t xml:space="preserve">): </w:t>
       </w:r>
-      <w:proofErr w:type="spellStart"/>
       <w:r>
         <w:rPr>
           <w:rFonts w:ascii="Times New Roman" w:hAnsi="Times New Roman"/>
@@ -5134,7 +5133,6 @@
         </w:rPr>
         <w:t>PyCharm</w:t>
       </w:r>
-      <w:proofErr w:type="spellEnd"/>
       <w:r>
         <w:rPr>
           <w:rFonts w:ascii="Times New Roman" w:hAnsi="Times New Roman"/>
@@ -6126,32 +6124,28 @@
         </w:pBdr>
         <w:spacing w:after="0" w:line="360" w:lineRule="auto"/>
         <w:ind w:firstLine="851"/>
-      </w:pPr>
-      <w:r>
         <w:rPr>
           <w:rFonts w:ascii="Consolas" w:hAnsi="Consolas"/>
           <w:color w:val="000000"/>
           <w:sz w:val="20"/>
         </w:rPr>
-        <w:t>SELECT d.name, SUM(</w:t>
-      </w:r>
-      <w:proofErr w:type="spellStart"/>
+      </w:pPr>
       <w:r>
         <w:rPr>
           <w:rFonts w:ascii="Consolas" w:hAnsi="Consolas"/>
           <w:color w:val="000000"/>
           <w:sz w:val="20"/>
         </w:rPr>
-        <w:t>oi.quantity</w:t>
-      </w:r>
-      <w:proofErr w:type="spellEnd"/>
+        <w:t xml:space="preserve">SELECT d.name, </w:t>
+      </w:r>
+      <w:proofErr w:type="gramStart"/>
       <w:r>
         <w:rPr>
           <w:rFonts w:ascii="Consolas" w:hAnsi="Consolas"/>
           <w:color w:val="000000"/>
           <w:sz w:val="20"/>
         </w:rPr>
-        <w:t>) AS sold, SUM(</w:t>
+        <w:t>SUM(</w:t>
       </w:r>
       <w:proofErr w:type="spellStart"/>
       <w:r>
@@ -6163,58 +6157,60 @@
         <w:t>oi.quantity</w:t>
       </w:r>
       <w:proofErr w:type="spellEnd"/>
+      <w:proofErr w:type="gramEnd"/>
       <w:r>
         <w:rPr>
           <w:rFonts w:ascii="Consolas" w:hAnsi="Consolas"/>
           <w:color w:val="000000"/>
           <w:sz w:val="20"/>
         </w:rPr>
-        <w:t xml:space="preserve"> * oi.price_at_order) AS revenue</w:t>
-      </w:r>
+        <w:t xml:space="preserve">) AS sold, </w:t>
+      </w:r>
+      <w:proofErr w:type="gramStart"/>
       <w:r>
         <w:rPr>
           <w:rFonts w:ascii="Consolas" w:hAnsi="Consolas"/>
           <w:color w:val="000000"/>
           <w:sz w:val="20"/>
         </w:rPr>
-        <w:br/>
-        <w:t>FROM order_items oi</w:t>
-      </w:r>
+        <w:t>SUM(</w:t>
+      </w:r>
+      <w:proofErr w:type="spellStart"/>
       <w:r>
         <w:rPr>
           <w:rFonts w:ascii="Consolas" w:hAnsi="Consolas"/>
           <w:color w:val="000000"/>
           <w:sz w:val="20"/>
         </w:rPr>
-        <w:br/>
-        <w:t>JOIN dishes d ON oi.dish_id = d.id</w:t>
-      </w:r>
+        <w:t>oi.quantity</w:t>
+      </w:r>
+      <w:proofErr w:type="spellEnd"/>
+      <w:proofErr w:type="gramEnd"/>
       <w:r>
         <w:rPr>
           <w:rFonts w:ascii="Consolas" w:hAnsi="Consolas"/>
           <w:color w:val="000000"/>
           <w:sz w:val="20"/>
         </w:rPr>
-        <w:br/>
-        <w:t>JOIN orders o ON oi.order_id = o.id</w:t>
-      </w:r>
+        <w:t xml:space="preserve"> * </w:t>
+      </w:r>
+      <w:proofErr w:type="gramStart"/>
       <w:r>
         <w:rPr>
           <w:rFonts w:ascii="Consolas" w:hAnsi="Consolas"/>
           <w:color w:val="000000"/>
           <w:sz w:val="20"/>
         </w:rPr>
-        <w:br/>
-        <w:t>WHERE o.status_id = 5</w:t>
-      </w:r>
+        <w:t>oi.price</w:t>
+      </w:r>
+      <w:proofErr w:type="gramEnd"/>
       <w:r>
         <w:rPr>
           <w:rFonts w:ascii="Consolas" w:hAnsi="Consolas"/>
           <w:color w:val="000000"/>
           <w:sz w:val="20"/>
         </w:rPr>
-        <w:br/>
-        <w:t>GROUP BY d.id</w:t>
+        <w:t>_at_order) AS revenue</w:t>
       </w:r>
       <w:r>
         <w:rPr>
@@ -6223,289 +6219,124 @@
           <w:sz w:val="20"/>
         </w:rPr>
         <w:br/>
+        <w:t>FROM order_items oi</w:t>
+      </w:r>
+      <w:r>
+        <w:rPr>
+          <w:rFonts w:ascii="Consolas" w:hAnsi="Consolas"/>
+          <w:color w:val="000000"/>
+          <w:sz w:val="20"/>
+        </w:rPr>
+        <w:br/>
+        <w:t xml:space="preserve">JOIN dishes d ON </w:t>
+      </w:r>
+      <w:proofErr w:type="gramStart"/>
+      <w:r>
+        <w:rPr>
+          <w:rFonts w:ascii="Consolas" w:hAnsi="Consolas"/>
+          <w:color w:val="000000"/>
+          <w:sz w:val="20"/>
+        </w:rPr>
+        <w:t>oi.dish</w:t>
+      </w:r>
+      <w:proofErr w:type="gramEnd"/>
+      <w:r>
+        <w:rPr>
+          <w:rFonts w:ascii="Consolas" w:hAnsi="Consolas"/>
+          <w:color w:val="000000"/>
+          <w:sz w:val="20"/>
+        </w:rPr>
+        <w:t>_id = d.id</w:t>
+      </w:r>
+      <w:r>
+        <w:rPr>
+          <w:rFonts w:ascii="Consolas" w:hAnsi="Consolas"/>
+          <w:color w:val="000000"/>
+          <w:sz w:val="20"/>
+        </w:rPr>
+        <w:br/>
+        <w:t xml:space="preserve">JOIN orders o ON </w:t>
+      </w:r>
+      <w:proofErr w:type="gramStart"/>
+      <w:r>
+        <w:rPr>
+          <w:rFonts w:ascii="Consolas" w:hAnsi="Consolas"/>
+          <w:color w:val="000000"/>
+          <w:sz w:val="20"/>
+        </w:rPr>
+        <w:t>oi.order</w:t>
+      </w:r>
+      <w:proofErr w:type="gramEnd"/>
+      <w:r>
+        <w:rPr>
+          <w:rFonts w:ascii="Consolas" w:hAnsi="Consolas"/>
+          <w:color w:val="000000"/>
+          <w:sz w:val="20"/>
+        </w:rPr>
+        <w:t>_id = o.id</w:t>
+      </w:r>
+      <w:r>
+        <w:rPr>
+          <w:rFonts w:ascii="Consolas" w:hAnsi="Consolas"/>
+          <w:color w:val="000000"/>
+          <w:sz w:val="20"/>
+        </w:rPr>
+        <w:br/>
+        <w:t xml:space="preserve">WHERE </w:t>
+      </w:r>
+      <w:proofErr w:type="gramStart"/>
+      <w:r>
+        <w:rPr>
+          <w:rFonts w:ascii="Consolas" w:hAnsi="Consolas"/>
+          <w:color w:val="000000"/>
+          <w:sz w:val="20"/>
+        </w:rPr>
+        <w:t>o.status</w:t>
+      </w:r>
+      <w:proofErr w:type="gramEnd"/>
+      <w:r>
+        <w:rPr>
+          <w:rFonts w:ascii="Consolas" w:hAnsi="Consolas"/>
+          <w:color w:val="000000"/>
+          <w:sz w:val="20"/>
+        </w:rPr>
+        <w:t>_id = 5</w:t>
+      </w:r>
+      <w:r>
+        <w:rPr>
+          <w:rFonts w:ascii="Consolas" w:hAnsi="Consolas"/>
+          <w:color w:val="000000"/>
+          <w:sz w:val="20"/>
+        </w:rPr>
+        <w:br/>
+        <w:t>GROUP BY d.id</w:t>
+      </w:r>
+      <w:r>
+        <w:rPr>
+          <w:rFonts w:ascii="Consolas" w:hAnsi="Consolas"/>
+          <w:color w:val="000000"/>
+          <w:sz w:val="20"/>
+        </w:rPr>
+        <w:br/>
         <w:t>ORDER BY sold DESC;</w:t>
       </w:r>
     </w:p>
     <w:p>
       <w:pPr>
-        <w:spacing w:after="0" w:line="360" w:lineRule="auto"/>
-        <w:ind w:firstLine="851"/>
-        <w:rPr>
-          <w:lang w:val="ru-RU"/>
-        </w:rPr>
-      </w:pPr>
-      <w:r>
-        <w:rPr>
-          <w:rFonts w:ascii="Times New Roman" w:hAnsi="Times New Roman"/>
-          <w:b/>
-          <w:sz w:val="28"/>
-          <w:lang w:val="ru-RU"/>
-        </w:rPr>
-        <w:t>Вывод по разделу 2</w:t>
-      </w:r>
-    </w:p>
-    <w:p>
-      <w:pPr>
-        <w:spacing w:after="0" w:line="360" w:lineRule="auto"/>
-        <w:ind w:firstLine="851"/>
-        <w:rPr>
-          <w:lang w:val="ru-RU"/>
-        </w:rPr>
-      </w:pPr>
-      <w:r>
-        <w:rPr>
-          <w:rFonts w:ascii="Times New Roman" w:hAnsi="Times New Roman"/>
-          <w:sz w:val="28"/>
-          <w:lang w:val="ru-RU"/>
-        </w:rPr>
-        <w:t xml:space="preserve">В ходе реализации Этапа 4 спроектирована и </w:t>
-      </w:r>
-      <w:proofErr w:type="spellStart"/>
-      <w:r>
-        <w:rPr>
-          <w:rFonts w:ascii="Times New Roman" w:hAnsi="Times New Roman"/>
-          <w:sz w:val="28"/>
-          <w:lang w:val="ru-RU"/>
-        </w:rPr>
-        <w:t>программно</w:t>
-      </w:r>
-      <w:proofErr w:type="spellEnd"/>
-      <w:r>
-        <w:rPr>
-          <w:rFonts w:ascii="Times New Roman" w:hAnsi="Times New Roman"/>
-          <w:sz w:val="28"/>
-          <w:lang w:val="ru-RU"/>
-        </w:rPr>
-        <w:t xml:space="preserve"> развернута реляционная база данных </w:t>
-      </w:r>
-      <w:proofErr w:type="spellStart"/>
-      <w:r>
-        <w:rPr>
-          <w:rFonts w:ascii="Times New Roman" w:hAnsi="Times New Roman"/>
-          <w:sz w:val="28"/>
-        </w:rPr>
-        <w:t>capycafe</w:t>
-      </w:r>
-      <w:proofErr w:type="spellEnd"/>
-      <w:r>
-        <w:rPr>
-          <w:rFonts w:ascii="Times New Roman" w:hAnsi="Times New Roman"/>
-          <w:sz w:val="28"/>
-          <w:lang w:val="ru-RU"/>
-        </w:rPr>
-        <w:t>.</w:t>
-      </w:r>
-      <w:proofErr w:type="spellStart"/>
-      <w:r>
-        <w:rPr>
-          <w:rFonts w:ascii="Times New Roman" w:hAnsi="Times New Roman"/>
-          <w:sz w:val="28"/>
-        </w:rPr>
-        <w:t>db</w:t>
-      </w:r>
-      <w:proofErr w:type="spellEnd"/>
-      <w:r>
-        <w:rPr>
-          <w:rFonts w:ascii="Times New Roman" w:hAnsi="Times New Roman"/>
-          <w:sz w:val="28"/>
-          <w:lang w:val="ru-RU"/>
-        </w:rPr>
-        <w:t xml:space="preserve">. Проведенные испытания с помощью автоматизированного скрипта верификации подтвердили стабильность функционирования агрегатных выборок, корректность обработки связей и отказоустойчивость защитных барьеров </w:t>
-      </w:r>
-      <w:r>
-        <w:rPr>
-          <w:rFonts w:ascii="Times New Roman" w:hAnsi="Times New Roman"/>
-          <w:sz w:val="28"/>
-        </w:rPr>
-        <w:t>CHECK</w:t>
-      </w:r>
-      <w:r>
-        <w:rPr>
-          <w:rFonts w:ascii="Times New Roman" w:hAnsi="Times New Roman"/>
-          <w:sz w:val="28"/>
-          <w:lang w:val="ru-RU"/>
-        </w:rPr>
-        <w:t>.</w:t>
-      </w:r>
-    </w:p>
-    <w:p>
-      <w:pPr>
-        <w:spacing w:after="0" w:line="360" w:lineRule="auto"/>
-        <w:ind w:firstLine="851"/>
-        <w:rPr>
-          <w:lang w:val="ru-RU"/>
-        </w:rPr>
-      </w:pPr>
-      <w:r>
-        <w:rPr>
-          <w:rFonts w:ascii="Times New Roman" w:hAnsi="Times New Roman"/>
-          <w:b/>
-          <w:sz w:val="28"/>
-          <w:lang w:val="ru-RU"/>
-        </w:rPr>
-        <w:t>Общий вывод по главе 2</w:t>
-      </w:r>
-    </w:p>
-    <w:p>
-      <w:pPr>
-        <w:spacing w:after="0" w:line="360" w:lineRule="auto"/>
-        <w:ind w:firstLine="851"/>
-        <w:rPr>
-          <w:rFonts w:ascii="Times New Roman" w:hAnsi="Times New Roman"/>
-          <w:sz w:val="28"/>
-        </w:rPr>
-      </w:pPr>
-      <w:r>
-        <w:rPr>
-          <w:rFonts w:ascii="Times New Roman" w:hAnsi="Times New Roman"/>
-          <w:sz w:val="28"/>
-          <w:lang w:val="ru-RU"/>
-        </w:rPr>
-        <w:t xml:space="preserve">Технологический этап разработки базы данных информационной системы успешно завершен. Созданная физическая модель полностью соответствует инфологической структуре предметной области кафе, не содержит избыточности и </w:t>
-      </w:r>
-      <w:proofErr w:type="spellStart"/>
-      <w:r>
-        <w:rPr>
-          <w:rFonts w:ascii="Times New Roman" w:hAnsi="Times New Roman"/>
-          <w:sz w:val="28"/>
-          <w:lang w:val="ru-RU"/>
-        </w:rPr>
-        <w:t>аппаратно</w:t>
-      </w:r>
-      <w:proofErr w:type="spellEnd"/>
-      <w:r>
-        <w:rPr>
-          <w:rFonts w:ascii="Times New Roman" w:hAnsi="Times New Roman"/>
-          <w:sz w:val="28"/>
-          <w:lang w:val="ru-RU"/>
-        </w:rPr>
-        <w:t xml:space="preserve"> предотвращает появление логических аномалий данных. </w:t>
-      </w:r>
-      <w:proofErr w:type="spellStart"/>
-      <w:r>
-        <w:rPr>
-          <w:rFonts w:ascii="Times New Roman" w:hAnsi="Times New Roman"/>
-          <w:sz w:val="28"/>
-        </w:rPr>
-        <w:t>База</w:t>
-      </w:r>
-      <w:proofErr w:type="spellEnd"/>
-      <w:r>
-        <w:rPr>
-          <w:rFonts w:ascii="Times New Roman" w:hAnsi="Times New Roman"/>
-          <w:sz w:val="28"/>
-        </w:rPr>
-        <w:t xml:space="preserve"> </w:t>
-      </w:r>
-      <w:proofErr w:type="spellStart"/>
-      <w:r>
-        <w:rPr>
-          <w:rFonts w:ascii="Times New Roman" w:hAnsi="Times New Roman"/>
-          <w:sz w:val="28"/>
-        </w:rPr>
-        <w:t>полностью</w:t>
-      </w:r>
-      <w:proofErr w:type="spellEnd"/>
-      <w:r>
-        <w:rPr>
-          <w:rFonts w:ascii="Times New Roman" w:hAnsi="Times New Roman"/>
-          <w:sz w:val="28"/>
-        </w:rPr>
-        <w:t xml:space="preserve"> </w:t>
-      </w:r>
-      <w:proofErr w:type="spellStart"/>
-      <w:r>
-        <w:rPr>
-          <w:rFonts w:ascii="Times New Roman" w:hAnsi="Times New Roman"/>
-          <w:sz w:val="28"/>
-        </w:rPr>
-        <w:t>готова</w:t>
-      </w:r>
-      <w:proofErr w:type="spellEnd"/>
-      <w:r>
-        <w:rPr>
-          <w:rFonts w:ascii="Times New Roman" w:hAnsi="Times New Roman"/>
-          <w:sz w:val="28"/>
-        </w:rPr>
-        <w:t xml:space="preserve"> к программному </w:t>
-      </w:r>
-      <w:proofErr w:type="spellStart"/>
-      <w:r>
-        <w:rPr>
-          <w:rFonts w:ascii="Times New Roman" w:hAnsi="Times New Roman"/>
-          <w:sz w:val="28"/>
-        </w:rPr>
-        <w:t>взаимодействию</w:t>
-      </w:r>
-      <w:proofErr w:type="spellEnd"/>
-      <w:r>
-        <w:rPr>
-          <w:rFonts w:ascii="Times New Roman" w:hAnsi="Times New Roman"/>
-          <w:sz w:val="28"/>
-        </w:rPr>
-        <w:t xml:space="preserve"> </w:t>
-      </w:r>
-      <w:proofErr w:type="spellStart"/>
-      <w:r>
-        <w:rPr>
-          <w:rFonts w:ascii="Times New Roman" w:hAnsi="Times New Roman"/>
-          <w:sz w:val="28"/>
-        </w:rPr>
-        <w:t>на</w:t>
-      </w:r>
-      <w:proofErr w:type="spellEnd"/>
-      <w:r>
-        <w:rPr>
-          <w:rFonts w:ascii="Times New Roman" w:hAnsi="Times New Roman"/>
-          <w:sz w:val="28"/>
-        </w:rPr>
-        <w:t xml:space="preserve"> </w:t>
-      </w:r>
-      <w:proofErr w:type="spellStart"/>
-      <w:r>
-        <w:rPr>
-          <w:rFonts w:ascii="Times New Roman" w:hAnsi="Times New Roman"/>
-          <w:sz w:val="28"/>
-        </w:rPr>
-        <w:t>следующем</w:t>
-      </w:r>
-      <w:proofErr w:type="spellEnd"/>
-      <w:r>
-        <w:rPr>
-          <w:rFonts w:ascii="Times New Roman" w:hAnsi="Times New Roman"/>
-          <w:sz w:val="28"/>
-        </w:rPr>
-        <w:t xml:space="preserve"> </w:t>
-      </w:r>
-      <w:proofErr w:type="spellStart"/>
-      <w:r>
-        <w:rPr>
-          <w:rFonts w:ascii="Times New Roman" w:hAnsi="Times New Roman"/>
-          <w:sz w:val="28"/>
-        </w:rPr>
-        <w:t>этапе</w:t>
-      </w:r>
-      <w:proofErr w:type="spellEnd"/>
-      <w:r>
-        <w:rPr>
-          <w:rFonts w:ascii="Times New Roman" w:hAnsi="Times New Roman"/>
-          <w:sz w:val="28"/>
-        </w:rPr>
-        <w:t>.</w:t>
-      </w:r>
-    </w:p>
-    <w:p>
-      <w:pPr>
+        <w:keepNext/>
         <w:spacing w:after="0" w:line="360" w:lineRule="auto"/>
         <w:ind w:firstLine="851"/>
       </w:pPr>
       <w:r>
+        <w:rPr>
+          <w:noProof/>
+        </w:rPr>
         <w:lastRenderedPageBreak/>
         <w:drawing>
-          <wp:inline distT="0" distB="0" distL="0" distR="0" wp14:anchorId="51D9E98F" wp14:editId="08A22519">
+          <wp:inline distT="0" distB="0" distL="0" distR="0" wp14:anchorId="3E41FCB1" wp14:editId="07281AA5">
             <wp:extent cx="6336665" cy="4368800"/>
             <wp:effectExtent l="0" t="0" r="6985" b="0"/>
-            <wp:docPr id="1" name="Рисунок 1"/>
+            <wp:docPr id="616080181" name="Рисунок 616080181"/>
             <wp:cNvGraphicFramePr>
               <a:graphicFrameLocks xmlns:a="http://schemas.openxmlformats.org/drawingml/2006/main" noChangeAspect="1"/>
             </wp:cNvGraphicFramePr>
@@ -6537,8 +6368,408 @@
           </wp:inline>
         </w:drawing>
       </w:r>
-      <w:bookmarkStart w:id="0" w:name="_GoBack"/>
-      <w:bookmarkEnd w:id="0"/>
+    </w:p>
+    <w:p>
+      <w:pPr>
+        <w:pStyle w:val="af5"/>
+        <w:ind w:firstLine="851"/>
+        <w:rPr>
+          <w:rFonts w:ascii="Times New Roman" w:hAnsi="Times New Roman"/>
+          <w:b w:val="0"/>
+          <w:color w:val="000000" w:themeColor="text1"/>
+          <w:sz w:val="28"/>
+          <w:lang w:val="ru-RU"/>
+        </w:rPr>
+      </w:pPr>
+      <w:r>
+        <w:rPr>
+          <w:color w:val="000000" w:themeColor="text1"/>
+          <w:lang w:val="ru-RU"/>
+        </w:rPr>
+        <w:t xml:space="preserve">Рисунок </w:t>
+      </w:r>
+      <w:r>
+        <w:rPr>
+          <w:color w:val="000000" w:themeColor="text1"/>
+        </w:rPr>
+        <w:fldChar w:fldCharType="begin"/>
+      </w:r>
+      <w:r>
+        <w:rPr>
+          <w:color w:val="000000" w:themeColor="text1"/>
+          <w:lang w:val="ru-RU"/>
+        </w:rPr>
+        <w:instrText xml:space="preserve"> </w:instrText>
+      </w:r>
+      <w:r>
+        <w:rPr>
+          <w:color w:val="000000" w:themeColor="text1"/>
+        </w:rPr>
+        <w:instrText>SEQ</w:instrText>
+      </w:r>
+      <w:r>
+        <w:rPr>
+          <w:color w:val="000000" w:themeColor="text1"/>
+          <w:lang w:val="ru-RU"/>
+        </w:rPr>
+        <w:instrText xml:space="preserve"> </w:instrText>
+      </w:r>
+      <w:r>
+        <w:rPr>
+          <w:color w:val="000000" w:themeColor="text1"/>
+        </w:rPr>
+        <w:instrText>Figure</w:instrText>
+      </w:r>
+      <w:r>
+        <w:rPr>
+          <w:color w:val="000000" w:themeColor="text1"/>
+          <w:lang w:val="ru-RU"/>
+        </w:rPr>
+        <w:instrText xml:space="preserve"> \* </w:instrText>
+      </w:r>
+      <w:r>
+        <w:rPr>
+          <w:color w:val="000000" w:themeColor="text1"/>
+        </w:rPr>
+        <w:instrText>ARABIC</w:instrText>
+      </w:r>
+      <w:r>
+        <w:rPr>
+          <w:color w:val="000000" w:themeColor="text1"/>
+          <w:lang w:val="ru-RU"/>
+        </w:rPr>
+        <w:instrText xml:space="preserve"> </w:instrText>
+      </w:r>
+      <w:r>
+        <w:rPr>
+          <w:color w:val="000000" w:themeColor="text1"/>
+        </w:rPr>
+        <w:fldChar w:fldCharType="separate"/>
+      </w:r>
+      <w:r>
+        <w:rPr>
+          <w:noProof/>
+          <w:color w:val="000000" w:themeColor="text1"/>
+          <w:lang w:val="ru-RU"/>
+        </w:rPr>
+        <w:t>1</w:t>
+      </w:r>
+      <w:r>
+        <w:rPr>
+          <w:color w:val="000000" w:themeColor="text1"/>
+        </w:rPr>
+        <w:fldChar w:fldCharType="end"/>
+      </w:r>
+      <w:r>
+        <w:rPr>
+          <w:color w:val="000000" w:themeColor="text1"/>
+          <w:lang w:val="ru-RU"/>
+        </w:rPr>
+        <w:t xml:space="preserve"> - </w:t>
+      </w:r>
+      <w:r>
+        <w:rPr>
+          <w:color w:val="000000" w:themeColor="text1"/>
+        </w:rPr>
+        <w:t>ER</w:t>
+      </w:r>
+      <w:r>
+        <w:rPr>
+          <w:color w:val="000000" w:themeColor="text1"/>
+          <w:lang w:val="ru-RU"/>
+        </w:rPr>
+        <w:t>=Диаграмма</w:t>
+      </w:r>
+    </w:p>
+    <w:p>
+      <w:pPr>
+        <w:spacing w:after="0" w:line="360" w:lineRule="auto"/>
+        <w:ind w:firstLine="851"/>
+        <w:rPr>
+          <w:lang w:val="ru-RU"/>
+        </w:rPr>
+      </w:pPr>
+      <w:r>
+        <w:rPr>
+          <w:rFonts w:ascii="Times New Roman" w:hAnsi="Times New Roman"/>
+          <w:b/>
+          <w:sz w:val="28"/>
+          <w:lang w:val="ru-RU"/>
+        </w:rPr>
+        <w:t>Вывод по разделу 2</w:t>
+      </w:r>
+    </w:p>
+    <w:p>
+      <w:pPr>
+        <w:spacing w:after="0" w:line="360" w:lineRule="auto"/>
+        <w:ind w:firstLine="851"/>
+        <w:rPr>
+          <w:lang w:val="ru-RU"/>
+        </w:rPr>
+      </w:pPr>
+      <w:r>
+        <w:rPr>
+          <w:rFonts w:ascii="Times New Roman" w:hAnsi="Times New Roman"/>
+          <w:sz w:val="28"/>
+          <w:lang w:val="ru-RU"/>
+        </w:rPr>
+        <w:t xml:space="preserve">В ходе реализации Этапа 4 спроектирована и </w:t>
+      </w:r>
+      <w:proofErr w:type="spellStart"/>
+      <w:r>
+        <w:rPr>
+          <w:rFonts w:ascii="Times New Roman" w:hAnsi="Times New Roman"/>
+          <w:sz w:val="28"/>
+          <w:lang w:val="ru-RU"/>
+        </w:rPr>
+        <w:t>программно</w:t>
+      </w:r>
+      <w:proofErr w:type="spellEnd"/>
+      <w:r>
+        <w:rPr>
+          <w:rFonts w:ascii="Times New Roman" w:hAnsi="Times New Roman"/>
+          <w:sz w:val="28"/>
+          <w:lang w:val="ru-RU"/>
+        </w:rPr>
+        <w:t xml:space="preserve"> развернута реляционная база данных </w:t>
+      </w:r>
+      <w:proofErr w:type="spellStart"/>
+      <w:r>
+        <w:rPr>
+          <w:rFonts w:ascii="Times New Roman" w:hAnsi="Times New Roman"/>
+          <w:sz w:val="28"/>
+        </w:rPr>
+        <w:t>capycafe</w:t>
+      </w:r>
+      <w:proofErr w:type="spellEnd"/>
+      <w:r>
+        <w:rPr>
+          <w:rFonts w:ascii="Times New Roman" w:hAnsi="Times New Roman"/>
+          <w:sz w:val="28"/>
+          <w:lang w:val="ru-RU"/>
+        </w:rPr>
+        <w:t>.</w:t>
+      </w:r>
+      <w:proofErr w:type="spellStart"/>
+      <w:r>
+        <w:rPr>
+          <w:rFonts w:ascii="Times New Roman" w:hAnsi="Times New Roman"/>
+          <w:sz w:val="28"/>
+        </w:rPr>
+        <w:t>db</w:t>
+      </w:r>
+      <w:proofErr w:type="spellEnd"/>
+      <w:r>
+        <w:rPr>
+          <w:rFonts w:ascii="Times New Roman" w:hAnsi="Times New Roman"/>
+          <w:sz w:val="28"/>
+          <w:lang w:val="ru-RU"/>
+        </w:rPr>
+        <w:t xml:space="preserve">. Проведенные испытания с помощью автоматизированного скрипта верификации подтвердили стабильность функционирования агрегатных выборок, корректность обработки связей и отказоустойчивость защитных барьеров </w:t>
+      </w:r>
+      <w:r>
+        <w:rPr>
+          <w:rFonts w:ascii="Times New Roman" w:hAnsi="Times New Roman"/>
+          <w:sz w:val="28"/>
+        </w:rPr>
+        <w:t>CHECK</w:t>
+      </w:r>
+      <w:r>
+        <w:rPr>
+          <w:rFonts w:ascii="Times New Roman" w:hAnsi="Times New Roman"/>
+          <w:sz w:val="28"/>
+          <w:lang w:val="ru-RU"/>
+        </w:rPr>
+        <w:t>.</w:t>
+      </w:r>
+    </w:p>
+    <w:p>
+      <w:pPr>
+        <w:spacing w:after="0" w:line="360" w:lineRule="auto"/>
+        <w:ind w:firstLine="851"/>
+        <w:rPr>
+          <w:lang w:val="ru-RU"/>
+        </w:rPr>
+      </w:pPr>
+      <w:r>
+        <w:rPr>
+          <w:rFonts w:ascii="Times New Roman" w:hAnsi="Times New Roman"/>
+          <w:b/>
+          <w:sz w:val="28"/>
+          <w:lang w:val="ru-RU"/>
+        </w:rPr>
+        <w:t>Общий вывод по главе 2</w:t>
+      </w:r>
+    </w:p>
+    <w:p>
+      <w:pPr>
+        <w:spacing w:after="0" w:line="360" w:lineRule="auto"/>
+        <w:ind w:firstLine="851"/>
+        <w:rPr>
+          <w:rFonts w:ascii="Times New Roman" w:hAnsi="Times New Roman"/>
+          <w:sz w:val="28"/>
+        </w:rPr>
+      </w:pPr>
+      <w:r>
+        <w:rPr>
+          <w:rFonts w:ascii="Times New Roman" w:hAnsi="Times New Roman"/>
+          <w:sz w:val="28"/>
+          <w:lang w:val="ru-RU"/>
+        </w:rPr>
+        <w:t xml:space="preserve">Технологический этап разработки базы данных информационной системы успешно завершен. Созданная физическая модель полностью соответствует инфологической структуре предметной области кафе, не содержит избыточности и </w:t>
+      </w:r>
+      <w:proofErr w:type="spellStart"/>
+      <w:r>
+        <w:rPr>
+          <w:rFonts w:ascii="Times New Roman" w:hAnsi="Times New Roman"/>
+          <w:sz w:val="28"/>
+          <w:lang w:val="ru-RU"/>
+        </w:rPr>
+        <w:t>аппаратно</w:t>
+      </w:r>
+      <w:proofErr w:type="spellEnd"/>
+      <w:r>
+        <w:rPr>
+          <w:rFonts w:ascii="Times New Roman" w:hAnsi="Times New Roman"/>
+          <w:sz w:val="28"/>
+          <w:lang w:val="ru-RU"/>
+        </w:rPr>
+        <w:t xml:space="preserve"> предотвращает появление логических аномалий данных. </w:t>
+      </w:r>
+      <w:proofErr w:type="spellStart"/>
+      <w:r>
+        <w:rPr>
+          <w:rFonts w:ascii="Times New Roman" w:hAnsi="Times New Roman"/>
+          <w:sz w:val="28"/>
+        </w:rPr>
+        <w:t>База</w:t>
+      </w:r>
+      <w:proofErr w:type="spellEnd"/>
+      <w:r>
+        <w:rPr>
+          <w:rFonts w:ascii="Times New Roman" w:hAnsi="Times New Roman"/>
+          <w:sz w:val="28"/>
+        </w:rPr>
+        <w:t xml:space="preserve"> </w:t>
+      </w:r>
+      <w:proofErr w:type="spellStart"/>
+      <w:r>
+        <w:rPr>
+          <w:rFonts w:ascii="Times New Roman" w:hAnsi="Times New Roman"/>
+          <w:sz w:val="28"/>
+        </w:rPr>
+        <w:t>полностью</w:t>
+      </w:r>
+      <w:proofErr w:type="spellEnd"/>
+      <w:r>
+        <w:rPr>
+          <w:rFonts w:ascii="Times New Roman" w:hAnsi="Times New Roman"/>
+          <w:sz w:val="28"/>
+        </w:rPr>
+        <w:t xml:space="preserve"> </w:t>
+      </w:r>
+      <w:proofErr w:type="spellStart"/>
+      <w:r>
+        <w:rPr>
+          <w:rFonts w:ascii="Times New Roman" w:hAnsi="Times New Roman"/>
+          <w:sz w:val="28"/>
+        </w:rPr>
+        <w:t>готова</w:t>
+      </w:r>
+      <w:proofErr w:type="spellEnd"/>
+      <w:r>
+        <w:rPr>
+          <w:rFonts w:ascii="Times New Roman" w:hAnsi="Times New Roman"/>
+          <w:sz w:val="28"/>
+        </w:rPr>
+        <w:t xml:space="preserve"> к </w:t>
+      </w:r>
+      <w:proofErr w:type="spellStart"/>
+      <w:r>
+        <w:rPr>
+          <w:rFonts w:ascii="Times New Roman" w:hAnsi="Times New Roman"/>
+          <w:sz w:val="28"/>
+        </w:rPr>
+        <w:t>программному</w:t>
+      </w:r>
+      <w:proofErr w:type="spellEnd"/>
+      <w:r>
+        <w:rPr>
+          <w:rFonts w:ascii="Times New Roman" w:hAnsi="Times New Roman"/>
+          <w:sz w:val="28"/>
+        </w:rPr>
+        <w:t xml:space="preserve"> </w:t>
+      </w:r>
+      <w:proofErr w:type="spellStart"/>
+      <w:r>
+        <w:rPr>
+          <w:rFonts w:ascii="Times New Roman" w:hAnsi="Times New Roman"/>
+          <w:sz w:val="28"/>
+        </w:rPr>
+        <w:t>взаимодействию</w:t>
+      </w:r>
+      <w:proofErr w:type="spellEnd"/>
+      <w:r>
+        <w:rPr>
+          <w:rFonts w:ascii="Times New Roman" w:hAnsi="Times New Roman"/>
+          <w:sz w:val="28"/>
+        </w:rPr>
+        <w:t xml:space="preserve"> </w:t>
+      </w:r>
+      <w:proofErr w:type="spellStart"/>
+      <w:r>
+        <w:rPr>
+          <w:rFonts w:ascii="Times New Roman" w:hAnsi="Times New Roman"/>
+          <w:sz w:val="28"/>
+        </w:rPr>
+        <w:t>на</w:t>
+      </w:r>
+      <w:proofErr w:type="spellEnd"/>
+      <w:r>
+        <w:rPr>
+          <w:rFonts w:ascii="Times New Roman" w:hAnsi="Times New Roman"/>
+          <w:sz w:val="28"/>
+        </w:rPr>
+        <w:t xml:space="preserve"> </w:t>
+      </w:r>
+      <w:proofErr w:type="spellStart"/>
+      <w:r>
+        <w:rPr>
+          <w:rFonts w:ascii="Times New Roman" w:hAnsi="Times New Roman"/>
+          <w:sz w:val="28"/>
+        </w:rPr>
+        <w:t>следующем</w:t>
+      </w:r>
+      <w:proofErr w:type="spellEnd"/>
+      <w:r>
+        <w:rPr>
+          <w:rFonts w:ascii="Times New Roman" w:hAnsi="Times New Roman"/>
+          <w:sz w:val="28"/>
+        </w:rPr>
+        <w:t xml:space="preserve"> </w:t>
+      </w:r>
+      <w:proofErr w:type="spellStart"/>
+      <w:r>
+        <w:rPr>
+          <w:rFonts w:ascii="Times New Roman" w:hAnsi="Times New Roman"/>
+          <w:sz w:val="28"/>
+        </w:rPr>
+        <w:t>этапе</w:t>
+      </w:r>
+      <w:proofErr w:type="spellEnd"/>
+      <w:r>
+        <w:rPr>
+          <w:rFonts w:ascii="Times New Roman" w:hAnsi="Times New Roman"/>
+          <w:sz w:val="28"/>
+        </w:rPr>
+        <w:t>.</w:t>
+      </w:r>
+    </w:p>
+    <w:p>
+      <w:pPr>
+        <w:spacing w:after="0" w:line="360" w:lineRule="auto"/>
+        <w:ind w:firstLine="851"/>
+      </w:pPr>
     </w:p>
     <w:sectPr>
       <w:pgSz w:w="12240" w:h="15840"/>
@@ -6551,7 +6782,7 @@
 </file>
 
 <file path=word/numbering.xml><?xml version="1.0" encoding="utf-8"?>
-<w:numbering xmlns:wpc="http://schemas.microsoft.com/office/word/2010/wordprocessingCanvas" xmlns:cx="http://schemas.microsoft.com/office/drawing/2014/chartex" xmlns:mc="http://schemas.openxmlformats.org/markup-compatibility/2006" xmlns:o="urn:schemas-microsoft-com:office:office" xmlns:r="http://schemas.openxmlformats.org/officeDocument/2006/relationships" xmlns:m="http://schemas.openxmlformats.org/officeDocument/2006/math" xmlns:v="urn:schemas-microsoft-com:vml" xmlns:wp14="http://schemas.microsoft.com/office/word/2010/wordprocessingDrawing" xmlns:wp="http://schemas.openxmlformats.org/drawingml/2006/wordprocessingDrawing" xmlns:w10="urn:schemas-microsoft-com:office:word" xmlns:w="http://schemas.openxmlformats.org/wordprocessingml/2006/main" xmlns:w14="http://schemas.microsoft.com/office/word/2010/wordml" xmlns:w15="http://schemas.microsoft.com/office/word/2012/wordml" xmlns:w16se="http://schemas.microsoft.com/office/word/2015/wordml/symex" xmlns:wpg="http://schemas.microsoft.com/office/word/2010/wordprocessingGroup" xmlns:wpi="http://schemas.microsoft.com/office/word/2010/wordprocessingInk" xmlns:wne="http://schemas.microsoft.com/office/word/2006/wordml" xmlns:wps="http://schemas.microsoft.com/office/word/2010/wordprocessingShape" mc:Ignorable="w14 w15 w16se wp14">
+<w:numbering xmlns:wpc="http://schemas.microsoft.com/office/word/2010/wordprocessingCanvas" xmlns:cx="http://schemas.microsoft.com/office/drawing/2014/chartex" xmlns:cx1="http://schemas.microsoft.com/office/drawing/2015/9/8/chartex" xmlns:cx2="http://schemas.microsoft.com/office/drawing/2015/10/21/chartex" xmlns:cx3="http://schemas.microsoft.com/office/drawing/2016/5/9/chartex" xmlns:cx4="http://schemas.microsoft.com/office/drawing/2016/5/10/chartex" xmlns:cx5="http://schemas.microsoft.com/office/drawing/2016/5/11/chartex" xmlns:cx6="http://schemas.microsoft.com/office/drawing/2016/5/12/chartex" xmlns:cx7="http://schemas.microsoft.com/office/drawing/2016/5/13/chartex" xmlns:cx8="http://schemas.microsoft.com/office/drawing/2016/5/14/chartex" xmlns:mc="http://schemas.openxmlformats.org/markup-compatibility/2006" xmlns:aink="http://schemas.microsoft.com/office/drawing/2016/ink" xmlns:am3d="http://schemas.microsoft.com/office/drawing/2017/model3d" xmlns:o="urn:schemas-microsoft-com:office:office" xmlns:oel="http://schemas.microsoft.com/office/2019/extlst" xmlns:r="http://schemas.openxmlformats.org/officeDocument/2006/relationships" xmlns:m="http://schemas.openxmlformats.org/officeDocument/2006/math" xmlns:v="urn:schemas-microsoft-com:vml" xmlns:wp14="http://schemas.microsoft.com/office/word/2010/wordprocessingDrawing" xmlns:wp="http://schemas.openxmlformats.org/drawingml/2006/wordprocessingDrawing" xmlns:w10="urn:schemas-microsoft-com:office:word" xmlns:w="http://schemas.openxmlformats.org/wordprocessingml/2006/main" xmlns:w14="http://schemas.microsoft.com/office/word/2010/wordml" xmlns:w15="http://schemas.microsoft.com/office/word/2012/wordml" xmlns:w16cex="http://schemas.microsoft.com/office/word/2018/wordml/cex" xmlns:w16cid="http://schemas.microsoft.com/office/word/2016/wordml/cid" xmlns:w16="http://schemas.microsoft.com/office/word/2018/wordml" xmlns:w16du="http://schemas.microsoft.com/office/word/2023/wordml/word16du" xmlns:w16sdtdh="http://schemas.microsoft.com/office/word/2020/wordml/sdtdatahash" xmlns:w16sdtfl="http://schemas.microsoft.com/office/word/2024/wordml/sdtformatlock" xmlns:w16se="http://schemas.microsoft.com/office/word/2015/wordml/symex" xmlns:wpg="http://schemas.microsoft.com/office/word/2010/wordprocessingGroup" xmlns:wpi="http://schemas.microsoft.com/office/word/2010/wordprocessingInk" xmlns:wne="http://schemas.microsoft.com/office/word/2006/wordml" xmlns:wps="http://schemas.microsoft.com/office/word/2010/wordprocessingShape" mc:Ignorable="w14 w15 w16se w16cid w16 w16cex w16sdtdh w16sdtfl w16du wp14">
   <w:abstractNum w:abstractNumId="0" w15:restartNumberingAfterBreak="0">
     <w:nsid w:val="FFFFFF7C"/>
     <w:multiLevelType w:val="singleLevel"/>
@@ -6723,38 +6954,38 @@
       </w:rPr>
     </w:lvl>
   </w:abstractNum>
-  <w:num w:numId="1">
+  <w:num w:numId="1" w16cid:durableId="1070813800">
     <w:abstractNumId w:val="8"/>
   </w:num>
-  <w:num w:numId="2">
+  <w:num w:numId="2" w16cid:durableId="1619213037">
     <w:abstractNumId w:val="6"/>
   </w:num>
-  <w:num w:numId="3">
+  <w:num w:numId="3" w16cid:durableId="436103385">
     <w:abstractNumId w:val="5"/>
   </w:num>
-  <w:num w:numId="4">
+  <w:num w:numId="4" w16cid:durableId="1676567100">
     <w:abstractNumId w:val="4"/>
   </w:num>
-  <w:num w:numId="5">
+  <w:num w:numId="5" w16cid:durableId="788234213">
     <w:abstractNumId w:val="7"/>
   </w:num>
-  <w:num w:numId="6">
+  <w:num w:numId="6" w16cid:durableId="112948665">
     <w:abstractNumId w:val="3"/>
   </w:num>
-  <w:num w:numId="7">
+  <w:num w:numId="7" w16cid:durableId="1149830820">
     <w:abstractNumId w:val="2"/>
   </w:num>
-  <w:num w:numId="8">
+  <w:num w:numId="8" w16cid:durableId="1642616102">
     <w:abstractNumId w:val="1"/>
   </w:num>
-  <w:num w:numId="9">
+  <w:num w:numId="9" w16cid:durableId="1641036889">
     <w:abstractNumId w:val="0"/>
   </w:num>
 </w:numbering>
 </file>
 
 <file path=word/styles.xml><?xml version="1.0" encoding="utf-8"?>
-<w:styles xmlns:mc="http://schemas.openxmlformats.org/markup-compatibility/2006" xmlns:r="http://schemas.openxmlformats.org/officeDocument/2006/relationships" xmlns:w="http://schemas.openxmlformats.org/wordprocessingml/2006/main" xmlns:w14="http://schemas.microsoft.com/office/word/2010/wordml" xmlns:w15="http://schemas.microsoft.com/office/word/2012/wordml" xmlns:w16se="http://schemas.microsoft.com/office/word/2015/wordml/symex" mc:Ignorable="w14 w15 w16se">
+<w:styles xmlns:mc="http://schemas.openxmlformats.org/markup-compatibility/2006" xmlns:r="http://schemas.openxmlformats.org/officeDocument/2006/relationships" xmlns:w="http://schemas.openxmlformats.org/wordprocessingml/2006/main" xmlns:w14="http://schemas.microsoft.com/office/word/2010/wordml" xmlns:w15="http://schemas.microsoft.com/office/word/2012/wordml" xmlns:w16cex="http://schemas.microsoft.com/office/word/2018/wordml/cex" xmlns:w16cid="http://schemas.microsoft.com/office/word/2016/wordml/cid" xmlns:w16="http://schemas.microsoft.com/office/word/2018/wordml" xmlns:w16du="http://schemas.microsoft.com/office/word/2023/wordml/word16du" xmlns:w16sdtdh="http://schemas.microsoft.com/office/word/2020/wordml/sdtdatahash" xmlns:w16sdtfl="http://schemas.microsoft.com/office/word/2024/wordml/sdtformatlock" xmlns:w16se="http://schemas.microsoft.com/office/word/2015/wordml/symex" mc:Ignorable="w14 w15 w16se w16cid w16 w16cex w16sdtdh w16sdtfl w16du">
   <w:docDefaults>
     <w:rPrDefault>
       <w:rPr>
@@ -6770,7 +7001,7 @@
       </w:pPr>
     </w:pPrDefault>
   </w:docDefaults>
-  <w:latentStyles w:defLockedState="0" w:defUIPriority="99" w:defSemiHidden="0" w:defUnhideWhenUsed="0" w:defQFormat="0" w:count="371">
+  <w:latentStyles w:defLockedState="0" w:defUIPriority="99" w:defSemiHidden="0" w:defUnhideWhenUsed="0" w:defQFormat="0" w:count="376">
     <w:lsdException w:name="Normal" w:uiPriority="0" w:qFormat="1"/>
     <w:lsdException w:name="heading 1" w:uiPriority="9" w:qFormat="1"/>
     <w:lsdException w:name="heading 2" w:semiHidden="1" w:uiPriority="9" w:unhideWhenUsed="1" w:qFormat="1"/>
@@ -7133,6 +7364,11 @@
     <w:lsdException w:name="List Table 5 Dark Accent 6" w:uiPriority="50"/>
     <w:lsdException w:name="List Table 6 Colorful Accent 6" w:uiPriority="51"/>
     <w:lsdException w:name="List Table 7 Colorful Accent 6" w:uiPriority="52"/>
+    <w:lsdException w:name="Mention" w:semiHidden="1" w:unhideWhenUsed="1"/>
+    <w:lsdException w:name="Smart Hyperlink" w:semiHidden="1" w:unhideWhenUsed="1"/>
+    <w:lsdException w:name="Hashtag" w:semiHidden="1" w:unhideWhenUsed="1"/>
+    <w:lsdException w:name="Unresolved Mention" w:semiHidden="1" w:unhideWhenUsed="1"/>
+    <w:lsdException w:name="Smart Link" w:semiHidden="1" w:unhideWhenUsed="1"/>
   </w:latentStyles>
   <w:style w:type="paragraph" w:default="1" w:styleId="a1">
     <w:name w:val="Normal"/>
@@ -7921,7 +8157,6 @@
     <w:basedOn w:val="a1"/>
     <w:next w:val="a1"/>
     <w:uiPriority w:val="35"/>
-    <w:semiHidden/>
     <w:unhideWhenUsed/>
     <w:qFormat/>
     <w:rsid w:val="00FC693F"/>

--- a/theory/Этап4.docx
+++ b/theory/Этап4.docx
@@ -1,11 +1,11 @@
 
 <file path=word/document.xml><?xml version="1.0" encoding="utf-8"?>
-<w:document xmlns:wpc="http://schemas.microsoft.com/office/word/2010/wordprocessingCanvas" xmlns:cx="http://schemas.microsoft.com/office/drawing/2014/chartex" xmlns:cx1="http://schemas.microsoft.com/office/drawing/2015/9/8/chartex" xmlns:cx2="http://schemas.microsoft.com/office/drawing/2015/10/21/chartex" xmlns:cx3="http://schemas.microsoft.com/office/drawing/2016/5/9/chartex" xmlns:cx4="http://schemas.microsoft.com/office/drawing/2016/5/10/chartex" xmlns:cx5="http://schemas.microsoft.com/office/drawing/2016/5/11/chartex" xmlns:cx6="http://schemas.microsoft.com/office/drawing/2016/5/12/chartex" xmlns:cx7="http://schemas.microsoft.com/office/drawing/2016/5/13/chartex" xmlns:cx8="http://schemas.microsoft.com/office/drawing/2016/5/14/chartex" xmlns:mc="http://schemas.openxmlformats.org/markup-compatibility/2006" xmlns:aink="http://schemas.microsoft.com/office/drawing/2016/ink" xmlns:am3d="http://schemas.microsoft.com/office/drawing/2017/model3d" xmlns:o="urn:schemas-microsoft-com:office:office" xmlns:oel="http://schemas.microsoft.com/office/2019/extlst" xmlns:r="http://schemas.openxmlformats.org/officeDocument/2006/relationships" xmlns:m="http://schemas.openxmlformats.org/officeDocument/2006/math" xmlns:v="urn:schemas-microsoft-com:vml" xmlns:wp14="http://schemas.microsoft.com/office/word/2010/wordprocessingDrawing" xmlns:wp="http://schemas.openxmlformats.org/drawingml/2006/wordprocessingDrawing" xmlns:w10="urn:schemas-microsoft-com:office:word" xmlns:w="http://schemas.openxmlformats.org/wordprocessingml/2006/main" xmlns:w14="http://schemas.microsoft.com/office/word/2010/wordml" xmlns:w15="http://schemas.microsoft.com/office/word/2012/wordml" xmlns:w16cex="http://schemas.microsoft.com/office/word/2018/wordml/cex" xmlns:w16cid="http://schemas.microsoft.com/office/word/2016/wordml/cid" xmlns:w16="http://schemas.microsoft.com/office/word/2018/wordml" xmlns:w16du="http://schemas.microsoft.com/office/word/2023/wordml/word16du" xmlns:w16sdtdh="http://schemas.microsoft.com/office/word/2020/wordml/sdtdatahash" xmlns:w16sdtfl="http://schemas.microsoft.com/office/word/2024/wordml/sdtformatlock" xmlns:w16se="http://schemas.microsoft.com/office/word/2015/wordml/symex" xmlns:wpg="http://schemas.microsoft.com/office/word/2010/wordprocessingGroup" xmlns:wpi="http://schemas.microsoft.com/office/word/2010/wordprocessingInk" xmlns:wne="http://schemas.microsoft.com/office/word/2006/wordml" xmlns:wps="http://schemas.microsoft.com/office/word/2010/wordprocessingShape" mc:Ignorable="w14 w15 w16se w16cid w16 w16cex w16sdtdh w16sdtfl w16du wp14">
+<w:document xmlns:wpc="http://schemas.microsoft.com/office/word/2010/wordprocessingCanvas" xmlns:cx="http://schemas.microsoft.com/office/drawing/2014/chartex" xmlns:mc="http://schemas.openxmlformats.org/markup-compatibility/2006" xmlns:o="urn:schemas-microsoft-com:office:office" xmlns:r="http://schemas.openxmlformats.org/officeDocument/2006/relationships" xmlns:m="http://schemas.openxmlformats.org/officeDocument/2006/math" xmlns:v="urn:schemas-microsoft-com:vml" xmlns:wp14="http://schemas.microsoft.com/office/word/2010/wordprocessingDrawing" xmlns:wp="http://schemas.openxmlformats.org/drawingml/2006/wordprocessingDrawing" xmlns:w10="urn:schemas-microsoft-com:office:word" xmlns:w="http://schemas.openxmlformats.org/wordprocessingml/2006/main" xmlns:w14="http://schemas.microsoft.com/office/word/2010/wordml" xmlns:w15="http://schemas.microsoft.com/office/word/2012/wordml" xmlns:w16se="http://schemas.microsoft.com/office/word/2015/wordml/symex" xmlns:wpg="http://schemas.microsoft.com/office/word/2010/wordprocessingGroup" xmlns:wpi="http://schemas.microsoft.com/office/word/2010/wordprocessingInk" xmlns:wne="http://schemas.microsoft.com/office/word/2006/wordml" xmlns:wps="http://schemas.microsoft.com/office/word/2010/wordprocessingShape" mc:Ignorable="w14 w15 w16se wp14">
   <w:body>
     <w:p>
       <w:pPr>
         <w:keepNext/>
-        <w:spacing w:after="0" w:line="360" w:lineRule="auto"/>
+        <w:spacing w:before="240" w:after="360" w:line="360" w:lineRule="auto"/>
         <w:ind w:firstLine="851"/>
         <w:rPr>
           <w:lang w:val="ru-RU"/>
@@ -24,7 +24,7 @@
     <w:p>
       <w:pPr>
         <w:keepNext/>
-        <w:spacing w:after="0" w:line="360" w:lineRule="auto"/>
+        <w:spacing w:before="240" w:after="360" w:line="360" w:lineRule="auto"/>
         <w:ind w:firstLine="851"/>
         <w:rPr>
           <w:lang w:val="ru-RU"/>
@@ -37,7 +37,18 @@
           <w:sz w:val="28"/>
           <w:lang w:val="ru-RU"/>
         </w:rPr>
-        <w:t>2.2 Физическая модель базы данных</w:t>
+        <w:t>2.2 Физическая мод</w:t>
+      </w:r>
+      <w:bookmarkStart w:id="0" w:name="_GoBack"/>
+      <w:bookmarkEnd w:id="0"/>
+      <w:r>
+        <w:rPr>
+          <w:rFonts w:ascii="Times New Roman" w:hAnsi="Times New Roman"/>
+          <w:b/>
+          <w:sz w:val="28"/>
+          <w:lang w:val="ru-RU"/>
+        </w:rPr>
+        <w:t>ель базы данных</w:t>
       </w:r>
     </w:p>
     <w:p>
@@ -164,7 +175,7 @@
     </w:p>
     <w:p>
       <w:pPr>
-        <w:spacing w:after="0" w:line="360" w:lineRule="auto"/>
+        <w:spacing w:before="240" w:after="360" w:line="360" w:lineRule="auto"/>
         <w:ind w:firstLine="851"/>
         <w:rPr>
           <w:lang w:val="ru-RU"/>
@@ -659,6 +670,8 @@
     </w:p>
     <w:p>
       <w:pPr>
+        <w:spacing w:after="0" w:line="360" w:lineRule="auto"/>
+        <w:ind w:firstLine="851"/>
         <w:rPr>
           <w:rFonts w:ascii="Times New Roman" w:hAnsi="Times New Roman"/>
           <w:b/>
@@ -678,7 +691,7 @@
     </w:p>
     <w:p>
       <w:pPr>
-        <w:spacing w:after="0" w:line="360" w:lineRule="auto"/>
+        <w:spacing w:before="240" w:after="360" w:line="360" w:lineRule="auto"/>
         <w:ind w:firstLine="851"/>
         <w:rPr>
           <w:lang w:val="ru-RU"/>
@@ -1252,7 +1265,6 @@
           <w:p>
             <w:pPr>
               <w:spacing w:after="0" w:line="360" w:lineRule="auto"/>
-              <w:ind w:firstLine="851"/>
               <w:rPr>
                 <w:lang w:val="ru-RU"/>
               </w:rPr>
@@ -1302,7 +1314,7 @@
     </w:p>
     <w:p>
       <w:pPr>
-        <w:spacing w:after="0" w:line="360" w:lineRule="auto"/>
+        <w:spacing w:before="240" w:after="360" w:line="360" w:lineRule="auto"/>
         <w:ind w:firstLine="851"/>
         <w:rPr>
           <w:lang w:val="ru-RU"/>
@@ -1814,6 +1826,8 @@
     </w:p>
     <w:p>
       <w:pPr>
+        <w:spacing w:after="0" w:line="360" w:lineRule="auto"/>
+        <w:ind w:firstLine="851"/>
         <w:rPr>
           <w:rFonts w:ascii="Times New Roman" w:hAnsi="Times New Roman"/>
           <w:b/>
@@ -1833,7 +1847,7 @@
     </w:p>
     <w:p>
       <w:pPr>
-        <w:spacing w:after="0" w:line="360" w:lineRule="auto"/>
+        <w:spacing w:before="240" w:after="360" w:line="360" w:lineRule="auto"/>
         <w:ind w:firstLine="851"/>
         <w:rPr>
           <w:lang w:val="ru-RU"/>
@@ -2821,6 +2835,8 @@
     </w:p>
     <w:p>
       <w:pPr>
+        <w:spacing w:after="0" w:line="360" w:lineRule="auto"/>
+        <w:ind w:firstLine="851"/>
         <w:rPr>
           <w:rFonts w:ascii="Times New Roman" w:hAnsi="Times New Roman"/>
           <w:b/>
@@ -2838,7 +2854,7 @@
     </w:p>
     <w:p>
       <w:pPr>
-        <w:spacing w:after="0" w:line="360" w:lineRule="auto"/>
+        <w:spacing w:before="240" w:after="360" w:line="360" w:lineRule="auto"/>
         <w:ind w:firstLine="851"/>
         <w:rPr>
           <w:lang w:val="ru-RU"/>
@@ -3743,6 +3759,8 @@
     </w:p>
     <w:p>
       <w:pPr>
+        <w:spacing w:after="0" w:line="360" w:lineRule="auto"/>
+        <w:ind w:firstLine="851"/>
         <w:rPr>
           <w:rFonts w:ascii="Times New Roman" w:hAnsi="Times New Roman"/>
           <w:b/>
@@ -3760,7 +3778,7 @@
     </w:p>
     <w:p>
       <w:pPr>
-        <w:spacing w:after="0" w:line="360" w:lineRule="auto"/>
+        <w:spacing w:before="240" w:after="360" w:line="360" w:lineRule="auto"/>
         <w:ind w:firstLine="851"/>
         <w:rPr>
           <w:lang w:val="ru-RU"/>
@@ -4102,7 +4120,6 @@
           <w:p>
             <w:pPr>
               <w:spacing w:after="0" w:line="360" w:lineRule="auto"/>
-              <w:ind w:firstLine="851"/>
             </w:pPr>
             <w:proofErr w:type="spellStart"/>
             <w:r>
@@ -4227,7 +4244,6 @@
           <w:p>
             <w:pPr>
               <w:spacing w:after="0" w:line="360" w:lineRule="auto"/>
-              <w:ind w:firstLine="851"/>
             </w:pPr>
             <w:r>
               <w:rPr>
@@ -4343,14 +4359,29 @@
           <w:p>
             <w:pPr>
               <w:spacing w:after="0" w:line="360" w:lineRule="auto"/>
-              <w:ind w:firstLine="851"/>
             </w:pPr>
             <w:r>
               <w:rPr>
                 <w:rFonts w:ascii="Times New Roman" w:hAnsi="Times New Roman"/>
                 <w:sz w:val="24"/>
               </w:rPr>
-              <w:t>NOT NULL, Связь с dishes(id) ON DELETE RESTRICT</w:t>
+              <w:t xml:space="preserve">NOT NULL, </w:t>
+            </w:r>
+            <w:proofErr w:type="spellStart"/>
+            <w:r>
+              <w:rPr>
+                <w:rFonts w:ascii="Times New Roman" w:hAnsi="Times New Roman"/>
+                <w:sz w:val="24"/>
+              </w:rPr>
+              <w:t>Связь</w:t>
+            </w:r>
+            <w:proofErr w:type="spellEnd"/>
+            <w:r>
+              <w:rPr>
+                <w:rFonts w:ascii="Times New Roman" w:hAnsi="Times New Roman"/>
+                <w:sz w:val="24"/>
+              </w:rPr>
+              <w:t xml:space="preserve"> с dishes(id) ON DELETE RESTRICT</w:t>
             </w:r>
           </w:p>
         </w:tc>
@@ -4418,6 +4449,7 @@
           <w:p>
             <w:pPr>
               <w:spacing w:after="0" w:line="360" w:lineRule="auto"/>
+              <w:ind w:firstLine="851"/>
             </w:pPr>
             <w:r>
               <w:rPr>
@@ -4441,14 +4473,45 @@
           <w:p>
             <w:pPr>
               <w:spacing w:after="0" w:line="360" w:lineRule="auto"/>
-              <w:ind w:firstLine="851"/>
             </w:pPr>
             <w:r>
               <w:rPr>
                 <w:rFonts w:ascii="Times New Roman" w:hAnsi="Times New Roman"/>
                 <w:sz w:val="24"/>
               </w:rPr>
-              <w:t>NOT NULL, Число порций в чеке, CHECK (quantity &gt; 0)</w:t>
+              <w:t xml:space="preserve">NOT NULL, </w:t>
+            </w:r>
+            <w:proofErr w:type="spellStart"/>
+            <w:r>
+              <w:rPr>
+                <w:rFonts w:ascii="Times New Roman" w:hAnsi="Times New Roman"/>
+                <w:sz w:val="24"/>
+              </w:rPr>
+              <w:t>Число</w:t>
+            </w:r>
+            <w:proofErr w:type="spellEnd"/>
+            <w:r>
+              <w:rPr>
+                <w:rFonts w:ascii="Times New Roman" w:hAnsi="Times New Roman"/>
+                <w:sz w:val="24"/>
+              </w:rPr>
+              <w:t xml:space="preserve"> </w:t>
+            </w:r>
+            <w:proofErr w:type="spellStart"/>
+            <w:r>
+              <w:rPr>
+                <w:rFonts w:ascii="Times New Roman" w:hAnsi="Times New Roman"/>
+                <w:sz w:val="24"/>
+              </w:rPr>
+              <w:t>порций</w:t>
+            </w:r>
+            <w:proofErr w:type="spellEnd"/>
+            <w:r>
+              <w:rPr>
+                <w:rFonts w:ascii="Times New Roman" w:hAnsi="Times New Roman"/>
+                <w:sz w:val="24"/>
+              </w:rPr>
+              <w:t xml:space="preserve"> в чеке, CHECK (quantity &gt; 0)</w:t>
             </w:r>
           </w:p>
         </w:tc>
@@ -4518,6 +4581,7 @@
           <w:p>
             <w:pPr>
               <w:spacing w:after="0" w:line="360" w:lineRule="auto"/>
+              <w:ind w:firstLine="851"/>
             </w:pPr>
             <w:r>
               <w:rPr>
@@ -4541,14 +4605,45 @@
           <w:p>
             <w:pPr>
               <w:spacing w:after="0" w:line="360" w:lineRule="auto"/>
-              <w:ind w:firstLine="851"/>
             </w:pPr>
             <w:r>
               <w:rPr>
                 <w:rFonts w:ascii="Times New Roman" w:hAnsi="Times New Roman"/>
                 <w:sz w:val="24"/>
               </w:rPr>
-              <w:t>NOT NULL, Цена на момент заказа, CHECK (price_at_order &gt; 0)</w:t>
+              <w:t xml:space="preserve">NOT NULL, </w:t>
+            </w:r>
+            <w:proofErr w:type="spellStart"/>
+            <w:r>
+              <w:rPr>
+                <w:rFonts w:ascii="Times New Roman" w:hAnsi="Times New Roman"/>
+                <w:sz w:val="24"/>
+              </w:rPr>
+              <w:t>Цена</w:t>
+            </w:r>
+            <w:proofErr w:type="spellEnd"/>
+            <w:r>
+              <w:rPr>
+                <w:rFonts w:ascii="Times New Roman" w:hAnsi="Times New Roman"/>
+                <w:sz w:val="24"/>
+              </w:rPr>
+              <w:t xml:space="preserve"> </w:t>
+            </w:r>
+            <w:proofErr w:type="spellStart"/>
+            <w:r>
+              <w:rPr>
+                <w:rFonts w:ascii="Times New Roman" w:hAnsi="Times New Roman"/>
+                <w:sz w:val="24"/>
+              </w:rPr>
+              <w:t>на</w:t>
+            </w:r>
+            <w:proofErr w:type="spellEnd"/>
+            <w:r>
+              <w:rPr>
+                <w:rFonts w:ascii="Times New Roman" w:hAnsi="Times New Roman"/>
+                <w:sz w:val="24"/>
+              </w:rPr>
+              <w:t xml:space="preserve"> момент заказа, CHECK (price_at_order &gt; 0)</w:t>
             </w:r>
           </w:p>
         </w:tc>
@@ -4562,7 +4657,7 @@
     </w:p>
     <w:p>
       <w:pPr>
-        <w:spacing w:after="0" w:line="360" w:lineRule="auto"/>
+        <w:spacing w:before="240" w:after="360" w:line="360" w:lineRule="auto"/>
         <w:ind w:firstLine="851"/>
         <w:rPr>
           <w:lang w:val="ru-RU"/>
@@ -4880,7 +4975,16 @@
           <w:sz w:val="28"/>
           <w:lang w:val="ru-RU"/>
         </w:rPr>
-        <w:t xml:space="preserve"> для состава чеков и блокирующее правило </w:t>
+        <w:t xml:space="preserve"> для </w:t>
+      </w:r>
+      <w:r>
+        <w:rPr>
+          <w:rFonts w:ascii="Times New Roman" w:hAnsi="Times New Roman"/>
+          <w:sz w:val="28"/>
+          <w:lang w:val="ru-RU"/>
+        </w:rPr>
+        <w:lastRenderedPageBreak/>
+        <w:t xml:space="preserve">состава чеков и блокирующее правило </w:t>
       </w:r>
       <w:r>
         <w:rPr>
@@ -4931,7 +5035,7 @@
     <w:p>
       <w:pPr>
         <w:keepNext/>
-        <w:spacing w:after="0" w:line="360" w:lineRule="auto"/>
+        <w:spacing w:before="240" w:after="360" w:line="360" w:lineRule="auto"/>
         <w:ind w:firstLine="851"/>
         <w:rPr>
           <w:lang w:val="ru-RU"/>
@@ -4944,7 +5048,6 @@
           <w:sz w:val="28"/>
           <w:lang w:val="ru-RU"/>
         </w:rPr>
-        <w:lastRenderedPageBreak/>
         <w:t>2.3 Описание применяемых технологий</w:t>
       </w:r>
     </w:p>
@@ -5126,6 +5229,7 @@
         </w:rPr>
         <w:t xml:space="preserve">): </w:t>
       </w:r>
+      <w:proofErr w:type="spellStart"/>
       <w:r>
         <w:rPr>
           <w:rFonts w:ascii="Times New Roman" w:hAnsi="Times New Roman"/>
@@ -5133,6 +5237,7 @@
         </w:rPr>
         <w:t>PyCharm</w:t>
       </w:r>
+      <w:proofErr w:type="spellEnd"/>
       <w:r>
         <w:rPr>
           <w:rFonts w:ascii="Times New Roman" w:hAnsi="Times New Roman"/>
@@ -5211,12 +5316,31 @@
           <w:lang w:val="ru-RU"/>
         </w:rPr>
         <w:t>-схем.</w:t>
+      </w:r>
+    </w:p>
+    <w:p>
+      <w:pPr>
+        <w:rPr>
+          <w:rFonts w:ascii="Times New Roman" w:hAnsi="Times New Roman"/>
+          <w:b/>
+          <w:sz w:val="28"/>
+          <w:lang w:val="ru-RU"/>
+        </w:rPr>
+      </w:pPr>
+      <w:r>
+        <w:rPr>
+          <w:rFonts w:ascii="Times New Roman" w:hAnsi="Times New Roman"/>
+          <w:b/>
+          <w:sz w:val="28"/>
+          <w:lang w:val="ru-RU"/>
+        </w:rPr>
+        <w:br w:type="page"/>
       </w:r>
     </w:p>
     <w:p>
       <w:pPr>
         <w:keepNext/>
-        <w:spacing w:after="0" w:line="360" w:lineRule="auto"/>
+        <w:spacing w:before="240" w:after="360" w:line="360" w:lineRule="auto"/>
         <w:ind w:firstLine="851"/>
         <w:rPr>
           <w:lang w:val="ru-RU"/>
@@ -5229,6 +5353,7 @@
           <w:sz w:val="28"/>
           <w:lang w:val="ru-RU"/>
         </w:rPr>
+        <w:lastRenderedPageBreak/>
         <w:t xml:space="preserve">2.4 Руководство пользователя (Комплект </w:t>
       </w:r>
       <w:r>
@@ -5251,7 +5376,7 @@
     </w:p>
     <w:p>
       <w:pPr>
-        <w:spacing w:after="0" w:line="360" w:lineRule="auto"/>
+        <w:spacing w:before="240" w:after="360" w:line="360" w:lineRule="auto"/>
         <w:ind w:firstLine="851"/>
         <w:rPr>
           <w:lang w:val="ru-RU"/>
@@ -5491,6 +5616,7 @@
           <w:sz w:val="20"/>
         </w:rPr>
         <w:br/>
+        <w:t>CREATE TABLE IF NOT EXISTS dishes (</w:t>
       </w:r>
       <w:r>
         <w:rPr>
@@ -5498,8 +5624,8 @@
           <w:color w:val="000000"/>
           <w:sz w:val="20"/>
         </w:rPr>
-        <w:lastRenderedPageBreak/>
-        <w:t>CREATE TABLE IF NOT EXISTS dishes (</w:t>
+        <w:br/>
+        <w:t xml:space="preserve">    id INTEGER PRIMARY KEY AUTOINCREMENT,</w:t>
       </w:r>
       <w:r>
         <w:rPr>
@@ -5508,7 +5634,7 @@
           <w:sz w:val="20"/>
         </w:rPr>
         <w:br/>
-        <w:t xml:space="preserve">    id INTEGER PRIMARY KEY AUTOINCREMENT,</w:t>
+        <w:t xml:space="preserve">    name TEXT NOT NULL,</w:t>
       </w:r>
       <w:r>
         <w:rPr>
@@ -5517,7 +5643,7 @@
           <w:sz w:val="20"/>
         </w:rPr>
         <w:br/>
-        <w:t xml:space="preserve">    name TEXT NOT NULL,</w:t>
+        <w:t xml:space="preserve">    description TEXT,</w:t>
       </w:r>
       <w:r>
         <w:rPr>
@@ -5526,7 +5652,7 @@
           <w:sz w:val="20"/>
         </w:rPr>
         <w:br/>
-        <w:t xml:space="preserve">    description TEXT,</w:t>
+        <w:t xml:space="preserve">    price REAL NOT NULL,</w:t>
       </w:r>
       <w:r>
         <w:rPr>
@@ -5535,7 +5661,7 @@
           <w:sz w:val="20"/>
         </w:rPr>
         <w:br/>
-        <w:t xml:space="preserve">    price REAL NOT NULL,</w:t>
+        <w:t xml:space="preserve">    is_available INTEGER NOT NULL DEFAULT 1,</w:t>
       </w:r>
       <w:r>
         <w:rPr>
@@ -5544,7 +5670,7 @@
           <w:sz w:val="20"/>
         </w:rPr>
         <w:br/>
-        <w:t xml:space="preserve">    is_available INTEGER NOT NULL DEFAULT 1,</w:t>
+        <w:t xml:space="preserve">    category_id INTEGER NOT NULL,</w:t>
       </w:r>
       <w:r>
         <w:rPr>
@@ -5553,7 +5679,7 @@
           <w:sz w:val="20"/>
         </w:rPr>
         <w:br/>
-        <w:t xml:space="preserve">    category_id INTEGER NOT NULL,</w:t>
+        <w:t xml:space="preserve">    FOREIGN KEY (category_id) REFERENCES categories(id) ON DELETE RESTRICT,</w:t>
       </w:r>
       <w:r>
         <w:rPr>
@@ -5562,7 +5688,7 @@
           <w:sz w:val="20"/>
         </w:rPr>
         <w:br/>
-        <w:t xml:space="preserve">    FOREIGN KEY (category_id) REFERENCES categories(id) ON DELETE RESTRICT,</w:t>
+        <w:t xml:space="preserve">    CONSTRAINT chk_dish_price CHECK (price &gt; 0)</w:t>
       </w:r>
       <w:r>
         <w:rPr>
@@ -5571,7 +5697,7 @@
           <w:sz w:val="20"/>
         </w:rPr>
         <w:br/>
-        <w:t xml:space="preserve">    CONSTRAINT chk_dish_price CHECK (price &gt; 0)</w:t>
+        <w:t>);</w:t>
       </w:r>
       <w:r>
         <w:rPr>
@@ -5580,7 +5706,6 @@
           <w:sz w:val="20"/>
         </w:rPr>
         <w:br/>
-        <w:t>);</w:t>
       </w:r>
       <w:r>
         <w:rPr>
@@ -5589,6 +5714,7 @@
           <w:sz w:val="20"/>
         </w:rPr>
         <w:br/>
+        <w:t>CREATE TABLE IF NOT EXISTS orders (</w:t>
       </w:r>
       <w:r>
         <w:rPr>
@@ -5597,7 +5723,7 @@
           <w:sz w:val="20"/>
         </w:rPr>
         <w:br/>
-        <w:t>CREATE TABLE IF NOT EXISTS orders (</w:t>
+        <w:t xml:space="preserve">    id INTEGER PRIMARY KEY AUTOINCREMENT,</w:t>
       </w:r>
       <w:r>
         <w:rPr>
@@ -5606,7 +5732,7 @@
           <w:sz w:val="20"/>
         </w:rPr>
         <w:br/>
-        <w:t xml:space="preserve">    id INTEGER PRIMARY KEY AUTOINCREMENT,</w:t>
+        <w:t xml:space="preserve">    order_date TEXT NOT NULL DEFAULT (datetime('now', 'localtime')),</w:t>
       </w:r>
       <w:r>
         <w:rPr>
@@ -5615,7 +5741,7 @@
           <w:sz w:val="20"/>
         </w:rPr>
         <w:br/>
-        <w:t xml:space="preserve">    order_date TEXT NOT NULL DEFAULT (datetime('now', 'localtime')),</w:t>
+        <w:t xml:space="preserve">    table_number INTEGER NOT NULL,</w:t>
       </w:r>
       <w:r>
         <w:rPr>
@@ -5624,7 +5750,7 @@
           <w:sz w:val="20"/>
         </w:rPr>
         <w:br/>
-        <w:t xml:space="preserve">    table_number INTEGER NOT NULL,</w:t>
+        <w:t xml:space="preserve">    employee_id INTEGER NOT NULL,</w:t>
       </w:r>
       <w:r>
         <w:rPr>
@@ -5633,7 +5759,6 @@
           <w:sz w:val="20"/>
         </w:rPr>
         <w:br/>
-        <w:t xml:space="preserve">    employee_id INTEGER NOT NULL,</w:t>
       </w:r>
       <w:r>
         <w:rPr>
@@ -5641,7 +5766,7 @@
           <w:color w:val="000000"/>
           <w:sz w:val="20"/>
         </w:rPr>
-        <w:br/>
+        <w:lastRenderedPageBreak/>
         <w:t xml:space="preserve">    status_id INTEGER NOT NULL,</w:t>
       </w:r>
       <w:r>
@@ -5799,7 +5924,7 @@
     </w:p>
     <w:p>
       <w:pPr>
-        <w:spacing w:after="0" w:line="360" w:lineRule="auto"/>
+        <w:spacing w:before="240" w:after="360" w:line="360" w:lineRule="auto"/>
         <w:ind w:firstLine="851"/>
         <w:rPr>
           <w:lang w:val="ru-RU"/>
@@ -5918,14 +6043,6 @@
           <w:sz w:val="20"/>
         </w:rPr>
         <w:br/>
-      </w:r>
-      <w:r>
-        <w:rPr>
-          <w:rFonts w:ascii="Consolas" w:hAnsi="Consolas"/>
-          <w:color w:val="000000"/>
-          <w:sz w:val="20"/>
-        </w:rPr>
-        <w:lastRenderedPageBreak/>
         <w:t>JOIN categories c ON d.category_id = c.id</w:t>
       </w:r>
       <w:r>
@@ -6136,171 +6253,80 @@
           <w:color w:val="000000"/>
           <w:sz w:val="20"/>
         </w:rPr>
-        <w:t xml:space="preserve">SELECT d.name, </w:t>
-      </w:r>
-      <w:proofErr w:type="gramStart"/>
+        <w:lastRenderedPageBreak/>
+        <w:t>SELECT d.name, SUM(</w:t>
+      </w:r>
+      <w:proofErr w:type="spellStart"/>
       <w:r>
         <w:rPr>
           <w:rFonts w:ascii="Consolas" w:hAnsi="Consolas"/>
           <w:color w:val="000000"/>
           <w:sz w:val="20"/>
         </w:rPr>
-        <w:t>SUM(</w:t>
-      </w:r>
-      <w:proofErr w:type="spellStart"/>
+        <w:t>oi.quantity</w:t>
+      </w:r>
+      <w:proofErr w:type="spellEnd"/>
       <w:r>
         <w:rPr>
           <w:rFonts w:ascii="Consolas" w:hAnsi="Consolas"/>
           <w:color w:val="000000"/>
           <w:sz w:val="20"/>
         </w:rPr>
-        <w:t>oi.quantity</w:t>
-      </w:r>
-      <w:proofErr w:type="spellEnd"/>
-      <w:proofErr w:type="gramEnd"/>
+        <w:t>) AS sold, SUM(</w:t>
+      </w:r>
+      <w:proofErr w:type="spellStart"/>
       <w:r>
         <w:rPr>
           <w:rFonts w:ascii="Consolas" w:hAnsi="Consolas"/>
           <w:color w:val="000000"/>
           <w:sz w:val="20"/>
         </w:rPr>
-        <w:t xml:space="preserve">) AS sold, </w:t>
-      </w:r>
-      <w:proofErr w:type="gramStart"/>
+        <w:t>oi.quantity</w:t>
+      </w:r>
+      <w:proofErr w:type="spellEnd"/>
       <w:r>
         <w:rPr>
           <w:rFonts w:ascii="Consolas" w:hAnsi="Consolas"/>
           <w:color w:val="000000"/>
           <w:sz w:val="20"/>
         </w:rPr>
-        <w:t>SUM(</w:t>
-      </w:r>
-      <w:proofErr w:type="spellStart"/>
+        <w:t xml:space="preserve"> * oi.price_at_order) AS revenue</w:t>
+      </w:r>
       <w:r>
         <w:rPr>
           <w:rFonts w:ascii="Consolas" w:hAnsi="Consolas"/>
           <w:color w:val="000000"/>
           <w:sz w:val="20"/>
         </w:rPr>
-        <w:t>oi.quantity</w:t>
-      </w:r>
-      <w:proofErr w:type="spellEnd"/>
-      <w:proofErr w:type="gramEnd"/>
+        <w:br/>
+        <w:t>FROM order_items oi</w:t>
+      </w:r>
       <w:r>
         <w:rPr>
           <w:rFonts w:ascii="Consolas" w:hAnsi="Consolas"/>
           <w:color w:val="000000"/>
           <w:sz w:val="20"/>
         </w:rPr>
-        <w:t xml:space="preserve"> * </w:t>
-      </w:r>
-      <w:proofErr w:type="gramStart"/>
+        <w:br/>
+        <w:t>JOIN dishes d ON oi.dish_id = d.id</w:t>
+      </w:r>
       <w:r>
         <w:rPr>
           <w:rFonts w:ascii="Consolas" w:hAnsi="Consolas"/>
           <w:color w:val="000000"/>
           <w:sz w:val="20"/>
         </w:rPr>
-        <w:t>oi.price</w:t>
-      </w:r>
-      <w:proofErr w:type="gramEnd"/>
+        <w:br/>
+        <w:t>JOIN orders o ON oi.order_id = o.id</w:t>
+      </w:r>
       <w:r>
         <w:rPr>
           <w:rFonts w:ascii="Consolas" w:hAnsi="Consolas"/>
           <w:color w:val="000000"/>
           <w:sz w:val="20"/>
         </w:rPr>
-        <w:t>_at_order) AS revenue</w:t>
-      </w:r>
-      <w:r>
-        <w:rPr>
-          <w:rFonts w:ascii="Consolas" w:hAnsi="Consolas"/>
-          <w:color w:val="000000"/>
-          <w:sz w:val="20"/>
-        </w:rPr>
         <w:br/>
-        <w:t>FROM order_items oi</w:t>
-      </w:r>
-      <w:r>
-        <w:rPr>
-          <w:rFonts w:ascii="Consolas" w:hAnsi="Consolas"/>
-          <w:color w:val="000000"/>
-          <w:sz w:val="20"/>
-        </w:rPr>
-        <w:br/>
-        <w:t xml:space="preserve">JOIN dishes d ON </w:t>
-      </w:r>
-      <w:proofErr w:type="gramStart"/>
-      <w:r>
-        <w:rPr>
-          <w:rFonts w:ascii="Consolas" w:hAnsi="Consolas"/>
-          <w:color w:val="000000"/>
-          <w:sz w:val="20"/>
-        </w:rPr>
-        <w:t>oi.dish</w:t>
-      </w:r>
-      <w:proofErr w:type="gramEnd"/>
-      <w:r>
-        <w:rPr>
-          <w:rFonts w:ascii="Consolas" w:hAnsi="Consolas"/>
-          <w:color w:val="000000"/>
-          <w:sz w:val="20"/>
-        </w:rPr>
-        <w:t>_id = d.id</w:t>
-      </w:r>
-      <w:r>
-        <w:rPr>
-          <w:rFonts w:ascii="Consolas" w:hAnsi="Consolas"/>
-          <w:color w:val="000000"/>
-          <w:sz w:val="20"/>
-        </w:rPr>
-        <w:br/>
-        <w:t xml:space="preserve">JOIN orders o ON </w:t>
-      </w:r>
-      <w:proofErr w:type="gramStart"/>
-      <w:r>
-        <w:rPr>
-          <w:rFonts w:ascii="Consolas" w:hAnsi="Consolas"/>
-          <w:color w:val="000000"/>
-          <w:sz w:val="20"/>
-        </w:rPr>
-        <w:t>oi.order</w:t>
-      </w:r>
-      <w:proofErr w:type="gramEnd"/>
-      <w:r>
-        <w:rPr>
-          <w:rFonts w:ascii="Consolas" w:hAnsi="Consolas"/>
-          <w:color w:val="000000"/>
-          <w:sz w:val="20"/>
-        </w:rPr>
-        <w:t>_id = o.id</w:t>
-      </w:r>
-      <w:r>
-        <w:rPr>
-          <w:rFonts w:ascii="Consolas" w:hAnsi="Consolas"/>
-          <w:color w:val="000000"/>
-          <w:sz w:val="20"/>
-        </w:rPr>
-        <w:br/>
-        <w:t xml:space="preserve">WHERE </w:t>
-      </w:r>
-      <w:proofErr w:type="gramStart"/>
-      <w:r>
-        <w:rPr>
-          <w:rFonts w:ascii="Consolas" w:hAnsi="Consolas"/>
-          <w:color w:val="000000"/>
-          <w:sz w:val="20"/>
-        </w:rPr>
-        <w:t>o.status</w:t>
-      </w:r>
-      <w:proofErr w:type="gramEnd"/>
-      <w:r>
-        <w:rPr>
-          <w:rFonts w:ascii="Consolas" w:hAnsi="Consolas"/>
-          <w:color w:val="000000"/>
-          <w:sz w:val="20"/>
-        </w:rPr>
-        <w:t>_id = 5</w:t>
+        <w:t>WHERE o.status_id = 5</w:t>
       </w:r>
       <w:r>
         <w:rPr>
@@ -6330,8 +6356,8 @@
       <w:r>
         <w:rPr>
           <w:noProof/>
-        </w:rPr>
-        <w:lastRenderedPageBreak/>
+          <w:lang w:val="ru-RU" w:eastAsia="ru-RU"/>
+        </w:rPr>
         <w:drawing>
           <wp:inline distT="0" distB="0" distL="0" distR="0" wp14:anchorId="3E41FCB1" wp14:editId="07281AA5">
             <wp:extent cx="6336665" cy="4368800"/>
@@ -6372,6 +6398,7 @@
     <w:p>
       <w:pPr>
         <w:pStyle w:val="af5"/>
+        <w:spacing w:after="0" w:line="360" w:lineRule="auto"/>
         <w:ind w:firstLine="851"/>
         <w:rPr>
           <w:rFonts w:ascii="Times New Roman" w:hAnsi="Times New Roman"/>
@@ -6465,20 +6492,71 @@
           <w:color w:val="000000" w:themeColor="text1"/>
           <w:lang w:val="ru-RU"/>
         </w:rPr>
-        <w:t xml:space="preserve"> - </w:t>
-      </w:r>
-      <w:r>
-        <w:rPr>
-          <w:color w:val="000000" w:themeColor="text1"/>
-        </w:rPr>
-        <w:t>ER</w:t>
+        <w:t xml:space="preserve"> </w:t>
       </w:r>
       <w:r>
         <w:rPr>
           <w:color w:val="000000" w:themeColor="text1"/>
           <w:lang w:val="ru-RU"/>
         </w:rPr>
-        <w:t>=Диаграмма</w:t>
+        <w:t>–</w:t>
+      </w:r>
+      <w:r>
+        <w:rPr>
+          <w:color w:val="000000" w:themeColor="text1"/>
+          <w:lang w:val="ru-RU"/>
+        </w:rPr>
+        <w:t xml:space="preserve"> </w:t>
+      </w:r>
+      <w:r>
+        <w:rPr>
+          <w:color w:val="000000" w:themeColor="text1"/>
+        </w:rPr>
+        <w:t>ER</w:t>
+      </w:r>
+      <w:r>
+        <w:rPr>
+          <w:color w:val="000000" w:themeColor="text1"/>
+        </w:rPr>
+        <w:t xml:space="preserve"> </w:t>
+      </w:r>
+      <w:r>
+        <w:rPr>
+          <w:color w:val="000000" w:themeColor="text1"/>
+          <w:lang w:val="ru-RU"/>
+        </w:rPr>
+        <w:t>-</w:t>
+      </w:r>
+      <w:r>
+        <w:rPr>
+          <w:color w:val="000000" w:themeColor="text1"/>
+        </w:rPr>
+        <w:t xml:space="preserve"> </w:t>
+      </w:r>
+      <w:r>
+        <w:rPr>
+          <w:color w:val="000000" w:themeColor="text1"/>
+          <w:lang w:val="ru-RU"/>
+        </w:rPr>
+        <w:t>Диаграмма</w:t>
+      </w:r>
+    </w:p>
+    <w:p>
+      <w:pPr>
+        <w:spacing w:before="240" w:after="360" w:line="360" w:lineRule="auto"/>
+        <w:ind w:firstLine="851"/>
+        <w:rPr>
+          <w:lang w:val="ru-RU"/>
+        </w:rPr>
+      </w:pPr>
+      <w:r>
+        <w:rPr>
+          <w:rFonts w:ascii="Times New Roman" w:hAnsi="Times New Roman"/>
+          <w:b/>
+          <w:sz w:val="28"/>
+          <w:lang w:val="ru-RU"/>
+        </w:rPr>
+        <w:t>Вывод по разделу 2</w:t>
       </w:r>
     </w:p>
     <w:p>
@@ -6492,100 +6570,82 @@
       <w:r>
         <w:rPr>
           <w:rFonts w:ascii="Times New Roman" w:hAnsi="Times New Roman"/>
-          <w:b/>
           <w:sz w:val="28"/>
           <w:lang w:val="ru-RU"/>
         </w:rPr>
-        <w:t>Вывод по разделу 2</w:t>
+        <w:t xml:space="preserve">В ходе реализации Этапа 4 спроектирована и </w:t>
+      </w:r>
+      <w:proofErr w:type="spellStart"/>
+      <w:r>
+        <w:rPr>
+          <w:rFonts w:ascii="Times New Roman" w:hAnsi="Times New Roman"/>
+          <w:sz w:val="28"/>
+          <w:lang w:val="ru-RU"/>
+        </w:rPr>
+        <w:t>программно</w:t>
+      </w:r>
+      <w:proofErr w:type="spellEnd"/>
+      <w:r>
+        <w:rPr>
+          <w:rFonts w:ascii="Times New Roman" w:hAnsi="Times New Roman"/>
+          <w:sz w:val="28"/>
+          <w:lang w:val="ru-RU"/>
+        </w:rPr>
+        <w:t xml:space="preserve"> развернута реляционная база данных </w:t>
+      </w:r>
+      <w:proofErr w:type="spellStart"/>
+      <w:r>
+        <w:rPr>
+          <w:rFonts w:ascii="Times New Roman" w:hAnsi="Times New Roman"/>
+          <w:sz w:val="28"/>
+        </w:rPr>
+        <w:t>capycafe</w:t>
+      </w:r>
+      <w:proofErr w:type="spellEnd"/>
+      <w:r>
+        <w:rPr>
+          <w:rFonts w:ascii="Times New Roman" w:hAnsi="Times New Roman"/>
+          <w:sz w:val="28"/>
+          <w:lang w:val="ru-RU"/>
+        </w:rPr>
+        <w:t>.</w:t>
+      </w:r>
+      <w:proofErr w:type="spellStart"/>
+      <w:r>
+        <w:rPr>
+          <w:rFonts w:ascii="Times New Roman" w:hAnsi="Times New Roman"/>
+          <w:sz w:val="28"/>
+        </w:rPr>
+        <w:t>db</w:t>
+      </w:r>
+      <w:proofErr w:type="spellEnd"/>
+      <w:r>
+        <w:rPr>
+          <w:rFonts w:ascii="Times New Roman" w:hAnsi="Times New Roman"/>
+          <w:sz w:val="28"/>
+          <w:lang w:val="ru-RU"/>
+        </w:rPr>
+        <w:t xml:space="preserve">. Проведенные испытания с помощью автоматизированного скрипта верификации подтвердили стабильность функционирования агрегатных выборок, корректность обработки связей и отказоустойчивость защитных барьеров </w:t>
+      </w:r>
+      <w:r>
+        <w:rPr>
+          <w:rFonts w:ascii="Times New Roman" w:hAnsi="Times New Roman"/>
+          <w:sz w:val="28"/>
+        </w:rPr>
+        <w:t>CHECK</w:t>
+      </w:r>
+      <w:r>
+        <w:rPr>
+          <w:rFonts w:ascii="Times New Roman" w:hAnsi="Times New Roman"/>
+          <w:sz w:val="28"/>
+          <w:lang w:val="ru-RU"/>
+        </w:rPr>
+        <w:t>.</w:t>
       </w:r>
     </w:p>
     <w:p>
       <w:pPr>
-        <w:spacing w:after="0" w:line="360" w:lineRule="auto"/>
-        <w:ind w:firstLine="851"/>
-        <w:rPr>
-          <w:lang w:val="ru-RU"/>
-        </w:rPr>
-      </w:pPr>
-      <w:r>
-        <w:rPr>
-          <w:rFonts w:ascii="Times New Roman" w:hAnsi="Times New Roman"/>
-          <w:sz w:val="28"/>
-          <w:lang w:val="ru-RU"/>
-        </w:rPr>
-        <w:t xml:space="preserve">В ходе реализации Этапа 4 спроектирована и </w:t>
-      </w:r>
-      <w:proofErr w:type="spellStart"/>
-      <w:r>
-        <w:rPr>
-          <w:rFonts w:ascii="Times New Roman" w:hAnsi="Times New Roman"/>
-          <w:sz w:val="28"/>
-          <w:lang w:val="ru-RU"/>
-        </w:rPr>
-        <w:t>программно</w:t>
-      </w:r>
-      <w:proofErr w:type="spellEnd"/>
-      <w:r>
-        <w:rPr>
-          <w:rFonts w:ascii="Times New Roman" w:hAnsi="Times New Roman"/>
-          <w:sz w:val="28"/>
-          <w:lang w:val="ru-RU"/>
-        </w:rPr>
-        <w:t xml:space="preserve"> развернута реляционная база данных </w:t>
-      </w:r>
-      <w:proofErr w:type="spellStart"/>
-      <w:r>
-        <w:rPr>
-          <w:rFonts w:ascii="Times New Roman" w:hAnsi="Times New Roman"/>
-          <w:sz w:val="28"/>
-        </w:rPr>
-        <w:t>capycafe</w:t>
-      </w:r>
-      <w:proofErr w:type="spellEnd"/>
-      <w:r>
-        <w:rPr>
-          <w:rFonts w:ascii="Times New Roman" w:hAnsi="Times New Roman"/>
-          <w:sz w:val="28"/>
-          <w:lang w:val="ru-RU"/>
-        </w:rPr>
-        <w:t>.</w:t>
-      </w:r>
-      <w:proofErr w:type="spellStart"/>
-      <w:r>
-        <w:rPr>
-          <w:rFonts w:ascii="Times New Roman" w:hAnsi="Times New Roman"/>
-          <w:sz w:val="28"/>
-        </w:rPr>
-        <w:t>db</w:t>
-      </w:r>
-      <w:proofErr w:type="spellEnd"/>
-      <w:r>
-        <w:rPr>
-          <w:rFonts w:ascii="Times New Roman" w:hAnsi="Times New Roman"/>
-          <w:sz w:val="28"/>
-          <w:lang w:val="ru-RU"/>
-        </w:rPr>
-        <w:t xml:space="preserve">. Проведенные испытания с помощью автоматизированного скрипта верификации подтвердили стабильность функционирования агрегатных выборок, корректность обработки связей и отказоустойчивость защитных барьеров </w:t>
-      </w:r>
-      <w:r>
-        <w:rPr>
-          <w:rFonts w:ascii="Times New Roman" w:hAnsi="Times New Roman"/>
-          <w:sz w:val="28"/>
-        </w:rPr>
-        <w:t>CHECK</w:t>
-      </w:r>
-      <w:r>
-        <w:rPr>
-          <w:rFonts w:ascii="Times New Roman" w:hAnsi="Times New Roman"/>
-          <w:sz w:val="28"/>
-          <w:lang w:val="ru-RU"/>
-        </w:rPr>
-        <w:t>.</w:t>
-      </w:r>
-    </w:p>
-    <w:p>
-      <w:pPr>
-        <w:spacing w:after="0" w:line="360" w:lineRule="auto"/>
+        <w:spacing w:before="240" w:after="360" w:line="360" w:lineRule="auto"/>
         <w:ind w:firstLine="851"/>
         <w:rPr>
           <w:lang w:val="ru-RU"/>
@@ -6598,6 +6658,7 @@
           <w:sz w:val="28"/>
           <w:lang w:val="ru-RU"/>
         </w:rPr>
+        <w:lastRenderedPageBreak/>
         <w:t>Общий вывод по главе 2</w:t>
       </w:r>
     </w:p>
@@ -6782,7 +6843,7 @@
 </file>
 
 <file path=word/numbering.xml><?xml version="1.0" encoding="utf-8"?>
-<w:numbering xmlns:wpc="http://schemas.microsoft.com/office/word/2010/wordprocessingCanvas" xmlns:cx="http://schemas.microsoft.com/office/drawing/2014/chartex" xmlns:cx1="http://schemas.microsoft.com/office/drawing/2015/9/8/chartex" xmlns:cx2="http://schemas.microsoft.com/office/drawing/2015/10/21/chartex" xmlns:cx3="http://schemas.microsoft.com/office/drawing/2016/5/9/chartex" xmlns:cx4="http://schemas.microsoft.com/office/drawing/2016/5/10/chartex" xmlns:cx5="http://schemas.microsoft.com/office/drawing/2016/5/11/chartex" xmlns:cx6="http://schemas.microsoft.com/office/drawing/2016/5/12/chartex" xmlns:cx7="http://schemas.microsoft.com/office/drawing/2016/5/13/chartex" xmlns:cx8="http://schemas.microsoft.com/office/drawing/2016/5/14/chartex" xmlns:mc="http://schemas.openxmlformats.org/markup-compatibility/2006" xmlns:aink="http://schemas.microsoft.com/office/drawing/2016/ink" xmlns:am3d="http://schemas.microsoft.com/office/drawing/2017/model3d" xmlns:o="urn:schemas-microsoft-com:office:office" xmlns:oel="http://schemas.microsoft.com/office/2019/extlst" xmlns:r="http://schemas.openxmlformats.org/officeDocument/2006/relationships" xmlns:m="http://schemas.openxmlformats.org/officeDocument/2006/math" xmlns:v="urn:schemas-microsoft-com:vml" xmlns:wp14="http://schemas.microsoft.com/office/word/2010/wordprocessingDrawing" xmlns:wp="http://schemas.openxmlformats.org/drawingml/2006/wordprocessingDrawing" xmlns:w10="urn:schemas-microsoft-com:office:word" xmlns:w="http://schemas.openxmlformats.org/wordprocessingml/2006/main" xmlns:w14="http://schemas.microsoft.com/office/word/2010/wordml" xmlns:w15="http://schemas.microsoft.com/office/word/2012/wordml" xmlns:w16cex="http://schemas.microsoft.com/office/word/2018/wordml/cex" xmlns:w16cid="http://schemas.microsoft.com/office/word/2016/wordml/cid" xmlns:w16="http://schemas.microsoft.com/office/word/2018/wordml" xmlns:w16du="http://schemas.microsoft.com/office/word/2023/wordml/word16du" xmlns:w16sdtdh="http://schemas.microsoft.com/office/word/2020/wordml/sdtdatahash" xmlns:w16sdtfl="http://schemas.microsoft.com/office/word/2024/wordml/sdtformatlock" xmlns:w16se="http://schemas.microsoft.com/office/word/2015/wordml/symex" xmlns:wpg="http://schemas.microsoft.com/office/word/2010/wordprocessingGroup" xmlns:wpi="http://schemas.microsoft.com/office/word/2010/wordprocessingInk" xmlns:wne="http://schemas.microsoft.com/office/word/2006/wordml" xmlns:wps="http://schemas.microsoft.com/office/word/2010/wordprocessingShape" mc:Ignorable="w14 w15 w16se w16cid w16 w16cex w16sdtdh w16sdtfl w16du wp14">
+<w:numbering xmlns:wpc="http://schemas.microsoft.com/office/word/2010/wordprocessingCanvas" xmlns:cx="http://schemas.microsoft.com/office/drawing/2014/chartex" xmlns:mc="http://schemas.openxmlformats.org/markup-compatibility/2006" xmlns:o="urn:schemas-microsoft-com:office:office" xmlns:r="http://schemas.openxmlformats.org/officeDocument/2006/relationships" xmlns:m="http://schemas.openxmlformats.org/officeDocument/2006/math" xmlns:v="urn:schemas-microsoft-com:vml" xmlns:wp14="http://schemas.microsoft.com/office/word/2010/wordprocessingDrawing" xmlns:wp="http://schemas.openxmlformats.org/drawingml/2006/wordprocessingDrawing" xmlns:w10="urn:schemas-microsoft-com:office:word" xmlns:w="http://schemas.openxmlformats.org/wordprocessingml/2006/main" xmlns:w14="http://schemas.microsoft.com/office/word/2010/wordml" xmlns:w15="http://schemas.microsoft.com/office/word/2012/wordml" xmlns:w16se="http://schemas.microsoft.com/office/word/2015/wordml/symex" xmlns:wpg="http://schemas.microsoft.com/office/word/2010/wordprocessingGroup" xmlns:wpi="http://schemas.microsoft.com/office/word/2010/wordprocessingInk" xmlns:wne="http://schemas.microsoft.com/office/word/2006/wordml" xmlns:wps="http://schemas.microsoft.com/office/word/2010/wordprocessingShape" mc:Ignorable="w14 w15 w16se wp14">
   <w:abstractNum w:abstractNumId="0" w15:restartNumberingAfterBreak="0">
     <w:nsid w:val="FFFFFF7C"/>
     <w:multiLevelType w:val="singleLevel"/>
@@ -6954,38 +7015,38 @@
       </w:rPr>
     </w:lvl>
   </w:abstractNum>
-  <w:num w:numId="1" w16cid:durableId="1070813800">
+  <w:num w:numId="1">
     <w:abstractNumId w:val="8"/>
   </w:num>
-  <w:num w:numId="2" w16cid:durableId="1619213037">
+  <w:num w:numId="2">
     <w:abstractNumId w:val="6"/>
   </w:num>
-  <w:num w:numId="3" w16cid:durableId="436103385">
+  <w:num w:numId="3">
     <w:abstractNumId w:val="5"/>
   </w:num>
-  <w:num w:numId="4" w16cid:durableId="1676567100">
+  <w:num w:numId="4">
     <w:abstractNumId w:val="4"/>
   </w:num>
-  <w:num w:numId="5" w16cid:durableId="788234213">
+  <w:num w:numId="5">
     <w:abstractNumId w:val="7"/>
   </w:num>
-  <w:num w:numId="6" w16cid:durableId="112948665">
+  <w:num w:numId="6">
     <w:abstractNumId w:val="3"/>
   </w:num>
-  <w:num w:numId="7" w16cid:durableId="1149830820">
+  <w:num w:numId="7">
     <w:abstractNumId w:val="2"/>
   </w:num>
-  <w:num w:numId="8" w16cid:durableId="1642616102">
+  <w:num w:numId="8">
     <w:abstractNumId w:val="1"/>
   </w:num>
-  <w:num w:numId="9" w16cid:durableId="1641036889">
+  <w:num w:numId="9">
     <w:abstractNumId w:val="0"/>
   </w:num>
 </w:numbering>
 </file>
 
 <file path=word/styles.xml><?xml version="1.0" encoding="utf-8"?>
-<w:styles xmlns:mc="http://schemas.openxmlformats.org/markup-compatibility/2006" xmlns:r="http://schemas.openxmlformats.org/officeDocument/2006/relationships" xmlns:w="http://schemas.openxmlformats.org/wordprocessingml/2006/main" xmlns:w14="http://schemas.microsoft.com/office/word/2010/wordml" xmlns:w15="http://schemas.microsoft.com/office/word/2012/wordml" xmlns:w16cex="http://schemas.microsoft.com/office/word/2018/wordml/cex" xmlns:w16cid="http://schemas.microsoft.com/office/word/2016/wordml/cid" xmlns:w16="http://schemas.microsoft.com/office/word/2018/wordml" xmlns:w16du="http://schemas.microsoft.com/office/word/2023/wordml/word16du" xmlns:w16sdtdh="http://schemas.microsoft.com/office/word/2020/wordml/sdtdatahash" xmlns:w16sdtfl="http://schemas.microsoft.com/office/word/2024/wordml/sdtformatlock" xmlns:w16se="http://schemas.microsoft.com/office/word/2015/wordml/symex" mc:Ignorable="w14 w15 w16se w16cid w16 w16cex w16sdtdh w16sdtfl w16du">
+<w:styles xmlns:mc="http://schemas.openxmlformats.org/markup-compatibility/2006" xmlns:r="http://schemas.openxmlformats.org/officeDocument/2006/relationships" xmlns:w="http://schemas.openxmlformats.org/wordprocessingml/2006/main" xmlns:w14="http://schemas.microsoft.com/office/word/2010/wordml" xmlns:w15="http://schemas.microsoft.com/office/word/2012/wordml" xmlns:w16se="http://schemas.microsoft.com/office/word/2015/wordml/symex" mc:Ignorable="w14 w15 w16se">
   <w:docDefaults>
     <w:rPrDefault>
       <w:rPr>
@@ -7001,7 +7062,7 @@
       </w:pPr>
     </w:pPrDefault>
   </w:docDefaults>
-  <w:latentStyles w:defLockedState="0" w:defUIPriority="99" w:defSemiHidden="0" w:defUnhideWhenUsed="0" w:defQFormat="0" w:count="376">
+  <w:latentStyles w:defLockedState="0" w:defUIPriority="99" w:defSemiHidden="0" w:defUnhideWhenUsed="0" w:defQFormat="0" w:count="371">
     <w:lsdException w:name="Normal" w:uiPriority="0" w:qFormat="1"/>
     <w:lsdException w:name="heading 1" w:uiPriority="9" w:qFormat="1"/>
     <w:lsdException w:name="heading 2" w:semiHidden="1" w:uiPriority="9" w:unhideWhenUsed="1" w:qFormat="1"/>
@@ -7364,11 +7425,6 @@
     <w:lsdException w:name="List Table 5 Dark Accent 6" w:uiPriority="50"/>
     <w:lsdException w:name="List Table 6 Colorful Accent 6" w:uiPriority="51"/>
     <w:lsdException w:name="List Table 7 Colorful Accent 6" w:uiPriority="52"/>
-    <w:lsdException w:name="Mention" w:semiHidden="1" w:unhideWhenUsed="1"/>
-    <w:lsdException w:name="Smart Hyperlink" w:semiHidden="1" w:unhideWhenUsed="1"/>
-    <w:lsdException w:name="Hashtag" w:semiHidden="1" w:unhideWhenUsed="1"/>
-    <w:lsdException w:name="Unresolved Mention" w:semiHidden="1" w:unhideWhenUsed="1"/>
-    <w:lsdException w:name="Smart Link" w:semiHidden="1" w:unhideWhenUsed="1"/>
   </w:latentStyles>
   <w:style w:type="paragraph" w:default="1" w:styleId="a1">
     <w:name w:val="Normal"/>
@@ -18691,7 +18747,7 @@
 </file>
 
 <file path=customXml/itemProps1.xml><?xml version="1.0" encoding="utf-8"?>
-<ds:datastoreItem xmlns:ds="http://schemas.openxmlformats.org/officeDocument/2006/customXml" ds:itemID="{21528956-C685-4C23-8E2B-4740606A8E78}">
+<ds:datastoreItem xmlns:ds="http://schemas.openxmlformats.org/officeDocument/2006/customXml" ds:itemID="{D4131AF9-66E0-4CDD-9047-FE37C8223D14}">
   <ds:schemaRefs>
     <ds:schemaRef ds:uri="http://schemas.openxmlformats.org/officeDocument/2006/bibliography"/>
   </ds:schemaRefs>

--- a/theory/Этап4.docx
+++ b/theory/Этап4.docx
@@ -5,183 +5,321 @@
     <w:p>
       <w:pPr>
         <w:keepNext/>
-        <w:spacing w:after="0" w:line="360" w:lineRule="auto"/>
+        <w:spacing w:before="240" w:after="360" w:line="360" w:lineRule="auto"/>
         <w:ind w:firstLine="851"/>
         <w:rPr>
+          <w:rFonts w:ascii="Times New Roman" w:hAnsi="Times New Roman" w:cs="Times New Roman"/>
           <w:lang w:val="ru-RU"/>
         </w:rPr>
       </w:pPr>
       <w:r>
         <w:rPr>
-          <w:rFonts w:ascii="Times New Roman" w:hAnsi="Times New Roman"/>
+          <w:rFonts w:ascii="Times New Roman" w:hAnsi="Times New Roman" w:cs="Times New Roman"/>
           <w:b/>
           <w:sz w:val="32"/>
           <w:lang w:val="ru-RU"/>
         </w:rPr>
         <w:t>Раздел 2. Технологический раздел</w:t>
+      </w:r>
+    </w:p>
+    <w:p>
+      <w:pPr>
+        <w:keepNext/>
+        <w:spacing w:before="240" w:after="360" w:line="360" w:lineRule="auto"/>
+        <w:ind w:firstLine="851"/>
+        <w:rPr>
+          <w:rFonts w:ascii="Times New Roman" w:hAnsi="Times New Roman" w:cs="Times New Roman"/>
+          <w:lang w:val="ru-RU"/>
+        </w:rPr>
+      </w:pPr>
+      <w:r>
+        <w:rPr>
+          <w:rFonts w:ascii="Times New Roman" w:hAnsi="Times New Roman" w:cs="Times New Roman"/>
+          <w:b/>
+          <w:sz w:val="28"/>
+          <w:lang w:val="ru-RU"/>
+        </w:rPr>
+        <w:t>2.2 Физическая модель базы данных</w:t>
+      </w:r>
+    </w:p>
+    <w:p>
+      <w:pPr>
+        <w:spacing w:after="0" w:line="360" w:lineRule="auto"/>
+        <w:ind w:firstLine="851"/>
+        <w:rPr>
+          <w:rFonts w:ascii="Times New Roman" w:hAnsi="Times New Roman" w:cs="Times New Roman"/>
+          <w:sz w:val="28"/>
+        </w:rPr>
+      </w:pPr>
+      <w:r>
+        <w:rPr>
+          <w:rFonts w:ascii="Times New Roman" w:hAnsi="Times New Roman" w:cs="Times New Roman"/>
+          <w:sz w:val="28"/>
+          <w:lang w:val="ru-RU"/>
+        </w:rPr>
+        <w:t xml:space="preserve">Проектирование базы данных информационной системы кафе «Причал» выполнено на основе реляционной модели данных с использованием локальной встраиваемой СУБД </w:t>
+      </w:r>
+      <w:r>
+        <w:rPr>
+          <w:rFonts w:ascii="Times New Roman" w:hAnsi="Times New Roman" w:cs="Times New Roman"/>
+          <w:sz w:val="28"/>
+        </w:rPr>
+        <w:t>SQLite</w:t>
+      </w:r>
+      <w:r>
+        <w:rPr>
+          <w:rFonts w:ascii="Times New Roman" w:hAnsi="Times New Roman" w:cs="Times New Roman"/>
+          <w:sz w:val="28"/>
+          <w:lang w:val="ru-RU"/>
+        </w:rPr>
+        <w:t>. Для обеспечения ссылочной целостности на уровне ядра СУБД активирован режим аппаратной поддержки внешних ключей (</w:t>
+      </w:r>
+      <w:r>
+        <w:rPr>
+          <w:rFonts w:ascii="Times New Roman" w:hAnsi="Times New Roman" w:cs="Times New Roman"/>
+          <w:sz w:val="28"/>
+        </w:rPr>
+        <w:t>PRAGMA</w:t>
+      </w:r>
+      <w:r>
+        <w:rPr>
+          <w:rFonts w:ascii="Times New Roman" w:hAnsi="Times New Roman" w:cs="Times New Roman"/>
+          <w:sz w:val="28"/>
+          <w:lang w:val="ru-RU"/>
+        </w:rPr>
+        <w:t xml:space="preserve"> </w:t>
+      </w:r>
+      <w:r>
+        <w:rPr>
+          <w:rFonts w:ascii="Times New Roman" w:hAnsi="Times New Roman" w:cs="Times New Roman"/>
+          <w:sz w:val="28"/>
+        </w:rPr>
+        <w:t>foreign</w:t>
+      </w:r>
+      <w:r>
+        <w:rPr>
+          <w:rFonts w:ascii="Times New Roman" w:hAnsi="Times New Roman" w:cs="Times New Roman"/>
+          <w:sz w:val="28"/>
+          <w:lang w:val="ru-RU"/>
+        </w:rPr>
+        <w:t>_</w:t>
+      </w:r>
+      <w:r>
+        <w:rPr>
+          <w:rFonts w:ascii="Times New Roman" w:hAnsi="Times New Roman" w:cs="Times New Roman"/>
+          <w:sz w:val="28"/>
+        </w:rPr>
+        <w:t>keys</w:t>
+      </w:r>
+      <w:r>
+        <w:rPr>
+          <w:rFonts w:ascii="Times New Roman" w:hAnsi="Times New Roman" w:cs="Times New Roman"/>
+          <w:sz w:val="28"/>
+          <w:lang w:val="ru-RU"/>
+        </w:rPr>
+        <w:t xml:space="preserve"> = </w:t>
+      </w:r>
+      <w:r>
+        <w:rPr>
+          <w:rFonts w:ascii="Times New Roman" w:hAnsi="Times New Roman" w:cs="Times New Roman"/>
+          <w:sz w:val="28"/>
+        </w:rPr>
+        <w:t>ON</w:t>
+      </w:r>
+      <w:r>
+        <w:rPr>
+          <w:rFonts w:ascii="Times New Roman" w:hAnsi="Times New Roman" w:cs="Times New Roman"/>
+          <w:sz w:val="28"/>
+          <w:lang w:val="ru-RU"/>
+        </w:rPr>
+        <w:t xml:space="preserve">), а также добавлены декларативные ограничения </w:t>
+      </w:r>
+      <w:r>
+        <w:rPr>
+          <w:rFonts w:ascii="Times New Roman" w:hAnsi="Times New Roman" w:cs="Times New Roman"/>
+          <w:sz w:val="28"/>
+        </w:rPr>
+        <w:t>CHECK</w:t>
+      </w:r>
+      <w:r>
+        <w:rPr>
+          <w:rFonts w:ascii="Times New Roman" w:hAnsi="Times New Roman" w:cs="Times New Roman"/>
+          <w:sz w:val="28"/>
+          <w:lang w:val="ru-RU"/>
+        </w:rPr>
+        <w:t xml:space="preserve"> и </w:t>
+      </w:r>
+      <w:r>
+        <w:rPr>
+          <w:rFonts w:ascii="Times New Roman" w:hAnsi="Times New Roman" w:cs="Times New Roman"/>
+          <w:sz w:val="28"/>
+        </w:rPr>
+        <w:t>UNIQUE</w:t>
+      </w:r>
+      <w:r>
+        <w:rPr>
+          <w:rFonts w:ascii="Times New Roman" w:hAnsi="Times New Roman" w:cs="Times New Roman"/>
+          <w:sz w:val="28"/>
+          <w:lang w:val="ru-RU"/>
+        </w:rPr>
+        <w:t>. В рамках системы выделено 6 взаимосвязанных таблиц. Физическая структура, типы данных и ограничения полей представлены ниже.</w:t>
       </w:r>
     </w:p>
     <w:p>
       <w:pPr>
         <w:keepNext/>
         <w:spacing w:after="0" w:line="360" w:lineRule="auto"/>
-        <w:ind w:firstLine="851"/>
-        <w:rPr>
+        <w:ind w:firstLine="142"/>
+        <w:rPr>
+          <w:rFonts w:ascii="Times New Roman" w:hAnsi="Times New Roman" w:cs="Times New Roman"/>
+        </w:rPr>
+      </w:pPr>
+      <w:r>
+        <w:rPr>
+          <w:rFonts w:ascii="Times New Roman" w:hAnsi="Times New Roman" w:cs="Times New Roman"/>
+          <w:noProof/>
+        </w:rPr>
+        <w:drawing>
+          <wp:inline distT="0" distB="0" distL="0" distR="0" wp14:anchorId="67ED8AA0" wp14:editId="1DD7CC99">
+            <wp:extent cx="6336665" cy="4450715"/>
+            <wp:effectExtent l="0" t="0" r="6985" b="6985"/>
+            <wp:docPr id="379663578" name="Рисунок 1"/>
+            <wp:cNvGraphicFramePr>
+              <a:graphicFrameLocks xmlns:a="http://schemas.openxmlformats.org/drawingml/2006/main" noChangeAspect="1"/>
+            </wp:cNvGraphicFramePr>
+            <a:graphic xmlns:a="http://schemas.openxmlformats.org/drawingml/2006/main">
+              <a:graphicData uri="http://schemas.openxmlformats.org/drawingml/2006/picture">
+                <pic:pic xmlns:pic="http://schemas.openxmlformats.org/drawingml/2006/picture">
+                  <pic:nvPicPr>
+                    <pic:cNvPr id="0" name="Picture 1"/>
+                    <pic:cNvPicPr>
+                      <a:picLocks noChangeAspect="1" noChangeArrowheads="1"/>
+                    </pic:cNvPicPr>
+                  </pic:nvPicPr>
+                  <pic:blipFill>
+                    <a:blip r:embed="rId8">
+                      <a:extLst>
+                        <a:ext uri="{28A0092B-C50C-407E-A947-70E740481C1C}">
+                          <a14:useLocalDpi xmlns:a14="http://schemas.microsoft.com/office/drawing/2010/main" val="0"/>
+                        </a:ext>
+                      </a:extLst>
+                    </a:blip>
+                    <a:srcRect/>
+                    <a:stretch>
+                      <a:fillRect/>
+                    </a:stretch>
+                  </pic:blipFill>
+                  <pic:spPr bwMode="auto">
+                    <a:xfrm>
+                      <a:off x="0" y="0"/>
+                      <a:ext cx="6336665" cy="4450715"/>
+                    </a:xfrm>
+                    <a:prstGeom prst="rect">
+                      <a:avLst/>
+                    </a:prstGeom>
+                    <a:noFill/>
+                    <a:ln>
+                      <a:noFill/>
+                    </a:ln>
+                  </pic:spPr>
+                </pic:pic>
+              </a:graphicData>
+            </a:graphic>
+          </wp:inline>
+        </w:drawing>
+      </w:r>
+    </w:p>
+    <w:p>
+      <w:pPr>
+        <w:pStyle w:val="af5"/>
+        <w:ind w:firstLine="142"/>
+        <w:rPr>
+          <w:rFonts w:ascii="Times New Roman" w:hAnsi="Times New Roman" w:cs="Times New Roman"/>
+          <w:color w:val="000000" w:themeColor="text1"/>
+        </w:rPr>
+      </w:pPr>
+      <w:r>
+        <w:rPr>
+          <w:rFonts w:ascii="Times New Roman" w:hAnsi="Times New Roman" w:cs="Times New Roman"/>
+          <w:color w:val="000000" w:themeColor="text1"/>
           <w:lang w:val="ru-RU"/>
         </w:rPr>
-      </w:pPr>
-      <w:r>
-        <w:rPr>
-          <w:rFonts w:ascii="Times New Roman" w:hAnsi="Times New Roman"/>
+        <w:t xml:space="preserve">Рисунок </w:t>
+      </w:r>
+      <w:proofErr w:type="gramStart"/>
+      <w:r>
+        <w:rPr>
+          <w:rFonts w:ascii="Times New Roman" w:hAnsi="Times New Roman" w:cs="Times New Roman"/>
+          <w:color w:val="000000" w:themeColor="text1"/>
+          <w:lang w:val="ru-RU"/>
+        </w:rPr>
+        <w:t xml:space="preserve">1 </w:t>
+      </w:r>
+      <w:r>
+        <w:rPr>
+          <w:rFonts w:ascii="Times New Roman" w:hAnsi="Times New Roman" w:cs="Times New Roman"/>
+          <w:color w:val="000000" w:themeColor="text1"/>
+        </w:rPr>
+        <w:t xml:space="preserve"> -</w:t>
+      </w:r>
+      <w:proofErr w:type="gramEnd"/>
+      <w:r>
+        <w:rPr>
+          <w:rFonts w:ascii="Times New Roman" w:hAnsi="Times New Roman" w:cs="Times New Roman"/>
+          <w:color w:val="000000" w:themeColor="text1"/>
+        </w:rPr>
+        <w:t xml:space="preserve"> ER-</w:t>
+      </w:r>
+      <w:r>
+        <w:rPr>
+          <w:rFonts w:ascii="Times New Roman" w:hAnsi="Times New Roman" w:cs="Times New Roman"/>
+          <w:color w:val="000000" w:themeColor="text1"/>
+          <w:lang w:val="ru-RU"/>
+        </w:rPr>
+        <w:t>Диаграмма</w:t>
+      </w:r>
+    </w:p>
+    <w:p>
+      <w:pPr>
+        <w:rPr>
+          <w:rFonts w:ascii="Times New Roman" w:hAnsi="Times New Roman" w:cs="Times New Roman"/>
           <w:b/>
           <w:sz w:val="28"/>
           <w:lang w:val="ru-RU"/>
         </w:rPr>
-        <w:t>2.2 Физическая модель базы данных</w:t>
+      </w:pPr>
+      <w:r>
+        <w:rPr>
+          <w:rFonts w:ascii="Times New Roman" w:hAnsi="Times New Roman" w:cs="Times New Roman"/>
+          <w:b/>
+          <w:sz w:val="28"/>
+          <w:lang w:val="ru-RU"/>
+        </w:rPr>
+        <w:br w:type="page"/>
       </w:r>
     </w:p>
     <w:p>
       <w:pPr>
-        <w:spacing w:after="0" w:line="360" w:lineRule="auto"/>
+        <w:spacing w:before="240" w:after="360" w:line="360" w:lineRule="auto"/>
         <w:ind w:firstLine="851"/>
         <w:rPr>
+          <w:rFonts w:ascii="Times New Roman" w:hAnsi="Times New Roman" w:cs="Times New Roman"/>
           <w:lang w:val="ru-RU"/>
         </w:rPr>
       </w:pPr>
       <w:r>
         <w:rPr>
-          <w:rFonts w:ascii="Times New Roman" w:hAnsi="Times New Roman"/>
-          <w:sz w:val="28"/>
-          <w:lang w:val="ru-RU"/>
-        </w:rPr>
-        <w:t xml:space="preserve">Проектирование базы данных информационной системы кафе «Причал» выполнено на основе реляционной модели данных с использованием локальной встраиваемой СУБД </w:t>
-      </w:r>
-      <w:r>
-        <w:rPr>
-          <w:rFonts w:ascii="Times New Roman" w:hAnsi="Times New Roman"/>
-          <w:sz w:val="28"/>
-        </w:rPr>
-        <w:t>SQLite</w:t>
-      </w:r>
-      <w:r>
-        <w:rPr>
-          <w:rFonts w:ascii="Times New Roman" w:hAnsi="Times New Roman"/>
-          <w:sz w:val="28"/>
-          <w:lang w:val="ru-RU"/>
-        </w:rPr>
-        <w:t>. Для обеспечения ссылочной целостности на уровне ядра СУБД активирован режим аппаратной поддержки внешних ключей (</w:t>
-      </w:r>
-      <w:r>
-        <w:rPr>
-          <w:rFonts w:ascii="Times New Roman" w:hAnsi="Times New Roman"/>
-          <w:sz w:val="28"/>
-        </w:rPr>
-        <w:t>PRAGMA</w:t>
-      </w:r>
-      <w:r>
-        <w:rPr>
-          <w:rFonts w:ascii="Times New Roman" w:hAnsi="Times New Roman"/>
-          <w:sz w:val="28"/>
-          <w:lang w:val="ru-RU"/>
-        </w:rPr>
-        <w:t xml:space="preserve"> </w:t>
-      </w:r>
-      <w:r>
-        <w:rPr>
-          <w:rFonts w:ascii="Times New Roman" w:hAnsi="Times New Roman"/>
-          <w:sz w:val="28"/>
-        </w:rPr>
-        <w:t>foreign</w:t>
-      </w:r>
-      <w:r>
-        <w:rPr>
-          <w:rFonts w:ascii="Times New Roman" w:hAnsi="Times New Roman"/>
-          <w:sz w:val="28"/>
-          <w:lang w:val="ru-RU"/>
-        </w:rPr>
-        <w:t>_</w:t>
-      </w:r>
-      <w:r>
-        <w:rPr>
-          <w:rFonts w:ascii="Times New Roman" w:hAnsi="Times New Roman"/>
-          <w:sz w:val="28"/>
-        </w:rPr>
-        <w:t>keys</w:t>
-      </w:r>
-      <w:r>
-        <w:rPr>
-          <w:rFonts w:ascii="Times New Roman" w:hAnsi="Times New Roman"/>
-          <w:sz w:val="28"/>
-          <w:lang w:val="ru-RU"/>
-        </w:rPr>
-        <w:t xml:space="preserve"> = </w:t>
-      </w:r>
-      <w:r>
-        <w:rPr>
-          <w:rFonts w:ascii="Times New Roman" w:hAnsi="Times New Roman"/>
-          <w:sz w:val="28"/>
-        </w:rPr>
-        <w:t>ON</w:t>
-      </w:r>
-      <w:r>
-        <w:rPr>
-          <w:rFonts w:ascii="Times New Roman" w:hAnsi="Times New Roman"/>
-          <w:sz w:val="28"/>
-          <w:lang w:val="ru-RU"/>
-        </w:rPr>
-        <w:t xml:space="preserve">), а также добавлены декларативные ограничения </w:t>
-      </w:r>
-      <w:r>
-        <w:rPr>
-          <w:rFonts w:ascii="Times New Roman" w:hAnsi="Times New Roman"/>
-          <w:sz w:val="28"/>
-        </w:rPr>
-        <w:t>CHECK</w:t>
-      </w:r>
-      <w:r>
-        <w:rPr>
-          <w:rFonts w:ascii="Times New Roman" w:hAnsi="Times New Roman"/>
-          <w:sz w:val="28"/>
-          <w:lang w:val="ru-RU"/>
-        </w:rPr>
-        <w:t xml:space="preserve"> и </w:t>
-      </w:r>
-      <w:r>
-        <w:rPr>
-          <w:rFonts w:ascii="Times New Roman" w:hAnsi="Times New Roman"/>
-          <w:sz w:val="28"/>
-        </w:rPr>
-        <w:t>UNIQUE</w:t>
-      </w:r>
-      <w:r>
-        <w:rPr>
-          <w:rFonts w:ascii="Times New Roman" w:hAnsi="Times New Roman"/>
-          <w:sz w:val="28"/>
-          <w:lang w:val="ru-RU"/>
-        </w:rPr>
-        <w:t>. В рамках системы выделено 6 взаимосвязанных таблиц. Физическая структура, типы данных и ограничения полей представлены ниже.</w:t>
-      </w:r>
-    </w:p>
-    <w:p>
-      <w:pPr>
-        <w:spacing w:after="0" w:line="360" w:lineRule="auto"/>
-        <w:ind w:firstLine="851"/>
-        <w:rPr>
-          <w:lang w:val="ru-RU"/>
-        </w:rPr>
-      </w:pPr>
-      <w:r>
-        <w:rPr>
-          <w:rFonts w:ascii="Times New Roman" w:hAnsi="Times New Roman"/>
+          <w:rFonts w:ascii="Times New Roman" w:hAnsi="Times New Roman" w:cs="Times New Roman"/>
           <w:b/>
           <w:sz w:val="28"/>
           <w:lang w:val="ru-RU"/>
         </w:rPr>
+        <w:lastRenderedPageBreak/>
         <w:t>Таблица 2.1 — Структура таблицы категорий меню (</w:t>
       </w:r>
       <w:r>
         <w:rPr>
-          <w:rFonts w:ascii="Times New Roman" w:hAnsi="Times New Roman"/>
+          <w:rFonts w:ascii="Times New Roman" w:hAnsi="Times New Roman" w:cs="Times New Roman"/>
           <w:b/>
           <w:sz w:val="28"/>
         </w:rPr>
@@ -189,7 +327,7 @@
       </w:r>
       <w:r>
         <w:rPr>
-          <w:rFonts w:ascii="Times New Roman" w:hAnsi="Times New Roman"/>
+          <w:rFonts w:ascii="Times New Roman" w:hAnsi="Times New Roman" w:cs="Times New Roman"/>
           <w:b/>
           <w:sz w:val="28"/>
           <w:lang w:val="ru-RU"/>
@@ -235,11 +373,14 @@
             <w:pPr>
               <w:spacing w:after="0" w:line="360" w:lineRule="auto"/>
               <w:jc w:val="center"/>
+              <w:rPr>
+                <w:rFonts w:ascii="Times New Roman" w:hAnsi="Times New Roman" w:cs="Times New Roman"/>
+              </w:rPr>
             </w:pPr>
             <w:proofErr w:type="spellStart"/>
             <w:r>
               <w:rPr>
-                <w:rFonts w:ascii="Times New Roman" w:hAnsi="Times New Roman"/>
+                <w:rFonts w:ascii="Times New Roman" w:hAnsi="Times New Roman" w:cs="Times New Roman"/>
                 <w:b/>
                 <w:sz w:val="24"/>
               </w:rPr>
@@ -248,7 +389,7 @@
             <w:proofErr w:type="spellEnd"/>
             <w:r>
               <w:rPr>
-                <w:rFonts w:ascii="Times New Roman" w:hAnsi="Times New Roman"/>
+                <w:rFonts w:ascii="Times New Roman" w:hAnsi="Times New Roman" w:cs="Times New Roman"/>
                 <w:b/>
                 <w:sz w:val="24"/>
               </w:rPr>
@@ -257,7 +398,7 @@
             <w:proofErr w:type="spellStart"/>
             <w:r>
               <w:rPr>
-                <w:rFonts w:ascii="Times New Roman" w:hAnsi="Times New Roman"/>
+                <w:rFonts w:ascii="Times New Roman" w:hAnsi="Times New Roman" w:cs="Times New Roman"/>
                 <w:b/>
                 <w:sz w:val="24"/>
               </w:rPr>
@@ -280,11 +421,14 @@
             <w:pPr>
               <w:spacing w:after="0" w:line="360" w:lineRule="auto"/>
               <w:jc w:val="center"/>
+              <w:rPr>
+                <w:rFonts w:ascii="Times New Roman" w:hAnsi="Times New Roman" w:cs="Times New Roman"/>
+              </w:rPr>
             </w:pPr>
             <w:proofErr w:type="spellStart"/>
             <w:r>
               <w:rPr>
-                <w:rFonts w:ascii="Times New Roman" w:hAnsi="Times New Roman"/>
+                <w:rFonts w:ascii="Times New Roman" w:hAnsi="Times New Roman" w:cs="Times New Roman"/>
                 <w:b/>
                 <w:sz w:val="24"/>
               </w:rPr>
@@ -293,7 +437,7 @@
             <w:proofErr w:type="spellEnd"/>
             <w:r>
               <w:rPr>
-                <w:rFonts w:ascii="Times New Roman" w:hAnsi="Times New Roman"/>
+                <w:rFonts w:ascii="Times New Roman" w:hAnsi="Times New Roman" w:cs="Times New Roman"/>
                 <w:b/>
                 <w:sz w:val="24"/>
               </w:rPr>
@@ -302,7 +446,7 @@
             <w:proofErr w:type="spellStart"/>
             <w:r>
               <w:rPr>
-                <w:rFonts w:ascii="Times New Roman" w:hAnsi="Times New Roman"/>
+                <w:rFonts w:ascii="Times New Roman" w:hAnsi="Times New Roman" w:cs="Times New Roman"/>
                 <w:b/>
                 <w:sz w:val="24"/>
               </w:rPr>
@@ -325,11 +469,14 @@
             <w:pPr>
               <w:spacing w:after="0" w:line="360" w:lineRule="auto"/>
               <w:jc w:val="center"/>
+              <w:rPr>
+                <w:rFonts w:ascii="Times New Roman" w:hAnsi="Times New Roman" w:cs="Times New Roman"/>
+              </w:rPr>
             </w:pPr>
             <w:proofErr w:type="spellStart"/>
             <w:r>
               <w:rPr>
-                <w:rFonts w:ascii="Times New Roman" w:hAnsi="Times New Roman"/>
+                <w:rFonts w:ascii="Times New Roman" w:hAnsi="Times New Roman" w:cs="Times New Roman"/>
                 <w:b/>
                 <w:sz w:val="24"/>
               </w:rPr>
@@ -338,7 +485,7 @@
             <w:proofErr w:type="spellEnd"/>
             <w:r>
               <w:rPr>
-                <w:rFonts w:ascii="Times New Roman" w:hAnsi="Times New Roman"/>
+                <w:rFonts w:ascii="Times New Roman" w:hAnsi="Times New Roman" w:cs="Times New Roman"/>
                 <w:b/>
                 <w:sz w:val="24"/>
               </w:rPr>
@@ -347,7 +494,7 @@
             <w:proofErr w:type="spellStart"/>
             <w:r>
               <w:rPr>
-                <w:rFonts w:ascii="Times New Roman" w:hAnsi="Times New Roman"/>
+                <w:rFonts w:ascii="Times New Roman" w:hAnsi="Times New Roman" w:cs="Times New Roman"/>
                 <w:b/>
                 <w:sz w:val="24"/>
               </w:rPr>
@@ -370,11 +517,14 @@
             <w:pPr>
               <w:spacing w:after="0" w:line="360" w:lineRule="auto"/>
               <w:jc w:val="center"/>
+              <w:rPr>
+                <w:rFonts w:ascii="Times New Roman" w:hAnsi="Times New Roman" w:cs="Times New Roman"/>
+              </w:rPr>
             </w:pPr>
             <w:proofErr w:type="spellStart"/>
             <w:r>
               <w:rPr>
-                <w:rFonts w:ascii="Times New Roman" w:hAnsi="Times New Roman"/>
+                <w:rFonts w:ascii="Times New Roman" w:hAnsi="Times New Roman" w:cs="Times New Roman"/>
                 <w:b/>
                 <w:sz w:val="24"/>
               </w:rPr>
@@ -383,7 +533,7 @@
             <w:proofErr w:type="spellEnd"/>
             <w:r>
               <w:rPr>
-                <w:rFonts w:ascii="Times New Roman" w:hAnsi="Times New Roman"/>
+                <w:rFonts w:ascii="Times New Roman" w:hAnsi="Times New Roman" w:cs="Times New Roman"/>
                 <w:b/>
                 <w:sz w:val="24"/>
               </w:rPr>
@@ -392,7 +542,7 @@
             <w:proofErr w:type="spellStart"/>
             <w:r>
               <w:rPr>
-                <w:rFonts w:ascii="Times New Roman" w:hAnsi="Times New Roman"/>
+                <w:rFonts w:ascii="Times New Roman" w:hAnsi="Times New Roman" w:cs="Times New Roman"/>
                 <w:b/>
                 <w:sz w:val="24"/>
               </w:rPr>
@@ -419,10 +569,13 @@
           <w:p>
             <w:pPr>
               <w:spacing w:after="0" w:line="360" w:lineRule="auto"/>
+              <w:rPr>
+                <w:rFonts w:ascii="Times New Roman" w:hAnsi="Times New Roman" w:cs="Times New Roman"/>
+              </w:rPr>
             </w:pPr>
             <w:r>
               <w:rPr>
-                <w:rFonts w:ascii="Times New Roman" w:hAnsi="Times New Roman"/>
+                <w:rFonts w:ascii="Times New Roman" w:hAnsi="Times New Roman" w:cs="Times New Roman"/>
                 <w:sz w:val="24"/>
               </w:rPr>
               <w:t>id</w:t>
@@ -442,10 +595,13 @@
           <w:p>
             <w:pPr>
               <w:spacing w:after="0" w:line="360" w:lineRule="auto"/>
+              <w:rPr>
+                <w:rFonts w:ascii="Times New Roman" w:hAnsi="Times New Roman" w:cs="Times New Roman"/>
+              </w:rPr>
             </w:pPr>
             <w:r>
               <w:rPr>
-                <w:rFonts w:ascii="Times New Roman" w:hAnsi="Times New Roman"/>
+                <w:rFonts w:ascii="Times New Roman" w:hAnsi="Times New Roman" w:cs="Times New Roman"/>
                 <w:sz w:val="24"/>
               </w:rPr>
               <w:t>INTEGER</w:t>
@@ -465,10 +621,13 @@
           <w:p>
             <w:pPr>
               <w:spacing w:after="0" w:line="360" w:lineRule="auto"/>
+              <w:rPr>
+                <w:rFonts w:ascii="Times New Roman" w:hAnsi="Times New Roman" w:cs="Times New Roman"/>
+              </w:rPr>
             </w:pPr>
             <w:r>
               <w:rPr>
-                <w:rFonts w:ascii="Times New Roman" w:hAnsi="Times New Roman"/>
+                <w:rFonts w:ascii="Times New Roman" w:hAnsi="Times New Roman" w:cs="Times New Roman"/>
                 <w:sz w:val="24"/>
               </w:rPr>
               <w:t>PRIMARY KEY</w:t>
@@ -488,11 +647,14 @@
           <w:p>
             <w:pPr>
               <w:spacing w:after="0" w:line="360" w:lineRule="auto"/>
+              <w:rPr>
+                <w:rFonts w:ascii="Times New Roman" w:hAnsi="Times New Roman" w:cs="Times New Roman"/>
+              </w:rPr>
             </w:pPr>
             <w:proofErr w:type="spellStart"/>
             <w:r>
               <w:rPr>
-                <w:rFonts w:ascii="Times New Roman" w:hAnsi="Times New Roman"/>
+                <w:rFonts w:ascii="Times New Roman" w:hAnsi="Times New Roman" w:cs="Times New Roman"/>
                 <w:sz w:val="24"/>
               </w:rPr>
               <w:t>Идентификатор</w:t>
@@ -500,7 +662,7 @@
             <w:proofErr w:type="spellEnd"/>
             <w:r>
               <w:rPr>
-                <w:rFonts w:ascii="Times New Roman" w:hAnsi="Times New Roman"/>
+                <w:rFonts w:ascii="Times New Roman" w:hAnsi="Times New Roman" w:cs="Times New Roman"/>
                 <w:sz w:val="24"/>
               </w:rPr>
               <w:t xml:space="preserve"> </w:t>
@@ -508,7 +670,7 @@
             <w:proofErr w:type="spellStart"/>
             <w:r>
               <w:rPr>
-                <w:rFonts w:ascii="Times New Roman" w:hAnsi="Times New Roman"/>
+                <w:rFonts w:ascii="Times New Roman" w:hAnsi="Times New Roman" w:cs="Times New Roman"/>
                 <w:sz w:val="24"/>
               </w:rPr>
               <w:t>записи</w:t>
@@ -516,7 +678,7 @@
             <w:proofErr w:type="spellEnd"/>
             <w:r>
               <w:rPr>
-                <w:rFonts w:ascii="Times New Roman" w:hAnsi="Times New Roman"/>
+                <w:rFonts w:ascii="Times New Roman" w:hAnsi="Times New Roman" w:cs="Times New Roman"/>
                 <w:sz w:val="24"/>
               </w:rPr>
               <w:t xml:space="preserve"> (AUTOINCREMENT)</w:t>
@@ -541,10 +703,13 @@
           <w:p>
             <w:pPr>
               <w:spacing w:after="0" w:line="360" w:lineRule="auto"/>
+              <w:rPr>
+                <w:rFonts w:ascii="Times New Roman" w:hAnsi="Times New Roman" w:cs="Times New Roman"/>
+              </w:rPr>
             </w:pPr>
             <w:r>
               <w:rPr>
-                <w:rFonts w:ascii="Times New Roman" w:hAnsi="Times New Roman"/>
+                <w:rFonts w:ascii="Times New Roman" w:hAnsi="Times New Roman" w:cs="Times New Roman"/>
                 <w:sz w:val="24"/>
               </w:rPr>
               <w:t>name</w:t>
@@ -564,10 +729,13 @@
           <w:p>
             <w:pPr>
               <w:spacing w:after="0" w:line="360" w:lineRule="auto"/>
+              <w:rPr>
+                <w:rFonts w:ascii="Times New Roman" w:hAnsi="Times New Roman" w:cs="Times New Roman"/>
+              </w:rPr>
             </w:pPr>
             <w:r>
               <w:rPr>
-                <w:rFonts w:ascii="Times New Roman" w:hAnsi="Times New Roman"/>
+                <w:rFonts w:ascii="Times New Roman" w:hAnsi="Times New Roman" w:cs="Times New Roman"/>
                 <w:sz w:val="24"/>
               </w:rPr>
               <w:t>TEXT</w:t>
@@ -587,10 +755,13 @@
           <w:p>
             <w:pPr>
               <w:spacing w:after="0" w:line="360" w:lineRule="auto"/>
+              <w:rPr>
+                <w:rFonts w:ascii="Times New Roman" w:hAnsi="Times New Roman" w:cs="Times New Roman"/>
+              </w:rPr>
             </w:pPr>
             <w:r>
               <w:rPr>
-                <w:rFonts w:ascii="Times New Roman" w:hAnsi="Times New Roman"/>
+                <w:rFonts w:ascii="Times New Roman" w:hAnsi="Times New Roman" w:cs="Times New Roman"/>
                 <w:sz w:val="24"/>
               </w:rPr>
               <w:t>UNIQUE</w:t>
@@ -611,19 +782,20 @@
             <w:pPr>
               <w:spacing w:after="0" w:line="360" w:lineRule="auto"/>
               <w:rPr>
+                <w:rFonts w:ascii="Times New Roman" w:hAnsi="Times New Roman" w:cs="Times New Roman"/>
                 <w:lang w:val="ru-RU"/>
               </w:rPr>
             </w:pPr>
             <w:r>
               <w:rPr>
-                <w:rFonts w:ascii="Times New Roman" w:hAnsi="Times New Roman"/>
+                <w:rFonts w:ascii="Times New Roman" w:hAnsi="Times New Roman" w:cs="Times New Roman"/>
                 <w:sz w:val="24"/>
               </w:rPr>
               <w:t>NOT</w:t>
             </w:r>
             <w:r>
               <w:rPr>
-                <w:rFonts w:ascii="Times New Roman" w:hAnsi="Times New Roman"/>
+                <w:rFonts w:ascii="Times New Roman" w:hAnsi="Times New Roman" w:cs="Times New Roman"/>
                 <w:sz w:val="24"/>
                 <w:lang w:val="ru-RU"/>
               </w:rPr>
@@ -631,14 +803,14 @@
             </w:r>
             <w:r>
               <w:rPr>
-                <w:rFonts w:ascii="Times New Roman" w:hAnsi="Times New Roman"/>
+                <w:rFonts w:ascii="Times New Roman" w:hAnsi="Times New Roman" w:cs="Times New Roman"/>
                 <w:sz w:val="24"/>
               </w:rPr>
               <w:t>NULL</w:t>
             </w:r>
             <w:r>
               <w:rPr>
-                <w:rFonts w:ascii="Times New Roman" w:hAnsi="Times New Roman"/>
+                <w:rFonts w:ascii="Times New Roman" w:hAnsi="Times New Roman" w:cs="Times New Roman"/>
                 <w:sz w:val="24"/>
                 <w:lang w:val="ru-RU"/>
               </w:rPr>
@@ -653,14 +825,17 @@
         <w:spacing w:after="0" w:line="360" w:lineRule="auto"/>
         <w:ind w:firstLine="851"/>
         <w:rPr>
+          <w:rFonts w:ascii="Times New Roman" w:hAnsi="Times New Roman" w:cs="Times New Roman"/>
           <w:lang w:val="ru-RU"/>
         </w:rPr>
       </w:pPr>
     </w:p>
     <w:p>
       <w:pPr>
-        <w:rPr>
-          <w:rFonts w:ascii="Times New Roman" w:hAnsi="Times New Roman"/>
+        <w:spacing w:before="240" w:after="360" w:line="360" w:lineRule="auto"/>
+        <w:ind w:firstLine="851"/>
+        <w:rPr>
+          <w:rFonts w:ascii="Times New Roman" w:hAnsi="Times New Roman" w:cs="Times New Roman"/>
           <w:b/>
           <w:sz w:val="28"/>
           <w:lang w:val="ru-RU"/>
@@ -668,43 +843,24 @@
       </w:pPr>
       <w:r>
         <w:rPr>
-          <w:rFonts w:ascii="Times New Roman" w:hAnsi="Times New Roman"/>
+          <w:rFonts w:ascii="Times New Roman" w:hAnsi="Times New Roman" w:cs="Times New Roman"/>
           <w:b/>
           <w:sz w:val="28"/>
           <w:lang w:val="ru-RU"/>
         </w:rPr>
-        <w:br w:type="page"/>
-      </w:r>
-    </w:p>
-    <w:p>
-      <w:pPr>
-        <w:spacing w:after="0" w:line="360" w:lineRule="auto"/>
-        <w:ind w:firstLine="851"/>
-        <w:rPr>
-          <w:lang w:val="ru-RU"/>
-        </w:rPr>
-      </w:pPr>
-      <w:r>
-        <w:rPr>
-          <w:rFonts w:ascii="Times New Roman" w:hAnsi="Times New Roman"/>
+        <w:t>Таблица 2.2 — Структура таблицы сотрудников (</w:t>
+      </w:r>
+      <w:r>
+        <w:rPr>
+          <w:rFonts w:ascii="Times New Roman" w:hAnsi="Times New Roman" w:cs="Times New Roman"/>
           <w:b/>
           <w:sz w:val="28"/>
-          <w:lang w:val="ru-RU"/>
-        </w:rPr>
-        <w:lastRenderedPageBreak/>
-        <w:t>Таблица 2.2 — Структура таблицы сотрудников (</w:t>
-      </w:r>
-      <w:r>
-        <w:rPr>
-          <w:rFonts w:ascii="Times New Roman" w:hAnsi="Times New Roman"/>
-          <w:b/>
-          <w:sz w:val="28"/>
         </w:rPr>
         <w:t>employees</w:t>
       </w:r>
       <w:r>
         <w:rPr>
-          <w:rFonts w:ascii="Times New Roman" w:hAnsi="Times New Roman"/>
+          <w:rFonts w:ascii="Times New Roman" w:hAnsi="Times New Roman" w:cs="Times New Roman"/>
           <w:b/>
           <w:sz w:val="28"/>
           <w:lang w:val="ru-RU"/>
@@ -750,11 +906,14 @@
             <w:pPr>
               <w:spacing w:after="0" w:line="360" w:lineRule="auto"/>
               <w:jc w:val="center"/>
+              <w:rPr>
+                <w:rFonts w:ascii="Times New Roman" w:hAnsi="Times New Roman" w:cs="Times New Roman"/>
+              </w:rPr>
             </w:pPr>
             <w:proofErr w:type="spellStart"/>
             <w:r>
               <w:rPr>
-                <w:rFonts w:ascii="Times New Roman" w:hAnsi="Times New Roman"/>
+                <w:rFonts w:ascii="Times New Roman" w:hAnsi="Times New Roman" w:cs="Times New Roman"/>
                 <w:b/>
                 <w:sz w:val="24"/>
               </w:rPr>
@@ -763,7 +922,7 @@
             <w:proofErr w:type="spellEnd"/>
             <w:r>
               <w:rPr>
-                <w:rFonts w:ascii="Times New Roman" w:hAnsi="Times New Roman"/>
+                <w:rFonts w:ascii="Times New Roman" w:hAnsi="Times New Roman" w:cs="Times New Roman"/>
                 <w:b/>
                 <w:sz w:val="24"/>
               </w:rPr>
@@ -772,7 +931,7 @@
             <w:proofErr w:type="spellStart"/>
             <w:r>
               <w:rPr>
-                <w:rFonts w:ascii="Times New Roman" w:hAnsi="Times New Roman"/>
+                <w:rFonts w:ascii="Times New Roman" w:hAnsi="Times New Roman" w:cs="Times New Roman"/>
                 <w:b/>
                 <w:sz w:val="24"/>
               </w:rPr>
@@ -795,11 +954,14 @@
             <w:pPr>
               <w:spacing w:after="0" w:line="360" w:lineRule="auto"/>
               <w:jc w:val="center"/>
+              <w:rPr>
+                <w:rFonts w:ascii="Times New Roman" w:hAnsi="Times New Roman" w:cs="Times New Roman"/>
+              </w:rPr>
             </w:pPr>
             <w:proofErr w:type="spellStart"/>
             <w:r>
               <w:rPr>
-                <w:rFonts w:ascii="Times New Roman" w:hAnsi="Times New Roman"/>
+                <w:rFonts w:ascii="Times New Roman" w:hAnsi="Times New Roman" w:cs="Times New Roman"/>
                 <w:b/>
                 <w:sz w:val="24"/>
               </w:rPr>
@@ -808,7 +970,7 @@
             <w:proofErr w:type="spellEnd"/>
             <w:r>
               <w:rPr>
-                <w:rFonts w:ascii="Times New Roman" w:hAnsi="Times New Roman"/>
+                <w:rFonts w:ascii="Times New Roman" w:hAnsi="Times New Roman" w:cs="Times New Roman"/>
                 <w:b/>
                 <w:sz w:val="24"/>
               </w:rPr>
@@ -817,7 +979,7 @@
             <w:proofErr w:type="spellStart"/>
             <w:r>
               <w:rPr>
-                <w:rFonts w:ascii="Times New Roman" w:hAnsi="Times New Roman"/>
+                <w:rFonts w:ascii="Times New Roman" w:hAnsi="Times New Roman" w:cs="Times New Roman"/>
                 <w:b/>
                 <w:sz w:val="24"/>
               </w:rPr>
@@ -840,11 +1002,14 @@
             <w:pPr>
               <w:spacing w:after="0" w:line="360" w:lineRule="auto"/>
               <w:jc w:val="center"/>
+              <w:rPr>
+                <w:rFonts w:ascii="Times New Roman" w:hAnsi="Times New Roman" w:cs="Times New Roman"/>
+              </w:rPr>
             </w:pPr>
             <w:proofErr w:type="spellStart"/>
             <w:r>
               <w:rPr>
-                <w:rFonts w:ascii="Times New Roman" w:hAnsi="Times New Roman"/>
+                <w:rFonts w:ascii="Times New Roman" w:hAnsi="Times New Roman" w:cs="Times New Roman"/>
                 <w:b/>
                 <w:sz w:val="24"/>
               </w:rPr>
@@ -853,7 +1018,7 @@
             <w:proofErr w:type="spellEnd"/>
             <w:r>
               <w:rPr>
-                <w:rFonts w:ascii="Times New Roman" w:hAnsi="Times New Roman"/>
+                <w:rFonts w:ascii="Times New Roman" w:hAnsi="Times New Roman" w:cs="Times New Roman"/>
                 <w:b/>
                 <w:sz w:val="24"/>
               </w:rPr>
@@ -862,7 +1027,7 @@
             <w:proofErr w:type="spellStart"/>
             <w:r>
               <w:rPr>
-                <w:rFonts w:ascii="Times New Roman" w:hAnsi="Times New Roman"/>
+                <w:rFonts w:ascii="Times New Roman" w:hAnsi="Times New Roman" w:cs="Times New Roman"/>
                 <w:b/>
                 <w:sz w:val="24"/>
               </w:rPr>
@@ -885,11 +1050,14 @@
             <w:pPr>
               <w:spacing w:after="0" w:line="360" w:lineRule="auto"/>
               <w:jc w:val="center"/>
+              <w:rPr>
+                <w:rFonts w:ascii="Times New Roman" w:hAnsi="Times New Roman" w:cs="Times New Roman"/>
+              </w:rPr>
             </w:pPr>
             <w:proofErr w:type="spellStart"/>
             <w:r>
               <w:rPr>
-                <w:rFonts w:ascii="Times New Roman" w:hAnsi="Times New Roman"/>
+                <w:rFonts w:ascii="Times New Roman" w:hAnsi="Times New Roman" w:cs="Times New Roman"/>
                 <w:b/>
                 <w:sz w:val="24"/>
               </w:rPr>
@@ -898,7 +1066,7 @@
             <w:proofErr w:type="spellEnd"/>
             <w:r>
               <w:rPr>
-                <w:rFonts w:ascii="Times New Roman" w:hAnsi="Times New Roman"/>
+                <w:rFonts w:ascii="Times New Roman" w:hAnsi="Times New Roman" w:cs="Times New Roman"/>
                 <w:b/>
                 <w:sz w:val="24"/>
               </w:rPr>
@@ -907,7 +1075,7 @@
             <w:proofErr w:type="spellStart"/>
             <w:r>
               <w:rPr>
-                <w:rFonts w:ascii="Times New Roman" w:hAnsi="Times New Roman"/>
+                <w:rFonts w:ascii="Times New Roman" w:hAnsi="Times New Roman" w:cs="Times New Roman"/>
                 <w:b/>
                 <w:sz w:val="24"/>
               </w:rPr>
@@ -934,10 +1102,13 @@
           <w:p>
             <w:pPr>
               <w:spacing w:after="0" w:line="360" w:lineRule="auto"/>
+              <w:rPr>
+                <w:rFonts w:ascii="Times New Roman" w:hAnsi="Times New Roman" w:cs="Times New Roman"/>
+              </w:rPr>
             </w:pPr>
             <w:r>
               <w:rPr>
-                <w:rFonts w:ascii="Times New Roman" w:hAnsi="Times New Roman"/>
+                <w:rFonts w:ascii="Times New Roman" w:hAnsi="Times New Roman" w:cs="Times New Roman"/>
                 <w:sz w:val="24"/>
               </w:rPr>
               <w:t>id</w:t>
@@ -957,10 +1128,13 @@
           <w:p>
             <w:pPr>
               <w:spacing w:after="0" w:line="360" w:lineRule="auto"/>
+              <w:rPr>
+                <w:rFonts w:ascii="Times New Roman" w:hAnsi="Times New Roman" w:cs="Times New Roman"/>
+              </w:rPr>
             </w:pPr>
             <w:r>
               <w:rPr>
-                <w:rFonts w:ascii="Times New Roman" w:hAnsi="Times New Roman"/>
+                <w:rFonts w:ascii="Times New Roman" w:hAnsi="Times New Roman" w:cs="Times New Roman"/>
                 <w:sz w:val="24"/>
               </w:rPr>
               <w:t>INTEGER</w:t>
@@ -980,10 +1154,13 @@
           <w:p>
             <w:pPr>
               <w:spacing w:after="0" w:line="360" w:lineRule="auto"/>
+              <w:rPr>
+                <w:rFonts w:ascii="Times New Roman" w:hAnsi="Times New Roman" w:cs="Times New Roman"/>
+              </w:rPr>
             </w:pPr>
             <w:r>
               <w:rPr>
-                <w:rFonts w:ascii="Times New Roman" w:hAnsi="Times New Roman"/>
+                <w:rFonts w:ascii="Times New Roman" w:hAnsi="Times New Roman" w:cs="Times New Roman"/>
                 <w:sz w:val="24"/>
               </w:rPr>
               <w:t>PRIMARY KEY</w:t>
@@ -1003,11 +1180,14 @@
           <w:p>
             <w:pPr>
               <w:spacing w:after="0" w:line="360" w:lineRule="auto"/>
+              <w:rPr>
+                <w:rFonts w:ascii="Times New Roman" w:hAnsi="Times New Roman" w:cs="Times New Roman"/>
+              </w:rPr>
             </w:pPr>
             <w:proofErr w:type="spellStart"/>
             <w:r>
               <w:rPr>
-                <w:rFonts w:ascii="Times New Roman" w:hAnsi="Times New Roman"/>
+                <w:rFonts w:ascii="Times New Roman" w:hAnsi="Times New Roman" w:cs="Times New Roman"/>
                 <w:sz w:val="24"/>
               </w:rPr>
               <w:t>Идентификатор</w:t>
@@ -1015,7 +1195,7 @@
             <w:proofErr w:type="spellEnd"/>
             <w:r>
               <w:rPr>
-                <w:rFonts w:ascii="Times New Roman" w:hAnsi="Times New Roman"/>
+                <w:rFonts w:ascii="Times New Roman" w:hAnsi="Times New Roman" w:cs="Times New Roman"/>
                 <w:sz w:val="24"/>
               </w:rPr>
               <w:t xml:space="preserve"> </w:t>
@@ -1023,7 +1203,7 @@
             <w:proofErr w:type="spellStart"/>
             <w:r>
               <w:rPr>
-                <w:rFonts w:ascii="Times New Roman" w:hAnsi="Times New Roman"/>
+                <w:rFonts w:ascii="Times New Roman" w:hAnsi="Times New Roman" w:cs="Times New Roman"/>
                 <w:sz w:val="24"/>
               </w:rPr>
               <w:t>записи</w:t>
@@ -1031,7 +1211,7 @@
             <w:proofErr w:type="spellEnd"/>
             <w:r>
               <w:rPr>
-                <w:rFonts w:ascii="Times New Roman" w:hAnsi="Times New Roman"/>
+                <w:rFonts w:ascii="Times New Roman" w:hAnsi="Times New Roman" w:cs="Times New Roman"/>
                 <w:sz w:val="24"/>
               </w:rPr>
               <w:t xml:space="preserve"> (AUTOINCREMENT)</w:t>
@@ -1056,11 +1236,14 @@
           <w:p>
             <w:pPr>
               <w:spacing w:after="0" w:line="360" w:lineRule="auto"/>
+              <w:rPr>
+                <w:rFonts w:ascii="Times New Roman" w:hAnsi="Times New Roman" w:cs="Times New Roman"/>
+              </w:rPr>
             </w:pPr>
             <w:proofErr w:type="spellStart"/>
             <w:r>
               <w:rPr>
-                <w:rFonts w:ascii="Times New Roman" w:hAnsi="Times New Roman"/>
+                <w:rFonts w:ascii="Times New Roman" w:hAnsi="Times New Roman" w:cs="Times New Roman"/>
                 <w:sz w:val="24"/>
               </w:rPr>
               <w:t>full_name</w:t>
@@ -1081,10 +1264,13 @@
           <w:p>
             <w:pPr>
               <w:spacing w:after="0" w:line="360" w:lineRule="auto"/>
+              <w:rPr>
+                <w:rFonts w:ascii="Times New Roman" w:hAnsi="Times New Roman" w:cs="Times New Roman"/>
+              </w:rPr>
             </w:pPr>
             <w:r>
               <w:rPr>
-                <w:rFonts w:ascii="Times New Roman" w:hAnsi="Times New Roman"/>
+                <w:rFonts w:ascii="Times New Roman" w:hAnsi="Times New Roman" w:cs="Times New Roman"/>
                 <w:sz w:val="24"/>
               </w:rPr>
               <w:t>TEXT</w:t>
@@ -1105,10 +1291,13 @@
             <w:pPr>
               <w:spacing w:after="0" w:line="360" w:lineRule="auto"/>
               <w:ind w:firstLine="851"/>
+              <w:rPr>
+                <w:rFonts w:ascii="Times New Roman" w:hAnsi="Times New Roman" w:cs="Times New Roman"/>
+              </w:rPr>
             </w:pPr>
             <w:r>
               <w:rPr>
-                <w:rFonts w:ascii="Times New Roman" w:hAnsi="Times New Roman"/>
+                <w:rFonts w:ascii="Times New Roman" w:hAnsi="Times New Roman" w:cs="Times New Roman"/>
                 <w:sz w:val="24"/>
               </w:rPr>
               <w:t>—</w:t>
@@ -1129,19 +1318,20 @@
             <w:pPr>
               <w:spacing w:after="0" w:line="360" w:lineRule="auto"/>
               <w:rPr>
+                <w:rFonts w:ascii="Times New Roman" w:hAnsi="Times New Roman" w:cs="Times New Roman"/>
                 <w:lang w:val="ru-RU"/>
               </w:rPr>
             </w:pPr>
             <w:r>
               <w:rPr>
-                <w:rFonts w:ascii="Times New Roman" w:hAnsi="Times New Roman"/>
+                <w:rFonts w:ascii="Times New Roman" w:hAnsi="Times New Roman" w:cs="Times New Roman"/>
                 <w:sz w:val="24"/>
               </w:rPr>
               <w:t>NOT</w:t>
             </w:r>
             <w:r>
               <w:rPr>
-                <w:rFonts w:ascii="Times New Roman" w:hAnsi="Times New Roman"/>
+                <w:rFonts w:ascii="Times New Roman" w:hAnsi="Times New Roman" w:cs="Times New Roman"/>
                 <w:sz w:val="24"/>
                 <w:lang w:val="ru-RU"/>
               </w:rPr>
@@ -1149,14 +1339,14 @@
             </w:r>
             <w:r>
               <w:rPr>
-                <w:rFonts w:ascii="Times New Roman" w:hAnsi="Times New Roman"/>
+                <w:rFonts w:ascii="Times New Roman" w:hAnsi="Times New Roman" w:cs="Times New Roman"/>
                 <w:sz w:val="24"/>
               </w:rPr>
               <w:t>NULL</w:t>
             </w:r>
             <w:r>
               <w:rPr>
-                <w:rFonts w:ascii="Times New Roman" w:hAnsi="Times New Roman"/>
+                <w:rFonts w:ascii="Times New Roman" w:hAnsi="Times New Roman" w:cs="Times New Roman"/>
                 <w:sz w:val="24"/>
                 <w:lang w:val="ru-RU"/>
               </w:rPr>
@@ -1182,10 +1372,13 @@
           <w:p>
             <w:pPr>
               <w:spacing w:after="0" w:line="360" w:lineRule="auto"/>
+              <w:rPr>
+                <w:rFonts w:ascii="Times New Roman" w:hAnsi="Times New Roman" w:cs="Times New Roman"/>
+              </w:rPr>
             </w:pPr>
             <w:r>
               <w:rPr>
-                <w:rFonts w:ascii="Times New Roman" w:hAnsi="Times New Roman"/>
+                <w:rFonts w:ascii="Times New Roman" w:hAnsi="Times New Roman" w:cs="Times New Roman"/>
                 <w:sz w:val="24"/>
               </w:rPr>
               <w:t>position</w:t>
@@ -1205,10 +1398,13 @@
           <w:p>
             <w:pPr>
               <w:spacing w:after="0" w:line="360" w:lineRule="auto"/>
+              <w:rPr>
+                <w:rFonts w:ascii="Times New Roman" w:hAnsi="Times New Roman" w:cs="Times New Roman"/>
+              </w:rPr>
             </w:pPr>
             <w:r>
               <w:rPr>
-                <w:rFonts w:ascii="Times New Roman" w:hAnsi="Times New Roman"/>
+                <w:rFonts w:ascii="Times New Roman" w:hAnsi="Times New Roman" w:cs="Times New Roman"/>
                 <w:sz w:val="24"/>
               </w:rPr>
               <w:t>TEXT</w:t>
@@ -1229,10 +1425,13 @@
             <w:pPr>
               <w:spacing w:after="0" w:line="360" w:lineRule="auto"/>
               <w:ind w:firstLine="851"/>
+              <w:rPr>
+                <w:rFonts w:ascii="Times New Roman" w:hAnsi="Times New Roman" w:cs="Times New Roman"/>
+              </w:rPr>
             </w:pPr>
             <w:r>
               <w:rPr>
-                <w:rFonts w:ascii="Times New Roman" w:hAnsi="Times New Roman"/>
+                <w:rFonts w:ascii="Times New Roman" w:hAnsi="Times New Roman" w:cs="Times New Roman"/>
                 <w:sz w:val="24"/>
               </w:rPr>
               <w:t>—</w:t>
@@ -1254,19 +1453,20 @@
               <w:spacing w:after="0" w:line="360" w:lineRule="auto"/>
               <w:ind w:firstLine="851"/>
               <w:rPr>
+                <w:rFonts w:ascii="Times New Roman" w:hAnsi="Times New Roman" w:cs="Times New Roman"/>
                 <w:lang w:val="ru-RU"/>
               </w:rPr>
             </w:pPr>
             <w:r>
               <w:rPr>
-                <w:rFonts w:ascii="Times New Roman" w:hAnsi="Times New Roman"/>
+                <w:rFonts w:ascii="Times New Roman" w:hAnsi="Times New Roman" w:cs="Times New Roman"/>
                 <w:sz w:val="24"/>
               </w:rPr>
               <w:t>NOT</w:t>
             </w:r>
             <w:r>
               <w:rPr>
-                <w:rFonts w:ascii="Times New Roman" w:hAnsi="Times New Roman"/>
+                <w:rFonts w:ascii="Times New Roman" w:hAnsi="Times New Roman" w:cs="Times New Roman"/>
                 <w:sz w:val="24"/>
                 <w:lang w:val="ru-RU"/>
               </w:rPr>
@@ -1274,14 +1474,14 @@
             </w:r>
             <w:r>
               <w:rPr>
-                <w:rFonts w:ascii="Times New Roman" w:hAnsi="Times New Roman"/>
+                <w:rFonts w:ascii="Times New Roman" w:hAnsi="Times New Roman" w:cs="Times New Roman"/>
                 <w:sz w:val="24"/>
               </w:rPr>
               <w:t>NULL</w:t>
             </w:r>
             <w:r>
               <w:rPr>
-                <w:rFonts w:ascii="Times New Roman" w:hAnsi="Times New Roman"/>
+                <w:rFonts w:ascii="Times New Roman" w:hAnsi="Times New Roman" w:cs="Times New Roman"/>
                 <w:sz w:val="24"/>
                 <w:lang w:val="ru-RU"/>
               </w:rPr>
@@ -1296,21 +1496,23 @@
         <w:spacing w:after="0" w:line="360" w:lineRule="auto"/>
         <w:ind w:firstLine="851"/>
         <w:rPr>
+          <w:rFonts w:ascii="Times New Roman" w:hAnsi="Times New Roman" w:cs="Times New Roman"/>
           <w:lang w:val="ru-RU"/>
         </w:rPr>
       </w:pPr>
     </w:p>
     <w:p>
       <w:pPr>
-        <w:spacing w:after="0" w:line="360" w:lineRule="auto"/>
+        <w:spacing w:before="240" w:after="360" w:line="360" w:lineRule="auto"/>
         <w:ind w:firstLine="851"/>
         <w:rPr>
+          <w:rFonts w:ascii="Times New Roman" w:hAnsi="Times New Roman" w:cs="Times New Roman"/>
           <w:lang w:val="ru-RU"/>
         </w:rPr>
       </w:pPr>
       <w:r>
         <w:rPr>
-          <w:rFonts w:ascii="Times New Roman" w:hAnsi="Times New Roman"/>
+          <w:rFonts w:ascii="Times New Roman" w:hAnsi="Times New Roman" w:cs="Times New Roman"/>
           <w:b/>
           <w:sz w:val="28"/>
           <w:lang w:val="ru-RU"/>
@@ -1319,7 +1521,7 @@
       </w:r>
       <w:r>
         <w:rPr>
-          <w:rFonts w:ascii="Times New Roman" w:hAnsi="Times New Roman"/>
+          <w:rFonts w:ascii="Times New Roman" w:hAnsi="Times New Roman" w:cs="Times New Roman"/>
           <w:b/>
           <w:sz w:val="28"/>
         </w:rPr>
@@ -1327,7 +1529,7 @@
       </w:r>
       <w:r>
         <w:rPr>
-          <w:rFonts w:ascii="Times New Roman" w:hAnsi="Times New Roman"/>
+          <w:rFonts w:ascii="Times New Roman" w:hAnsi="Times New Roman" w:cs="Times New Roman"/>
           <w:b/>
           <w:sz w:val="28"/>
           <w:lang w:val="ru-RU"/>
@@ -1336,7 +1538,7 @@
       </w:r>
       <w:r>
         <w:rPr>
-          <w:rFonts w:ascii="Times New Roman" w:hAnsi="Times New Roman"/>
+          <w:rFonts w:ascii="Times New Roman" w:hAnsi="Times New Roman" w:cs="Times New Roman"/>
           <w:b/>
           <w:sz w:val="28"/>
         </w:rPr>
@@ -1344,7 +1546,7 @@
       </w:r>
       <w:r>
         <w:rPr>
-          <w:rFonts w:ascii="Times New Roman" w:hAnsi="Times New Roman"/>
+          <w:rFonts w:ascii="Times New Roman" w:hAnsi="Times New Roman" w:cs="Times New Roman"/>
           <w:b/>
           <w:sz w:val="28"/>
           <w:lang w:val="ru-RU"/>
@@ -1390,11 +1592,14 @@
             <w:pPr>
               <w:spacing w:after="0" w:line="360" w:lineRule="auto"/>
               <w:jc w:val="center"/>
+              <w:rPr>
+                <w:rFonts w:ascii="Times New Roman" w:hAnsi="Times New Roman" w:cs="Times New Roman"/>
+              </w:rPr>
             </w:pPr>
             <w:proofErr w:type="spellStart"/>
             <w:r>
               <w:rPr>
-                <w:rFonts w:ascii="Times New Roman" w:hAnsi="Times New Roman"/>
+                <w:rFonts w:ascii="Times New Roman" w:hAnsi="Times New Roman" w:cs="Times New Roman"/>
                 <w:b/>
                 <w:sz w:val="24"/>
               </w:rPr>
@@ -1403,7 +1608,7 @@
             <w:proofErr w:type="spellEnd"/>
             <w:r>
               <w:rPr>
-                <w:rFonts w:ascii="Times New Roman" w:hAnsi="Times New Roman"/>
+                <w:rFonts w:ascii="Times New Roman" w:hAnsi="Times New Roman" w:cs="Times New Roman"/>
                 <w:b/>
                 <w:sz w:val="24"/>
               </w:rPr>
@@ -1412,7 +1617,7 @@
             <w:proofErr w:type="spellStart"/>
             <w:r>
               <w:rPr>
-                <w:rFonts w:ascii="Times New Roman" w:hAnsi="Times New Roman"/>
+                <w:rFonts w:ascii="Times New Roman" w:hAnsi="Times New Roman" w:cs="Times New Roman"/>
                 <w:b/>
                 <w:sz w:val="24"/>
               </w:rPr>
@@ -1435,11 +1640,14 @@
             <w:pPr>
               <w:spacing w:after="0" w:line="360" w:lineRule="auto"/>
               <w:jc w:val="center"/>
+              <w:rPr>
+                <w:rFonts w:ascii="Times New Roman" w:hAnsi="Times New Roman" w:cs="Times New Roman"/>
+              </w:rPr>
             </w:pPr>
             <w:proofErr w:type="spellStart"/>
             <w:r>
               <w:rPr>
-                <w:rFonts w:ascii="Times New Roman" w:hAnsi="Times New Roman"/>
+                <w:rFonts w:ascii="Times New Roman" w:hAnsi="Times New Roman" w:cs="Times New Roman"/>
                 <w:b/>
                 <w:sz w:val="24"/>
               </w:rPr>
@@ -1448,7 +1656,7 @@
             <w:proofErr w:type="spellEnd"/>
             <w:r>
               <w:rPr>
-                <w:rFonts w:ascii="Times New Roman" w:hAnsi="Times New Roman"/>
+                <w:rFonts w:ascii="Times New Roman" w:hAnsi="Times New Roman" w:cs="Times New Roman"/>
                 <w:b/>
                 <w:sz w:val="24"/>
               </w:rPr>
@@ -1457,7 +1665,7 @@
             <w:proofErr w:type="spellStart"/>
             <w:r>
               <w:rPr>
-                <w:rFonts w:ascii="Times New Roman" w:hAnsi="Times New Roman"/>
+                <w:rFonts w:ascii="Times New Roman" w:hAnsi="Times New Roman" w:cs="Times New Roman"/>
                 <w:b/>
                 <w:sz w:val="24"/>
               </w:rPr>
@@ -1480,11 +1688,14 @@
             <w:pPr>
               <w:spacing w:after="0" w:line="360" w:lineRule="auto"/>
               <w:jc w:val="center"/>
+              <w:rPr>
+                <w:rFonts w:ascii="Times New Roman" w:hAnsi="Times New Roman" w:cs="Times New Roman"/>
+              </w:rPr>
             </w:pPr>
             <w:proofErr w:type="spellStart"/>
             <w:r>
               <w:rPr>
-                <w:rFonts w:ascii="Times New Roman" w:hAnsi="Times New Roman"/>
+                <w:rFonts w:ascii="Times New Roman" w:hAnsi="Times New Roman" w:cs="Times New Roman"/>
                 <w:b/>
                 <w:sz w:val="24"/>
               </w:rPr>
@@ -1493,7 +1704,7 @@
             <w:proofErr w:type="spellEnd"/>
             <w:r>
               <w:rPr>
-                <w:rFonts w:ascii="Times New Roman" w:hAnsi="Times New Roman"/>
+                <w:rFonts w:ascii="Times New Roman" w:hAnsi="Times New Roman" w:cs="Times New Roman"/>
                 <w:b/>
                 <w:sz w:val="24"/>
               </w:rPr>
@@ -1502,7 +1713,7 @@
             <w:proofErr w:type="spellStart"/>
             <w:r>
               <w:rPr>
-                <w:rFonts w:ascii="Times New Roman" w:hAnsi="Times New Roman"/>
+                <w:rFonts w:ascii="Times New Roman" w:hAnsi="Times New Roman" w:cs="Times New Roman"/>
                 <w:b/>
                 <w:sz w:val="24"/>
               </w:rPr>
@@ -1525,11 +1736,14 @@
             <w:pPr>
               <w:spacing w:after="0" w:line="360" w:lineRule="auto"/>
               <w:jc w:val="center"/>
+              <w:rPr>
+                <w:rFonts w:ascii="Times New Roman" w:hAnsi="Times New Roman" w:cs="Times New Roman"/>
+              </w:rPr>
             </w:pPr>
             <w:proofErr w:type="spellStart"/>
             <w:r>
               <w:rPr>
-                <w:rFonts w:ascii="Times New Roman" w:hAnsi="Times New Roman"/>
+                <w:rFonts w:ascii="Times New Roman" w:hAnsi="Times New Roman" w:cs="Times New Roman"/>
                 <w:b/>
                 <w:sz w:val="24"/>
               </w:rPr>
@@ -1538,7 +1752,7 @@
             <w:proofErr w:type="spellEnd"/>
             <w:r>
               <w:rPr>
-                <w:rFonts w:ascii="Times New Roman" w:hAnsi="Times New Roman"/>
+                <w:rFonts w:ascii="Times New Roman" w:hAnsi="Times New Roman" w:cs="Times New Roman"/>
                 <w:b/>
                 <w:sz w:val="24"/>
               </w:rPr>
@@ -1547,7 +1761,7 @@
             <w:proofErr w:type="spellStart"/>
             <w:r>
               <w:rPr>
-                <w:rFonts w:ascii="Times New Roman" w:hAnsi="Times New Roman"/>
+                <w:rFonts w:ascii="Times New Roman" w:hAnsi="Times New Roman" w:cs="Times New Roman"/>
                 <w:b/>
                 <w:sz w:val="24"/>
               </w:rPr>
@@ -1574,10 +1788,13 @@
           <w:p>
             <w:pPr>
               <w:spacing w:after="0" w:line="360" w:lineRule="auto"/>
+              <w:rPr>
+                <w:rFonts w:ascii="Times New Roman" w:hAnsi="Times New Roman" w:cs="Times New Roman"/>
+              </w:rPr>
             </w:pPr>
             <w:r>
               <w:rPr>
-                <w:rFonts w:ascii="Times New Roman" w:hAnsi="Times New Roman"/>
+                <w:rFonts w:ascii="Times New Roman" w:hAnsi="Times New Roman" w:cs="Times New Roman"/>
                 <w:sz w:val="24"/>
               </w:rPr>
               <w:t>id</w:t>
@@ -1597,10 +1814,13 @@
           <w:p>
             <w:pPr>
               <w:spacing w:after="0" w:line="360" w:lineRule="auto"/>
+              <w:rPr>
+                <w:rFonts w:ascii="Times New Roman" w:hAnsi="Times New Roman" w:cs="Times New Roman"/>
+              </w:rPr>
             </w:pPr>
             <w:r>
               <w:rPr>
-                <w:rFonts w:ascii="Times New Roman" w:hAnsi="Times New Roman"/>
+                <w:rFonts w:ascii="Times New Roman" w:hAnsi="Times New Roman" w:cs="Times New Roman"/>
                 <w:sz w:val="24"/>
               </w:rPr>
               <w:t>INTEGER</w:t>
@@ -1620,10 +1840,13 @@
           <w:p>
             <w:pPr>
               <w:spacing w:after="0" w:line="360" w:lineRule="auto"/>
+              <w:rPr>
+                <w:rFonts w:ascii="Times New Roman" w:hAnsi="Times New Roman" w:cs="Times New Roman"/>
+              </w:rPr>
             </w:pPr>
             <w:r>
               <w:rPr>
-                <w:rFonts w:ascii="Times New Roman" w:hAnsi="Times New Roman"/>
+                <w:rFonts w:ascii="Times New Roman" w:hAnsi="Times New Roman" w:cs="Times New Roman"/>
                 <w:sz w:val="24"/>
               </w:rPr>
               <w:t>PRIMARY KEY</w:t>
@@ -1643,11 +1866,14 @@
           <w:p>
             <w:pPr>
               <w:spacing w:after="0" w:line="360" w:lineRule="auto"/>
+              <w:rPr>
+                <w:rFonts w:ascii="Times New Roman" w:hAnsi="Times New Roman" w:cs="Times New Roman"/>
+              </w:rPr>
             </w:pPr>
             <w:proofErr w:type="spellStart"/>
             <w:r>
               <w:rPr>
-                <w:rFonts w:ascii="Times New Roman" w:hAnsi="Times New Roman"/>
+                <w:rFonts w:ascii="Times New Roman" w:hAnsi="Times New Roman" w:cs="Times New Roman"/>
                 <w:sz w:val="24"/>
               </w:rPr>
               <w:t>Идентификатор</w:t>
@@ -1655,7 +1881,7 @@
             <w:proofErr w:type="spellEnd"/>
             <w:r>
               <w:rPr>
-                <w:rFonts w:ascii="Times New Roman" w:hAnsi="Times New Roman"/>
+                <w:rFonts w:ascii="Times New Roman" w:hAnsi="Times New Roman" w:cs="Times New Roman"/>
                 <w:sz w:val="24"/>
               </w:rPr>
               <w:t xml:space="preserve"> </w:t>
@@ -1663,7 +1889,7 @@
             <w:proofErr w:type="spellStart"/>
             <w:r>
               <w:rPr>
-                <w:rFonts w:ascii="Times New Roman" w:hAnsi="Times New Roman"/>
+                <w:rFonts w:ascii="Times New Roman" w:hAnsi="Times New Roman" w:cs="Times New Roman"/>
                 <w:sz w:val="24"/>
               </w:rPr>
               <w:t>записи</w:t>
@@ -1671,7 +1897,7 @@
             <w:proofErr w:type="spellEnd"/>
             <w:r>
               <w:rPr>
-                <w:rFonts w:ascii="Times New Roman" w:hAnsi="Times New Roman"/>
+                <w:rFonts w:ascii="Times New Roman" w:hAnsi="Times New Roman" w:cs="Times New Roman"/>
                 <w:sz w:val="24"/>
               </w:rPr>
               <w:t xml:space="preserve"> (AUTOINCREMENT)</w:t>
@@ -1696,10 +1922,13 @@
           <w:p>
             <w:pPr>
               <w:spacing w:after="0" w:line="360" w:lineRule="auto"/>
+              <w:rPr>
+                <w:rFonts w:ascii="Times New Roman" w:hAnsi="Times New Roman" w:cs="Times New Roman"/>
+              </w:rPr>
             </w:pPr>
             <w:r>
               <w:rPr>
-                <w:rFonts w:ascii="Times New Roman" w:hAnsi="Times New Roman"/>
+                <w:rFonts w:ascii="Times New Roman" w:hAnsi="Times New Roman" w:cs="Times New Roman"/>
                 <w:sz w:val="24"/>
               </w:rPr>
               <w:t>name</w:t>
@@ -1719,10 +1948,13 @@
           <w:p>
             <w:pPr>
               <w:spacing w:after="0" w:line="360" w:lineRule="auto"/>
+              <w:rPr>
+                <w:rFonts w:ascii="Times New Roman" w:hAnsi="Times New Roman" w:cs="Times New Roman"/>
+              </w:rPr>
             </w:pPr>
             <w:r>
               <w:rPr>
-                <w:rFonts w:ascii="Times New Roman" w:hAnsi="Times New Roman"/>
+                <w:rFonts w:ascii="Times New Roman" w:hAnsi="Times New Roman" w:cs="Times New Roman"/>
                 <w:sz w:val="24"/>
               </w:rPr>
               <w:t>TEXT</w:t>
@@ -1742,10 +1974,13 @@
           <w:p>
             <w:pPr>
               <w:spacing w:after="0" w:line="360" w:lineRule="auto"/>
+              <w:rPr>
+                <w:rFonts w:ascii="Times New Roman" w:hAnsi="Times New Roman" w:cs="Times New Roman"/>
+              </w:rPr>
             </w:pPr>
             <w:r>
               <w:rPr>
-                <w:rFonts w:ascii="Times New Roman" w:hAnsi="Times New Roman"/>
+                <w:rFonts w:ascii="Times New Roman" w:hAnsi="Times New Roman" w:cs="Times New Roman"/>
                 <w:sz w:val="24"/>
               </w:rPr>
               <w:t>UNIQUE</w:t>
@@ -1766,19 +2001,20 @@
             <w:pPr>
               <w:spacing w:after="0" w:line="360" w:lineRule="auto"/>
               <w:rPr>
+                <w:rFonts w:ascii="Times New Roman" w:hAnsi="Times New Roman" w:cs="Times New Roman"/>
                 <w:lang w:val="ru-RU"/>
               </w:rPr>
             </w:pPr>
             <w:r>
               <w:rPr>
-                <w:rFonts w:ascii="Times New Roman" w:hAnsi="Times New Roman"/>
+                <w:rFonts w:ascii="Times New Roman" w:hAnsi="Times New Roman" w:cs="Times New Roman"/>
                 <w:sz w:val="24"/>
               </w:rPr>
               <w:t>NOT</w:t>
             </w:r>
             <w:r>
               <w:rPr>
-                <w:rFonts w:ascii="Times New Roman" w:hAnsi="Times New Roman"/>
+                <w:rFonts w:ascii="Times New Roman" w:hAnsi="Times New Roman" w:cs="Times New Roman"/>
                 <w:sz w:val="24"/>
                 <w:lang w:val="ru-RU"/>
               </w:rPr>
@@ -1786,14 +2022,14 @@
             </w:r>
             <w:r>
               <w:rPr>
-                <w:rFonts w:ascii="Times New Roman" w:hAnsi="Times New Roman"/>
+                <w:rFonts w:ascii="Times New Roman" w:hAnsi="Times New Roman" w:cs="Times New Roman"/>
                 <w:sz w:val="24"/>
               </w:rPr>
               <w:t>NULL</w:t>
             </w:r>
             <w:r>
               <w:rPr>
-                <w:rFonts w:ascii="Times New Roman" w:hAnsi="Times New Roman"/>
+                <w:rFonts w:ascii="Times New Roman" w:hAnsi="Times New Roman" w:cs="Times New Roman"/>
                 <w:sz w:val="24"/>
                 <w:lang w:val="ru-RU"/>
               </w:rPr>
@@ -1805,17 +2041,29 @@
     </w:tbl>
     <w:p>
       <w:pPr>
-        <w:spacing w:after="0" w:line="360" w:lineRule="auto"/>
-        <w:ind w:firstLine="851"/>
-        <w:rPr>
+        <w:rPr>
+          <w:rFonts w:ascii="Times New Roman" w:hAnsi="Times New Roman" w:cs="Times New Roman"/>
+          <w:b/>
+          <w:sz w:val="28"/>
           <w:lang w:val="ru-RU"/>
         </w:rPr>
       </w:pPr>
+      <w:r>
+        <w:rPr>
+          <w:rFonts w:ascii="Times New Roman" w:hAnsi="Times New Roman" w:cs="Times New Roman"/>
+          <w:b/>
+          <w:sz w:val="28"/>
+          <w:lang w:val="ru-RU"/>
+        </w:rPr>
+        <w:br w:type="page"/>
+      </w:r>
     </w:p>
     <w:p>
       <w:pPr>
-        <w:rPr>
-          <w:rFonts w:ascii="Times New Roman" w:hAnsi="Times New Roman"/>
+        <w:spacing w:before="240" w:after="360"/>
+        <w:ind w:firstLine="851"/>
+        <w:rPr>
+          <w:rFonts w:ascii="Times New Roman" w:hAnsi="Times New Roman" w:cs="Times New Roman"/>
           <w:b/>
           <w:sz w:val="28"/>
           <w:lang w:val="ru-RU"/>
@@ -1823,43 +2071,25 @@
       </w:pPr>
       <w:r>
         <w:rPr>
-          <w:rFonts w:ascii="Times New Roman" w:hAnsi="Times New Roman"/>
+          <w:rFonts w:ascii="Times New Roman" w:hAnsi="Times New Roman" w:cs="Times New Roman"/>
           <w:b/>
           <w:sz w:val="28"/>
           <w:lang w:val="ru-RU"/>
         </w:rPr>
-        <w:br w:type="page"/>
-      </w:r>
-    </w:p>
-    <w:p>
-      <w:pPr>
-        <w:spacing w:after="0" w:line="360" w:lineRule="auto"/>
-        <w:ind w:firstLine="851"/>
-        <w:rPr>
-          <w:lang w:val="ru-RU"/>
-        </w:rPr>
-      </w:pPr>
-      <w:r>
-        <w:rPr>
-          <w:rFonts w:ascii="Times New Roman" w:hAnsi="Times New Roman"/>
+        <w:lastRenderedPageBreak/>
+        <w:t>Таблица 2.4 — Структура таблицы блюд меню (</w:t>
+      </w:r>
+      <w:r>
+        <w:rPr>
+          <w:rFonts w:ascii="Times New Roman" w:hAnsi="Times New Roman" w:cs="Times New Roman"/>
           <w:b/>
           <w:sz w:val="28"/>
-          <w:lang w:val="ru-RU"/>
-        </w:rPr>
-        <w:lastRenderedPageBreak/>
-        <w:t>Таблица 2.4 — Структура таблицы блюд меню (</w:t>
-      </w:r>
-      <w:r>
-        <w:rPr>
-          <w:rFonts w:ascii="Times New Roman" w:hAnsi="Times New Roman"/>
-          <w:b/>
-          <w:sz w:val="28"/>
         </w:rPr>
         <w:t>dishes</w:t>
       </w:r>
       <w:r>
         <w:rPr>
-          <w:rFonts w:ascii="Times New Roman" w:hAnsi="Times New Roman"/>
+          <w:rFonts w:ascii="Times New Roman" w:hAnsi="Times New Roman" w:cs="Times New Roman"/>
           <w:b/>
           <w:sz w:val="28"/>
           <w:lang w:val="ru-RU"/>
@@ -1905,11 +2135,14 @@
             <w:pPr>
               <w:spacing w:after="0" w:line="360" w:lineRule="auto"/>
               <w:jc w:val="center"/>
+              <w:rPr>
+                <w:rFonts w:ascii="Times New Roman" w:hAnsi="Times New Roman" w:cs="Times New Roman"/>
+              </w:rPr>
             </w:pPr>
             <w:proofErr w:type="spellStart"/>
             <w:r>
               <w:rPr>
-                <w:rFonts w:ascii="Times New Roman" w:hAnsi="Times New Roman"/>
+                <w:rFonts w:ascii="Times New Roman" w:hAnsi="Times New Roman" w:cs="Times New Roman"/>
                 <w:b/>
                 <w:sz w:val="24"/>
               </w:rPr>
@@ -1918,7 +2151,7 @@
             <w:proofErr w:type="spellEnd"/>
             <w:r>
               <w:rPr>
-                <w:rFonts w:ascii="Times New Roman" w:hAnsi="Times New Roman"/>
+                <w:rFonts w:ascii="Times New Roman" w:hAnsi="Times New Roman" w:cs="Times New Roman"/>
                 <w:b/>
                 <w:sz w:val="24"/>
               </w:rPr>
@@ -1927,7 +2160,7 @@
             <w:proofErr w:type="spellStart"/>
             <w:r>
               <w:rPr>
-                <w:rFonts w:ascii="Times New Roman" w:hAnsi="Times New Roman"/>
+                <w:rFonts w:ascii="Times New Roman" w:hAnsi="Times New Roman" w:cs="Times New Roman"/>
                 <w:b/>
                 <w:sz w:val="24"/>
               </w:rPr>
@@ -1950,11 +2183,14 @@
             <w:pPr>
               <w:spacing w:after="0" w:line="360" w:lineRule="auto"/>
               <w:jc w:val="center"/>
+              <w:rPr>
+                <w:rFonts w:ascii="Times New Roman" w:hAnsi="Times New Roman" w:cs="Times New Roman"/>
+              </w:rPr>
             </w:pPr>
             <w:proofErr w:type="spellStart"/>
             <w:r>
               <w:rPr>
-                <w:rFonts w:ascii="Times New Roman" w:hAnsi="Times New Roman"/>
+                <w:rFonts w:ascii="Times New Roman" w:hAnsi="Times New Roman" w:cs="Times New Roman"/>
                 <w:b/>
                 <w:sz w:val="24"/>
               </w:rPr>
@@ -1963,7 +2199,7 @@
             <w:proofErr w:type="spellEnd"/>
             <w:r>
               <w:rPr>
-                <w:rFonts w:ascii="Times New Roman" w:hAnsi="Times New Roman"/>
+                <w:rFonts w:ascii="Times New Roman" w:hAnsi="Times New Roman" w:cs="Times New Roman"/>
                 <w:b/>
                 <w:sz w:val="24"/>
               </w:rPr>
@@ -1972,7 +2208,7 @@
             <w:proofErr w:type="spellStart"/>
             <w:r>
               <w:rPr>
-                <w:rFonts w:ascii="Times New Roman" w:hAnsi="Times New Roman"/>
+                <w:rFonts w:ascii="Times New Roman" w:hAnsi="Times New Roman" w:cs="Times New Roman"/>
                 <w:b/>
                 <w:sz w:val="24"/>
               </w:rPr>
@@ -1995,11 +2231,14 @@
             <w:pPr>
               <w:spacing w:after="0" w:line="360" w:lineRule="auto"/>
               <w:jc w:val="center"/>
+              <w:rPr>
+                <w:rFonts w:ascii="Times New Roman" w:hAnsi="Times New Roman" w:cs="Times New Roman"/>
+              </w:rPr>
             </w:pPr>
             <w:proofErr w:type="spellStart"/>
             <w:r>
               <w:rPr>
-                <w:rFonts w:ascii="Times New Roman" w:hAnsi="Times New Roman"/>
+                <w:rFonts w:ascii="Times New Roman" w:hAnsi="Times New Roman" w:cs="Times New Roman"/>
                 <w:b/>
                 <w:sz w:val="24"/>
               </w:rPr>
@@ -2008,7 +2247,7 @@
             <w:proofErr w:type="spellEnd"/>
             <w:r>
               <w:rPr>
-                <w:rFonts w:ascii="Times New Roman" w:hAnsi="Times New Roman"/>
+                <w:rFonts w:ascii="Times New Roman" w:hAnsi="Times New Roman" w:cs="Times New Roman"/>
                 <w:b/>
                 <w:sz w:val="24"/>
               </w:rPr>
@@ -2017,7 +2256,7 @@
             <w:proofErr w:type="spellStart"/>
             <w:r>
               <w:rPr>
-                <w:rFonts w:ascii="Times New Roman" w:hAnsi="Times New Roman"/>
+                <w:rFonts w:ascii="Times New Roman" w:hAnsi="Times New Roman" w:cs="Times New Roman"/>
                 <w:b/>
                 <w:sz w:val="24"/>
               </w:rPr>
@@ -2040,11 +2279,14 @@
             <w:pPr>
               <w:spacing w:after="0" w:line="360" w:lineRule="auto"/>
               <w:jc w:val="center"/>
+              <w:rPr>
+                <w:rFonts w:ascii="Times New Roman" w:hAnsi="Times New Roman" w:cs="Times New Roman"/>
+              </w:rPr>
             </w:pPr>
             <w:proofErr w:type="spellStart"/>
             <w:r>
               <w:rPr>
-                <w:rFonts w:ascii="Times New Roman" w:hAnsi="Times New Roman"/>
+                <w:rFonts w:ascii="Times New Roman" w:hAnsi="Times New Roman" w:cs="Times New Roman"/>
                 <w:b/>
                 <w:sz w:val="24"/>
               </w:rPr>
@@ -2053,7 +2295,7 @@
             <w:proofErr w:type="spellEnd"/>
             <w:r>
               <w:rPr>
-                <w:rFonts w:ascii="Times New Roman" w:hAnsi="Times New Roman"/>
+                <w:rFonts w:ascii="Times New Roman" w:hAnsi="Times New Roman" w:cs="Times New Roman"/>
                 <w:b/>
                 <w:sz w:val="24"/>
               </w:rPr>
@@ -2062,7 +2304,7 @@
             <w:proofErr w:type="spellStart"/>
             <w:r>
               <w:rPr>
-                <w:rFonts w:ascii="Times New Roman" w:hAnsi="Times New Roman"/>
+                <w:rFonts w:ascii="Times New Roman" w:hAnsi="Times New Roman" w:cs="Times New Roman"/>
                 <w:b/>
                 <w:sz w:val="24"/>
               </w:rPr>
@@ -2089,10 +2331,13 @@
           <w:p>
             <w:pPr>
               <w:spacing w:after="0" w:line="360" w:lineRule="auto"/>
+              <w:rPr>
+                <w:rFonts w:ascii="Times New Roman" w:hAnsi="Times New Roman" w:cs="Times New Roman"/>
+              </w:rPr>
             </w:pPr>
             <w:r>
               <w:rPr>
-                <w:rFonts w:ascii="Times New Roman" w:hAnsi="Times New Roman"/>
+                <w:rFonts w:ascii="Times New Roman" w:hAnsi="Times New Roman" w:cs="Times New Roman"/>
                 <w:sz w:val="24"/>
               </w:rPr>
               <w:t>id</w:t>
@@ -2112,10 +2357,13 @@
           <w:p>
             <w:pPr>
               <w:spacing w:after="0" w:line="360" w:lineRule="auto"/>
+              <w:rPr>
+                <w:rFonts w:ascii="Times New Roman" w:hAnsi="Times New Roman" w:cs="Times New Roman"/>
+              </w:rPr>
             </w:pPr>
             <w:r>
               <w:rPr>
-                <w:rFonts w:ascii="Times New Roman" w:hAnsi="Times New Roman"/>
+                <w:rFonts w:ascii="Times New Roman" w:hAnsi="Times New Roman" w:cs="Times New Roman"/>
                 <w:sz w:val="24"/>
               </w:rPr>
               <w:t>INTEGER</w:t>
@@ -2135,10 +2383,13 @@
           <w:p>
             <w:pPr>
               <w:spacing w:after="0" w:line="360" w:lineRule="auto"/>
+              <w:rPr>
+                <w:rFonts w:ascii="Times New Roman" w:hAnsi="Times New Roman" w:cs="Times New Roman"/>
+              </w:rPr>
             </w:pPr>
             <w:r>
               <w:rPr>
-                <w:rFonts w:ascii="Times New Roman" w:hAnsi="Times New Roman"/>
+                <w:rFonts w:ascii="Times New Roman" w:hAnsi="Times New Roman" w:cs="Times New Roman"/>
                 <w:sz w:val="24"/>
               </w:rPr>
               <w:t>PRIMARY KEY</w:t>
@@ -2158,11 +2409,14 @@
           <w:p>
             <w:pPr>
               <w:spacing w:after="0" w:line="360" w:lineRule="auto"/>
+              <w:rPr>
+                <w:rFonts w:ascii="Times New Roman" w:hAnsi="Times New Roman" w:cs="Times New Roman"/>
+              </w:rPr>
             </w:pPr>
             <w:proofErr w:type="spellStart"/>
             <w:r>
               <w:rPr>
-                <w:rFonts w:ascii="Times New Roman" w:hAnsi="Times New Roman"/>
+                <w:rFonts w:ascii="Times New Roman" w:hAnsi="Times New Roman" w:cs="Times New Roman"/>
                 <w:sz w:val="24"/>
               </w:rPr>
               <w:t>Идентификатор</w:t>
@@ -2170,7 +2424,7 @@
             <w:proofErr w:type="spellEnd"/>
             <w:r>
               <w:rPr>
-                <w:rFonts w:ascii="Times New Roman" w:hAnsi="Times New Roman"/>
+                <w:rFonts w:ascii="Times New Roman" w:hAnsi="Times New Roman" w:cs="Times New Roman"/>
                 <w:sz w:val="24"/>
               </w:rPr>
               <w:t xml:space="preserve"> </w:t>
@@ -2178,7 +2432,7 @@
             <w:proofErr w:type="spellStart"/>
             <w:r>
               <w:rPr>
-                <w:rFonts w:ascii="Times New Roman" w:hAnsi="Times New Roman"/>
+                <w:rFonts w:ascii="Times New Roman" w:hAnsi="Times New Roman" w:cs="Times New Roman"/>
                 <w:sz w:val="24"/>
               </w:rPr>
               <w:t>записи</w:t>
@@ -2186,7 +2440,7 @@
             <w:proofErr w:type="spellEnd"/>
             <w:r>
               <w:rPr>
-                <w:rFonts w:ascii="Times New Roman" w:hAnsi="Times New Roman"/>
+                <w:rFonts w:ascii="Times New Roman" w:hAnsi="Times New Roman" w:cs="Times New Roman"/>
                 <w:sz w:val="24"/>
               </w:rPr>
               <w:t xml:space="preserve"> (AUTOINCREMENT)</w:t>
@@ -2211,10 +2465,13 @@
           <w:p>
             <w:pPr>
               <w:spacing w:after="0" w:line="360" w:lineRule="auto"/>
+              <w:rPr>
+                <w:rFonts w:ascii="Times New Roman" w:hAnsi="Times New Roman" w:cs="Times New Roman"/>
+              </w:rPr>
             </w:pPr>
             <w:r>
               <w:rPr>
-                <w:rFonts w:ascii="Times New Roman" w:hAnsi="Times New Roman"/>
+                <w:rFonts w:ascii="Times New Roman" w:hAnsi="Times New Roman" w:cs="Times New Roman"/>
                 <w:sz w:val="24"/>
               </w:rPr>
               <w:t>name</w:t>
@@ -2234,10 +2491,13 @@
           <w:p>
             <w:pPr>
               <w:spacing w:after="0" w:line="360" w:lineRule="auto"/>
+              <w:rPr>
+                <w:rFonts w:ascii="Times New Roman" w:hAnsi="Times New Roman" w:cs="Times New Roman"/>
+              </w:rPr>
             </w:pPr>
             <w:r>
               <w:rPr>
-                <w:rFonts w:ascii="Times New Roman" w:hAnsi="Times New Roman"/>
+                <w:rFonts w:ascii="Times New Roman" w:hAnsi="Times New Roman" w:cs="Times New Roman"/>
                 <w:sz w:val="24"/>
               </w:rPr>
               <w:t>TEXT</w:t>
@@ -2258,10 +2518,13 @@
             <w:pPr>
               <w:spacing w:after="0" w:line="360" w:lineRule="auto"/>
               <w:ind w:firstLine="851"/>
+              <w:rPr>
+                <w:rFonts w:ascii="Times New Roman" w:hAnsi="Times New Roman" w:cs="Times New Roman"/>
+              </w:rPr>
             </w:pPr>
             <w:r>
               <w:rPr>
-                <w:rFonts w:ascii="Times New Roman" w:hAnsi="Times New Roman"/>
+                <w:rFonts w:ascii="Times New Roman" w:hAnsi="Times New Roman" w:cs="Times New Roman"/>
                 <w:sz w:val="24"/>
               </w:rPr>
               <w:t>—</w:t>
@@ -2281,10 +2544,13 @@
           <w:p>
             <w:pPr>
               <w:spacing w:after="0" w:line="360" w:lineRule="auto"/>
+              <w:rPr>
+                <w:rFonts w:ascii="Times New Roman" w:hAnsi="Times New Roman" w:cs="Times New Roman"/>
+              </w:rPr>
             </w:pPr>
             <w:r>
               <w:rPr>
-                <w:rFonts w:ascii="Times New Roman" w:hAnsi="Times New Roman"/>
+                <w:rFonts w:ascii="Times New Roman" w:hAnsi="Times New Roman" w:cs="Times New Roman"/>
                 <w:sz w:val="24"/>
               </w:rPr>
               <w:t xml:space="preserve">NOT NULL, </w:t>
@@ -2292,7 +2558,7 @@
             <w:proofErr w:type="spellStart"/>
             <w:r>
               <w:rPr>
-                <w:rFonts w:ascii="Times New Roman" w:hAnsi="Times New Roman"/>
+                <w:rFonts w:ascii="Times New Roman" w:hAnsi="Times New Roman" w:cs="Times New Roman"/>
                 <w:sz w:val="24"/>
               </w:rPr>
               <w:t>Название</w:t>
@@ -2300,7 +2566,7 @@
             <w:proofErr w:type="spellEnd"/>
             <w:r>
               <w:rPr>
-                <w:rFonts w:ascii="Times New Roman" w:hAnsi="Times New Roman"/>
+                <w:rFonts w:ascii="Times New Roman" w:hAnsi="Times New Roman" w:cs="Times New Roman"/>
                 <w:sz w:val="24"/>
               </w:rPr>
               <w:t xml:space="preserve"> </w:t>
@@ -2308,7 +2574,7 @@
             <w:proofErr w:type="spellStart"/>
             <w:r>
               <w:rPr>
-                <w:rFonts w:ascii="Times New Roman" w:hAnsi="Times New Roman"/>
+                <w:rFonts w:ascii="Times New Roman" w:hAnsi="Times New Roman" w:cs="Times New Roman"/>
                 <w:sz w:val="24"/>
               </w:rPr>
               <w:t>блюда</w:t>
@@ -2334,10 +2600,13 @@
           <w:p>
             <w:pPr>
               <w:spacing w:after="0" w:line="360" w:lineRule="auto"/>
+              <w:rPr>
+                <w:rFonts w:ascii="Times New Roman" w:hAnsi="Times New Roman" w:cs="Times New Roman"/>
+              </w:rPr>
             </w:pPr>
             <w:r>
               <w:rPr>
-                <w:rFonts w:ascii="Times New Roman" w:hAnsi="Times New Roman"/>
+                <w:rFonts w:ascii="Times New Roman" w:hAnsi="Times New Roman" w:cs="Times New Roman"/>
                 <w:sz w:val="24"/>
               </w:rPr>
               <w:t>description</w:t>
@@ -2357,10 +2626,13 @@
           <w:p>
             <w:pPr>
               <w:spacing w:after="0" w:line="360" w:lineRule="auto"/>
+              <w:rPr>
+                <w:rFonts w:ascii="Times New Roman" w:hAnsi="Times New Roman" w:cs="Times New Roman"/>
+              </w:rPr>
             </w:pPr>
             <w:r>
               <w:rPr>
-                <w:rFonts w:ascii="Times New Roman" w:hAnsi="Times New Roman"/>
+                <w:rFonts w:ascii="Times New Roman" w:hAnsi="Times New Roman" w:cs="Times New Roman"/>
                 <w:sz w:val="24"/>
               </w:rPr>
               <w:t>TEXT</w:t>
@@ -2381,10 +2653,13 @@
             <w:pPr>
               <w:spacing w:after="0" w:line="360" w:lineRule="auto"/>
               <w:ind w:firstLine="851"/>
+              <w:rPr>
+                <w:rFonts w:ascii="Times New Roman" w:hAnsi="Times New Roman" w:cs="Times New Roman"/>
+              </w:rPr>
             </w:pPr>
             <w:r>
               <w:rPr>
-                <w:rFonts w:ascii="Times New Roman" w:hAnsi="Times New Roman"/>
+                <w:rFonts w:ascii="Times New Roman" w:hAnsi="Times New Roman" w:cs="Times New Roman"/>
                 <w:sz w:val="24"/>
               </w:rPr>
               <w:t>—</w:t>
@@ -2405,19 +2680,20 @@
             <w:pPr>
               <w:spacing w:after="0" w:line="360" w:lineRule="auto"/>
               <w:rPr>
+                <w:rFonts w:ascii="Times New Roman" w:hAnsi="Times New Roman" w:cs="Times New Roman"/>
                 <w:lang w:val="ru-RU"/>
               </w:rPr>
             </w:pPr>
             <w:r>
               <w:rPr>
-                <w:rFonts w:ascii="Times New Roman" w:hAnsi="Times New Roman"/>
+                <w:rFonts w:ascii="Times New Roman" w:hAnsi="Times New Roman" w:cs="Times New Roman"/>
                 <w:sz w:val="24"/>
               </w:rPr>
               <w:t>NULL</w:t>
             </w:r>
             <w:r>
               <w:rPr>
-                <w:rFonts w:ascii="Times New Roman" w:hAnsi="Times New Roman"/>
+                <w:rFonts w:ascii="Times New Roman" w:hAnsi="Times New Roman" w:cs="Times New Roman"/>
                 <w:sz w:val="24"/>
                 <w:lang w:val="ru-RU"/>
               </w:rPr>
@@ -2443,10 +2719,13 @@
           <w:p>
             <w:pPr>
               <w:spacing w:after="0" w:line="360" w:lineRule="auto"/>
+              <w:rPr>
+                <w:rFonts w:ascii="Times New Roman" w:hAnsi="Times New Roman" w:cs="Times New Roman"/>
+              </w:rPr>
             </w:pPr>
             <w:r>
               <w:rPr>
-                <w:rFonts w:ascii="Times New Roman" w:hAnsi="Times New Roman"/>
+                <w:rFonts w:ascii="Times New Roman" w:hAnsi="Times New Roman" w:cs="Times New Roman"/>
                 <w:sz w:val="24"/>
               </w:rPr>
               <w:t>price</w:t>
@@ -2466,10 +2745,13 @@
           <w:p>
             <w:pPr>
               <w:spacing w:after="0" w:line="360" w:lineRule="auto"/>
+              <w:rPr>
+                <w:rFonts w:ascii="Times New Roman" w:hAnsi="Times New Roman" w:cs="Times New Roman"/>
+              </w:rPr>
             </w:pPr>
             <w:r>
               <w:rPr>
-                <w:rFonts w:ascii="Times New Roman" w:hAnsi="Times New Roman"/>
+                <w:rFonts w:ascii="Times New Roman" w:hAnsi="Times New Roman" w:cs="Times New Roman"/>
                 <w:sz w:val="24"/>
               </w:rPr>
               <w:t>REAL</w:t>
@@ -2490,10 +2772,13 @@
             <w:pPr>
               <w:spacing w:after="0" w:line="360" w:lineRule="auto"/>
               <w:ind w:firstLine="851"/>
+              <w:rPr>
+                <w:rFonts w:ascii="Times New Roman" w:hAnsi="Times New Roman" w:cs="Times New Roman"/>
+              </w:rPr>
             </w:pPr>
             <w:r>
               <w:rPr>
-                <w:rFonts w:ascii="Times New Roman" w:hAnsi="Times New Roman"/>
+                <w:rFonts w:ascii="Times New Roman" w:hAnsi="Times New Roman" w:cs="Times New Roman"/>
                 <w:sz w:val="24"/>
               </w:rPr>
               <w:t>—</w:t>
@@ -2513,10 +2798,13 @@
           <w:p>
             <w:pPr>
               <w:spacing w:after="0" w:line="360" w:lineRule="auto"/>
+              <w:rPr>
+                <w:rFonts w:ascii="Times New Roman" w:hAnsi="Times New Roman" w:cs="Times New Roman"/>
+              </w:rPr>
             </w:pPr>
             <w:r>
               <w:rPr>
-                <w:rFonts w:ascii="Times New Roman" w:hAnsi="Times New Roman"/>
+                <w:rFonts w:ascii="Times New Roman" w:hAnsi="Times New Roman" w:cs="Times New Roman"/>
                 <w:sz w:val="24"/>
               </w:rPr>
               <w:t xml:space="preserve">NOT NULL, </w:t>
@@ -2524,7 +2812,7 @@
             <w:proofErr w:type="spellStart"/>
             <w:r>
               <w:rPr>
-                <w:rFonts w:ascii="Times New Roman" w:hAnsi="Times New Roman"/>
+                <w:rFonts w:ascii="Times New Roman" w:hAnsi="Times New Roman" w:cs="Times New Roman"/>
                 <w:sz w:val="24"/>
               </w:rPr>
               <w:t>Цена</w:t>
@@ -2532,7 +2820,7 @@
             <w:proofErr w:type="spellEnd"/>
             <w:r>
               <w:rPr>
-                <w:rFonts w:ascii="Times New Roman" w:hAnsi="Times New Roman"/>
+                <w:rFonts w:ascii="Times New Roman" w:hAnsi="Times New Roman" w:cs="Times New Roman"/>
                 <w:sz w:val="24"/>
               </w:rPr>
               <w:t xml:space="preserve"> </w:t>
@@ -2540,7 +2828,7 @@
             <w:proofErr w:type="spellStart"/>
             <w:r>
               <w:rPr>
-                <w:rFonts w:ascii="Times New Roman" w:hAnsi="Times New Roman"/>
+                <w:rFonts w:ascii="Times New Roman" w:hAnsi="Times New Roman" w:cs="Times New Roman"/>
                 <w:sz w:val="24"/>
               </w:rPr>
               <w:t>позиции</w:t>
@@ -2548,7 +2836,7 @@
             <w:proofErr w:type="spellEnd"/>
             <w:r>
               <w:rPr>
-                <w:rFonts w:ascii="Times New Roman" w:hAnsi="Times New Roman"/>
+                <w:rFonts w:ascii="Times New Roman" w:hAnsi="Times New Roman" w:cs="Times New Roman"/>
                 <w:sz w:val="24"/>
               </w:rPr>
               <w:t>, CHECK (price &gt; 0)</w:t>
@@ -2573,11 +2861,14 @@
           <w:p>
             <w:pPr>
               <w:spacing w:after="0" w:line="360" w:lineRule="auto"/>
+              <w:rPr>
+                <w:rFonts w:ascii="Times New Roman" w:hAnsi="Times New Roman" w:cs="Times New Roman"/>
+              </w:rPr>
             </w:pPr>
             <w:proofErr w:type="spellStart"/>
             <w:r>
               <w:rPr>
-                <w:rFonts w:ascii="Times New Roman" w:hAnsi="Times New Roman"/>
+                <w:rFonts w:ascii="Times New Roman" w:hAnsi="Times New Roman" w:cs="Times New Roman"/>
                 <w:sz w:val="24"/>
               </w:rPr>
               <w:t>is_available</w:t>
@@ -2598,10 +2889,13 @@
           <w:p>
             <w:pPr>
               <w:spacing w:after="0" w:line="360" w:lineRule="auto"/>
+              <w:rPr>
+                <w:rFonts w:ascii="Times New Roman" w:hAnsi="Times New Roman" w:cs="Times New Roman"/>
+              </w:rPr>
             </w:pPr>
             <w:r>
               <w:rPr>
-                <w:rFonts w:ascii="Times New Roman" w:hAnsi="Times New Roman"/>
+                <w:rFonts w:ascii="Times New Roman" w:hAnsi="Times New Roman" w:cs="Times New Roman"/>
                 <w:sz w:val="24"/>
               </w:rPr>
               <w:t>INTEGER</w:t>
@@ -2622,10 +2916,13 @@
             <w:pPr>
               <w:spacing w:after="0" w:line="360" w:lineRule="auto"/>
               <w:ind w:firstLine="851"/>
+              <w:rPr>
+                <w:rFonts w:ascii="Times New Roman" w:hAnsi="Times New Roman" w:cs="Times New Roman"/>
+              </w:rPr>
             </w:pPr>
             <w:r>
               <w:rPr>
-                <w:rFonts w:ascii="Times New Roman" w:hAnsi="Times New Roman"/>
+                <w:rFonts w:ascii="Times New Roman" w:hAnsi="Times New Roman" w:cs="Times New Roman"/>
                 <w:sz w:val="24"/>
               </w:rPr>
               <w:t>—</w:t>
@@ -2646,19 +2943,20 @@
             <w:pPr>
               <w:spacing w:after="0" w:line="360" w:lineRule="auto"/>
               <w:rPr>
+                <w:rFonts w:ascii="Times New Roman" w:hAnsi="Times New Roman" w:cs="Times New Roman"/>
                 <w:lang w:val="ru-RU"/>
               </w:rPr>
             </w:pPr>
             <w:r>
               <w:rPr>
-                <w:rFonts w:ascii="Times New Roman" w:hAnsi="Times New Roman"/>
+                <w:rFonts w:ascii="Times New Roman" w:hAnsi="Times New Roman" w:cs="Times New Roman"/>
                 <w:sz w:val="24"/>
               </w:rPr>
               <w:t>NOT</w:t>
             </w:r>
             <w:r>
               <w:rPr>
-                <w:rFonts w:ascii="Times New Roman" w:hAnsi="Times New Roman"/>
+                <w:rFonts w:ascii="Times New Roman" w:hAnsi="Times New Roman" w:cs="Times New Roman"/>
                 <w:sz w:val="24"/>
                 <w:lang w:val="ru-RU"/>
               </w:rPr>
@@ -2666,14 +2964,14 @@
             </w:r>
             <w:r>
               <w:rPr>
-                <w:rFonts w:ascii="Times New Roman" w:hAnsi="Times New Roman"/>
+                <w:rFonts w:ascii="Times New Roman" w:hAnsi="Times New Roman" w:cs="Times New Roman"/>
                 <w:sz w:val="24"/>
               </w:rPr>
               <w:t>NULL</w:t>
             </w:r>
             <w:r>
               <w:rPr>
-                <w:rFonts w:ascii="Times New Roman" w:hAnsi="Times New Roman"/>
+                <w:rFonts w:ascii="Times New Roman" w:hAnsi="Times New Roman" w:cs="Times New Roman"/>
                 <w:sz w:val="24"/>
                 <w:lang w:val="ru-RU"/>
               </w:rPr>
@@ -2681,14 +2979,14 @@
             </w:r>
             <w:r>
               <w:rPr>
-                <w:rFonts w:ascii="Times New Roman" w:hAnsi="Times New Roman"/>
+                <w:rFonts w:ascii="Times New Roman" w:hAnsi="Times New Roman" w:cs="Times New Roman"/>
                 <w:sz w:val="24"/>
               </w:rPr>
               <w:t>DEFAULT</w:t>
             </w:r>
             <w:r>
               <w:rPr>
-                <w:rFonts w:ascii="Times New Roman" w:hAnsi="Times New Roman"/>
+                <w:rFonts w:ascii="Times New Roman" w:hAnsi="Times New Roman" w:cs="Times New Roman"/>
                 <w:sz w:val="24"/>
                 <w:lang w:val="ru-RU"/>
               </w:rPr>
@@ -2714,11 +3012,14 @@
           <w:p>
             <w:pPr>
               <w:spacing w:after="0" w:line="360" w:lineRule="auto"/>
+              <w:rPr>
+                <w:rFonts w:ascii="Times New Roman" w:hAnsi="Times New Roman" w:cs="Times New Roman"/>
+              </w:rPr>
             </w:pPr>
             <w:proofErr w:type="spellStart"/>
             <w:r>
               <w:rPr>
-                <w:rFonts w:ascii="Times New Roman" w:hAnsi="Times New Roman"/>
+                <w:rFonts w:ascii="Times New Roman" w:hAnsi="Times New Roman" w:cs="Times New Roman"/>
                 <w:sz w:val="24"/>
               </w:rPr>
               <w:t>category_id</w:t>
@@ -2739,10 +3040,13 @@
           <w:p>
             <w:pPr>
               <w:spacing w:after="0" w:line="360" w:lineRule="auto"/>
+              <w:rPr>
+                <w:rFonts w:ascii="Times New Roman" w:hAnsi="Times New Roman" w:cs="Times New Roman"/>
+              </w:rPr>
             </w:pPr>
             <w:r>
               <w:rPr>
-                <w:rFonts w:ascii="Times New Roman" w:hAnsi="Times New Roman"/>
+                <w:rFonts w:ascii="Times New Roman" w:hAnsi="Times New Roman" w:cs="Times New Roman"/>
                 <w:sz w:val="24"/>
               </w:rPr>
               <w:t>INTEGER</w:t>
@@ -2762,10 +3066,13 @@
           <w:p>
             <w:pPr>
               <w:spacing w:after="0" w:line="360" w:lineRule="auto"/>
+              <w:rPr>
+                <w:rFonts w:ascii="Times New Roman" w:hAnsi="Times New Roman" w:cs="Times New Roman"/>
+              </w:rPr>
             </w:pPr>
             <w:r>
               <w:rPr>
-                <w:rFonts w:ascii="Times New Roman" w:hAnsi="Times New Roman"/>
+                <w:rFonts w:ascii="Times New Roman" w:hAnsi="Times New Roman" w:cs="Times New Roman"/>
                 <w:sz w:val="24"/>
               </w:rPr>
               <w:t>FOREIGN KEY</w:t>
@@ -2785,10 +3092,13 @@
           <w:p>
             <w:pPr>
               <w:spacing w:after="0" w:line="360" w:lineRule="auto"/>
+              <w:rPr>
+                <w:rFonts w:ascii="Times New Roman" w:hAnsi="Times New Roman" w:cs="Times New Roman"/>
+              </w:rPr>
             </w:pPr>
             <w:r>
               <w:rPr>
-                <w:rFonts w:ascii="Times New Roman" w:hAnsi="Times New Roman"/>
+                <w:rFonts w:ascii="Times New Roman" w:hAnsi="Times New Roman" w:cs="Times New Roman"/>
                 <w:sz w:val="24"/>
               </w:rPr>
               <w:t xml:space="preserve">NOT NULL, </w:t>
@@ -2796,7 +3106,7 @@
             <w:proofErr w:type="spellStart"/>
             <w:r>
               <w:rPr>
-                <w:rFonts w:ascii="Times New Roman" w:hAnsi="Times New Roman"/>
+                <w:rFonts w:ascii="Times New Roman" w:hAnsi="Times New Roman" w:cs="Times New Roman"/>
                 <w:sz w:val="24"/>
               </w:rPr>
               <w:t>Связь</w:t>
@@ -2804,7 +3114,7 @@
             <w:proofErr w:type="spellEnd"/>
             <w:r>
               <w:rPr>
-                <w:rFonts w:ascii="Times New Roman" w:hAnsi="Times New Roman"/>
+                <w:rFonts w:ascii="Times New Roman" w:hAnsi="Times New Roman" w:cs="Times New Roman"/>
                 <w:sz w:val="24"/>
               </w:rPr>
               <w:t xml:space="preserve"> с categories(id) ON DELETE RESTRICT</w:t>
@@ -2817,60 +3127,57 @@
       <w:pPr>
         <w:spacing w:after="0" w:line="360" w:lineRule="auto"/>
         <w:ind w:firstLine="851"/>
+        <w:rPr>
+          <w:rFonts w:ascii="Times New Roman" w:hAnsi="Times New Roman" w:cs="Times New Roman"/>
+        </w:rPr>
       </w:pPr>
     </w:p>
     <w:p>
       <w:pPr>
-        <w:rPr>
-          <w:rFonts w:ascii="Times New Roman" w:hAnsi="Times New Roman"/>
+        <w:spacing w:before="240" w:after="360"/>
+        <w:ind w:firstLine="851"/>
+        <w:rPr>
+          <w:rFonts w:ascii="Times New Roman" w:hAnsi="Times New Roman" w:cs="Times New Roman"/>
           <w:b/>
           <w:sz w:val="28"/>
+          <w:lang w:val="ru-RU"/>
         </w:rPr>
       </w:pPr>
       <w:r>
         <w:rPr>
-          <w:rFonts w:ascii="Times New Roman" w:hAnsi="Times New Roman"/>
+          <w:rFonts w:ascii="Times New Roman" w:hAnsi="Times New Roman" w:cs="Times New Roman"/>
           <w:b/>
           <w:sz w:val="28"/>
-        </w:rPr>
-        <w:br w:type="page"/>
+          <w:lang w:val="ru-RU"/>
+        </w:rPr>
+        <w:t>Таблица 2.5 — Структура таблицы заголовков заказов (</w:t>
+      </w:r>
+      <w:r>
+        <w:rPr>
+          <w:rFonts w:ascii="Times New Roman" w:hAnsi="Times New Roman" w:cs="Times New Roman"/>
+          <w:b/>
+          <w:sz w:val="28"/>
+        </w:rPr>
+        <w:t>orders</w:t>
+      </w:r>
+      <w:r>
+        <w:rPr>
+          <w:rFonts w:ascii="Times New Roman" w:hAnsi="Times New Roman" w:cs="Times New Roman"/>
+          <w:b/>
+          <w:sz w:val="28"/>
+          <w:lang w:val="ru-RU"/>
+        </w:rPr>
+        <w:t>)</w:t>
       </w:r>
     </w:p>
     <w:p>
       <w:pPr>
-        <w:spacing w:after="0" w:line="360" w:lineRule="auto"/>
-        <w:ind w:firstLine="851"/>
+        <w:pStyle w:val="af5"/>
+        <w:keepNext/>
         <w:rPr>
           <w:lang w:val="ru-RU"/>
         </w:rPr>
       </w:pPr>
-      <w:r>
-        <w:rPr>
-          <w:rFonts w:ascii="Times New Roman" w:hAnsi="Times New Roman"/>
-          <w:b/>
-          <w:sz w:val="28"/>
-          <w:lang w:val="ru-RU"/>
-        </w:rPr>
-        <w:lastRenderedPageBreak/>
-        <w:t>Таблица 2.5 — Структура таблицы заголовков заказов (</w:t>
-      </w:r>
-      <w:r>
-        <w:rPr>
-          <w:rFonts w:ascii="Times New Roman" w:hAnsi="Times New Roman"/>
-          <w:b/>
-          <w:sz w:val="28"/>
-        </w:rPr>
-        <w:t>orders</w:t>
-      </w:r>
-      <w:r>
-        <w:rPr>
-          <w:rFonts w:ascii="Times New Roman" w:hAnsi="Times New Roman"/>
-          <w:b/>
-          <w:sz w:val="28"/>
-          <w:lang w:val="ru-RU"/>
-        </w:rPr>
-        <w:t>)</w:t>
-      </w:r>
     </w:p>
     <w:tbl>
       <w:tblPr>
@@ -2889,8 +3196,8 @@
       <w:tblGrid>
         <w:gridCol w:w="1860"/>
         <w:gridCol w:w="1985"/>
-        <w:gridCol w:w="2693"/>
-        <w:gridCol w:w="3474"/>
+        <w:gridCol w:w="2409"/>
+        <w:gridCol w:w="3758"/>
       </w:tblGrid>
       <w:tr>
         <w:trPr>
@@ -2910,11 +3217,14 @@
             <w:pPr>
               <w:spacing w:after="0" w:line="360" w:lineRule="auto"/>
               <w:jc w:val="center"/>
+              <w:rPr>
+                <w:rFonts w:ascii="Times New Roman" w:hAnsi="Times New Roman" w:cs="Times New Roman"/>
+              </w:rPr>
             </w:pPr>
             <w:proofErr w:type="spellStart"/>
             <w:r>
               <w:rPr>
-                <w:rFonts w:ascii="Times New Roman" w:hAnsi="Times New Roman"/>
+                <w:rFonts w:ascii="Times New Roman" w:hAnsi="Times New Roman" w:cs="Times New Roman"/>
                 <w:b/>
                 <w:sz w:val="24"/>
               </w:rPr>
@@ -2923,7 +3233,7 @@
             <w:proofErr w:type="spellEnd"/>
             <w:r>
               <w:rPr>
-                <w:rFonts w:ascii="Times New Roman" w:hAnsi="Times New Roman"/>
+                <w:rFonts w:ascii="Times New Roman" w:hAnsi="Times New Roman" w:cs="Times New Roman"/>
                 <w:b/>
                 <w:sz w:val="24"/>
               </w:rPr>
@@ -2932,7 +3242,7 @@
             <w:proofErr w:type="spellStart"/>
             <w:r>
               <w:rPr>
-                <w:rFonts w:ascii="Times New Roman" w:hAnsi="Times New Roman"/>
+                <w:rFonts w:ascii="Times New Roman" w:hAnsi="Times New Roman" w:cs="Times New Roman"/>
                 <w:b/>
                 <w:sz w:val="24"/>
               </w:rPr>
@@ -2955,11 +3265,14 @@
             <w:pPr>
               <w:spacing w:after="0" w:line="360" w:lineRule="auto"/>
               <w:jc w:val="center"/>
+              <w:rPr>
+                <w:rFonts w:ascii="Times New Roman" w:hAnsi="Times New Roman" w:cs="Times New Roman"/>
+              </w:rPr>
             </w:pPr>
             <w:proofErr w:type="spellStart"/>
             <w:r>
               <w:rPr>
-                <w:rFonts w:ascii="Times New Roman" w:hAnsi="Times New Roman"/>
+                <w:rFonts w:ascii="Times New Roman" w:hAnsi="Times New Roman" w:cs="Times New Roman"/>
                 <w:b/>
                 <w:sz w:val="24"/>
               </w:rPr>
@@ -2968,7 +3281,7 @@
             <w:proofErr w:type="spellEnd"/>
             <w:r>
               <w:rPr>
-                <w:rFonts w:ascii="Times New Roman" w:hAnsi="Times New Roman"/>
+                <w:rFonts w:ascii="Times New Roman" w:hAnsi="Times New Roman" w:cs="Times New Roman"/>
                 <w:b/>
                 <w:sz w:val="24"/>
               </w:rPr>
@@ -2977,7 +3290,7 @@
             <w:proofErr w:type="spellStart"/>
             <w:r>
               <w:rPr>
-                <w:rFonts w:ascii="Times New Roman" w:hAnsi="Times New Roman"/>
+                <w:rFonts w:ascii="Times New Roman" w:hAnsi="Times New Roman" w:cs="Times New Roman"/>
                 <w:b/>
                 <w:sz w:val="24"/>
               </w:rPr>
@@ -2988,7 +3301,7 @@
         </w:tc>
         <w:tc>
           <w:tcPr>
-            <w:tcW w:w="2693" w:type="dxa"/>
+            <w:tcW w:w="2409" w:type="dxa"/>
             <w:tcMar>
               <w:top w:w="100" w:type="dxa"/>
               <w:left w:w="150" w:type="dxa"/>
@@ -3000,11 +3313,14 @@
             <w:pPr>
               <w:spacing w:after="0" w:line="360" w:lineRule="auto"/>
               <w:jc w:val="center"/>
+              <w:rPr>
+                <w:rFonts w:ascii="Times New Roman" w:hAnsi="Times New Roman" w:cs="Times New Roman"/>
+              </w:rPr>
             </w:pPr>
             <w:proofErr w:type="spellStart"/>
             <w:r>
               <w:rPr>
-                <w:rFonts w:ascii="Times New Roman" w:hAnsi="Times New Roman"/>
+                <w:rFonts w:ascii="Times New Roman" w:hAnsi="Times New Roman" w:cs="Times New Roman"/>
                 <w:b/>
                 <w:sz w:val="24"/>
               </w:rPr>
@@ -3013,7 +3329,7 @@
             <w:proofErr w:type="spellEnd"/>
             <w:r>
               <w:rPr>
-                <w:rFonts w:ascii="Times New Roman" w:hAnsi="Times New Roman"/>
+                <w:rFonts w:ascii="Times New Roman" w:hAnsi="Times New Roman" w:cs="Times New Roman"/>
                 <w:b/>
                 <w:sz w:val="24"/>
               </w:rPr>
@@ -3022,7 +3338,7 @@
             <w:proofErr w:type="spellStart"/>
             <w:r>
               <w:rPr>
-                <w:rFonts w:ascii="Times New Roman" w:hAnsi="Times New Roman"/>
+                <w:rFonts w:ascii="Times New Roman" w:hAnsi="Times New Roman" w:cs="Times New Roman"/>
                 <w:b/>
                 <w:sz w:val="24"/>
               </w:rPr>
@@ -3033,7 +3349,7 @@
         </w:tc>
         <w:tc>
           <w:tcPr>
-            <w:tcW w:w="3474" w:type="dxa"/>
+            <w:tcW w:w="3758" w:type="dxa"/>
             <w:tcMar>
               <w:top w:w="100" w:type="dxa"/>
               <w:left w:w="150" w:type="dxa"/>
@@ -3045,11 +3361,14 @@
             <w:pPr>
               <w:spacing w:after="0" w:line="360" w:lineRule="auto"/>
               <w:jc w:val="center"/>
+              <w:rPr>
+                <w:rFonts w:ascii="Times New Roman" w:hAnsi="Times New Roman" w:cs="Times New Roman"/>
+              </w:rPr>
             </w:pPr>
             <w:proofErr w:type="spellStart"/>
             <w:r>
               <w:rPr>
-                <w:rFonts w:ascii="Times New Roman" w:hAnsi="Times New Roman"/>
+                <w:rFonts w:ascii="Times New Roman" w:hAnsi="Times New Roman" w:cs="Times New Roman"/>
                 <w:b/>
                 <w:sz w:val="24"/>
               </w:rPr>
@@ -3058,7 +3377,7 @@
             <w:proofErr w:type="spellEnd"/>
             <w:r>
               <w:rPr>
-                <w:rFonts w:ascii="Times New Roman" w:hAnsi="Times New Roman"/>
+                <w:rFonts w:ascii="Times New Roman" w:hAnsi="Times New Roman" w:cs="Times New Roman"/>
                 <w:b/>
                 <w:sz w:val="24"/>
               </w:rPr>
@@ -3067,7 +3386,7 @@
             <w:proofErr w:type="spellStart"/>
             <w:r>
               <w:rPr>
-                <w:rFonts w:ascii="Times New Roman" w:hAnsi="Times New Roman"/>
+                <w:rFonts w:ascii="Times New Roman" w:hAnsi="Times New Roman" w:cs="Times New Roman"/>
                 <w:b/>
                 <w:sz w:val="24"/>
               </w:rPr>
@@ -3094,10 +3413,13 @@
           <w:p>
             <w:pPr>
               <w:spacing w:after="0" w:line="360" w:lineRule="auto"/>
+              <w:rPr>
+                <w:rFonts w:ascii="Times New Roman" w:hAnsi="Times New Roman" w:cs="Times New Roman"/>
+              </w:rPr>
             </w:pPr>
             <w:r>
               <w:rPr>
-                <w:rFonts w:ascii="Times New Roman" w:hAnsi="Times New Roman"/>
+                <w:rFonts w:ascii="Times New Roman" w:hAnsi="Times New Roman" w:cs="Times New Roman"/>
                 <w:sz w:val="24"/>
               </w:rPr>
               <w:t>id</w:t>
@@ -3117,10 +3439,13 @@
           <w:p>
             <w:pPr>
               <w:spacing w:after="0" w:line="360" w:lineRule="auto"/>
+              <w:rPr>
+                <w:rFonts w:ascii="Times New Roman" w:hAnsi="Times New Roman" w:cs="Times New Roman"/>
+              </w:rPr>
             </w:pPr>
             <w:r>
               <w:rPr>
-                <w:rFonts w:ascii="Times New Roman" w:hAnsi="Times New Roman"/>
+                <w:rFonts w:ascii="Times New Roman" w:hAnsi="Times New Roman" w:cs="Times New Roman"/>
                 <w:sz w:val="24"/>
               </w:rPr>
               <w:t>INTEGER</w:t>
@@ -3129,7 +3454,7 @@
         </w:tc>
         <w:tc>
           <w:tcPr>
-            <w:tcW w:w="2693" w:type="dxa"/>
+            <w:tcW w:w="2409" w:type="dxa"/>
             <w:tcMar>
               <w:top w:w="100" w:type="dxa"/>
               <w:left w:w="150" w:type="dxa"/>
@@ -3140,10 +3465,13 @@
           <w:p>
             <w:pPr>
               <w:spacing w:after="0" w:line="360" w:lineRule="auto"/>
+              <w:rPr>
+                <w:rFonts w:ascii="Times New Roman" w:hAnsi="Times New Roman" w:cs="Times New Roman"/>
+              </w:rPr>
             </w:pPr>
             <w:r>
               <w:rPr>
-                <w:rFonts w:ascii="Times New Roman" w:hAnsi="Times New Roman"/>
+                <w:rFonts w:ascii="Times New Roman" w:hAnsi="Times New Roman" w:cs="Times New Roman"/>
                 <w:sz w:val="24"/>
               </w:rPr>
               <w:t>PRIMARY KEY</w:t>
@@ -3152,7 +3480,7 @@
         </w:tc>
         <w:tc>
           <w:tcPr>
-            <w:tcW w:w="3474" w:type="dxa"/>
+            <w:tcW w:w="3758" w:type="dxa"/>
             <w:tcMar>
               <w:top w:w="100" w:type="dxa"/>
               <w:left w:w="150" w:type="dxa"/>
@@ -3163,11 +3491,14 @@
           <w:p>
             <w:pPr>
               <w:spacing w:after="0" w:line="360" w:lineRule="auto"/>
+              <w:rPr>
+                <w:rFonts w:ascii="Times New Roman" w:hAnsi="Times New Roman" w:cs="Times New Roman"/>
+              </w:rPr>
             </w:pPr>
             <w:proofErr w:type="spellStart"/>
             <w:r>
               <w:rPr>
-                <w:rFonts w:ascii="Times New Roman" w:hAnsi="Times New Roman"/>
+                <w:rFonts w:ascii="Times New Roman" w:hAnsi="Times New Roman" w:cs="Times New Roman"/>
                 <w:sz w:val="24"/>
               </w:rPr>
               <w:t>Идентификатор</w:t>
@@ -3175,7 +3506,7 @@
             <w:proofErr w:type="spellEnd"/>
             <w:r>
               <w:rPr>
-                <w:rFonts w:ascii="Times New Roman" w:hAnsi="Times New Roman"/>
+                <w:rFonts w:ascii="Times New Roman" w:hAnsi="Times New Roman" w:cs="Times New Roman"/>
                 <w:sz w:val="24"/>
               </w:rPr>
               <w:t xml:space="preserve"> </w:t>
@@ -3183,7 +3514,7 @@
             <w:proofErr w:type="spellStart"/>
             <w:r>
               <w:rPr>
-                <w:rFonts w:ascii="Times New Roman" w:hAnsi="Times New Roman"/>
+                <w:rFonts w:ascii="Times New Roman" w:hAnsi="Times New Roman" w:cs="Times New Roman"/>
                 <w:sz w:val="24"/>
               </w:rPr>
               <w:t>записи</w:t>
@@ -3191,7 +3522,7 @@
             <w:proofErr w:type="spellEnd"/>
             <w:r>
               <w:rPr>
-                <w:rFonts w:ascii="Times New Roman" w:hAnsi="Times New Roman"/>
+                <w:rFonts w:ascii="Times New Roman" w:hAnsi="Times New Roman" w:cs="Times New Roman"/>
                 <w:sz w:val="24"/>
               </w:rPr>
               <w:t xml:space="preserve"> (AUTOINCREMENT)</w:t>
@@ -3216,11 +3547,14 @@
           <w:p>
             <w:pPr>
               <w:spacing w:after="0" w:line="360" w:lineRule="auto"/>
+              <w:rPr>
+                <w:rFonts w:ascii="Times New Roman" w:hAnsi="Times New Roman" w:cs="Times New Roman"/>
+              </w:rPr>
             </w:pPr>
             <w:proofErr w:type="spellStart"/>
             <w:r>
               <w:rPr>
-                <w:rFonts w:ascii="Times New Roman" w:hAnsi="Times New Roman"/>
+                <w:rFonts w:ascii="Times New Roman" w:hAnsi="Times New Roman" w:cs="Times New Roman"/>
                 <w:sz w:val="24"/>
               </w:rPr>
               <w:t>order_date</w:t>
@@ -3241,10 +3575,13 @@
           <w:p>
             <w:pPr>
               <w:spacing w:after="0" w:line="360" w:lineRule="auto"/>
+              <w:rPr>
+                <w:rFonts w:ascii="Times New Roman" w:hAnsi="Times New Roman" w:cs="Times New Roman"/>
+              </w:rPr>
             </w:pPr>
             <w:r>
               <w:rPr>
-                <w:rFonts w:ascii="Times New Roman" w:hAnsi="Times New Roman"/>
+                <w:rFonts w:ascii="Times New Roman" w:hAnsi="Times New Roman" w:cs="Times New Roman"/>
                 <w:sz w:val="24"/>
               </w:rPr>
               <w:t>TEXT</w:t>
@@ -3253,7 +3590,7 @@
         </w:tc>
         <w:tc>
           <w:tcPr>
-            <w:tcW w:w="2693" w:type="dxa"/>
+            <w:tcW w:w="2409" w:type="dxa"/>
             <w:tcMar>
               <w:top w:w="100" w:type="dxa"/>
               <w:left w:w="150" w:type="dxa"/>
@@ -3265,10 +3602,13 @@
             <w:pPr>
               <w:spacing w:after="0" w:line="360" w:lineRule="auto"/>
               <w:ind w:firstLine="851"/>
+              <w:rPr>
+                <w:rFonts w:ascii="Times New Roman" w:hAnsi="Times New Roman" w:cs="Times New Roman"/>
+              </w:rPr>
             </w:pPr>
             <w:r>
               <w:rPr>
-                <w:rFonts w:ascii="Times New Roman" w:hAnsi="Times New Roman"/>
+                <w:rFonts w:ascii="Times New Roman" w:hAnsi="Times New Roman" w:cs="Times New Roman"/>
                 <w:sz w:val="24"/>
               </w:rPr>
               <w:t>—</w:t>
@@ -3277,7 +3617,7 @@
         </w:tc>
         <w:tc>
           <w:tcPr>
-            <w:tcW w:w="3474" w:type="dxa"/>
+            <w:tcW w:w="3758" w:type="dxa"/>
             <w:tcMar>
               <w:top w:w="100" w:type="dxa"/>
               <w:left w:w="150" w:type="dxa"/>
@@ -3289,19 +3629,20 @@
             <w:pPr>
               <w:spacing w:after="0" w:line="360" w:lineRule="auto"/>
               <w:rPr>
+                <w:rFonts w:ascii="Times New Roman" w:hAnsi="Times New Roman" w:cs="Times New Roman"/>
                 <w:lang w:val="ru-RU"/>
               </w:rPr>
             </w:pPr>
             <w:r>
               <w:rPr>
-                <w:rFonts w:ascii="Times New Roman" w:hAnsi="Times New Roman"/>
+                <w:rFonts w:ascii="Times New Roman" w:hAnsi="Times New Roman" w:cs="Times New Roman"/>
                 <w:sz w:val="24"/>
               </w:rPr>
               <w:t>NOT</w:t>
             </w:r>
             <w:r>
               <w:rPr>
-                <w:rFonts w:ascii="Times New Roman" w:hAnsi="Times New Roman"/>
+                <w:rFonts w:ascii="Times New Roman" w:hAnsi="Times New Roman" w:cs="Times New Roman"/>
                 <w:sz w:val="24"/>
                 <w:lang w:val="ru-RU"/>
               </w:rPr>
@@ -3309,14 +3650,14 @@
             </w:r>
             <w:r>
               <w:rPr>
-                <w:rFonts w:ascii="Times New Roman" w:hAnsi="Times New Roman"/>
+                <w:rFonts w:ascii="Times New Roman" w:hAnsi="Times New Roman" w:cs="Times New Roman"/>
                 <w:sz w:val="24"/>
               </w:rPr>
               <w:t>NULL</w:t>
             </w:r>
             <w:r>
               <w:rPr>
-                <w:rFonts w:ascii="Times New Roman" w:hAnsi="Times New Roman"/>
+                <w:rFonts w:ascii="Times New Roman" w:hAnsi="Times New Roman" w:cs="Times New Roman"/>
                 <w:sz w:val="24"/>
                 <w:lang w:val="ru-RU"/>
               </w:rPr>
@@ -3324,14 +3665,14 @@
             </w:r>
             <w:r>
               <w:rPr>
-                <w:rFonts w:ascii="Times New Roman" w:hAnsi="Times New Roman"/>
+                <w:rFonts w:ascii="Times New Roman" w:hAnsi="Times New Roman" w:cs="Times New Roman"/>
                 <w:sz w:val="24"/>
               </w:rPr>
               <w:t>DEFAULT</w:t>
             </w:r>
             <w:r>
               <w:rPr>
-                <w:rFonts w:ascii="Times New Roman" w:hAnsi="Times New Roman"/>
+                <w:rFonts w:ascii="Times New Roman" w:hAnsi="Times New Roman" w:cs="Times New Roman"/>
                 <w:sz w:val="24"/>
                 <w:lang w:val="ru-RU"/>
               </w:rPr>
@@ -3357,11 +3698,14 @@
           <w:p>
             <w:pPr>
               <w:spacing w:after="0" w:line="360" w:lineRule="auto"/>
+              <w:rPr>
+                <w:rFonts w:ascii="Times New Roman" w:hAnsi="Times New Roman" w:cs="Times New Roman"/>
+              </w:rPr>
             </w:pPr>
             <w:proofErr w:type="spellStart"/>
             <w:r>
               <w:rPr>
-                <w:rFonts w:ascii="Times New Roman" w:hAnsi="Times New Roman"/>
+                <w:rFonts w:ascii="Times New Roman" w:hAnsi="Times New Roman" w:cs="Times New Roman"/>
                 <w:sz w:val="24"/>
               </w:rPr>
               <w:t>table_number</w:t>
@@ -3382,10 +3726,13 @@
           <w:p>
             <w:pPr>
               <w:spacing w:after="0" w:line="360" w:lineRule="auto"/>
+              <w:rPr>
+                <w:rFonts w:ascii="Times New Roman" w:hAnsi="Times New Roman" w:cs="Times New Roman"/>
+              </w:rPr>
             </w:pPr>
             <w:r>
               <w:rPr>
-                <w:rFonts w:ascii="Times New Roman" w:hAnsi="Times New Roman"/>
+                <w:rFonts w:ascii="Times New Roman" w:hAnsi="Times New Roman" w:cs="Times New Roman"/>
                 <w:sz w:val="24"/>
               </w:rPr>
               <w:t>INTEGER</w:t>
@@ -3394,7 +3741,7 @@
         </w:tc>
         <w:tc>
           <w:tcPr>
-            <w:tcW w:w="2693" w:type="dxa"/>
+            <w:tcW w:w="2409" w:type="dxa"/>
             <w:tcMar>
               <w:top w:w="100" w:type="dxa"/>
               <w:left w:w="150" w:type="dxa"/>
@@ -3406,10 +3753,13 @@
             <w:pPr>
               <w:spacing w:after="0" w:line="360" w:lineRule="auto"/>
               <w:ind w:firstLine="851"/>
+              <w:rPr>
+                <w:rFonts w:ascii="Times New Roman" w:hAnsi="Times New Roman" w:cs="Times New Roman"/>
+              </w:rPr>
             </w:pPr>
             <w:r>
               <w:rPr>
-                <w:rFonts w:ascii="Times New Roman" w:hAnsi="Times New Roman"/>
+                <w:rFonts w:ascii="Times New Roman" w:hAnsi="Times New Roman" w:cs="Times New Roman"/>
                 <w:sz w:val="24"/>
               </w:rPr>
               <w:t>—</w:t>
@@ -3418,7 +3768,7 @@
         </w:tc>
         <w:tc>
           <w:tcPr>
-            <w:tcW w:w="3474" w:type="dxa"/>
+            <w:tcW w:w="3758" w:type="dxa"/>
             <w:tcMar>
               <w:top w:w="100" w:type="dxa"/>
               <w:left w:w="150" w:type="dxa"/>
@@ -3429,10 +3779,13 @@
           <w:p>
             <w:pPr>
               <w:spacing w:after="0" w:line="360" w:lineRule="auto"/>
+              <w:rPr>
+                <w:rFonts w:ascii="Times New Roman" w:hAnsi="Times New Roman" w:cs="Times New Roman"/>
+              </w:rPr>
             </w:pPr>
             <w:r>
               <w:rPr>
-                <w:rFonts w:ascii="Times New Roman" w:hAnsi="Times New Roman"/>
+                <w:rFonts w:ascii="Times New Roman" w:hAnsi="Times New Roman" w:cs="Times New Roman"/>
                 <w:sz w:val="24"/>
               </w:rPr>
               <w:t xml:space="preserve">NOT NULL, </w:t>
@@ -3440,7 +3793,7 @@
             <w:proofErr w:type="spellStart"/>
             <w:r>
               <w:rPr>
-                <w:rFonts w:ascii="Times New Roman" w:hAnsi="Times New Roman"/>
+                <w:rFonts w:ascii="Times New Roman" w:hAnsi="Times New Roman" w:cs="Times New Roman"/>
                 <w:sz w:val="24"/>
               </w:rPr>
               <w:t>Номер</w:t>
@@ -3448,7 +3801,7 @@
             <w:proofErr w:type="spellEnd"/>
             <w:r>
               <w:rPr>
-                <w:rFonts w:ascii="Times New Roman" w:hAnsi="Times New Roman"/>
+                <w:rFonts w:ascii="Times New Roman" w:hAnsi="Times New Roman" w:cs="Times New Roman"/>
                 <w:sz w:val="24"/>
               </w:rPr>
               <w:t xml:space="preserve"> </w:t>
@@ -3456,7 +3809,7 @@
             <w:proofErr w:type="spellStart"/>
             <w:r>
               <w:rPr>
-                <w:rFonts w:ascii="Times New Roman" w:hAnsi="Times New Roman"/>
+                <w:rFonts w:ascii="Times New Roman" w:hAnsi="Times New Roman" w:cs="Times New Roman"/>
                 <w:sz w:val="24"/>
               </w:rPr>
               <w:t>стола</w:t>
@@ -3464,7 +3817,7 @@
             <w:proofErr w:type="spellEnd"/>
             <w:r>
               <w:rPr>
-                <w:rFonts w:ascii="Times New Roman" w:hAnsi="Times New Roman"/>
+                <w:rFonts w:ascii="Times New Roman" w:hAnsi="Times New Roman" w:cs="Times New Roman"/>
                 <w:sz w:val="24"/>
               </w:rPr>
               <w:t>, CHECK (</w:t>
@@ -3472,7 +3825,7 @@
             <w:proofErr w:type="spellStart"/>
             <w:r>
               <w:rPr>
-                <w:rFonts w:ascii="Times New Roman" w:hAnsi="Times New Roman"/>
+                <w:rFonts w:ascii="Times New Roman" w:hAnsi="Times New Roman" w:cs="Times New Roman"/>
                 <w:sz w:val="24"/>
               </w:rPr>
               <w:t>table_number</w:t>
@@ -3480,7 +3833,7 @@
             <w:proofErr w:type="spellEnd"/>
             <w:r>
               <w:rPr>
-                <w:rFonts w:ascii="Times New Roman" w:hAnsi="Times New Roman"/>
+                <w:rFonts w:ascii="Times New Roman" w:hAnsi="Times New Roman" w:cs="Times New Roman"/>
                 <w:sz w:val="24"/>
               </w:rPr>
               <w:t xml:space="preserve"> BETWEEN 1 AND 12)</w:t>
@@ -3505,13 +3858,17 @@
           <w:p>
             <w:pPr>
               <w:spacing w:after="0" w:line="360" w:lineRule="auto"/>
+              <w:rPr>
+                <w:rFonts w:ascii="Times New Roman" w:hAnsi="Times New Roman" w:cs="Times New Roman"/>
+              </w:rPr>
             </w:pPr>
             <w:proofErr w:type="spellStart"/>
             <w:r>
               <w:rPr>
-                <w:rFonts w:ascii="Times New Roman" w:hAnsi="Times New Roman"/>
-                <w:sz w:val="24"/>
-              </w:rPr>
+                <w:rFonts w:ascii="Times New Roman" w:hAnsi="Times New Roman" w:cs="Times New Roman"/>
+                <w:sz w:val="24"/>
+              </w:rPr>
+              <w:lastRenderedPageBreak/>
               <w:t>employee_id</w:t>
             </w:r>
             <w:proofErr w:type="spellEnd"/>
@@ -3530,10 +3887,13 @@
           <w:p>
             <w:pPr>
               <w:spacing w:after="0" w:line="360" w:lineRule="auto"/>
+              <w:rPr>
+                <w:rFonts w:ascii="Times New Roman" w:hAnsi="Times New Roman" w:cs="Times New Roman"/>
+              </w:rPr>
             </w:pPr>
             <w:r>
               <w:rPr>
-                <w:rFonts w:ascii="Times New Roman" w:hAnsi="Times New Roman"/>
+                <w:rFonts w:ascii="Times New Roman" w:hAnsi="Times New Roman" w:cs="Times New Roman"/>
                 <w:sz w:val="24"/>
               </w:rPr>
               <w:t>INTEGER</w:t>
@@ -3542,7 +3902,7 @@
         </w:tc>
         <w:tc>
           <w:tcPr>
-            <w:tcW w:w="2693" w:type="dxa"/>
+            <w:tcW w:w="2409" w:type="dxa"/>
             <w:tcMar>
               <w:top w:w="100" w:type="dxa"/>
               <w:left w:w="150" w:type="dxa"/>
@@ -3553,10 +3913,13 @@
           <w:p>
             <w:pPr>
               <w:spacing w:after="0" w:line="360" w:lineRule="auto"/>
+              <w:rPr>
+                <w:rFonts w:ascii="Times New Roman" w:hAnsi="Times New Roman" w:cs="Times New Roman"/>
+              </w:rPr>
             </w:pPr>
             <w:r>
               <w:rPr>
-                <w:rFonts w:ascii="Times New Roman" w:hAnsi="Times New Roman"/>
+                <w:rFonts w:ascii="Times New Roman" w:hAnsi="Times New Roman" w:cs="Times New Roman"/>
                 <w:sz w:val="24"/>
               </w:rPr>
               <w:t>FOREIGN KEY</w:t>
@@ -3565,7 +3928,7 @@
         </w:tc>
         <w:tc>
           <w:tcPr>
-            <w:tcW w:w="3474" w:type="dxa"/>
+            <w:tcW w:w="3758" w:type="dxa"/>
             <w:tcMar>
               <w:top w:w="100" w:type="dxa"/>
               <w:left w:w="150" w:type="dxa"/>
@@ -3576,10 +3939,13 @@
           <w:p>
             <w:pPr>
               <w:spacing w:after="0" w:line="360" w:lineRule="auto"/>
+              <w:rPr>
+                <w:rFonts w:ascii="Times New Roman" w:hAnsi="Times New Roman" w:cs="Times New Roman"/>
+              </w:rPr>
             </w:pPr>
             <w:r>
               <w:rPr>
-                <w:rFonts w:ascii="Times New Roman" w:hAnsi="Times New Roman"/>
+                <w:rFonts w:ascii="Times New Roman" w:hAnsi="Times New Roman" w:cs="Times New Roman"/>
                 <w:sz w:val="24"/>
               </w:rPr>
               <w:t xml:space="preserve">NOT NULL, </w:t>
@@ -3587,7 +3953,7 @@
             <w:proofErr w:type="spellStart"/>
             <w:r>
               <w:rPr>
-                <w:rFonts w:ascii="Times New Roman" w:hAnsi="Times New Roman"/>
+                <w:rFonts w:ascii="Times New Roman" w:hAnsi="Times New Roman" w:cs="Times New Roman"/>
                 <w:sz w:val="24"/>
               </w:rPr>
               <w:t>Связь</w:t>
@@ -3595,7 +3961,7 @@
             <w:proofErr w:type="spellEnd"/>
             <w:r>
               <w:rPr>
-                <w:rFonts w:ascii="Times New Roman" w:hAnsi="Times New Roman"/>
+                <w:rFonts w:ascii="Times New Roman" w:hAnsi="Times New Roman" w:cs="Times New Roman"/>
                 <w:sz w:val="24"/>
               </w:rPr>
               <w:t xml:space="preserve"> с employees(id) ON DELETE RESTRICT</w:t>
@@ -3620,11 +3986,14 @@
           <w:p>
             <w:pPr>
               <w:spacing w:after="0" w:line="360" w:lineRule="auto"/>
+              <w:rPr>
+                <w:rFonts w:ascii="Times New Roman" w:hAnsi="Times New Roman" w:cs="Times New Roman"/>
+              </w:rPr>
             </w:pPr>
             <w:proofErr w:type="spellStart"/>
             <w:r>
               <w:rPr>
-                <w:rFonts w:ascii="Times New Roman" w:hAnsi="Times New Roman"/>
+                <w:rFonts w:ascii="Times New Roman" w:hAnsi="Times New Roman" w:cs="Times New Roman"/>
                 <w:sz w:val="24"/>
               </w:rPr>
               <w:t>status_id</w:t>
@@ -3645,10 +4014,13 @@
           <w:p>
             <w:pPr>
               <w:spacing w:after="0" w:line="360" w:lineRule="auto"/>
+              <w:rPr>
+                <w:rFonts w:ascii="Times New Roman" w:hAnsi="Times New Roman" w:cs="Times New Roman"/>
+              </w:rPr>
             </w:pPr>
             <w:r>
               <w:rPr>
-                <w:rFonts w:ascii="Times New Roman" w:hAnsi="Times New Roman"/>
+                <w:rFonts w:ascii="Times New Roman" w:hAnsi="Times New Roman" w:cs="Times New Roman"/>
                 <w:sz w:val="24"/>
               </w:rPr>
               <w:t>INTEGER</w:t>
@@ -3657,7 +4029,7 @@
         </w:tc>
         <w:tc>
           <w:tcPr>
-            <w:tcW w:w="2693" w:type="dxa"/>
+            <w:tcW w:w="2409" w:type="dxa"/>
             <w:tcMar>
               <w:top w:w="100" w:type="dxa"/>
               <w:left w:w="150" w:type="dxa"/>
@@ -3668,10 +4040,13 @@
           <w:p>
             <w:pPr>
               <w:spacing w:after="0" w:line="360" w:lineRule="auto"/>
+              <w:rPr>
+                <w:rFonts w:ascii="Times New Roman" w:hAnsi="Times New Roman" w:cs="Times New Roman"/>
+              </w:rPr>
             </w:pPr>
             <w:r>
               <w:rPr>
-                <w:rFonts w:ascii="Times New Roman" w:hAnsi="Times New Roman"/>
+                <w:rFonts w:ascii="Times New Roman" w:hAnsi="Times New Roman" w:cs="Times New Roman"/>
                 <w:sz w:val="24"/>
               </w:rPr>
               <w:t>FOREIGN KEY</w:t>
@@ -3680,7 +4055,7 @@
         </w:tc>
         <w:tc>
           <w:tcPr>
-            <w:tcW w:w="3474" w:type="dxa"/>
+            <w:tcW w:w="3758" w:type="dxa"/>
             <w:tcMar>
               <w:top w:w="100" w:type="dxa"/>
               <w:left w:w="150" w:type="dxa"/>
@@ -3690,11 +4065,15 @@
           </w:tcPr>
           <w:p>
             <w:pPr>
+              <w:keepNext/>
               <w:spacing w:after="0" w:line="360" w:lineRule="auto"/>
+              <w:rPr>
+                <w:rFonts w:ascii="Times New Roman" w:hAnsi="Times New Roman" w:cs="Times New Roman"/>
+              </w:rPr>
             </w:pPr>
             <w:r>
               <w:rPr>
-                <w:rFonts w:ascii="Times New Roman" w:hAnsi="Times New Roman"/>
+                <w:rFonts w:ascii="Times New Roman" w:hAnsi="Times New Roman" w:cs="Times New Roman"/>
                 <w:sz w:val="24"/>
               </w:rPr>
               <w:t xml:space="preserve">NOT NULL, </w:t>
@@ -3702,7 +4081,7 @@
             <w:proofErr w:type="spellStart"/>
             <w:r>
               <w:rPr>
-                <w:rFonts w:ascii="Times New Roman" w:hAnsi="Times New Roman"/>
+                <w:rFonts w:ascii="Times New Roman" w:hAnsi="Times New Roman" w:cs="Times New Roman"/>
                 <w:sz w:val="24"/>
               </w:rPr>
               <w:t>Связь</w:t>
@@ -3710,7 +4089,7 @@
             <w:proofErr w:type="spellEnd"/>
             <w:r>
               <w:rPr>
-                <w:rFonts w:ascii="Times New Roman" w:hAnsi="Times New Roman"/>
+                <w:rFonts w:ascii="Times New Roman" w:hAnsi="Times New Roman" w:cs="Times New Roman"/>
                 <w:sz w:val="24"/>
               </w:rPr>
               <w:t xml:space="preserve"> с </w:t>
@@ -3718,7 +4097,7 @@
             <w:proofErr w:type="spellStart"/>
             <w:r>
               <w:rPr>
-                <w:rFonts w:ascii="Times New Roman" w:hAnsi="Times New Roman"/>
+                <w:rFonts w:ascii="Times New Roman" w:hAnsi="Times New Roman" w:cs="Times New Roman"/>
                 <w:sz w:val="24"/>
               </w:rPr>
               <w:t>order_statuses</w:t>
@@ -3726,7 +4105,7 @@
             <w:proofErr w:type="spellEnd"/>
             <w:r>
               <w:rPr>
-                <w:rFonts w:ascii="Times New Roman" w:hAnsi="Times New Roman"/>
+                <w:rFonts w:ascii="Times New Roman" w:hAnsi="Times New Roman" w:cs="Times New Roman"/>
                 <w:sz w:val="24"/>
               </w:rPr>
               <w:t>(id) ON DELETE RESTRICT</w:t>
@@ -3737,73 +4116,52 @@
     </w:tbl>
     <w:p>
       <w:pPr>
-        <w:spacing w:after="0" w:line="360" w:lineRule="auto"/>
+        <w:spacing w:before="240" w:after="360" w:line="360" w:lineRule="auto"/>
         <w:ind w:firstLine="851"/>
-      </w:pPr>
-    </w:p>
-    <w:p>
-      <w:pPr>
-        <w:rPr>
-          <w:rFonts w:ascii="Times New Roman" w:hAnsi="Times New Roman"/>
-          <w:b/>
-          <w:sz w:val="28"/>
-        </w:rPr>
-      </w:pPr>
-      <w:r>
-        <w:rPr>
-          <w:rFonts w:ascii="Times New Roman" w:hAnsi="Times New Roman"/>
-          <w:b/>
-          <w:sz w:val="28"/>
-        </w:rPr>
-        <w:br w:type="page"/>
-      </w:r>
-    </w:p>
-    <w:p>
-      <w:pPr>
-        <w:spacing w:after="0" w:line="360" w:lineRule="auto"/>
-        <w:ind w:firstLine="851"/>
-        <w:rPr>
-          <w:lang w:val="ru-RU"/>
-        </w:rPr>
-      </w:pPr>
-      <w:r>
-        <w:rPr>
-          <w:rFonts w:ascii="Times New Roman" w:hAnsi="Times New Roman"/>
+        <w:rPr>
+          <w:rFonts w:ascii="Times New Roman" w:hAnsi="Times New Roman" w:cs="Times New Roman"/>
           <w:b/>
           <w:sz w:val="28"/>
           <w:lang w:val="ru-RU"/>
         </w:rPr>
-        <w:lastRenderedPageBreak/>
-        <w:t>Таблица 2.6 — Структура таблицы позиций заказов (</w:t>
-      </w:r>
-      <w:r>
-        <w:rPr>
-          <w:rFonts w:ascii="Times New Roman" w:hAnsi="Times New Roman"/>
-          <w:b/>
-          <w:sz w:val="28"/>
-        </w:rPr>
-        <w:t>order</w:t>
-      </w:r>
-      <w:r>
-        <w:rPr>
-          <w:rFonts w:ascii="Times New Roman" w:hAnsi="Times New Roman"/>
+      </w:pPr>
+      <w:r>
+        <w:rPr>
+          <w:rFonts w:ascii="Times New Roman" w:hAnsi="Times New Roman" w:cs="Times New Roman"/>
           <w:b/>
           <w:sz w:val="28"/>
           <w:lang w:val="ru-RU"/>
         </w:rPr>
-        <w:t>_</w:t>
-      </w:r>
-      <w:r>
-        <w:rPr>
-          <w:rFonts w:ascii="Times New Roman" w:hAnsi="Times New Roman"/>
+        <w:t>Таблица 2.6 — Структура таблицы позиций заказов (</w:t>
+      </w:r>
+      <w:r>
+        <w:rPr>
+          <w:rFonts w:ascii="Times New Roman" w:hAnsi="Times New Roman" w:cs="Times New Roman"/>
           <w:b/>
           <w:sz w:val="28"/>
         </w:rPr>
+        <w:t>order</w:t>
+      </w:r>
+      <w:r>
+        <w:rPr>
+          <w:rFonts w:ascii="Times New Roman" w:hAnsi="Times New Roman" w:cs="Times New Roman"/>
+          <w:b/>
+          <w:sz w:val="28"/>
+          <w:lang w:val="ru-RU"/>
+        </w:rPr>
+        <w:t>_</w:t>
+      </w:r>
+      <w:r>
+        <w:rPr>
+          <w:rFonts w:ascii="Times New Roman" w:hAnsi="Times New Roman" w:cs="Times New Roman"/>
+          <w:b/>
+          <w:sz w:val="28"/>
+        </w:rPr>
         <w:t>items</w:t>
       </w:r>
       <w:r>
         <w:rPr>
-          <w:rFonts w:ascii="Times New Roman" w:hAnsi="Times New Roman"/>
+          <w:rFonts w:ascii="Times New Roman" w:hAnsi="Times New Roman" w:cs="Times New Roman"/>
           <w:b/>
           <w:sz w:val="28"/>
           <w:lang w:val="ru-RU"/>
@@ -3849,11 +4207,14 @@
             <w:pPr>
               <w:spacing w:after="0" w:line="360" w:lineRule="auto"/>
               <w:jc w:val="center"/>
+              <w:rPr>
+                <w:rFonts w:ascii="Times New Roman" w:hAnsi="Times New Roman" w:cs="Times New Roman"/>
+              </w:rPr>
             </w:pPr>
             <w:proofErr w:type="spellStart"/>
             <w:r>
               <w:rPr>
-                <w:rFonts w:ascii="Times New Roman" w:hAnsi="Times New Roman"/>
+                <w:rFonts w:ascii="Times New Roman" w:hAnsi="Times New Roman" w:cs="Times New Roman"/>
                 <w:b/>
                 <w:sz w:val="24"/>
               </w:rPr>
@@ -3862,7 +4223,7 @@
             <w:proofErr w:type="spellEnd"/>
             <w:r>
               <w:rPr>
-                <w:rFonts w:ascii="Times New Roman" w:hAnsi="Times New Roman"/>
+                <w:rFonts w:ascii="Times New Roman" w:hAnsi="Times New Roman" w:cs="Times New Roman"/>
                 <w:b/>
                 <w:sz w:val="24"/>
               </w:rPr>
@@ -3871,7 +4232,7 @@
             <w:proofErr w:type="spellStart"/>
             <w:r>
               <w:rPr>
-                <w:rFonts w:ascii="Times New Roman" w:hAnsi="Times New Roman"/>
+                <w:rFonts w:ascii="Times New Roman" w:hAnsi="Times New Roman" w:cs="Times New Roman"/>
                 <w:b/>
                 <w:sz w:val="24"/>
               </w:rPr>
@@ -3894,11 +4255,14 @@
             <w:pPr>
               <w:spacing w:after="0" w:line="360" w:lineRule="auto"/>
               <w:jc w:val="center"/>
+              <w:rPr>
+                <w:rFonts w:ascii="Times New Roman" w:hAnsi="Times New Roman" w:cs="Times New Roman"/>
+              </w:rPr>
             </w:pPr>
             <w:proofErr w:type="spellStart"/>
             <w:r>
               <w:rPr>
-                <w:rFonts w:ascii="Times New Roman" w:hAnsi="Times New Roman"/>
+                <w:rFonts w:ascii="Times New Roman" w:hAnsi="Times New Roman" w:cs="Times New Roman"/>
                 <w:b/>
                 <w:sz w:val="24"/>
               </w:rPr>
@@ -3907,7 +4271,7 @@
             <w:proofErr w:type="spellEnd"/>
             <w:r>
               <w:rPr>
-                <w:rFonts w:ascii="Times New Roman" w:hAnsi="Times New Roman"/>
+                <w:rFonts w:ascii="Times New Roman" w:hAnsi="Times New Roman" w:cs="Times New Roman"/>
                 <w:b/>
                 <w:sz w:val="24"/>
               </w:rPr>
@@ -3916,7 +4280,7 @@
             <w:proofErr w:type="spellStart"/>
             <w:r>
               <w:rPr>
-                <w:rFonts w:ascii="Times New Roman" w:hAnsi="Times New Roman"/>
+                <w:rFonts w:ascii="Times New Roman" w:hAnsi="Times New Roman" w:cs="Times New Roman"/>
                 <w:b/>
                 <w:sz w:val="24"/>
               </w:rPr>
@@ -3939,11 +4303,14 @@
             <w:pPr>
               <w:spacing w:after="0" w:line="360" w:lineRule="auto"/>
               <w:jc w:val="center"/>
+              <w:rPr>
+                <w:rFonts w:ascii="Times New Roman" w:hAnsi="Times New Roman" w:cs="Times New Roman"/>
+              </w:rPr>
             </w:pPr>
             <w:proofErr w:type="spellStart"/>
             <w:r>
               <w:rPr>
-                <w:rFonts w:ascii="Times New Roman" w:hAnsi="Times New Roman"/>
+                <w:rFonts w:ascii="Times New Roman" w:hAnsi="Times New Roman" w:cs="Times New Roman"/>
                 <w:b/>
                 <w:sz w:val="24"/>
               </w:rPr>
@@ -3952,7 +4319,7 @@
             <w:proofErr w:type="spellEnd"/>
             <w:r>
               <w:rPr>
-                <w:rFonts w:ascii="Times New Roman" w:hAnsi="Times New Roman"/>
+                <w:rFonts w:ascii="Times New Roman" w:hAnsi="Times New Roman" w:cs="Times New Roman"/>
                 <w:b/>
                 <w:sz w:val="24"/>
               </w:rPr>
@@ -3961,7 +4328,7 @@
             <w:proofErr w:type="spellStart"/>
             <w:r>
               <w:rPr>
-                <w:rFonts w:ascii="Times New Roman" w:hAnsi="Times New Roman"/>
+                <w:rFonts w:ascii="Times New Roman" w:hAnsi="Times New Roman" w:cs="Times New Roman"/>
                 <w:b/>
                 <w:sz w:val="24"/>
               </w:rPr>
@@ -3984,11 +4351,14 @@
             <w:pPr>
               <w:spacing w:after="0" w:line="360" w:lineRule="auto"/>
               <w:jc w:val="center"/>
+              <w:rPr>
+                <w:rFonts w:ascii="Times New Roman" w:hAnsi="Times New Roman" w:cs="Times New Roman"/>
+              </w:rPr>
             </w:pPr>
             <w:proofErr w:type="spellStart"/>
             <w:r>
               <w:rPr>
-                <w:rFonts w:ascii="Times New Roman" w:hAnsi="Times New Roman"/>
+                <w:rFonts w:ascii="Times New Roman" w:hAnsi="Times New Roman" w:cs="Times New Roman"/>
                 <w:b/>
                 <w:sz w:val="24"/>
               </w:rPr>
@@ -3997,7 +4367,7 @@
             <w:proofErr w:type="spellEnd"/>
             <w:r>
               <w:rPr>
-                <w:rFonts w:ascii="Times New Roman" w:hAnsi="Times New Roman"/>
+                <w:rFonts w:ascii="Times New Roman" w:hAnsi="Times New Roman" w:cs="Times New Roman"/>
                 <w:b/>
                 <w:sz w:val="24"/>
               </w:rPr>
@@ -4006,7 +4376,7 @@
             <w:proofErr w:type="spellStart"/>
             <w:r>
               <w:rPr>
-                <w:rFonts w:ascii="Times New Roman" w:hAnsi="Times New Roman"/>
+                <w:rFonts w:ascii="Times New Roman" w:hAnsi="Times New Roman" w:cs="Times New Roman"/>
                 <w:b/>
                 <w:sz w:val="24"/>
               </w:rPr>
@@ -4033,10 +4403,13 @@
           <w:p>
             <w:pPr>
               <w:spacing w:after="0" w:line="360" w:lineRule="auto"/>
+              <w:rPr>
+                <w:rFonts w:ascii="Times New Roman" w:hAnsi="Times New Roman" w:cs="Times New Roman"/>
+              </w:rPr>
             </w:pPr>
             <w:r>
               <w:rPr>
-                <w:rFonts w:ascii="Times New Roman" w:hAnsi="Times New Roman"/>
+                <w:rFonts w:ascii="Times New Roman" w:hAnsi="Times New Roman" w:cs="Times New Roman"/>
                 <w:sz w:val="24"/>
               </w:rPr>
               <w:t>id</w:t>
@@ -4056,10 +4429,13 @@
           <w:p>
             <w:pPr>
               <w:spacing w:after="0" w:line="360" w:lineRule="auto"/>
+              <w:rPr>
+                <w:rFonts w:ascii="Times New Roman" w:hAnsi="Times New Roman" w:cs="Times New Roman"/>
+              </w:rPr>
             </w:pPr>
             <w:r>
               <w:rPr>
-                <w:rFonts w:ascii="Times New Roman" w:hAnsi="Times New Roman"/>
+                <w:rFonts w:ascii="Times New Roman" w:hAnsi="Times New Roman" w:cs="Times New Roman"/>
                 <w:sz w:val="24"/>
               </w:rPr>
               <w:t>INTEGER</w:t>
@@ -4079,10 +4455,13 @@
           <w:p>
             <w:pPr>
               <w:spacing w:after="0" w:line="360" w:lineRule="auto"/>
+              <w:rPr>
+                <w:rFonts w:ascii="Times New Roman" w:hAnsi="Times New Roman" w:cs="Times New Roman"/>
+              </w:rPr>
             </w:pPr>
             <w:r>
               <w:rPr>
-                <w:rFonts w:ascii="Times New Roman" w:hAnsi="Times New Roman"/>
+                <w:rFonts w:ascii="Times New Roman" w:hAnsi="Times New Roman" w:cs="Times New Roman"/>
                 <w:sz w:val="24"/>
               </w:rPr>
               <w:t>PRIMARY KEY</w:t>
@@ -4103,11 +4482,14 @@
             <w:pPr>
               <w:spacing w:after="0" w:line="360" w:lineRule="auto"/>
               <w:ind w:firstLine="851"/>
+              <w:rPr>
+                <w:rFonts w:ascii="Times New Roman" w:hAnsi="Times New Roman" w:cs="Times New Roman"/>
+              </w:rPr>
             </w:pPr>
             <w:proofErr w:type="spellStart"/>
             <w:r>
               <w:rPr>
-                <w:rFonts w:ascii="Times New Roman" w:hAnsi="Times New Roman"/>
+                <w:rFonts w:ascii="Times New Roman" w:hAnsi="Times New Roman" w:cs="Times New Roman"/>
                 <w:sz w:val="24"/>
               </w:rPr>
               <w:t>Идентификатор</w:t>
@@ -4115,7 +4497,7 @@
             <w:proofErr w:type="spellEnd"/>
             <w:r>
               <w:rPr>
-                <w:rFonts w:ascii="Times New Roman" w:hAnsi="Times New Roman"/>
+                <w:rFonts w:ascii="Times New Roman" w:hAnsi="Times New Roman" w:cs="Times New Roman"/>
                 <w:sz w:val="24"/>
               </w:rPr>
               <w:t xml:space="preserve"> </w:t>
@@ -4123,7 +4505,7 @@
             <w:proofErr w:type="spellStart"/>
             <w:r>
               <w:rPr>
-                <w:rFonts w:ascii="Times New Roman" w:hAnsi="Times New Roman"/>
+                <w:rFonts w:ascii="Times New Roman" w:hAnsi="Times New Roman" w:cs="Times New Roman"/>
                 <w:sz w:val="24"/>
               </w:rPr>
               <w:t>записи</w:t>
@@ -4131,7 +4513,7 @@
             <w:proofErr w:type="spellEnd"/>
             <w:r>
               <w:rPr>
-                <w:rFonts w:ascii="Times New Roman" w:hAnsi="Times New Roman"/>
+                <w:rFonts w:ascii="Times New Roman" w:hAnsi="Times New Roman" w:cs="Times New Roman"/>
                 <w:sz w:val="24"/>
               </w:rPr>
               <w:t xml:space="preserve"> (AUTOINCREMENT)</w:t>
@@ -4156,11 +4538,14 @@
           <w:p>
             <w:pPr>
               <w:spacing w:after="0" w:line="360" w:lineRule="auto"/>
+              <w:rPr>
+                <w:rFonts w:ascii="Times New Roman" w:hAnsi="Times New Roman" w:cs="Times New Roman"/>
+              </w:rPr>
             </w:pPr>
             <w:proofErr w:type="spellStart"/>
             <w:r>
               <w:rPr>
-                <w:rFonts w:ascii="Times New Roman" w:hAnsi="Times New Roman"/>
+                <w:rFonts w:ascii="Times New Roman" w:hAnsi="Times New Roman" w:cs="Times New Roman"/>
                 <w:sz w:val="24"/>
               </w:rPr>
               <w:t>order_id</w:t>
@@ -4181,10 +4566,13 @@
           <w:p>
             <w:pPr>
               <w:spacing w:after="0" w:line="360" w:lineRule="auto"/>
+              <w:rPr>
+                <w:rFonts w:ascii="Times New Roman" w:hAnsi="Times New Roman" w:cs="Times New Roman"/>
+              </w:rPr>
             </w:pPr>
             <w:r>
               <w:rPr>
-                <w:rFonts w:ascii="Times New Roman" w:hAnsi="Times New Roman"/>
+                <w:rFonts w:ascii="Times New Roman" w:hAnsi="Times New Roman" w:cs="Times New Roman"/>
                 <w:sz w:val="24"/>
               </w:rPr>
               <w:t>INTEGER</w:t>
@@ -4204,10 +4592,13 @@
           <w:p>
             <w:pPr>
               <w:spacing w:after="0" w:line="360" w:lineRule="auto"/>
+              <w:rPr>
+                <w:rFonts w:ascii="Times New Roman" w:hAnsi="Times New Roman" w:cs="Times New Roman"/>
+              </w:rPr>
             </w:pPr>
             <w:r>
               <w:rPr>
-                <w:rFonts w:ascii="Times New Roman" w:hAnsi="Times New Roman"/>
+                <w:rFonts w:ascii="Times New Roman" w:hAnsi="Times New Roman" w:cs="Times New Roman"/>
                 <w:sz w:val="24"/>
               </w:rPr>
               <w:t>FOREIGN KEY</w:t>
@@ -4228,10 +4619,13 @@
             <w:pPr>
               <w:spacing w:after="0" w:line="360" w:lineRule="auto"/>
               <w:ind w:firstLine="851"/>
+              <w:rPr>
+                <w:rFonts w:ascii="Times New Roman" w:hAnsi="Times New Roman" w:cs="Times New Roman"/>
+              </w:rPr>
             </w:pPr>
             <w:r>
               <w:rPr>
-                <w:rFonts w:ascii="Times New Roman" w:hAnsi="Times New Roman"/>
+                <w:rFonts w:ascii="Times New Roman" w:hAnsi="Times New Roman" w:cs="Times New Roman"/>
                 <w:sz w:val="24"/>
               </w:rPr>
               <w:t xml:space="preserve">NOT NULL, </w:t>
@@ -4239,7 +4633,7 @@
             <w:proofErr w:type="spellStart"/>
             <w:r>
               <w:rPr>
-                <w:rFonts w:ascii="Times New Roman" w:hAnsi="Times New Roman"/>
+                <w:rFonts w:ascii="Times New Roman" w:hAnsi="Times New Roman" w:cs="Times New Roman"/>
                 <w:sz w:val="24"/>
               </w:rPr>
               <w:t>Связь</w:t>
@@ -4247,7 +4641,7 @@
             <w:proofErr w:type="spellEnd"/>
             <w:r>
               <w:rPr>
-                <w:rFonts w:ascii="Times New Roman" w:hAnsi="Times New Roman"/>
+                <w:rFonts w:ascii="Times New Roman" w:hAnsi="Times New Roman" w:cs="Times New Roman"/>
                 <w:sz w:val="24"/>
               </w:rPr>
               <w:t xml:space="preserve"> с orders(id) ON DELETE CASCADE</w:t>
@@ -4272,11 +4666,14 @@
           <w:p>
             <w:pPr>
               <w:spacing w:after="0" w:line="360" w:lineRule="auto"/>
+              <w:rPr>
+                <w:rFonts w:ascii="Times New Roman" w:hAnsi="Times New Roman" w:cs="Times New Roman"/>
+              </w:rPr>
             </w:pPr>
             <w:proofErr w:type="spellStart"/>
             <w:r>
               <w:rPr>
-                <w:rFonts w:ascii="Times New Roman" w:hAnsi="Times New Roman"/>
+                <w:rFonts w:ascii="Times New Roman" w:hAnsi="Times New Roman" w:cs="Times New Roman"/>
                 <w:sz w:val="24"/>
               </w:rPr>
               <w:t>dish_id</w:t>
@@ -4297,10 +4694,13 @@
           <w:p>
             <w:pPr>
               <w:spacing w:after="0" w:line="360" w:lineRule="auto"/>
+              <w:rPr>
+                <w:rFonts w:ascii="Times New Roman" w:hAnsi="Times New Roman" w:cs="Times New Roman"/>
+              </w:rPr>
             </w:pPr>
             <w:r>
               <w:rPr>
-                <w:rFonts w:ascii="Times New Roman" w:hAnsi="Times New Roman"/>
+                <w:rFonts w:ascii="Times New Roman" w:hAnsi="Times New Roman" w:cs="Times New Roman"/>
                 <w:sz w:val="24"/>
               </w:rPr>
               <w:t>INTEGER</w:t>
@@ -4320,10 +4720,13 @@
           <w:p>
             <w:pPr>
               <w:spacing w:after="0" w:line="360" w:lineRule="auto"/>
+              <w:rPr>
+                <w:rFonts w:ascii="Times New Roman" w:hAnsi="Times New Roman" w:cs="Times New Roman"/>
+              </w:rPr>
             </w:pPr>
             <w:r>
               <w:rPr>
-                <w:rFonts w:ascii="Times New Roman" w:hAnsi="Times New Roman"/>
+                <w:rFonts w:ascii="Times New Roman" w:hAnsi="Times New Roman" w:cs="Times New Roman"/>
                 <w:sz w:val="24"/>
               </w:rPr>
               <w:t>FOREIGN KEY</w:t>
@@ -4344,10 +4747,13 @@
             <w:pPr>
               <w:spacing w:after="0" w:line="360" w:lineRule="auto"/>
               <w:ind w:firstLine="851"/>
+              <w:rPr>
+                <w:rFonts w:ascii="Times New Roman" w:hAnsi="Times New Roman" w:cs="Times New Roman"/>
+              </w:rPr>
             </w:pPr>
             <w:r>
               <w:rPr>
-                <w:rFonts w:ascii="Times New Roman" w:hAnsi="Times New Roman"/>
+                <w:rFonts w:ascii="Times New Roman" w:hAnsi="Times New Roman" w:cs="Times New Roman"/>
                 <w:sz w:val="24"/>
               </w:rPr>
               <w:t>NOT NULL, Связь с dishes(id) ON DELETE RESTRICT</w:t>
@@ -4372,10 +4778,13 @@
           <w:p>
             <w:pPr>
               <w:spacing w:after="0" w:line="360" w:lineRule="auto"/>
+              <w:rPr>
+                <w:rFonts w:ascii="Times New Roman" w:hAnsi="Times New Roman" w:cs="Times New Roman"/>
+              </w:rPr>
             </w:pPr>
             <w:r>
               <w:rPr>
-                <w:rFonts w:ascii="Times New Roman" w:hAnsi="Times New Roman"/>
+                <w:rFonts w:ascii="Times New Roman" w:hAnsi="Times New Roman" w:cs="Times New Roman"/>
                 <w:sz w:val="24"/>
               </w:rPr>
               <w:t>quantity</w:t>
@@ -4395,10 +4804,13 @@
           <w:p>
             <w:pPr>
               <w:spacing w:after="0" w:line="360" w:lineRule="auto"/>
+              <w:rPr>
+                <w:rFonts w:ascii="Times New Roman" w:hAnsi="Times New Roman" w:cs="Times New Roman"/>
+              </w:rPr>
             </w:pPr>
             <w:r>
               <w:rPr>
-                <w:rFonts w:ascii="Times New Roman" w:hAnsi="Times New Roman"/>
+                <w:rFonts w:ascii="Times New Roman" w:hAnsi="Times New Roman" w:cs="Times New Roman"/>
                 <w:sz w:val="24"/>
               </w:rPr>
               <w:t>INTEGER</w:t>
@@ -4418,10 +4830,13 @@
           <w:p>
             <w:pPr>
               <w:spacing w:after="0" w:line="360" w:lineRule="auto"/>
+              <w:rPr>
+                <w:rFonts w:ascii="Times New Roman" w:hAnsi="Times New Roman" w:cs="Times New Roman"/>
+              </w:rPr>
             </w:pPr>
             <w:r>
               <w:rPr>
-                <w:rFonts w:ascii="Times New Roman" w:hAnsi="Times New Roman"/>
+                <w:rFonts w:ascii="Times New Roman" w:hAnsi="Times New Roman" w:cs="Times New Roman"/>
                 <w:sz w:val="24"/>
               </w:rPr>
               <w:t>—</w:t>
@@ -4442,10 +4857,13 @@
             <w:pPr>
               <w:spacing w:after="0" w:line="360" w:lineRule="auto"/>
               <w:ind w:firstLine="851"/>
+              <w:rPr>
+                <w:rFonts w:ascii="Times New Roman" w:hAnsi="Times New Roman" w:cs="Times New Roman"/>
+              </w:rPr>
             </w:pPr>
             <w:r>
               <w:rPr>
-                <w:rFonts w:ascii="Times New Roman" w:hAnsi="Times New Roman"/>
+                <w:rFonts w:ascii="Times New Roman" w:hAnsi="Times New Roman" w:cs="Times New Roman"/>
                 <w:sz w:val="24"/>
               </w:rPr>
               <w:t>NOT NULL, Число порций в чеке, CHECK (quantity &gt; 0)</w:t>
@@ -4470,11 +4888,14 @@
           <w:p>
             <w:pPr>
               <w:spacing w:after="0" w:line="360" w:lineRule="auto"/>
+              <w:rPr>
+                <w:rFonts w:ascii="Times New Roman" w:hAnsi="Times New Roman" w:cs="Times New Roman"/>
+              </w:rPr>
             </w:pPr>
             <w:proofErr w:type="spellStart"/>
             <w:r>
               <w:rPr>
-                <w:rFonts w:ascii="Times New Roman" w:hAnsi="Times New Roman"/>
+                <w:rFonts w:ascii="Times New Roman" w:hAnsi="Times New Roman" w:cs="Times New Roman"/>
                 <w:sz w:val="24"/>
               </w:rPr>
               <w:t>price_at_order</w:t>
@@ -4495,10 +4916,13 @@
           <w:p>
             <w:pPr>
               <w:spacing w:after="0" w:line="360" w:lineRule="auto"/>
+              <w:rPr>
+                <w:rFonts w:ascii="Times New Roman" w:hAnsi="Times New Roman" w:cs="Times New Roman"/>
+              </w:rPr>
             </w:pPr>
             <w:r>
               <w:rPr>
-                <w:rFonts w:ascii="Times New Roman" w:hAnsi="Times New Roman"/>
+                <w:rFonts w:ascii="Times New Roman" w:hAnsi="Times New Roman" w:cs="Times New Roman"/>
                 <w:sz w:val="24"/>
               </w:rPr>
               <w:t>REAL</w:t>
@@ -4518,10 +4942,13 @@
           <w:p>
             <w:pPr>
               <w:spacing w:after="0" w:line="360" w:lineRule="auto"/>
+              <w:rPr>
+                <w:rFonts w:ascii="Times New Roman" w:hAnsi="Times New Roman" w:cs="Times New Roman"/>
+              </w:rPr>
             </w:pPr>
             <w:r>
               <w:rPr>
-                <w:rFonts w:ascii="Times New Roman" w:hAnsi="Times New Roman"/>
+                <w:rFonts w:ascii="Times New Roman" w:hAnsi="Times New Roman" w:cs="Times New Roman"/>
                 <w:sz w:val="24"/>
               </w:rPr>
               <w:t>—</w:t>
@@ -4542,10 +4969,13 @@
             <w:pPr>
               <w:spacing w:after="0" w:line="360" w:lineRule="auto"/>
               <w:ind w:firstLine="851"/>
+              <w:rPr>
+                <w:rFonts w:ascii="Times New Roman" w:hAnsi="Times New Roman" w:cs="Times New Roman"/>
+              </w:rPr>
             </w:pPr>
             <w:r>
               <w:rPr>
-                <w:rFonts w:ascii="Times New Roman" w:hAnsi="Times New Roman"/>
+                <w:rFonts w:ascii="Times New Roman" w:hAnsi="Times New Roman" w:cs="Times New Roman"/>
                 <w:sz w:val="24"/>
               </w:rPr>
               <w:t>NOT NULL, Цена на момент заказа, CHECK (price_at_order &gt; 0)</w:t>
@@ -4558,6 +4988,9 @@
       <w:pPr>
         <w:spacing w:after="0" w:line="360" w:lineRule="auto"/>
         <w:ind w:firstLine="851"/>
+        <w:rPr>
+          <w:rFonts w:ascii="Times New Roman" w:hAnsi="Times New Roman" w:cs="Times New Roman"/>
+        </w:rPr>
       </w:pPr>
     </w:p>
     <w:p>
@@ -4565,12 +4998,13 @@
         <w:spacing w:after="0" w:line="360" w:lineRule="auto"/>
         <w:ind w:firstLine="851"/>
         <w:rPr>
+          <w:rFonts w:ascii="Times New Roman" w:hAnsi="Times New Roman" w:cs="Times New Roman"/>
           <w:lang w:val="ru-RU"/>
         </w:rPr>
       </w:pPr>
       <w:r>
         <w:rPr>
-          <w:rFonts w:ascii="Times New Roman" w:hAnsi="Times New Roman"/>
+          <w:rFonts w:ascii="Times New Roman" w:hAnsi="Times New Roman" w:cs="Times New Roman"/>
           <w:b/>
           <w:sz w:val="28"/>
           <w:lang w:val="ru-RU"/>
@@ -4583,12 +5017,13 @@
         <w:spacing w:after="0" w:line="360" w:lineRule="auto"/>
         <w:ind w:firstLine="851"/>
         <w:rPr>
+          <w:rFonts w:ascii="Times New Roman" w:hAnsi="Times New Roman" w:cs="Times New Roman"/>
           <w:lang w:val="ru-RU"/>
         </w:rPr>
       </w:pPr>
       <w:r>
         <w:rPr>
-          <w:rFonts w:ascii="Times New Roman" w:hAnsi="Times New Roman"/>
+          <w:rFonts w:ascii="Times New Roman" w:hAnsi="Times New Roman" w:cs="Times New Roman"/>
           <w:sz w:val="28"/>
           <w:lang w:val="ru-RU"/>
         </w:rPr>
@@ -4597,7 +5032,7 @@
       <w:proofErr w:type="gramStart"/>
       <w:r>
         <w:rPr>
-          <w:rFonts w:ascii="Times New Roman" w:hAnsi="Times New Roman"/>
+          <w:rFonts w:ascii="Times New Roman" w:hAnsi="Times New Roman" w:cs="Times New Roman"/>
           <w:sz w:val="28"/>
           <w:lang w:val="ru-RU"/>
         </w:rPr>
@@ -4605,7 +5040,7 @@
       </w:r>
       <w:r>
         <w:rPr>
-          <w:rFonts w:ascii="Times New Roman" w:hAnsi="Times New Roman"/>
+          <w:rFonts w:ascii="Times New Roman" w:hAnsi="Times New Roman" w:cs="Times New Roman"/>
           <w:sz w:val="28"/>
         </w:rPr>
         <w:t>N</w:t>
@@ -4613,7 +5048,7 @@
       <w:proofErr w:type="gramEnd"/>
       <w:r>
         <w:rPr>
-          <w:rFonts w:ascii="Times New Roman" w:hAnsi="Times New Roman"/>
+          <w:rFonts w:ascii="Times New Roman" w:hAnsi="Times New Roman" w:cs="Times New Roman"/>
           <w:sz w:val="28"/>
           <w:lang w:val="ru-RU"/>
         </w:rPr>
@@ -4625,12 +5060,13 @@
         <w:spacing w:after="0" w:line="360" w:lineRule="auto"/>
         <w:ind w:firstLine="851"/>
         <w:rPr>
+          <w:rFonts w:ascii="Times New Roman" w:hAnsi="Times New Roman" w:cs="Times New Roman"/>
           <w:lang w:val="ru-RU"/>
         </w:rPr>
       </w:pPr>
       <w:r>
         <w:rPr>
-          <w:rFonts w:ascii="Times New Roman" w:hAnsi="Times New Roman"/>
+          <w:rFonts w:ascii="Times New Roman" w:hAnsi="Times New Roman" w:cs="Times New Roman"/>
           <w:sz w:val="28"/>
           <w:lang w:val="ru-RU"/>
         </w:rPr>
@@ -4638,14 +5074,14 @@
       </w:r>
       <w:r>
         <w:rPr>
-          <w:rFonts w:ascii="Times New Roman" w:hAnsi="Times New Roman"/>
+          <w:rFonts w:ascii="Times New Roman" w:hAnsi="Times New Roman" w:cs="Times New Roman"/>
           <w:sz w:val="28"/>
         </w:rPr>
         <w:t>order</w:t>
       </w:r>
       <w:r>
         <w:rPr>
-          <w:rFonts w:ascii="Times New Roman" w:hAnsi="Times New Roman"/>
+          <w:rFonts w:ascii="Times New Roman" w:hAnsi="Times New Roman" w:cs="Times New Roman"/>
           <w:sz w:val="28"/>
           <w:lang w:val="ru-RU"/>
         </w:rPr>
@@ -4653,14 +5089,14 @@
       </w:r>
       <w:r>
         <w:rPr>
-          <w:rFonts w:ascii="Times New Roman" w:hAnsi="Times New Roman"/>
+          <w:rFonts w:ascii="Times New Roman" w:hAnsi="Times New Roman" w:cs="Times New Roman"/>
           <w:sz w:val="28"/>
         </w:rPr>
         <w:t>items</w:t>
       </w:r>
       <w:r>
         <w:rPr>
-          <w:rFonts w:ascii="Times New Roman" w:hAnsi="Times New Roman"/>
+          <w:rFonts w:ascii="Times New Roman" w:hAnsi="Times New Roman" w:cs="Times New Roman"/>
           <w:sz w:val="28"/>
           <w:lang w:val="ru-RU"/>
         </w:rPr>
@@ -4669,14 +5105,14 @@
       <w:proofErr w:type="gramStart"/>
       <w:r>
         <w:rPr>
-          <w:rFonts w:ascii="Times New Roman" w:hAnsi="Times New Roman"/>
+          <w:rFonts w:ascii="Times New Roman" w:hAnsi="Times New Roman" w:cs="Times New Roman"/>
           <w:sz w:val="28"/>
         </w:rPr>
         <w:t>UNIQUE</w:t>
       </w:r>
       <w:r>
         <w:rPr>
-          <w:rFonts w:ascii="Times New Roman" w:hAnsi="Times New Roman"/>
+          <w:rFonts w:ascii="Times New Roman" w:hAnsi="Times New Roman" w:cs="Times New Roman"/>
           <w:sz w:val="28"/>
           <w:lang w:val="ru-RU"/>
         </w:rPr>
@@ -4685,14 +5121,14 @@
       <w:proofErr w:type="gramEnd"/>
       <w:r>
         <w:rPr>
-          <w:rFonts w:ascii="Times New Roman" w:hAnsi="Times New Roman"/>
+          <w:rFonts w:ascii="Times New Roman" w:hAnsi="Times New Roman" w:cs="Times New Roman"/>
           <w:sz w:val="28"/>
         </w:rPr>
         <w:t>order</w:t>
       </w:r>
       <w:r>
         <w:rPr>
-          <w:rFonts w:ascii="Times New Roman" w:hAnsi="Times New Roman"/>
+          <w:rFonts w:ascii="Times New Roman" w:hAnsi="Times New Roman" w:cs="Times New Roman"/>
           <w:sz w:val="28"/>
           <w:lang w:val="ru-RU"/>
         </w:rPr>
@@ -4700,14 +5136,14 @@
       </w:r>
       <w:r>
         <w:rPr>
-          <w:rFonts w:ascii="Times New Roman" w:hAnsi="Times New Roman"/>
+          <w:rFonts w:ascii="Times New Roman" w:hAnsi="Times New Roman" w:cs="Times New Roman"/>
           <w:sz w:val="28"/>
         </w:rPr>
         <w:t>id</w:t>
       </w:r>
       <w:r>
         <w:rPr>
-          <w:rFonts w:ascii="Times New Roman" w:hAnsi="Times New Roman"/>
+          <w:rFonts w:ascii="Times New Roman" w:hAnsi="Times New Roman" w:cs="Times New Roman"/>
           <w:sz w:val="28"/>
           <w:lang w:val="ru-RU"/>
         </w:rPr>
@@ -4715,14 +5151,14 @@
       </w:r>
       <w:r>
         <w:rPr>
-          <w:rFonts w:ascii="Times New Roman" w:hAnsi="Times New Roman"/>
+          <w:rFonts w:ascii="Times New Roman" w:hAnsi="Times New Roman" w:cs="Times New Roman"/>
           <w:sz w:val="28"/>
         </w:rPr>
         <w:t>dish</w:t>
       </w:r>
       <w:r>
         <w:rPr>
-          <w:rFonts w:ascii="Times New Roman" w:hAnsi="Times New Roman"/>
+          <w:rFonts w:ascii="Times New Roman" w:hAnsi="Times New Roman" w:cs="Times New Roman"/>
           <w:sz w:val="28"/>
           <w:lang w:val="ru-RU"/>
         </w:rPr>
@@ -4730,14 +5166,14 @@
       </w:r>
       <w:r>
         <w:rPr>
-          <w:rFonts w:ascii="Times New Roman" w:hAnsi="Times New Roman"/>
+          <w:rFonts w:ascii="Times New Roman" w:hAnsi="Times New Roman" w:cs="Times New Roman"/>
           <w:sz w:val="28"/>
         </w:rPr>
         <w:t>id</w:t>
       </w:r>
       <w:r>
         <w:rPr>
-          <w:rFonts w:ascii="Times New Roman" w:hAnsi="Times New Roman"/>
+          <w:rFonts w:ascii="Times New Roman" w:hAnsi="Times New Roman" w:cs="Times New Roman"/>
           <w:sz w:val="28"/>
           <w:lang w:val="ru-RU"/>
         </w:rPr>
@@ -4749,27 +5185,29 @@
         <w:spacing w:after="0" w:line="360" w:lineRule="auto"/>
         <w:ind w:firstLine="851"/>
         <w:rPr>
+          <w:rFonts w:ascii="Times New Roman" w:hAnsi="Times New Roman" w:cs="Times New Roman"/>
           <w:lang w:val="ru-RU"/>
         </w:rPr>
       </w:pPr>
       <w:r>
         <w:rPr>
-          <w:rFonts w:ascii="Times New Roman" w:hAnsi="Times New Roman"/>
+          <w:rFonts w:ascii="Times New Roman" w:hAnsi="Times New Roman" w:cs="Times New Roman"/>
           <w:sz w:val="28"/>
           <w:lang w:val="ru-RU"/>
         </w:rPr>
+        <w:lastRenderedPageBreak/>
         <w:t xml:space="preserve">3. Фиксация исторической стоимости продажи реализована через поле </w:t>
       </w:r>
       <w:r>
         <w:rPr>
-          <w:rFonts w:ascii="Times New Roman" w:hAnsi="Times New Roman"/>
+          <w:rFonts w:ascii="Times New Roman" w:hAnsi="Times New Roman" w:cs="Times New Roman"/>
           <w:sz w:val="28"/>
         </w:rPr>
         <w:t>price</w:t>
       </w:r>
       <w:r>
         <w:rPr>
-          <w:rFonts w:ascii="Times New Roman" w:hAnsi="Times New Roman"/>
+          <w:rFonts w:ascii="Times New Roman" w:hAnsi="Times New Roman" w:cs="Times New Roman"/>
           <w:sz w:val="28"/>
           <w:lang w:val="ru-RU"/>
         </w:rPr>
@@ -4777,14 +5215,14 @@
       </w:r>
       <w:r>
         <w:rPr>
-          <w:rFonts w:ascii="Times New Roman" w:hAnsi="Times New Roman"/>
+          <w:rFonts w:ascii="Times New Roman" w:hAnsi="Times New Roman" w:cs="Times New Roman"/>
           <w:sz w:val="28"/>
         </w:rPr>
         <w:t>at</w:t>
       </w:r>
       <w:r>
         <w:rPr>
-          <w:rFonts w:ascii="Times New Roman" w:hAnsi="Times New Roman"/>
+          <w:rFonts w:ascii="Times New Roman" w:hAnsi="Times New Roman" w:cs="Times New Roman"/>
           <w:sz w:val="28"/>
           <w:lang w:val="ru-RU"/>
         </w:rPr>
@@ -4792,14 +5230,14 @@
       </w:r>
       <w:r>
         <w:rPr>
-          <w:rFonts w:ascii="Times New Roman" w:hAnsi="Times New Roman"/>
+          <w:rFonts w:ascii="Times New Roman" w:hAnsi="Times New Roman" w:cs="Times New Roman"/>
           <w:sz w:val="28"/>
         </w:rPr>
         <w:t>order</w:t>
       </w:r>
       <w:r>
         <w:rPr>
-          <w:rFonts w:ascii="Times New Roman" w:hAnsi="Times New Roman"/>
+          <w:rFonts w:ascii="Times New Roman" w:hAnsi="Times New Roman" w:cs="Times New Roman"/>
           <w:sz w:val="28"/>
           <w:lang w:val="ru-RU"/>
         </w:rPr>
@@ -4807,14 +5245,14 @@
       </w:r>
       <w:r>
         <w:rPr>
-          <w:rFonts w:ascii="Times New Roman" w:hAnsi="Times New Roman"/>
+          <w:rFonts w:ascii="Times New Roman" w:hAnsi="Times New Roman" w:cs="Times New Roman"/>
           <w:sz w:val="28"/>
         </w:rPr>
         <w:t>dishes</w:t>
       </w:r>
       <w:r>
         <w:rPr>
-          <w:rFonts w:ascii="Times New Roman" w:hAnsi="Times New Roman"/>
+          <w:rFonts w:ascii="Times New Roman" w:hAnsi="Times New Roman" w:cs="Times New Roman"/>
           <w:sz w:val="28"/>
           <w:lang w:val="ru-RU"/>
         </w:rPr>
@@ -4826,12 +5264,13 @@
         <w:spacing w:after="0" w:line="360" w:lineRule="auto"/>
         <w:ind w:firstLine="851"/>
         <w:rPr>
+          <w:rFonts w:ascii="Times New Roman" w:hAnsi="Times New Roman" w:cs="Times New Roman"/>
           <w:lang w:val="ru-RU"/>
         </w:rPr>
       </w:pPr>
       <w:r>
         <w:rPr>
-          <w:rFonts w:ascii="Times New Roman" w:hAnsi="Times New Roman"/>
+          <w:rFonts w:ascii="Times New Roman" w:hAnsi="Times New Roman" w:cs="Times New Roman"/>
           <w:sz w:val="28"/>
           <w:lang w:val="ru-RU"/>
         </w:rPr>
@@ -4839,14 +5278,14 @@
       </w:r>
       <w:r>
         <w:rPr>
-          <w:rFonts w:ascii="Times New Roman" w:hAnsi="Times New Roman"/>
+          <w:rFonts w:ascii="Times New Roman" w:hAnsi="Times New Roman" w:cs="Times New Roman"/>
           <w:sz w:val="28"/>
         </w:rPr>
         <w:t>ON</w:t>
       </w:r>
       <w:r>
         <w:rPr>
-          <w:rFonts w:ascii="Times New Roman" w:hAnsi="Times New Roman"/>
+          <w:rFonts w:ascii="Times New Roman" w:hAnsi="Times New Roman" w:cs="Times New Roman"/>
           <w:sz w:val="28"/>
           <w:lang w:val="ru-RU"/>
         </w:rPr>
@@ -4854,14 +5293,14 @@
       </w:r>
       <w:r>
         <w:rPr>
-          <w:rFonts w:ascii="Times New Roman" w:hAnsi="Times New Roman"/>
+          <w:rFonts w:ascii="Times New Roman" w:hAnsi="Times New Roman" w:cs="Times New Roman"/>
           <w:sz w:val="28"/>
         </w:rPr>
         <w:t>DELETE</w:t>
       </w:r>
       <w:r>
         <w:rPr>
-          <w:rFonts w:ascii="Times New Roman" w:hAnsi="Times New Roman"/>
+          <w:rFonts w:ascii="Times New Roman" w:hAnsi="Times New Roman" w:cs="Times New Roman"/>
           <w:sz w:val="28"/>
           <w:lang w:val="ru-RU"/>
         </w:rPr>
@@ -4869,14 +5308,14 @@
       </w:r>
       <w:r>
         <w:rPr>
-          <w:rFonts w:ascii="Times New Roman" w:hAnsi="Times New Roman"/>
+          <w:rFonts w:ascii="Times New Roman" w:hAnsi="Times New Roman" w:cs="Times New Roman"/>
           <w:sz w:val="28"/>
         </w:rPr>
         <w:t>CASCADE</w:t>
       </w:r>
       <w:r>
         <w:rPr>
-          <w:rFonts w:ascii="Times New Roman" w:hAnsi="Times New Roman"/>
+          <w:rFonts w:ascii="Times New Roman" w:hAnsi="Times New Roman" w:cs="Times New Roman"/>
           <w:sz w:val="28"/>
           <w:lang w:val="ru-RU"/>
         </w:rPr>
@@ -4884,14 +5323,14 @@
       </w:r>
       <w:r>
         <w:rPr>
-          <w:rFonts w:ascii="Times New Roman" w:hAnsi="Times New Roman"/>
+          <w:rFonts w:ascii="Times New Roman" w:hAnsi="Times New Roman" w:cs="Times New Roman"/>
           <w:sz w:val="28"/>
         </w:rPr>
         <w:t>ON</w:t>
       </w:r>
       <w:r>
         <w:rPr>
-          <w:rFonts w:ascii="Times New Roman" w:hAnsi="Times New Roman"/>
+          <w:rFonts w:ascii="Times New Roman" w:hAnsi="Times New Roman" w:cs="Times New Roman"/>
           <w:sz w:val="28"/>
           <w:lang w:val="ru-RU"/>
         </w:rPr>
@@ -4899,14 +5338,14 @@
       </w:r>
       <w:r>
         <w:rPr>
-          <w:rFonts w:ascii="Times New Roman" w:hAnsi="Times New Roman"/>
+          <w:rFonts w:ascii="Times New Roman" w:hAnsi="Times New Roman" w:cs="Times New Roman"/>
           <w:sz w:val="28"/>
         </w:rPr>
         <w:t>DELETE</w:t>
       </w:r>
       <w:r>
         <w:rPr>
-          <w:rFonts w:ascii="Times New Roman" w:hAnsi="Times New Roman"/>
+          <w:rFonts w:ascii="Times New Roman" w:hAnsi="Times New Roman" w:cs="Times New Roman"/>
           <w:sz w:val="28"/>
           <w:lang w:val="ru-RU"/>
         </w:rPr>
@@ -4914,14 +5353,14 @@
       </w:r>
       <w:r>
         <w:rPr>
-          <w:rFonts w:ascii="Times New Roman" w:hAnsi="Times New Roman"/>
+          <w:rFonts w:ascii="Times New Roman" w:hAnsi="Times New Roman" w:cs="Times New Roman"/>
           <w:sz w:val="28"/>
         </w:rPr>
         <w:t>RESTRICT</w:t>
       </w:r>
       <w:r>
         <w:rPr>
-          <w:rFonts w:ascii="Times New Roman" w:hAnsi="Times New Roman"/>
+          <w:rFonts w:ascii="Times New Roman" w:hAnsi="Times New Roman" w:cs="Times New Roman"/>
           <w:sz w:val="28"/>
           <w:lang w:val="ru-RU"/>
         </w:rPr>
@@ -4934,17 +5373,17 @@
         <w:spacing w:after="0" w:line="360" w:lineRule="auto"/>
         <w:ind w:firstLine="851"/>
         <w:rPr>
+          <w:rFonts w:ascii="Times New Roman" w:hAnsi="Times New Roman" w:cs="Times New Roman"/>
           <w:lang w:val="ru-RU"/>
         </w:rPr>
       </w:pPr>
       <w:r>
         <w:rPr>
-          <w:rFonts w:ascii="Times New Roman" w:hAnsi="Times New Roman"/>
+          <w:rFonts w:ascii="Times New Roman" w:hAnsi="Times New Roman" w:cs="Times New Roman"/>
           <w:b/>
           <w:sz w:val="28"/>
           <w:lang w:val="ru-RU"/>
         </w:rPr>
-        <w:lastRenderedPageBreak/>
         <w:t>2.3 Описание применяемых технологий</w:t>
       </w:r>
     </w:p>
@@ -4953,12 +5392,13 @@
         <w:spacing w:after="0" w:line="360" w:lineRule="auto"/>
         <w:ind w:firstLine="851"/>
         <w:rPr>
+          <w:rFonts w:ascii="Times New Roman" w:hAnsi="Times New Roman" w:cs="Times New Roman"/>
           <w:lang w:val="ru-RU"/>
         </w:rPr>
       </w:pPr>
       <w:r>
         <w:rPr>
-          <w:rFonts w:ascii="Times New Roman" w:hAnsi="Times New Roman"/>
+          <w:rFonts w:ascii="Times New Roman" w:hAnsi="Times New Roman" w:cs="Times New Roman"/>
           <w:sz w:val="28"/>
           <w:lang w:val="ru-RU"/>
         </w:rPr>
@@ -4966,7 +5406,7 @@
       </w:r>
       <w:r>
         <w:rPr>
-          <w:rFonts w:ascii="Times New Roman" w:hAnsi="Times New Roman"/>
+          <w:rFonts w:ascii="Times New Roman" w:hAnsi="Times New Roman" w:cs="Times New Roman"/>
           <w:sz w:val="28"/>
           <w:lang w:val="ru-RU"/>
         </w:rPr>
@@ -4975,14 +5415,14 @@
       </w:r>
       <w:r>
         <w:rPr>
-          <w:rFonts w:ascii="Times New Roman" w:hAnsi="Times New Roman"/>
+          <w:rFonts w:ascii="Times New Roman" w:hAnsi="Times New Roman" w:cs="Times New Roman"/>
           <w:sz w:val="28"/>
         </w:rPr>
         <w:t>SQLite</w:t>
       </w:r>
       <w:r>
         <w:rPr>
-          <w:rFonts w:ascii="Times New Roman" w:hAnsi="Times New Roman"/>
+          <w:rFonts w:ascii="Times New Roman" w:hAnsi="Times New Roman" w:cs="Times New Roman"/>
           <w:sz w:val="28"/>
           <w:lang w:val="ru-RU"/>
         </w:rPr>
@@ -4991,7 +5431,7 @@
       <w:proofErr w:type="spellStart"/>
       <w:r>
         <w:rPr>
-          <w:rFonts w:ascii="Times New Roman" w:hAnsi="Times New Roman"/>
+          <w:rFonts w:ascii="Times New Roman" w:hAnsi="Times New Roman" w:cs="Times New Roman"/>
           <w:sz w:val="28"/>
         </w:rPr>
         <w:t>capycafe</w:t>
@@ -4999,7 +5439,7 @@
       <w:proofErr w:type="spellEnd"/>
       <w:r>
         <w:rPr>
-          <w:rFonts w:ascii="Times New Roman" w:hAnsi="Times New Roman"/>
+          <w:rFonts w:ascii="Times New Roman" w:hAnsi="Times New Roman" w:cs="Times New Roman"/>
           <w:sz w:val="28"/>
           <w:lang w:val="ru-RU"/>
         </w:rPr>
@@ -5008,7 +5448,7 @@
       <w:proofErr w:type="spellStart"/>
       <w:r>
         <w:rPr>
-          <w:rFonts w:ascii="Times New Roman" w:hAnsi="Times New Roman"/>
+          <w:rFonts w:ascii="Times New Roman" w:hAnsi="Times New Roman" w:cs="Times New Roman"/>
           <w:sz w:val="28"/>
         </w:rPr>
         <w:t>db</w:t>
@@ -5016,7 +5456,7 @@
       <w:proofErr w:type="spellEnd"/>
       <w:r>
         <w:rPr>
-          <w:rFonts w:ascii="Times New Roman" w:hAnsi="Times New Roman"/>
+          <w:rFonts w:ascii="Times New Roman" w:hAnsi="Times New Roman" w:cs="Times New Roman"/>
           <w:sz w:val="28"/>
           <w:lang w:val="ru-RU"/>
         </w:rPr>
@@ -5024,7 +5464,7 @@
       </w:r>
       <w:r>
         <w:rPr>
-          <w:rFonts w:ascii="Times New Roman" w:hAnsi="Times New Roman"/>
+          <w:rFonts w:ascii="Times New Roman" w:hAnsi="Times New Roman" w:cs="Times New Roman"/>
           <w:sz w:val="28"/>
           <w:lang w:val="ru-RU"/>
         </w:rPr>
@@ -5033,14 +5473,14 @@
       </w:r>
       <w:r>
         <w:rPr>
-          <w:rFonts w:ascii="Times New Roman" w:hAnsi="Times New Roman"/>
+          <w:rFonts w:ascii="Times New Roman" w:hAnsi="Times New Roman" w:cs="Times New Roman"/>
           <w:sz w:val="28"/>
         </w:rPr>
         <w:t>Python</w:t>
       </w:r>
       <w:r>
         <w:rPr>
-          <w:rFonts w:ascii="Times New Roman" w:hAnsi="Times New Roman"/>
+          <w:rFonts w:ascii="Times New Roman" w:hAnsi="Times New Roman" w:cs="Times New Roman"/>
           <w:sz w:val="28"/>
           <w:lang w:val="ru-RU"/>
         </w:rPr>
@@ -5048,7 +5488,7 @@
       </w:r>
       <w:r>
         <w:rPr>
-          <w:rFonts w:ascii="Times New Roman" w:hAnsi="Times New Roman"/>
+          <w:rFonts w:ascii="Times New Roman" w:hAnsi="Times New Roman" w:cs="Times New Roman"/>
           <w:sz w:val="28"/>
           <w:lang w:val="ru-RU"/>
         </w:rPr>
@@ -5058,7 +5498,7 @@
       <w:proofErr w:type="spellStart"/>
       <w:r>
         <w:rPr>
-          <w:rFonts w:ascii="Times New Roman" w:hAnsi="Times New Roman"/>
+          <w:rFonts w:ascii="Times New Roman" w:hAnsi="Times New Roman" w:cs="Times New Roman"/>
           <w:sz w:val="28"/>
         </w:rPr>
         <w:t>sqlite</w:t>
@@ -5066,7 +5506,7 @@
       <w:proofErr w:type="spellEnd"/>
       <w:r>
         <w:rPr>
-          <w:rFonts w:ascii="Times New Roman" w:hAnsi="Times New Roman"/>
+          <w:rFonts w:ascii="Times New Roman" w:hAnsi="Times New Roman" w:cs="Times New Roman"/>
           <w:sz w:val="28"/>
           <w:lang w:val="ru-RU"/>
         </w:rPr>
@@ -5074,14 +5514,14 @@
       </w:r>
       <w:r>
         <w:rPr>
-          <w:rFonts w:ascii="Times New Roman" w:hAnsi="Times New Roman"/>
+          <w:rFonts w:ascii="Times New Roman" w:hAnsi="Times New Roman" w:cs="Times New Roman"/>
           <w:sz w:val="28"/>
         </w:rPr>
         <w:t>Python</w:t>
       </w:r>
       <w:r>
         <w:rPr>
-          <w:rFonts w:ascii="Times New Roman" w:hAnsi="Times New Roman"/>
+          <w:rFonts w:ascii="Times New Roman" w:hAnsi="Times New Roman" w:cs="Times New Roman"/>
           <w:sz w:val="28"/>
           <w:lang w:val="ru-RU"/>
         </w:rPr>
@@ -5089,14 +5529,14 @@
       </w:r>
       <w:r>
         <w:rPr>
-          <w:rFonts w:ascii="Times New Roman" w:hAnsi="Times New Roman"/>
+          <w:rFonts w:ascii="Times New Roman" w:hAnsi="Times New Roman" w:cs="Times New Roman"/>
           <w:sz w:val="28"/>
         </w:rPr>
         <w:t>SQL</w:t>
       </w:r>
       <w:r>
         <w:rPr>
-          <w:rFonts w:ascii="Times New Roman" w:hAnsi="Times New Roman"/>
+          <w:rFonts w:ascii="Times New Roman" w:hAnsi="Times New Roman" w:cs="Times New Roman"/>
           <w:sz w:val="28"/>
           <w:lang w:val="ru-RU"/>
         </w:rPr>
@@ -5104,7 +5544,7 @@
       </w:r>
       <w:r>
         <w:rPr>
-          <w:rFonts w:ascii="Times New Roman" w:hAnsi="Times New Roman"/>
+          <w:rFonts w:ascii="Times New Roman" w:hAnsi="Times New Roman" w:cs="Times New Roman"/>
           <w:sz w:val="28"/>
           <w:lang w:val="ru-RU"/>
         </w:rPr>
@@ -5113,14 +5553,14 @@
       </w:r>
       <w:r>
         <w:rPr>
-          <w:rFonts w:ascii="Times New Roman" w:hAnsi="Times New Roman"/>
+          <w:rFonts w:ascii="Times New Roman" w:hAnsi="Times New Roman" w:cs="Times New Roman"/>
           <w:sz w:val="28"/>
         </w:rPr>
         <w:t>IDE</w:t>
       </w:r>
       <w:r>
         <w:rPr>
-          <w:rFonts w:ascii="Times New Roman" w:hAnsi="Times New Roman"/>
+          <w:rFonts w:ascii="Times New Roman" w:hAnsi="Times New Roman" w:cs="Times New Roman"/>
           <w:sz w:val="28"/>
           <w:lang w:val="ru-RU"/>
         </w:rPr>
@@ -5128,14 +5568,14 @@
       </w:r>
       <w:r>
         <w:rPr>
-          <w:rFonts w:ascii="Times New Roman" w:hAnsi="Times New Roman"/>
+          <w:rFonts w:ascii="Times New Roman" w:hAnsi="Times New Roman" w:cs="Times New Roman"/>
           <w:sz w:val="28"/>
         </w:rPr>
         <w:t>PyCharm</w:t>
       </w:r>
       <w:r>
         <w:rPr>
-          <w:rFonts w:ascii="Times New Roman" w:hAnsi="Times New Roman"/>
+          <w:rFonts w:ascii="Times New Roman" w:hAnsi="Times New Roman" w:cs="Times New Roman"/>
           <w:sz w:val="28"/>
           <w:lang w:val="ru-RU"/>
         </w:rPr>
@@ -5143,14 +5583,14 @@
       </w:r>
       <w:r>
         <w:rPr>
-          <w:rFonts w:ascii="Times New Roman" w:hAnsi="Times New Roman"/>
+          <w:rFonts w:ascii="Times New Roman" w:hAnsi="Times New Roman" w:cs="Times New Roman"/>
           <w:sz w:val="28"/>
         </w:rPr>
         <w:t>Community</w:t>
       </w:r>
       <w:r>
         <w:rPr>
-          <w:rFonts w:ascii="Times New Roman" w:hAnsi="Times New Roman"/>
+          <w:rFonts w:ascii="Times New Roman" w:hAnsi="Times New Roman" w:cs="Times New Roman"/>
           <w:sz w:val="28"/>
           <w:lang w:val="ru-RU"/>
         </w:rPr>
@@ -5158,14 +5598,14 @@
       </w:r>
       <w:r>
         <w:rPr>
-          <w:rFonts w:ascii="Times New Roman" w:hAnsi="Times New Roman"/>
+          <w:rFonts w:ascii="Times New Roman" w:hAnsi="Times New Roman" w:cs="Times New Roman"/>
           <w:sz w:val="28"/>
         </w:rPr>
         <w:t>Edition</w:t>
       </w:r>
       <w:r>
         <w:rPr>
-          <w:rFonts w:ascii="Times New Roman" w:hAnsi="Times New Roman"/>
+          <w:rFonts w:ascii="Times New Roman" w:hAnsi="Times New Roman" w:cs="Times New Roman"/>
           <w:sz w:val="28"/>
           <w:lang w:val="ru-RU"/>
         </w:rPr>
@@ -5173,7 +5613,7 @@
       </w:r>
       <w:r>
         <w:rPr>
-          <w:rFonts w:ascii="Times New Roman" w:hAnsi="Times New Roman"/>
+          <w:rFonts w:ascii="Times New Roman" w:hAnsi="Times New Roman" w:cs="Times New Roman"/>
           <w:sz w:val="28"/>
           <w:lang w:val="ru-RU"/>
         </w:rPr>
@@ -5183,7 +5623,7 @@
       <w:proofErr w:type="spellStart"/>
       <w:r>
         <w:rPr>
-          <w:rFonts w:ascii="Times New Roman" w:hAnsi="Times New Roman"/>
+          <w:rFonts w:ascii="Times New Roman" w:hAnsi="Times New Roman" w:cs="Times New Roman"/>
           <w:sz w:val="28"/>
         </w:rPr>
         <w:t>DrawSQL</w:t>
@@ -5191,7 +5631,7 @@
       <w:proofErr w:type="spellEnd"/>
       <w:r>
         <w:rPr>
-          <w:rFonts w:ascii="Times New Roman" w:hAnsi="Times New Roman"/>
+          <w:rFonts w:ascii="Times New Roman" w:hAnsi="Times New Roman" w:cs="Times New Roman"/>
           <w:sz w:val="28"/>
           <w:lang w:val="ru-RU"/>
         </w:rPr>
@@ -5199,14 +5639,14 @@
       </w:r>
       <w:r>
         <w:rPr>
-          <w:rFonts w:ascii="Times New Roman" w:hAnsi="Times New Roman"/>
+          <w:rFonts w:ascii="Times New Roman" w:hAnsi="Times New Roman" w:cs="Times New Roman"/>
           <w:sz w:val="28"/>
         </w:rPr>
         <w:t>ER</w:t>
       </w:r>
       <w:r>
         <w:rPr>
-          <w:rFonts w:ascii="Times New Roman" w:hAnsi="Times New Roman"/>
+          <w:rFonts w:ascii="Times New Roman" w:hAnsi="Times New Roman" w:cs="Times New Roman"/>
           <w:sz w:val="28"/>
           <w:lang w:val="ru-RU"/>
         </w:rPr>
@@ -5219,12 +5659,13 @@
         <w:spacing w:after="0" w:line="360" w:lineRule="auto"/>
         <w:ind w:firstLine="851"/>
         <w:rPr>
+          <w:rFonts w:ascii="Times New Roman" w:hAnsi="Times New Roman" w:cs="Times New Roman"/>
           <w:lang w:val="ru-RU"/>
         </w:rPr>
       </w:pPr>
       <w:r>
         <w:rPr>
-          <w:rFonts w:ascii="Times New Roman" w:hAnsi="Times New Roman"/>
+          <w:rFonts w:ascii="Times New Roman" w:hAnsi="Times New Roman" w:cs="Times New Roman"/>
           <w:b/>
           <w:sz w:val="28"/>
           <w:lang w:val="ru-RU"/>
@@ -5233,7 +5674,7 @@
       </w:r>
       <w:r>
         <w:rPr>
-          <w:rFonts w:ascii="Times New Roman" w:hAnsi="Times New Roman"/>
+          <w:rFonts w:ascii="Times New Roman" w:hAnsi="Times New Roman" w:cs="Times New Roman"/>
           <w:b/>
           <w:sz w:val="28"/>
         </w:rPr>
@@ -5241,7 +5682,7 @@
       </w:r>
       <w:r>
         <w:rPr>
-          <w:rFonts w:ascii="Times New Roman" w:hAnsi="Times New Roman"/>
+          <w:rFonts w:ascii="Times New Roman" w:hAnsi="Times New Roman" w:cs="Times New Roman"/>
           <w:b/>
           <w:sz w:val="28"/>
           <w:lang w:val="ru-RU"/>
@@ -5254,12 +5695,13 @@
         <w:spacing w:after="0" w:line="360" w:lineRule="auto"/>
         <w:ind w:firstLine="851"/>
         <w:rPr>
+          <w:rFonts w:ascii="Times New Roman" w:hAnsi="Times New Roman" w:cs="Times New Roman"/>
           <w:lang w:val="ru-RU"/>
         </w:rPr>
       </w:pPr>
       <w:r>
         <w:rPr>
-          <w:rFonts w:ascii="Times New Roman" w:hAnsi="Times New Roman"/>
+          <w:rFonts w:ascii="Times New Roman" w:hAnsi="Times New Roman" w:cs="Times New Roman"/>
           <w:b/>
           <w:sz w:val="28"/>
           <w:lang w:val="ru-RU"/>
@@ -5268,7 +5710,7 @@
       </w:r>
       <w:r>
         <w:rPr>
-          <w:rFonts w:ascii="Times New Roman" w:hAnsi="Times New Roman"/>
+          <w:rFonts w:ascii="Times New Roman" w:hAnsi="Times New Roman" w:cs="Times New Roman"/>
           <w:b/>
           <w:sz w:val="28"/>
         </w:rPr>
@@ -5276,7 +5718,7 @@
       </w:r>
       <w:r>
         <w:rPr>
-          <w:rFonts w:ascii="Times New Roman" w:hAnsi="Times New Roman"/>
+          <w:rFonts w:ascii="Times New Roman" w:hAnsi="Times New Roman" w:cs="Times New Roman"/>
           <w:b/>
           <w:sz w:val="28"/>
           <w:lang w:val="ru-RU"/>
@@ -5285,7 +5727,7 @@
       </w:r>
       <w:r>
         <w:rPr>
-          <w:rFonts w:ascii="Times New Roman" w:hAnsi="Times New Roman"/>
+          <w:rFonts w:ascii="Times New Roman" w:hAnsi="Times New Roman" w:cs="Times New Roman"/>
           <w:b/>
           <w:sz w:val="28"/>
         </w:rPr>
@@ -5293,7 +5735,7 @@
       </w:r>
       <w:r>
         <w:rPr>
-          <w:rFonts w:ascii="Times New Roman" w:hAnsi="Times New Roman"/>
+          <w:rFonts w:ascii="Times New Roman" w:hAnsi="Times New Roman" w:cs="Times New Roman"/>
           <w:b/>
           <w:sz w:val="28"/>
           <w:lang w:val="ru-RU"/>
@@ -5308,10 +5750,13 @@
         </w:pBdr>
         <w:spacing w:after="0" w:line="360" w:lineRule="auto"/>
         <w:ind w:firstLine="851"/>
+        <w:rPr>
+          <w:rFonts w:ascii="Times New Roman" w:hAnsi="Times New Roman" w:cs="Times New Roman"/>
+        </w:rPr>
       </w:pPr>
       <w:r>
         <w:rPr>
-          <w:rFonts w:ascii="Consolas" w:hAnsi="Consolas"/>
+          <w:rFonts w:ascii="Times New Roman" w:hAnsi="Times New Roman" w:cs="Times New Roman"/>
           <w:color w:val="000000"/>
           <w:sz w:val="20"/>
         </w:rPr>
@@ -5320,7 +5765,7 @@
       <w:proofErr w:type="spellStart"/>
       <w:r>
         <w:rPr>
-          <w:rFonts w:ascii="Consolas" w:hAnsi="Consolas"/>
+          <w:rFonts w:ascii="Times New Roman" w:hAnsi="Times New Roman" w:cs="Times New Roman"/>
           <w:color w:val="000000"/>
           <w:sz w:val="20"/>
         </w:rPr>
@@ -5329,7 +5774,7 @@
       <w:proofErr w:type="spellEnd"/>
       <w:r>
         <w:rPr>
-          <w:rFonts w:ascii="Consolas" w:hAnsi="Consolas"/>
+          <w:rFonts w:ascii="Times New Roman" w:hAnsi="Times New Roman" w:cs="Times New Roman"/>
           <w:color w:val="000000"/>
           <w:sz w:val="20"/>
         </w:rPr>
@@ -5337,7 +5782,7 @@
       </w:r>
       <w:r>
         <w:rPr>
-          <w:rFonts w:ascii="Consolas" w:hAnsi="Consolas"/>
+          <w:rFonts w:ascii="Times New Roman" w:hAnsi="Times New Roman" w:cs="Times New Roman"/>
           <w:color w:val="000000"/>
           <w:sz w:val="20"/>
         </w:rPr>
@@ -5345,7 +5790,7 @@
       </w:r>
       <w:r>
         <w:rPr>
-          <w:rFonts w:ascii="Consolas" w:hAnsi="Consolas"/>
+          <w:rFonts w:ascii="Times New Roman" w:hAnsi="Times New Roman" w:cs="Times New Roman"/>
           <w:color w:val="000000"/>
           <w:sz w:val="20"/>
         </w:rPr>
@@ -5354,7 +5799,7 @@
       </w:r>
       <w:r>
         <w:rPr>
-          <w:rFonts w:ascii="Consolas" w:hAnsi="Consolas"/>
+          <w:rFonts w:ascii="Times New Roman" w:hAnsi="Times New Roman" w:cs="Times New Roman"/>
           <w:color w:val="000000"/>
           <w:sz w:val="20"/>
         </w:rPr>
@@ -5363,7 +5808,7 @@
       </w:r>
       <w:r>
         <w:rPr>
-          <w:rFonts w:ascii="Consolas" w:hAnsi="Consolas"/>
+          <w:rFonts w:ascii="Times New Roman" w:hAnsi="Times New Roman" w:cs="Times New Roman"/>
           <w:color w:val="000000"/>
           <w:sz w:val="20"/>
         </w:rPr>
@@ -5372,7 +5817,7 @@
       </w:r>
       <w:r>
         <w:rPr>
-          <w:rFonts w:ascii="Consolas" w:hAnsi="Consolas"/>
+          <w:rFonts w:ascii="Times New Roman" w:hAnsi="Times New Roman" w:cs="Times New Roman"/>
           <w:color w:val="000000"/>
           <w:sz w:val="20"/>
         </w:rPr>
@@ -5381,7 +5826,7 @@
       </w:r>
       <w:r>
         <w:rPr>
-          <w:rFonts w:ascii="Consolas" w:hAnsi="Consolas"/>
+          <w:rFonts w:ascii="Times New Roman" w:hAnsi="Times New Roman" w:cs="Times New Roman"/>
           <w:color w:val="000000"/>
           <w:sz w:val="20"/>
         </w:rPr>
@@ -5389,7 +5834,7 @@
       </w:r>
       <w:r>
         <w:rPr>
-          <w:rFonts w:ascii="Consolas" w:hAnsi="Consolas"/>
+          <w:rFonts w:ascii="Times New Roman" w:hAnsi="Times New Roman" w:cs="Times New Roman"/>
           <w:color w:val="000000"/>
           <w:sz w:val="20"/>
         </w:rPr>
@@ -5398,25 +5843,33 @@
       </w:r>
       <w:r>
         <w:rPr>
-          <w:rFonts w:ascii="Consolas" w:hAnsi="Consolas"/>
+          <w:rFonts w:ascii="Times New Roman" w:hAnsi="Times New Roman" w:cs="Times New Roman"/>
           <w:color w:val="000000"/>
           <w:sz w:val="20"/>
         </w:rPr>
         <w:br/>
-        <w:t xml:space="preserve">    id INTEGER PRIMARY KEY AUTOINCREMENT,</w:t>
-      </w:r>
-      <w:r>
-        <w:rPr>
-          <w:rFonts w:ascii="Consolas" w:hAnsi="Consolas"/>
+      </w:r>
+      <w:r>
+        <w:rPr>
+          <w:rFonts w:ascii="Times New Roman" w:hAnsi="Times New Roman" w:cs="Times New Roman"/>
           <w:color w:val="000000"/>
           <w:sz w:val="20"/>
         </w:rPr>
+        <w:lastRenderedPageBreak/>
+        <w:t xml:space="preserve">    id INTEGER PRIMARY KEY AUTOINCREMENT,</w:t>
+      </w:r>
+      <w:r>
+        <w:rPr>
+          <w:rFonts w:ascii="Times New Roman" w:hAnsi="Times New Roman" w:cs="Times New Roman"/>
+          <w:color w:val="000000"/>
+          <w:sz w:val="20"/>
+        </w:rPr>
         <w:br/>
         <w:t xml:space="preserve">    full_name TEXT NOT NULL,</w:t>
       </w:r>
       <w:r>
         <w:rPr>
-          <w:rFonts w:ascii="Consolas" w:hAnsi="Consolas"/>
+          <w:rFonts w:ascii="Times New Roman" w:hAnsi="Times New Roman" w:cs="Times New Roman"/>
           <w:color w:val="000000"/>
           <w:sz w:val="20"/>
         </w:rPr>
@@ -5425,7 +5878,7 @@
       </w:r>
       <w:r>
         <w:rPr>
-          <w:rFonts w:ascii="Consolas" w:hAnsi="Consolas"/>
+          <w:rFonts w:ascii="Times New Roman" w:hAnsi="Times New Roman" w:cs="Times New Roman"/>
           <w:color w:val="000000"/>
           <w:sz w:val="20"/>
         </w:rPr>
@@ -5434,7 +5887,7 @@
       </w:r>
       <w:r>
         <w:rPr>
-          <w:rFonts w:ascii="Consolas" w:hAnsi="Consolas"/>
+          <w:rFonts w:ascii="Times New Roman" w:hAnsi="Times New Roman" w:cs="Times New Roman"/>
           <w:color w:val="000000"/>
           <w:sz w:val="20"/>
         </w:rPr>
@@ -5442,7 +5895,7 @@
       </w:r>
       <w:r>
         <w:rPr>
-          <w:rFonts w:ascii="Consolas" w:hAnsi="Consolas"/>
+          <w:rFonts w:ascii="Times New Roman" w:hAnsi="Times New Roman" w:cs="Times New Roman"/>
           <w:color w:val="000000"/>
           <w:sz w:val="20"/>
         </w:rPr>
@@ -5451,7 +5904,7 @@
       </w:r>
       <w:r>
         <w:rPr>
-          <w:rFonts w:ascii="Consolas" w:hAnsi="Consolas"/>
+          <w:rFonts w:ascii="Times New Roman" w:hAnsi="Times New Roman" w:cs="Times New Roman"/>
           <w:color w:val="000000"/>
           <w:sz w:val="20"/>
         </w:rPr>
@@ -5460,7 +5913,7 @@
       </w:r>
       <w:r>
         <w:rPr>
-          <w:rFonts w:ascii="Consolas" w:hAnsi="Consolas"/>
+          <w:rFonts w:ascii="Times New Roman" w:hAnsi="Times New Roman" w:cs="Times New Roman"/>
           <w:color w:val="000000"/>
           <w:sz w:val="20"/>
         </w:rPr>
@@ -5469,7 +5922,7 @@
       </w:r>
       <w:r>
         <w:rPr>
-          <w:rFonts w:ascii="Consolas" w:hAnsi="Consolas"/>
+          <w:rFonts w:ascii="Times New Roman" w:hAnsi="Times New Roman" w:cs="Times New Roman"/>
           <w:color w:val="000000"/>
           <w:sz w:val="20"/>
         </w:rPr>
@@ -5478,7 +5931,7 @@
       </w:r>
       <w:r>
         <w:rPr>
-          <w:rFonts w:ascii="Consolas" w:hAnsi="Consolas"/>
+          <w:rFonts w:ascii="Times New Roman" w:hAnsi="Times New Roman" w:cs="Times New Roman"/>
           <w:color w:val="000000"/>
           <w:sz w:val="20"/>
         </w:rPr>
@@ -5486,283 +5939,283 @@
       </w:r>
       <w:r>
         <w:rPr>
-          <w:rFonts w:ascii="Consolas" w:hAnsi="Consolas"/>
+          <w:rFonts w:ascii="Times New Roman" w:hAnsi="Times New Roman" w:cs="Times New Roman"/>
           <w:color w:val="000000"/>
           <w:sz w:val="20"/>
         </w:rPr>
         <w:br/>
-      </w:r>
-      <w:r>
-        <w:rPr>
-          <w:rFonts w:ascii="Consolas" w:hAnsi="Consolas"/>
+        <w:t>CREATE TABLE IF NOT EXISTS dishes (</w:t>
+      </w:r>
+      <w:r>
+        <w:rPr>
+          <w:rFonts w:ascii="Times New Roman" w:hAnsi="Times New Roman" w:cs="Times New Roman"/>
           <w:color w:val="000000"/>
           <w:sz w:val="20"/>
         </w:rPr>
-        <w:lastRenderedPageBreak/>
-        <w:t>CREATE TABLE IF NOT EXISTS dishes (</w:t>
-      </w:r>
-      <w:r>
-        <w:rPr>
-          <w:rFonts w:ascii="Consolas" w:hAnsi="Consolas"/>
+        <w:br/>
+        <w:t xml:space="preserve">    id INTEGER PRIMARY KEY AUTOINCREMENT,</w:t>
+      </w:r>
+      <w:r>
+        <w:rPr>
+          <w:rFonts w:ascii="Times New Roman" w:hAnsi="Times New Roman" w:cs="Times New Roman"/>
           <w:color w:val="000000"/>
           <w:sz w:val="20"/>
         </w:rPr>
         <w:br/>
-        <w:t xml:space="preserve">    id INTEGER PRIMARY KEY AUTOINCREMENT,</w:t>
-      </w:r>
-      <w:r>
-        <w:rPr>
-          <w:rFonts w:ascii="Consolas" w:hAnsi="Consolas"/>
+        <w:t xml:space="preserve">    name TEXT NOT NULL,</w:t>
+      </w:r>
+      <w:r>
+        <w:rPr>
+          <w:rFonts w:ascii="Times New Roman" w:hAnsi="Times New Roman" w:cs="Times New Roman"/>
           <w:color w:val="000000"/>
           <w:sz w:val="20"/>
         </w:rPr>
         <w:br/>
-        <w:t xml:space="preserve">    name TEXT NOT NULL,</w:t>
-      </w:r>
-      <w:r>
-        <w:rPr>
-          <w:rFonts w:ascii="Consolas" w:hAnsi="Consolas"/>
+        <w:t xml:space="preserve">    description TEXT,</w:t>
+      </w:r>
+      <w:r>
+        <w:rPr>
+          <w:rFonts w:ascii="Times New Roman" w:hAnsi="Times New Roman" w:cs="Times New Roman"/>
           <w:color w:val="000000"/>
           <w:sz w:val="20"/>
         </w:rPr>
         <w:br/>
-        <w:t xml:space="preserve">    description TEXT,</w:t>
-      </w:r>
-      <w:r>
-        <w:rPr>
-          <w:rFonts w:ascii="Consolas" w:hAnsi="Consolas"/>
+        <w:t xml:space="preserve">    price REAL NOT NULL,</w:t>
+      </w:r>
+      <w:r>
+        <w:rPr>
+          <w:rFonts w:ascii="Times New Roman" w:hAnsi="Times New Roman" w:cs="Times New Roman"/>
           <w:color w:val="000000"/>
           <w:sz w:val="20"/>
         </w:rPr>
         <w:br/>
-        <w:t xml:space="preserve">    price REAL NOT NULL,</w:t>
-      </w:r>
-      <w:r>
-        <w:rPr>
-          <w:rFonts w:ascii="Consolas" w:hAnsi="Consolas"/>
+        <w:t xml:space="preserve">    is_available INTEGER NOT NULL DEFAULT 1,</w:t>
+      </w:r>
+      <w:r>
+        <w:rPr>
+          <w:rFonts w:ascii="Times New Roman" w:hAnsi="Times New Roman" w:cs="Times New Roman"/>
           <w:color w:val="000000"/>
           <w:sz w:val="20"/>
         </w:rPr>
         <w:br/>
-        <w:t xml:space="preserve">    is_available INTEGER NOT NULL DEFAULT 1,</w:t>
-      </w:r>
-      <w:r>
-        <w:rPr>
-          <w:rFonts w:ascii="Consolas" w:hAnsi="Consolas"/>
+        <w:t xml:space="preserve">    category_id INTEGER NOT NULL,</w:t>
+      </w:r>
+      <w:r>
+        <w:rPr>
+          <w:rFonts w:ascii="Times New Roman" w:hAnsi="Times New Roman" w:cs="Times New Roman"/>
           <w:color w:val="000000"/>
           <w:sz w:val="20"/>
         </w:rPr>
         <w:br/>
-        <w:t xml:space="preserve">    category_id INTEGER NOT NULL,</w:t>
-      </w:r>
-      <w:r>
-        <w:rPr>
-          <w:rFonts w:ascii="Consolas" w:hAnsi="Consolas"/>
+        <w:t xml:space="preserve">    FOREIGN KEY (category_id) REFERENCES categories(id) ON DELETE RESTRICT,</w:t>
+      </w:r>
+      <w:r>
+        <w:rPr>
+          <w:rFonts w:ascii="Times New Roman" w:hAnsi="Times New Roman" w:cs="Times New Roman"/>
           <w:color w:val="000000"/>
           <w:sz w:val="20"/>
         </w:rPr>
         <w:br/>
-        <w:t xml:space="preserve">    FOREIGN KEY (category_id) REFERENCES categories(id) ON DELETE RESTRICT,</w:t>
-      </w:r>
-      <w:r>
-        <w:rPr>
-          <w:rFonts w:ascii="Consolas" w:hAnsi="Consolas"/>
+        <w:t xml:space="preserve">    CONSTRAINT chk_dish_price CHECK (price &gt; 0)</w:t>
+      </w:r>
+      <w:r>
+        <w:rPr>
+          <w:rFonts w:ascii="Times New Roman" w:hAnsi="Times New Roman" w:cs="Times New Roman"/>
           <w:color w:val="000000"/>
           <w:sz w:val="20"/>
         </w:rPr>
         <w:br/>
-        <w:t xml:space="preserve">    CONSTRAINT chk_dish_price CHECK (price &gt; 0)</w:t>
-      </w:r>
-      <w:r>
-        <w:rPr>
-          <w:rFonts w:ascii="Consolas" w:hAnsi="Consolas"/>
+        <w:t>);</w:t>
+      </w:r>
+      <w:r>
+        <w:rPr>
+          <w:rFonts w:ascii="Times New Roman" w:hAnsi="Times New Roman" w:cs="Times New Roman"/>
           <w:color w:val="000000"/>
           <w:sz w:val="20"/>
         </w:rPr>
         <w:br/>
-        <w:t>);</w:t>
-      </w:r>
-      <w:r>
-        <w:rPr>
-          <w:rFonts w:ascii="Consolas" w:hAnsi="Consolas"/>
+      </w:r>
+      <w:r>
+        <w:rPr>
+          <w:rFonts w:ascii="Times New Roman" w:hAnsi="Times New Roman" w:cs="Times New Roman"/>
           <w:color w:val="000000"/>
           <w:sz w:val="20"/>
         </w:rPr>
         <w:br/>
-      </w:r>
-      <w:r>
-        <w:rPr>
-          <w:rFonts w:ascii="Consolas" w:hAnsi="Consolas"/>
+        <w:t>CREATE TABLE IF NOT EXISTS orders (</w:t>
+      </w:r>
+      <w:r>
+        <w:rPr>
+          <w:rFonts w:ascii="Times New Roman" w:hAnsi="Times New Roman" w:cs="Times New Roman"/>
           <w:color w:val="000000"/>
           <w:sz w:val="20"/>
         </w:rPr>
         <w:br/>
-        <w:t>CREATE TABLE IF NOT EXISTS orders (</w:t>
-      </w:r>
-      <w:r>
-        <w:rPr>
-          <w:rFonts w:ascii="Consolas" w:hAnsi="Consolas"/>
+        <w:t xml:space="preserve">    id INTEGER PRIMARY KEY AUTOINCREMENT,</w:t>
+      </w:r>
+      <w:r>
+        <w:rPr>
+          <w:rFonts w:ascii="Times New Roman" w:hAnsi="Times New Roman" w:cs="Times New Roman"/>
           <w:color w:val="000000"/>
           <w:sz w:val="20"/>
         </w:rPr>
         <w:br/>
-        <w:t xml:space="preserve">    id INTEGER PRIMARY KEY AUTOINCREMENT,</w:t>
-      </w:r>
-      <w:r>
-        <w:rPr>
-          <w:rFonts w:ascii="Consolas" w:hAnsi="Consolas"/>
+        <w:t xml:space="preserve">    order_date TEXT NOT NULL DEFAULT (datetime('now', 'localtime')),</w:t>
+      </w:r>
+      <w:r>
+        <w:rPr>
+          <w:rFonts w:ascii="Times New Roman" w:hAnsi="Times New Roman" w:cs="Times New Roman"/>
           <w:color w:val="000000"/>
           <w:sz w:val="20"/>
         </w:rPr>
         <w:br/>
-        <w:t xml:space="preserve">    order_date TEXT NOT NULL DEFAULT (datetime('now', 'localtime')),</w:t>
-      </w:r>
-      <w:r>
-        <w:rPr>
-          <w:rFonts w:ascii="Consolas" w:hAnsi="Consolas"/>
+        <w:t xml:space="preserve">    table_number INTEGER NOT NULL,</w:t>
+      </w:r>
+      <w:r>
+        <w:rPr>
+          <w:rFonts w:ascii="Times New Roman" w:hAnsi="Times New Roman" w:cs="Times New Roman"/>
           <w:color w:val="000000"/>
           <w:sz w:val="20"/>
         </w:rPr>
         <w:br/>
-        <w:t xml:space="preserve">    table_number INTEGER NOT NULL,</w:t>
-      </w:r>
-      <w:r>
-        <w:rPr>
-          <w:rFonts w:ascii="Consolas" w:hAnsi="Consolas"/>
+        <w:t xml:space="preserve">    employee_id INTEGER NOT NULL,</w:t>
+      </w:r>
+      <w:r>
+        <w:rPr>
+          <w:rFonts w:ascii="Times New Roman" w:hAnsi="Times New Roman" w:cs="Times New Roman"/>
           <w:color w:val="000000"/>
           <w:sz w:val="20"/>
         </w:rPr>
         <w:br/>
-        <w:t xml:space="preserve">    employee_id INTEGER NOT NULL,</w:t>
-      </w:r>
-      <w:r>
-        <w:rPr>
-          <w:rFonts w:ascii="Consolas" w:hAnsi="Consolas"/>
+        <w:t xml:space="preserve">    status_id INTEGER NOT NULL,</w:t>
+      </w:r>
+      <w:r>
+        <w:rPr>
+          <w:rFonts w:ascii="Times New Roman" w:hAnsi="Times New Roman" w:cs="Times New Roman"/>
           <w:color w:val="000000"/>
           <w:sz w:val="20"/>
         </w:rPr>
         <w:br/>
-        <w:t xml:space="preserve">    status_id INTEGER NOT NULL,</w:t>
-      </w:r>
-      <w:r>
-        <w:rPr>
-          <w:rFonts w:ascii="Consolas" w:hAnsi="Consolas"/>
+        <w:t xml:space="preserve">    FOREIGN KEY (employee_id) REFERENCES employees(id) ON DELETE RESTRICT,</w:t>
+      </w:r>
+      <w:r>
+        <w:rPr>
+          <w:rFonts w:ascii="Times New Roman" w:hAnsi="Times New Roman" w:cs="Times New Roman"/>
           <w:color w:val="000000"/>
           <w:sz w:val="20"/>
         </w:rPr>
         <w:br/>
-        <w:t xml:space="preserve">    FOREIGN KEY (employee_id) REFERENCES employees(id) ON DELETE RESTRICT,</w:t>
-      </w:r>
-      <w:r>
-        <w:rPr>
-          <w:rFonts w:ascii="Consolas" w:hAnsi="Consolas"/>
+        <w:t xml:space="preserve">    FOREIGN KEY (status_id) REFERENCES order_statuses(id) ON DELETE RESTRICT,</w:t>
+      </w:r>
+      <w:r>
+        <w:rPr>
+          <w:rFonts w:ascii="Times New Roman" w:hAnsi="Times New Roman" w:cs="Times New Roman"/>
           <w:color w:val="000000"/>
           <w:sz w:val="20"/>
         </w:rPr>
         <w:br/>
-        <w:t xml:space="preserve">    FOREIGN KEY (status_id) REFERENCES order_statuses(id) ON DELETE RESTRICT,</w:t>
-      </w:r>
-      <w:r>
-        <w:rPr>
-          <w:rFonts w:ascii="Consolas" w:hAnsi="Consolas"/>
+        <w:t xml:space="preserve">    CONSTRAINT chk_table_number CHECK (table_number BETWEEN 1 AND 12)</w:t>
+      </w:r>
+      <w:r>
+        <w:rPr>
+          <w:rFonts w:ascii="Times New Roman" w:hAnsi="Times New Roman" w:cs="Times New Roman"/>
           <w:color w:val="000000"/>
           <w:sz w:val="20"/>
         </w:rPr>
         <w:br/>
-        <w:t xml:space="preserve">    CONSTRAINT chk_table_number CHECK (table_number BETWEEN 1 AND 12)</w:t>
-      </w:r>
-      <w:r>
-        <w:rPr>
-          <w:rFonts w:ascii="Consolas" w:hAnsi="Consolas"/>
+        <w:t>);</w:t>
+      </w:r>
+      <w:r>
+        <w:rPr>
+          <w:rFonts w:ascii="Times New Roman" w:hAnsi="Times New Roman" w:cs="Times New Roman"/>
           <w:color w:val="000000"/>
           <w:sz w:val="20"/>
         </w:rPr>
         <w:br/>
-        <w:t>);</w:t>
-      </w:r>
-      <w:r>
-        <w:rPr>
-          <w:rFonts w:ascii="Consolas" w:hAnsi="Consolas"/>
+      </w:r>
+      <w:r>
+        <w:rPr>
+          <w:rFonts w:ascii="Times New Roman" w:hAnsi="Times New Roman" w:cs="Times New Roman"/>
           <w:color w:val="000000"/>
           <w:sz w:val="20"/>
         </w:rPr>
         <w:br/>
-      </w:r>
-      <w:r>
-        <w:rPr>
-          <w:rFonts w:ascii="Consolas" w:hAnsi="Consolas"/>
+        <w:t>CREATE TABLE IF NOT EXISTS order_items (</w:t>
+      </w:r>
+      <w:r>
+        <w:rPr>
+          <w:rFonts w:ascii="Times New Roman" w:hAnsi="Times New Roman" w:cs="Times New Roman"/>
           <w:color w:val="000000"/>
           <w:sz w:val="20"/>
         </w:rPr>
         <w:br/>
-        <w:t>CREATE TABLE IF NOT EXISTS order_items (</w:t>
-      </w:r>
-      <w:r>
-        <w:rPr>
-          <w:rFonts w:ascii="Consolas" w:hAnsi="Consolas"/>
+        <w:t xml:space="preserve">    id INTEGER PRIMARY KEY AUTOINCREMENT,</w:t>
+      </w:r>
+      <w:r>
+        <w:rPr>
+          <w:rFonts w:ascii="Times New Roman" w:hAnsi="Times New Roman" w:cs="Times New Roman"/>
           <w:color w:val="000000"/>
           <w:sz w:val="20"/>
         </w:rPr>
         <w:br/>
-        <w:t xml:space="preserve">    id INTEGER PRIMARY KEY AUTOINCREMENT,</w:t>
-      </w:r>
-      <w:r>
-        <w:rPr>
-          <w:rFonts w:ascii="Consolas" w:hAnsi="Consolas"/>
+        <w:t xml:space="preserve">    order_id INTEGER NOT NULL,</w:t>
+      </w:r>
+      <w:r>
+        <w:rPr>
+          <w:rFonts w:ascii="Times New Roman" w:hAnsi="Times New Roman" w:cs="Times New Roman"/>
           <w:color w:val="000000"/>
           <w:sz w:val="20"/>
         </w:rPr>
         <w:br/>
-        <w:t xml:space="preserve">    order_id INTEGER NOT NULL,</w:t>
-      </w:r>
-      <w:r>
-        <w:rPr>
-          <w:rFonts w:ascii="Consolas" w:hAnsi="Consolas"/>
+        <w:t xml:space="preserve">    dish_id INTEGER NOT NULL,</w:t>
+      </w:r>
+      <w:r>
+        <w:rPr>
+          <w:rFonts w:ascii="Times New Roman" w:hAnsi="Times New Roman" w:cs="Times New Roman"/>
           <w:color w:val="000000"/>
           <w:sz w:val="20"/>
         </w:rPr>
         <w:br/>
-        <w:t xml:space="preserve">    dish_id INTEGER NOT NULL,</w:t>
-      </w:r>
-      <w:r>
-        <w:rPr>
-          <w:rFonts w:ascii="Consolas" w:hAnsi="Consolas"/>
+        <w:t xml:space="preserve">    quantity INTEGER NOT NULL,</w:t>
+      </w:r>
+      <w:r>
+        <w:rPr>
+          <w:rFonts w:ascii="Times New Roman" w:hAnsi="Times New Roman" w:cs="Times New Roman"/>
           <w:color w:val="000000"/>
           <w:sz w:val="20"/>
         </w:rPr>
         <w:br/>
-        <w:t xml:space="preserve">    quantity INTEGER NOT NULL,</w:t>
-      </w:r>
-      <w:r>
-        <w:rPr>
-          <w:rFonts w:ascii="Consolas" w:hAnsi="Consolas"/>
+        <w:t xml:space="preserve">    price_at_order REAL NOT NULL,</w:t>
+      </w:r>
+      <w:r>
+        <w:rPr>
+          <w:rFonts w:ascii="Times New Roman" w:hAnsi="Times New Roman" w:cs="Times New Roman"/>
           <w:color w:val="000000"/>
           <w:sz w:val="20"/>
         </w:rPr>
         <w:br/>
-        <w:t xml:space="preserve">    price_at_order REAL NOT NULL,</w:t>
-      </w:r>
-      <w:r>
-        <w:rPr>
-          <w:rFonts w:ascii="Consolas" w:hAnsi="Consolas"/>
+        <w:t xml:space="preserve">    FOREIGN KEY (order_id) REFERENCES orders(id) ON DELETE CASCADE,</w:t>
+      </w:r>
+      <w:r>
+        <w:rPr>
+          <w:rFonts w:ascii="Times New Roman" w:hAnsi="Times New Roman" w:cs="Times New Roman"/>
           <w:color w:val="000000"/>
           <w:sz w:val="20"/>
         </w:rPr>
         <w:br/>
-        <w:t xml:space="preserve">    FOREIGN KEY (order_id) REFERENCES orders(id) ON DELETE CASCADE,</w:t>
-      </w:r>
-      <w:r>
-        <w:rPr>
-          <w:rFonts w:ascii="Consolas" w:hAnsi="Consolas"/>
+      </w:r>
+      <w:r>
+        <w:rPr>
+          <w:rFonts w:ascii="Times New Roman" w:hAnsi="Times New Roman" w:cs="Times New Roman"/>
           <w:color w:val="000000"/>
           <w:sz w:val="20"/>
         </w:rPr>
-        <w:br/>
+        <w:lastRenderedPageBreak/>
         <w:t xml:space="preserve">    FOREIGN KEY (dish_id) REFERENCES dishes(id) ON DELETE RESTRICT,</w:t>
       </w:r>
       <w:r>
         <w:rPr>
-          <w:rFonts w:ascii="Consolas" w:hAnsi="Consolas"/>
+          <w:rFonts w:ascii="Times New Roman" w:hAnsi="Times New Roman" w:cs="Times New Roman"/>
           <w:color w:val="000000"/>
           <w:sz w:val="20"/>
         </w:rPr>
@@ -5771,7 +6224,7 @@
       </w:r>
       <w:r>
         <w:rPr>
-          <w:rFonts w:ascii="Consolas" w:hAnsi="Consolas"/>
+          <w:rFonts w:ascii="Times New Roman" w:hAnsi="Times New Roman" w:cs="Times New Roman"/>
           <w:color w:val="000000"/>
           <w:sz w:val="20"/>
         </w:rPr>
@@ -5780,7 +6233,7 @@
       </w:r>
       <w:r>
         <w:rPr>
-          <w:rFonts w:ascii="Consolas" w:hAnsi="Consolas"/>
+          <w:rFonts w:ascii="Times New Roman" w:hAnsi="Times New Roman" w:cs="Times New Roman"/>
           <w:color w:val="000000"/>
           <w:sz w:val="20"/>
         </w:rPr>
@@ -5789,12 +6242,48 @@
       </w:r>
       <w:r>
         <w:rPr>
-          <w:rFonts w:ascii="Consolas" w:hAnsi="Consolas"/>
+          <w:rFonts w:ascii="Times New Roman" w:hAnsi="Times New Roman" w:cs="Times New Roman"/>
           <w:color w:val="000000"/>
           <w:sz w:val="20"/>
         </w:rPr>
         <w:br/>
         <w:t>);</w:t>
+      </w:r>
+    </w:p>
+    <w:p>
+      <w:pPr>
+        <w:spacing w:before="240" w:after="360" w:line="360" w:lineRule="auto"/>
+        <w:ind w:firstLine="851"/>
+        <w:rPr>
+          <w:rFonts w:ascii="Times New Roman" w:hAnsi="Times New Roman" w:cs="Times New Roman"/>
+          <w:lang w:val="ru-RU"/>
+        </w:rPr>
+      </w:pPr>
+      <w:r>
+        <w:rPr>
+          <w:rFonts w:ascii="Times New Roman" w:hAnsi="Times New Roman" w:cs="Times New Roman"/>
+          <w:b/>
+          <w:sz w:val="28"/>
+          <w:lang w:val="ru-RU"/>
+        </w:rPr>
+        <w:t xml:space="preserve">2.4.2 Выполнение проверочных информационных </w:t>
+      </w:r>
+      <w:r>
+        <w:rPr>
+          <w:rFonts w:ascii="Times New Roman" w:hAnsi="Times New Roman" w:cs="Times New Roman"/>
+          <w:b/>
+          <w:sz w:val="28"/>
+        </w:rPr>
+        <w:t>SQL</w:t>
+      </w:r>
+      <w:r>
+        <w:rPr>
+          <w:rFonts w:ascii="Times New Roman" w:hAnsi="Times New Roman" w:cs="Times New Roman"/>
+          <w:b/>
+          <w:sz w:val="28"/>
+          <w:lang w:val="ru-RU"/>
+        </w:rPr>
+        <w:t>-запросов</w:t>
       </w:r>
     </w:p>
     <w:p>
@@ -5802,47 +6291,13 @@
         <w:spacing w:after="0" w:line="360" w:lineRule="auto"/>
         <w:ind w:firstLine="851"/>
         <w:rPr>
+          <w:rFonts w:ascii="Times New Roman" w:hAnsi="Times New Roman" w:cs="Times New Roman"/>
           <w:lang w:val="ru-RU"/>
         </w:rPr>
       </w:pPr>
       <w:r>
         <w:rPr>
-          <w:rFonts w:ascii="Times New Roman" w:hAnsi="Times New Roman"/>
-          <w:b/>
-          <w:sz w:val="28"/>
-          <w:lang w:val="ru-RU"/>
-        </w:rPr>
-        <w:t xml:space="preserve">2.4.2 Выполнение проверочных информационных </w:t>
-      </w:r>
-      <w:r>
-        <w:rPr>
-          <w:rFonts w:ascii="Times New Roman" w:hAnsi="Times New Roman"/>
-          <w:b/>
-          <w:sz w:val="28"/>
-        </w:rPr>
-        <w:t>SQL</w:t>
-      </w:r>
-      <w:r>
-        <w:rPr>
-          <w:rFonts w:ascii="Times New Roman" w:hAnsi="Times New Roman"/>
-          <w:b/>
-          <w:sz w:val="28"/>
-          <w:lang w:val="ru-RU"/>
-        </w:rPr>
-        <w:t>-запросов</w:t>
-      </w:r>
-    </w:p>
-    <w:p>
-      <w:pPr>
-        <w:spacing w:after="0" w:line="360" w:lineRule="auto"/>
-        <w:ind w:firstLine="851"/>
-        <w:rPr>
-          <w:lang w:val="ru-RU"/>
-        </w:rPr>
-      </w:pPr>
-      <w:r>
-        <w:rPr>
-          <w:rFonts w:ascii="Times New Roman" w:hAnsi="Times New Roman"/>
+          <w:rFonts w:ascii="Times New Roman" w:hAnsi="Times New Roman" w:cs="Times New Roman"/>
           <w:i/>
           <w:sz w:val="28"/>
           <w:lang w:val="ru-RU"/>
@@ -5857,10 +6312,13 @@
         </w:pBdr>
         <w:spacing w:after="0" w:line="360" w:lineRule="auto"/>
         <w:ind w:firstLine="851"/>
+        <w:rPr>
+          <w:rFonts w:ascii="Times New Roman" w:hAnsi="Times New Roman" w:cs="Times New Roman"/>
+        </w:rPr>
       </w:pPr>
       <w:r>
         <w:rPr>
-          <w:rFonts w:ascii="Consolas" w:hAnsi="Consolas"/>
+          <w:rFonts w:ascii="Times New Roman" w:hAnsi="Times New Roman" w:cs="Times New Roman"/>
           <w:color w:val="000000"/>
           <w:sz w:val="20"/>
         </w:rPr>
@@ -5869,7 +6327,7 @@
       <w:proofErr w:type="spellStart"/>
       <w:r>
         <w:rPr>
-          <w:rFonts w:ascii="Consolas" w:hAnsi="Consolas"/>
+          <w:rFonts w:ascii="Times New Roman" w:hAnsi="Times New Roman" w:cs="Times New Roman"/>
           <w:color w:val="000000"/>
           <w:sz w:val="20"/>
         </w:rPr>
@@ -5878,7 +6336,7 @@
       <w:proofErr w:type="spellEnd"/>
       <w:r>
         <w:rPr>
-          <w:rFonts w:ascii="Consolas" w:hAnsi="Consolas"/>
+          <w:rFonts w:ascii="Times New Roman" w:hAnsi="Times New Roman" w:cs="Times New Roman"/>
           <w:color w:val="000000"/>
           <w:sz w:val="20"/>
         </w:rPr>
@@ -5887,7 +6345,7 @@
       <w:proofErr w:type="spellStart"/>
       <w:r>
         <w:rPr>
-          <w:rFonts w:ascii="Consolas" w:hAnsi="Consolas"/>
+          <w:rFonts w:ascii="Times New Roman" w:hAnsi="Times New Roman" w:cs="Times New Roman"/>
           <w:color w:val="000000"/>
           <w:sz w:val="20"/>
         </w:rPr>
@@ -5896,7 +6354,7 @@
       <w:proofErr w:type="spellEnd"/>
       <w:r>
         <w:rPr>
-          <w:rFonts w:ascii="Consolas" w:hAnsi="Consolas"/>
+          <w:rFonts w:ascii="Times New Roman" w:hAnsi="Times New Roman" w:cs="Times New Roman"/>
           <w:color w:val="000000"/>
           <w:sz w:val="20"/>
         </w:rPr>
@@ -5904,7 +6362,7 @@
       </w:r>
       <w:r>
         <w:rPr>
-          <w:rFonts w:ascii="Consolas" w:hAnsi="Consolas"/>
+          <w:rFonts w:ascii="Times New Roman" w:hAnsi="Times New Roman" w:cs="Times New Roman"/>
           <w:color w:val="000000"/>
           <w:sz w:val="20"/>
         </w:rPr>
@@ -5913,33 +6371,25 @@
       </w:r>
       <w:r>
         <w:rPr>
-          <w:rFonts w:ascii="Consolas" w:hAnsi="Consolas"/>
+          <w:rFonts w:ascii="Times New Roman" w:hAnsi="Times New Roman" w:cs="Times New Roman"/>
           <w:color w:val="000000"/>
           <w:sz w:val="20"/>
         </w:rPr>
         <w:br/>
-      </w:r>
-      <w:r>
-        <w:rPr>
-          <w:rFonts w:ascii="Consolas" w:hAnsi="Consolas"/>
+        <w:t>JOIN categories c ON d.category_id = c.id</w:t>
+      </w:r>
+      <w:r>
+        <w:rPr>
+          <w:rFonts w:ascii="Times New Roman" w:hAnsi="Times New Roman" w:cs="Times New Roman"/>
           <w:color w:val="000000"/>
           <w:sz w:val="20"/>
         </w:rPr>
-        <w:lastRenderedPageBreak/>
-        <w:t>JOIN categories c ON d.category_id = c.id</w:t>
-      </w:r>
-      <w:r>
-        <w:rPr>
-          <w:rFonts w:ascii="Consolas" w:hAnsi="Consolas"/>
-          <w:color w:val="000000"/>
-          <w:sz w:val="20"/>
-        </w:rPr>
         <w:br/>
         <w:t>WHERE d.is_available = 1 AND d.category_id = 3 AND d.name LIKE '%Уха%'</w:t>
       </w:r>
       <w:r>
         <w:rPr>
-          <w:rFonts w:ascii="Consolas" w:hAnsi="Consolas"/>
+          <w:rFonts w:ascii="Times New Roman" w:hAnsi="Times New Roman" w:cs="Times New Roman"/>
           <w:color w:val="000000"/>
           <w:sz w:val="20"/>
         </w:rPr>
@@ -5952,12 +6402,13 @@
         <w:spacing w:after="0" w:line="360" w:lineRule="auto"/>
         <w:ind w:firstLine="851"/>
         <w:rPr>
+          <w:rFonts w:ascii="Times New Roman" w:hAnsi="Times New Roman" w:cs="Times New Roman"/>
           <w:lang w:val="ru-RU"/>
         </w:rPr>
       </w:pPr>
       <w:r>
         <w:rPr>
-          <w:rFonts w:ascii="Times New Roman" w:hAnsi="Times New Roman"/>
+          <w:rFonts w:ascii="Times New Roman" w:hAnsi="Times New Roman" w:cs="Times New Roman"/>
           <w:i/>
           <w:sz w:val="28"/>
           <w:lang w:val="ru-RU"/>
@@ -5972,10 +6423,13 @@
         </w:pBdr>
         <w:spacing w:after="0" w:line="360" w:lineRule="auto"/>
         <w:ind w:firstLine="851"/>
+        <w:rPr>
+          <w:rFonts w:ascii="Times New Roman" w:hAnsi="Times New Roman" w:cs="Times New Roman"/>
+        </w:rPr>
       </w:pPr>
       <w:r>
         <w:rPr>
-          <w:rFonts w:ascii="Consolas" w:hAnsi="Consolas"/>
+          <w:rFonts w:ascii="Times New Roman" w:hAnsi="Times New Roman" w:cs="Times New Roman"/>
           <w:color w:val="000000"/>
           <w:sz w:val="20"/>
         </w:rPr>
@@ -5984,7 +6438,7 @@
       <w:proofErr w:type="spellStart"/>
       <w:r>
         <w:rPr>
-          <w:rFonts w:ascii="Consolas" w:hAnsi="Consolas"/>
+          <w:rFonts w:ascii="Times New Roman" w:hAnsi="Times New Roman" w:cs="Times New Roman"/>
           <w:color w:val="000000"/>
           <w:sz w:val="20"/>
         </w:rPr>
@@ -5993,7 +6447,7 @@
       <w:proofErr w:type="spellEnd"/>
       <w:r>
         <w:rPr>
-          <w:rFonts w:ascii="Consolas" w:hAnsi="Consolas"/>
+          <w:rFonts w:ascii="Times New Roman" w:hAnsi="Times New Roman" w:cs="Times New Roman"/>
           <w:color w:val="000000"/>
           <w:sz w:val="20"/>
         </w:rPr>
@@ -6002,7 +6456,7 @@
       <w:proofErr w:type="spellStart"/>
       <w:r>
         <w:rPr>
-          <w:rFonts w:ascii="Consolas" w:hAnsi="Consolas"/>
+          <w:rFonts w:ascii="Times New Roman" w:hAnsi="Times New Roman" w:cs="Times New Roman"/>
           <w:color w:val="000000"/>
           <w:sz w:val="20"/>
         </w:rPr>
@@ -6011,7 +6465,7 @@
       <w:proofErr w:type="spellEnd"/>
       <w:r>
         <w:rPr>
-          <w:rFonts w:ascii="Consolas" w:hAnsi="Consolas"/>
+          <w:rFonts w:ascii="Times New Roman" w:hAnsi="Times New Roman" w:cs="Times New Roman"/>
           <w:color w:val="000000"/>
           <w:sz w:val="20"/>
         </w:rPr>
@@ -6020,7 +6474,7 @@
       <w:proofErr w:type="spellStart"/>
       <w:r>
         <w:rPr>
-          <w:rFonts w:ascii="Consolas" w:hAnsi="Consolas"/>
+          <w:rFonts w:ascii="Times New Roman" w:hAnsi="Times New Roman" w:cs="Times New Roman"/>
           <w:color w:val="000000"/>
           <w:sz w:val="20"/>
         </w:rPr>
@@ -6029,7 +6483,7 @@
       <w:proofErr w:type="spellEnd"/>
       <w:r>
         <w:rPr>
-          <w:rFonts w:ascii="Consolas" w:hAnsi="Consolas"/>
+          <w:rFonts w:ascii="Times New Roman" w:hAnsi="Times New Roman" w:cs="Times New Roman"/>
           <w:color w:val="000000"/>
           <w:sz w:val="20"/>
         </w:rPr>
@@ -6037,7 +6491,7 @@
       </w:r>
       <w:r>
         <w:rPr>
-          <w:rFonts w:ascii="Consolas" w:hAnsi="Consolas"/>
+          <w:rFonts w:ascii="Times New Roman" w:hAnsi="Times New Roman" w:cs="Times New Roman"/>
           <w:color w:val="000000"/>
           <w:sz w:val="20"/>
         </w:rPr>
@@ -6046,7 +6500,7 @@
       </w:r>
       <w:r>
         <w:rPr>
-          <w:rFonts w:ascii="Consolas" w:hAnsi="Consolas"/>
+          <w:rFonts w:ascii="Times New Roman" w:hAnsi="Times New Roman" w:cs="Times New Roman"/>
           <w:color w:val="000000"/>
           <w:sz w:val="20"/>
         </w:rPr>
@@ -6055,7 +6509,7 @@
       </w:r>
       <w:r>
         <w:rPr>
-          <w:rFonts w:ascii="Consolas" w:hAnsi="Consolas"/>
+          <w:rFonts w:ascii="Times New Roman" w:hAnsi="Times New Roman" w:cs="Times New Roman"/>
           <w:color w:val="000000"/>
           <w:sz w:val="20"/>
         </w:rPr>
@@ -6064,7 +6518,7 @@
       </w:r>
       <w:r>
         <w:rPr>
-          <w:rFonts w:ascii="Consolas" w:hAnsi="Consolas"/>
+          <w:rFonts w:ascii="Times New Roman" w:hAnsi="Times New Roman" w:cs="Times New Roman"/>
           <w:color w:val="000000"/>
           <w:sz w:val="20"/>
         </w:rPr>
@@ -6073,7 +6527,7 @@
       </w:r>
       <w:r>
         <w:rPr>
-          <w:rFonts w:ascii="Consolas" w:hAnsi="Consolas"/>
+          <w:rFonts w:ascii="Times New Roman" w:hAnsi="Times New Roman" w:cs="Times New Roman"/>
           <w:color w:val="000000"/>
           <w:sz w:val="20"/>
         </w:rPr>
@@ -6082,7 +6536,7 @@
       </w:r>
       <w:r>
         <w:rPr>
-          <w:rFonts w:ascii="Consolas" w:hAnsi="Consolas"/>
+          <w:rFonts w:ascii="Times New Roman" w:hAnsi="Times New Roman" w:cs="Times New Roman"/>
           <w:color w:val="000000"/>
           <w:sz w:val="20"/>
         </w:rPr>
@@ -6091,7 +6545,7 @@
       </w:r>
       <w:r>
         <w:rPr>
-          <w:rFonts w:ascii="Consolas" w:hAnsi="Consolas"/>
+          <w:rFonts w:ascii="Times New Roman" w:hAnsi="Times New Roman" w:cs="Times New Roman"/>
           <w:color w:val="000000"/>
           <w:sz w:val="20"/>
         </w:rPr>
@@ -6104,12 +6558,13 @@
         <w:spacing w:after="0" w:line="360" w:lineRule="auto"/>
         <w:ind w:firstLine="851"/>
         <w:rPr>
+          <w:rFonts w:ascii="Times New Roman" w:hAnsi="Times New Roman" w:cs="Times New Roman"/>
           <w:lang w:val="ru-RU"/>
         </w:rPr>
       </w:pPr>
       <w:r>
         <w:rPr>
-          <w:rFonts w:ascii="Times New Roman" w:hAnsi="Times New Roman"/>
+          <w:rFonts w:ascii="Times New Roman" w:hAnsi="Times New Roman" w:cs="Times New Roman"/>
           <w:i/>
           <w:sz w:val="28"/>
           <w:lang w:val="ru-RU"/>
@@ -6125,14 +6580,15 @@
         <w:spacing w:after="0" w:line="360" w:lineRule="auto"/>
         <w:ind w:firstLine="851"/>
         <w:rPr>
-          <w:rFonts w:ascii="Consolas" w:hAnsi="Consolas"/>
+          <w:rFonts w:ascii="Times New Roman" w:hAnsi="Times New Roman" w:cs="Times New Roman"/>
           <w:color w:val="000000"/>
           <w:sz w:val="20"/>
+          <w:lang w:val="ru-RU"/>
         </w:rPr>
       </w:pPr>
       <w:r>
         <w:rPr>
-          <w:rFonts w:ascii="Consolas" w:hAnsi="Consolas"/>
+          <w:rFonts w:ascii="Times New Roman" w:hAnsi="Times New Roman" w:cs="Times New Roman"/>
           <w:color w:val="000000"/>
           <w:sz w:val="20"/>
         </w:rPr>
@@ -6141,7 +6597,7 @@
       <w:proofErr w:type="gramStart"/>
       <w:r>
         <w:rPr>
-          <w:rFonts w:ascii="Consolas" w:hAnsi="Consolas"/>
+          <w:rFonts w:ascii="Times New Roman" w:hAnsi="Times New Roman" w:cs="Times New Roman"/>
           <w:color w:val="000000"/>
           <w:sz w:val="20"/>
         </w:rPr>
@@ -6150,7 +6606,7 @@
       <w:proofErr w:type="spellStart"/>
       <w:r>
         <w:rPr>
-          <w:rFonts w:ascii="Consolas" w:hAnsi="Consolas"/>
+          <w:rFonts w:ascii="Times New Roman" w:hAnsi="Times New Roman" w:cs="Times New Roman"/>
           <w:color w:val="000000"/>
           <w:sz w:val="20"/>
         </w:rPr>
@@ -6160,7 +6616,7 @@
       <w:proofErr w:type="gramEnd"/>
       <w:r>
         <w:rPr>
-          <w:rFonts w:ascii="Consolas" w:hAnsi="Consolas"/>
+          <w:rFonts w:ascii="Times New Roman" w:hAnsi="Times New Roman" w:cs="Times New Roman"/>
           <w:color w:val="000000"/>
           <w:sz w:val="20"/>
         </w:rPr>
@@ -6169,7 +6625,7 @@
       <w:proofErr w:type="gramStart"/>
       <w:r>
         <w:rPr>
-          <w:rFonts w:ascii="Consolas" w:hAnsi="Consolas"/>
+          <w:rFonts w:ascii="Times New Roman" w:hAnsi="Times New Roman" w:cs="Times New Roman"/>
           <w:color w:val="000000"/>
           <w:sz w:val="20"/>
         </w:rPr>
@@ -6178,7 +6634,7 @@
       <w:proofErr w:type="spellStart"/>
       <w:r>
         <w:rPr>
-          <w:rFonts w:ascii="Consolas" w:hAnsi="Consolas"/>
+          <w:rFonts w:ascii="Times New Roman" w:hAnsi="Times New Roman" w:cs="Times New Roman"/>
           <w:color w:val="000000"/>
           <w:sz w:val="20"/>
         </w:rPr>
@@ -6188,7 +6644,7 @@
       <w:proofErr w:type="gramEnd"/>
       <w:r>
         <w:rPr>
-          <w:rFonts w:ascii="Consolas" w:hAnsi="Consolas"/>
+          <w:rFonts w:ascii="Times New Roman" w:hAnsi="Times New Roman" w:cs="Times New Roman"/>
           <w:color w:val="000000"/>
           <w:sz w:val="20"/>
         </w:rPr>
@@ -6197,7 +6653,7 @@
       <w:proofErr w:type="gramStart"/>
       <w:r>
         <w:rPr>
-          <w:rFonts w:ascii="Consolas" w:hAnsi="Consolas"/>
+          <w:rFonts w:ascii="Times New Roman" w:hAnsi="Times New Roman" w:cs="Times New Roman"/>
           <w:color w:val="000000"/>
           <w:sz w:val="20"/>
         </w:rPr>
@@ -6206,7 +6662,7 @@
       <w:proofErr w:type="gramEnd"/>
       <w:r>
         <w:rPr>
-          <w:rFonts w:ascii="Consolas" w:hAnsi="Consolas"/>
+          <w:rFonts w:ascii="Times New Roman" w:hAnsi="Times New Roman" w:cs="Times New Roman"/>
           <w:color w:val="000000"/>
           <w:sz w:val="20"/>
         </w:rPr>
@@ -6214,7 +6670,7 @@
       </w:r>
       <w:r>
         <w:rPr>
-          <w:rFonts w:ascii="Consolas" w:hAnsi="Consolas"/>
+          <w:rFonts w:ascii="Times New Roman" w:hAnsi="Times New Roman" w:cs="Times New Roman"/>
           <w:color w:val="000000"/>
           <w:sz w:val="20"/>
         </w:rPr>
@@ -6223,7 +6679,7 @@
       </w:r>
       <w:r>
         <w:rPr>
-          <w:rFonts w:ascii="Consolas" w:hAnsi="Consolas"/>
+          <w:rFonts w:ascii="Times New Roman" w:hAnsi="Times New Roman" w:cs="Times New Roman"/>
           <w:color w:val="000000"/>
           <w:sz w:val="20"/>
         </w:rPr>
@@ -6233,7 +6689,7 @@
       <w:proofErr w:type="gramStart"/>
       <w:r>
         <w:rPr>
-          <w:rFonts w:ascii="Consolas" w:hAnsi="Consolas"/>
+          <w:rFonts w:ascii="Times New Roman" w:hAnsi="Times New Roman" w:cs="Times New Roman"/>
           <w:color w:val="000000"/>
           <w:sz w:val="20"/>
         </w:rPr>
@@ -6242,7 +6698,7 @@
       <w:proofErr w:type="gramEnd"/>
       <w:r>
         <w:rPr>
-          <w:rFonts w:ascii="Consolas" w:hAnsi="Consolas"/>
+          <w:rFonts w:ascii="Times New Roman" w:hAnsi="Times New Roman" w:cs="Times New Roman"/>
           <w:color w:val="000000"/>
           <w:sz w:val="20"/>
         </w:rPr>
@@ -6250,7 +6706,7 @@
       </w:r>
       <w:r>
         <w:rPr>
-          <w:rFonts w:ascii="Consolas" w:hAnsi="Consolas"/>
+          <w:rFonts w:ascii="Times New Roman" w:hAnsi="Times New Roman" w:cs="Times New Roman"/>
           <w:color w:val="000000"/>
           <w:sz w:val="20"/>
         </w:rPr>
@@ -6260,7 +6716,7 @@
       <w:proofErr w:type="gramStart"/>
       <w:r>
         <w:rPr>
-          <w:rFonts w:ascii="Consolas" w:hAnsi="Consolas"/>
+          <w:rFonts w:ascii="Times New Roman" w:hAnsi="Times New Roman" w:cs="Times New Roman"/>
           <w:color w:val="000000"/>
           <w:sz w:val="20"/>
         </w:rPr>
@@ -6269,7 +6725,7 @@
       <w:proofErr w:type="gramEnd"/>
       <w:r>
         <w:rPr>
-          <w:rFonts w:ascii="Consolas" w:hAnsi="Consolas"/>
+          <w:rFonts w:ascii="Times New Roman" w:hAnsi="Times New Roman" w:cs="Times New Roman"/>
           <w:color w:val="000000"/>
           <w:sz w:val="20"/>
         </w:rPr>
@@ -6277,7 +6733,7 @@
       </w:r>
       <w:r>
         <w:rPr>
-          <w:rFonts w:ascii="Consolas" w:hAnsi="Consolas"/>
+          <w:rFonts w:ascii="Times New Roman" w:hAnsi="Times New Roman" w:cs="Times New Roman"/>
           <w:color w:val="000000"/>
           <w:sz w:val="20"/>
         </w:rPr>
@@ -6287,7 +6743,7 @@
       <w:proofErr w:type="gramStart"/>
       <w:r>
         <w:rPr>
-          <w:rFonts w:ascii="Consolas" w:hAnsi="Consolas"/>
+          <w:rFonts w:ascii="Times New Roman" w:hAnsi="Times New Roman" w:cs="Times New Roman"/>
           <w:color w:val="000000"/>
           <w:sz w:val="20"/>
         </w:rPr>
@@ -6296,7 +6752,7 @@
       <w:proofErr w:type="gramEnd"/>
       <w:r>
         <w:rPr>
-          <w:rFonts w:ascii="Consolas" w:hAnsi="Consolas"/>
+          <w:rFonts w:ascii="Times New Roman" w:hAnsi="Times New Roman" w:cs="Times New Roman"/>
           <w:color w:val="000000"/>
           <w:sz w:val="20"/>
         </w:rPr>
@@ -6304,7 +6760,7 @@
       </w:r>
       <w:r>
         <w:rPr>
-          <w:rFonts w:ascii="Consolas" w:hAnsi="Consolas"/>
+          <w:rFonts w:ascii="Times New Roman" w:hAnsi="Times New Roman" w:cs="Times New Roman"/>
           <w:color w:val="000000"/>
           <w:sz w:val="20"/>
         </w:rPr>
@@ -6313,463 +6769,13 @@
       </w:r>
       <w:r>
         <w:rPr>
-          <w:rFonts w:ascii="Consolas" w:hAnsi="Consolas"/>
+          <w:rFonts w:ascii="Times New Roman" w:hAnsi="Times New Roman" w:cs="Times New Roman"/>
           <w:color w:val="000000"/>
           <w:sz w:val="20"/>
         </w:rPr>
         <w:br/>
         <w:t>ORDER BY sold DESC;</w:t>
       </w:r>
-    </w:p>
-    <w:p>
-      <w:pPr>
-        <w:keepNext/>
-        <w:spacing w:after="0" w:line="360" w:lineRule="auto"/>
-        <w:ind w:firstLine="851"/>
-      </w:pPr>
-      <w:r>
-        <w:rPr>
-          <w:noProof/>
-        </w:rPr>
-        <w:lastRenderedPageBreak/>
-        <w:drawing>
-          <wp:inline distT="0" distB="0" distL="0" distR="0" wp14:anchorId="3E41FCB1" wp14:editId="07281AA5">
-            <wp:extent cx="6336665" cy="4368800"/>
-            <wp:effectExtent l="0" t="0" r="6985" b="0"/>
-            <wp:docPr id="616080181" name="Рисунок 616080181"/>
-            <wp:cNvGraphicFramePr>
-              <a:graphicFrameLocks xmlns:a="http://schemas.openxmlformats.org/drawingml/2006/main" noChangeAspect="1"/>
-            </wp:cNvGraphicFramePr>
-            <a:graphic xmlns:a="http://schemas.openxmlformats.org/drawingml/2006/main">
-              <a:graphicData uri="http://schemas.openxmlformats.org/drawingml/2006/picture">
-                <pic:pic xmlns:pic="http://schemas.openxmlformats.org/drawingml/2006/picture">
-                  <pic:nvPicPr>
-                    <pic:cNvPr id="1" name=""/>
-                    <pic:cNvPicPr/>
-                  </pic:nvPicPr>
-                  <pic:blipFill>
-                    <a:blip r:embed="rId6"/>
-                    <a:stretch>
-                      <a:fillRect/>
-                    </a:stretch>
-                  </pic:blipFill>
-                  <pic:spPr>
-                    <a:xfrm>
-                      <a:off x="0" y="0"/>
-                      <a:ext cx="6336665" cy="4368800"/>
-                    </a:xfrm>
-                    <a:prstGeom prst="rect">
-                      <a:avLst/>
-                    </a:prstGeom>
-                  </pic:spPr>
-                </pic:pic>
-              </a:graphicData>
-            </a:graphic>
-          </wp:inline>
-        </w:drawing>
-      </w:r>
-    </w:p>
-    <w:p>
-      <w:pPr>
-        <w:pStyle w:val="af5"/>
-        <w:ind w:firstLine="851"/>
-        <w:rPr>
-          <w:rFonts w:ascii="Times New Roman" w:hAnsi="Times New Roman"/>
-          <w:b w:val="0"/>
-          <w:color w:val="000000" w:themeColor="text1"/>
-          <w:sz w:val="28"/>
-          <w:lang w:val="ru-RU"/>
-        </w:rPr>
-      </w:pPr>
-      <w:r>
-        <w:rPr>
-          <w:color w:val="000000" w:themeColor="text1"/>
-          <w:lang w:val="ru-RU"/>
-        </w:rPr>
-        <w:t xml:space="preserve">Рисунок </w:t>
-      </w:r>
-      <w:r>
-        <w:rPr>
-          <w:color w:val="000000" w:themeColor="text1"/>
-        </w:rPr>
-        <w:fldChar w:fldCharType="begin"/>
-      </w:r>
-      <w:r>
-        <w:rPr>
-          <w:color w:val="000000" w:themeColor="text1"/>
-          <w:lang w:val="ru-RU"/>
-        </w:rPr>
-        <w:instrText xml:space="preserve"> </w:instrText>
-      </w:r>
-      <w:r>
-        <w:rPr>
-          <w:color w:val="000000" w:themeColor="text1"/>
-        </w:rPr>
-        <w:instrText>SEQ</w:instrText>
-      </w:r>
-      <w:r>
-        <w:rPr>
-          <w:color w:val="000000" w:themeColor="text1"/>
-          <w:lang w:val="ru-RU"/>
-        </w:rPr>
-        <w:instrText xml:space="preserve"> </w:instrText>
-      </w:r>
-      <w:r>
-        <w:rPr>
-          <w:color w:val="000000" w:themeColor="text1"/>
-        </w:rPr>
-        <w:instrText>Figure</w:instrText>
-      </w:r>
-      <w:r>
-        <w:rPr>
-          <w:color w:val="000000" w:themeColor="text1"/>
-          <w:lang w:val="ru-RU"/>
-        </w:rPr>
-        <w:instrText xml:space="preserve"> \* </w:instrText>
-      </w:r>
-      <w:r>
-        <w:rPr>
-          <w:color w:val="000000" w:themeColor="text1"/>
-        </w:rPr>
-        <w:instrText>ARABIC</w:instrText>
-      </w:r>
-      <w:r>
-        <w:rPr>
-          <w:color w:val="000000" w:themeColor="text1"/>
-          <w:lang w:val="ru-RU"/>
-        </w:rPr>
-        <w:instrText xml:space="preserve"> </w:instrText>
-      </w:r>
-      <w:r>
-        <w:rPr>
-          <w:color w:val="000000" w:themeColor="text1"/>
-        </w:rPr>
-        <w:fldChar w:fldCharType="separate"/>
-      </w:r>
-      <w:r>
-        <w:rPr>
-          <w:noProof/>
-          <w:color w:val="000000" w:themeColor="text1"/>
-          <w:lang w:val="ru-RU"/>
-        </w:rPr>
-        <w:t>1</w:t>
-      </w:r>
-      <w:r>
-        <w:rPr>
-          <w:color w:val="000000" w:themeColor="text1"/>
-        </w:rPr>
-        <w:fldChar w:fldCharType="end"/>
-      </w:r>
-      <w:r>
-        <w:rPr>
-          <w:color w:val="000000" w:themeColor="text1"/>
-          <w:lang w:val="ru-RU"/>
-        </w:rPr>
-        <w:t xml:space="preserve"> - </w:t>
-      </w:r>
-      <w:r>
-        <w:rPr>
-          <w:color w:val="000000" w:themeColor="text1"/>
-        </w:rPr>
-        <w:t>ER</w:t>
-      </w:r>
-      <w:r>
-        <w:rPr>
-          <w:color w:val="000000" w:themeColor="text1"/>
-          <w:lang w:val="ru-RU"/>
-        </w:rPr>
-        <w:t>=Диаграмма</w:t>
-      </w:r>
-    </w:p>
-    <w:p>
-      <w:pPr>
-        <w:spacing w:after="0" w:line="360" w:lineRule="auto"/>
-        <w:ind w:firstLine="851"/>
-        <w:rPr>
-          <w:lang w:val="ru-RU"/>
-        </w:rPr>
-      </w:pPr>
-      <w:r>
-        <w:rPr>
-          <w:rFonts w:ascii="Times New Roman" w:hAnsi="Times New Roman"/>
-          <w:b/>
-          <w:sz w:val="28"/>
-          <w:lang w:val="ru-RU"/>
-        </w:rPr>
-        <w:t>Вывод по разделу 2</w:t>
-      </w:r>
-    </w:p>
-    <w:p>
-      <w:pPr>
-        <w:spacing w:after="0" w:line="360" w:lineRule="auto"/>
-        <w:ind w:firstLine="851"/>
-        <w:rPr>
-          <w:lang w:val="ru-RU"/>
-        </w:rPr>
-      </w:pPr>
-      <w:r>
-        <w:rPr>
-          <w:rFonts w:ascii="Times New Roman" w:hAnsi="Times New Roman"/>
-          <w:sz w:val="28"/>
-          <w:lang w:val="ru-RU"/>
-        </w:rPr>
-        <w:t xml:space="preserve">В ходе реализации Этапа 4 спроектирована и </w:t>
-      </w:r>
-      <w:proofErr w:type="spellStart"/>
-      <w:r>
-        <w:rPr>
-          <w:rFonts w:ascii="Times New Roman" w:hAnsi="Times New Roman"/>
-          <w:sz w:val="28"/>
-          <w:lang w:val="ru-RU"/>
-        </w:rPr>
-        <w:t>программно</w:t>
-      </w:r>
-      <w:proofErr w:type="spellEnd"/>
-      <w:r>
-        <w:rPr>
-          <w:rFonts w:ascii="Times New Roman" w:hAnsi="Times New Roman"/>
-          <w:sz w:val="28"/>
-          <w:lang w:val="ru-RU"/>
-        </w:rPr>
-        <w:t xml:space="preserve"> развернута реляционная база данных </w:t>
-      </w:r>
-      <w:proofErr w:type="spellStart"/>
-      <w:r>
-        <w:rPr>
-          <w:rFonts w:ascii="Times New Roman" w:hAnsi="Times New Roman"/>
-          <w:sz w:val="28"/>
-        </w:rPr>
-        <w:t>capycafe</w:t>
-      </w:r>
-      <w:proofErr w:type="spellEnd"/>
-      <w:r>
-        <w:rPr>
-          <w:rFonts w:ascii="Times New Roman" w:hAnsi="Times New Roman"/>
-          <w:sz w:val="28"/>
-          <w:lang w:val="ru-RU"/>
-        </w:rPr>
-        <w:t>.</w:t>
-      </w:r>
-      <w:proofErr w:type="spellStart"/>
-      <w:r>
-        <w:rPr>
-          <w:rFonts w:ascii="Times New Roman" w:hAnsi="Times New Roman"/>
-          <w:sz w:val="28"/>
-        </w:rPr>
-        <w:t>db</w:t>
-      </w:r>
-      <w:proofErr w:type="spellEnd"/>
-      <w:r>
-        <w:rPr>
-          <w:rFonts w:ascii="Times New Roman" w:hAnsi="Times New Roman"/>
-          <w:sz w:val="28"/>
-          <w:lang w:val="ru-RU"/>
-        </w:rPr>
-        <w:t xml:space="preserve">. Проведенные испытания с помощью автоматизированного скрипта верификации подтвердили стабильность функционирования агрегатных выборок, корректность обработки связей и отказоустойчивость защитных барьеров </w:t>
-      </w:r>
-      <w:r>
-        <w:rPr>
-          <w:rFonts w:ascii="Times New Roman" w:hAnsi="Times New Roman"/>
-          <w:sz w:val="28"/>
-        </w:rPr>
-        <w:t>CHECK</w:t>
-      </w:r>
-      <w:r>
-        <w:rPr>
-          <w:rFonts w:ascii="Times New Roman" w:hAnsi="Times New Roman"/>
-          <w:sz w:val="28"/>
-          <w:lang w:val="ru-RU"/>
-        </w:rPr>
-        <w:t>.</w:t>
-      </w:r>
-    </w:p>
-    <w:p>
-      <w:pPr>
-        <w:spacing w:after="0" w:line="360" w:lineRule="auto"/>
-        <w:ind w:firstLine="851"/>
-        <w:rPr>
-          <w:lang w:val="ru-RU"/>
-        </w:rPr>
-      </w:pPr>
-      <w:r>
-        <w:rPr>
-          <w:rFonts w:ascii="Times New Roman" w:hAnsi="Times New Roman"/>
-          <w:b/>
-          <w:sz w:val="28"/>
-          <w:lang w:val="ru-RU"/>
-        </w:rPr>
-        <w:t>Общий вывод по главе 2</w:t>
-      </w:r>
-    </w:p>
-    <w:p>
-      <w:pPr>
-        <w:spacing w:after="0" w:line="360" w:lineRule="auto"/>
-        <w:ind w:firstLine="851"/>
-        <w:rPr>
-          <w:rFonts w:ascii="Times New Roman" w:hAnsi="Times New Roman"/>
-          <w:sz w:val="28"/>
-        </w:rPr>
-      </w:pPr>
-      <w:r>
-        <w:rPr>
-          <w:rFonts w:ascii="Times New Roman" w:hAnsi="Times New Roman"/>
-          <w:sz w:val="28"/>
-          <w:lang w:val="ru-RU"/>
-        </w:rPr>
-        <w:t xml:space="preserve">Технологический этап разработки базы данных информационной системы успешно завершен. Созданная физическая модель полностью соответствует инфологической структуре предметной области кафе, не содержит избыточности и </w:t>
-      </w:r>
-      <w:proofErr w:type="spellStart"/>
-      <w:r>
-        <w:rPr>
-          <w:rFonts w:ascii="Times New Roman" w:hAnsi="Times New Roman"/>
-          <w:sz w:val="28"/>
-          <w:lang w:val="ru-RU"/>
-        </w:rPr>
-        <w:t>аппаратно</w:t>
-      </w:r>
-      <w:proofErr w:type="spellEnd"/>
-      <w:r>
-        <w:rPr>
-          <w:rFonts w:ascii="Times New Roman" w:hAnsi="Times New Roman"/>
-          <w:sz w:val="28"/>
-          <w:lang w:val="ru-RU"/>
-        </w:rPr>
-        <w:t xml:space="preserve"> предотвращает появление логических аномалий данных. </w:t>
-      </w:r>
-      <w:proofErr w:type="spellStart"/>
-      <w:r>
-        <w:rPr>
-          <w:rFonts w:ascii="Times New Roman" w:hAnsi="Times New Roman"/>
-          <w:sz w:val="28"/>
-        </w:rPr>
-        <w:t>База</w:t>
-      </w:r>
-      <w:proofErr w:type="spellEnd"/>
-      <w:r>
-        <w:rPr>
-          <w:rFonts w:ascii="Times New Roman" w:hAnsi="Times New Roman"/>
-          <w:sz w:val="28"/>
-        </w:rPr>
-        <w:t xml:space="preserve"> </w:t>
-      </w:r>
-      <w:proofErr w:type="spellStart"/>
-      <w:r>
-        <w:rPr>
-          <w:rFonts w:ascii="Times New Roman" w:hAnsi="Times New Roman"/>
-          <w:sz w:val="28"/>
-        </w:rPr>
-        <w:t>полностью</w:t>
-      </w:r>
-      <w:proofErr w:type="spellEnd"/>
-      <w:r>
-        <w:rPr>
-          <w:rFonts w:ascii="Times New Roman" w:hAnsi="Times New Roman"/>
-          <w:sz w:val="28"/>
-        </w:rPr>
-        <w:t xml:space="preserve"> </w:t>
-      </w:r>
-      <w:proofErr w:type="spellStart"/>
-      <w:r>
-        <w:rPr>
-          <w:rFonts w:ascii="Times New Roman" w:hAnsi="Times New Roman"/>
-          <w:sz w:val="28"/>
-        </w:rPr>
-        <w:t>готова</w:t>
-      </w:r>
-      <w:proofErr w:type="spellEnd"/>
-      <w:r>
-        <w:rPr>
-          <w:rFonts w:ascii="Times New Roman" w:hAnsi="Times New Roman"/>
-          <w:sz w:val="28"/>
-        </w:rPr>
-        <w:t xml:space="preserve"> к </w:t>
-      </w:r>
-      <w:proofErr w:type="spellStart"/>
-      <w:r>
-        <w:rPr>
-          <w:rFonts w:ascii="Times New Roman" w:hAnsi="Times New Roman"/>
-          <w:sz w:val="28"/>
-        </w:rPr>
-        <w:t>программному</w:t>
-      </w:r>
-      <w:proofErr w:type="spellEnd"/>
-      <w:r>
-        <w:rPr>
-          <w:rFonts w:ascii="Times New Roman" w:hAnsi="Times New Roman"/>
-          <w:sz w:val="28"/>
-        </w:rPr>
-        <w:t xml:space="preserve"> </w:t>
-      </w:r>
-      <w:proofErr w:type="spellStart"/>
-      <w:r>
-        <w:rPr>
-          <w:rFonts w:ascii="Times New Roman" w:hAnsi="Times New Roman"/>
-          <w:sz w:val="28"/>
-        </w:rPr>
-        <w:t>взаимодействию</w:t>
-      </w:r>
-      <w:proofErr w:type="spellEnd"/>
-      <w:r>
-        <w:rPr>
-          <w:rFonts w:ascii="Times New Roman" w:hAnsi="Times New Roman"/>
-          <w:sz w:val="28"/>
-        </w:rPr>
-        <w:t xml:space="preserve"> </w:t>
-      </w:r>
-      <w:proofErr w:type="spellStart"/>
-      <w:r>
-        <w:rPr>
-          <w:rFonts w:ascii="Times New Roman" w:hAnsi="Times New Roman"/>
-          <w:sz w:val="28"/>
-        </w:rPr>
-        <w:t>на</w:t>
-      </w:r>
-      <w:proofErr w:type="spellEnd"/>
-      <w:r>
-        <w:rPr>
-          <w:rFonts w:ascii="Times New Roman" w:hAnsi="Times New Roman"/>
-          <w:sz w:val="28"/>
-        </w:rPr>
-        <w:t xml:space="preserve"> </w:t>
-      </w:r>
-      <w:proofErr w:type="spellStart"/>
-      <w:r>
-        <w:rPr>
-          <w:rFonts w:ascii="Times New Roman" w:hAnsi="Times New Roman"/>
-          <w:sz w:val="28"/>
-        </w:rPr>
-        <w:t>следующем</w:t>
-      </w:r>
-      <w:proofErr w:type="spellEnd"/>
-      <w:r>
-        <w:rPr>
-          <w:rFonts w:ascii="Times New Roman" w:hAnsi="Times New Roman"/>
-          <w:sz w:val="28"/>
-        </w:rPr>
-        <w:t xml:space="preserve"> </w:t>
-      </w:r>
-      <w:proofErr w:type="spellStart"/>
-      <w:r>
-        <w:rPr>
-          <w:rFonts w:ascii="Times New Roman" w:hAnsi="Times New Roman"/>
-          <w:sz w:val="28"/>
-        </w:rPr>
-        <w:t>этапе</w:t>
-      </w:r>
-      <w:proofErr w:type="spellEnd"/>
-      <w:r>
-        <w:rPr>
-          <w:rFonts w:ascii="Times New Roman" w:hAnsi="Times New Roman"/>
-          <w:sz w:val="28"/>
-        </w:rPr>
-        <w:t>.</w:t>
-      </w:r>
-    </w:p>
-    <w:p>
-      <w:pPr>
-        <w:spacing w:after="0" w:line="360" w:lineRule="auto"/>
-        <w:ind w:firstLine="851"/>
-      </w:pPr>
     </w:p>
     <w:sectPr>
       <w:pgSz w:w="12240" w:h="15840"/>
@@ -6779,6 +6785,56 @@
     </w:sectPr>
   </w:body>
 </w:document>
+</file>
+
+<file path=word/endnotes.xml><?xml version="1.0" encoding="utf-8"?>
+<w:endnotes xmlns:wpc="http://schemas.microsoft.com/office/word/2010/wordprocessingCanvas" xmlns:cx="http://schemas.microsoft.com/office/drawing/2014/chartex" xmlns:cx1="http://schemas.microsoft.com/office/drawing/2015/9/8/chartex" xmlns:cx2="http://schemas.microsoft.com/office/drawing/2015/10/21/chartex" xmlns:cx3="http://schemas.microsoft.com/office/drawing/2016/5/9/chartex" xmlns:cx4="http://schemas.microsoft.com/office/drawing/2016/5/10/chartex" xmlns:cx5="http://schemas.microsoft.com/office/drawing/2016/5/11/chartex" xmlns:cx6="http://schemas.microsoft.com/office/drawing/2016/5/12/chartex" xmlns:cx7="http://schemas.microsoft.com/office/drawing/2016/5/13/chartex" xmlns:cx8="http://schemas.microsoft.com/office/drawing/2016/5/14/chartex" xmlns:mc="http://schemas.openxmlformats.org/markup-compatibility/2006" xmlns:aink="http://schemas.microsoft.com/office/drawing/2016/ink" xmlns:am3d="http://schemas.microsoft.com/office/drawing/2017/model3d" xmlns:o="urn:schemas-microsoft-com:office:office" xmlns:oel="http://schemas.microsoft.com/office/2019/extlst" xmlns:r="http://schemas.openxmlformats.org/officeDocument/2006/relationships" xmlns:m="http://schemas.openxmlformats.org/officeDocument/2006/math" xmlns:v="urn:schemas-microsoft-com:vml" xmlns:wp14="http://schemas.microsoft.com/office/word/2010/wordprocessingDrawing" xmlns:wp="http://schemas.openxmlformats.org/drawingml/2006/wordprocessingDrawing" xmlns:w10="urn:schemas-microsoft-com:office:word" xmlns:w="http://schemas.openxmlformats.org/wordprocessingml/2006/main" xmlns:w14="http://schemas.microsoft.com/office/word/2010/wordml" xmlns:w15="http://schemas.microsoft.com/office/word/2012/wordml" xmlns:w16cex="http://schemas.microsoft.com/office/word/2018/wordml/cex" xmlns:w16cid="http://schemas.microsoft.com/office/word/2016/wordml/cid" xmlns:w16="http://schemas.microsoft.com/office/word/2018/wordml" xmlns:w16du="http://schemas.microsoft.com/office/word/2023/wordml/word16du" xmlns:w16sdtdh="http://schemas.microsoft.com/office/word/2020/wordml/sdtdatahash" xmlns:w16sdtfl="http://schemas.microsoft.com/office/word/2024/wordml/sdtformatlock" xmlns:w16se="http://schemas.microsoft.com/office/word/2015/wordml/symex" xmlns:wpg="http://schemas.microsoft.com/office/word/2010/wordprocessingGroup" xmlns:wpi="http://schemas.microsoft.com/office/word/2010/wordprocessingInk" xmlns:wne="http://schemas.microsoft.com/office/word/2006/wordml" xmlns:wps="http://schemas.microsoft.com/office/word/2010/wordprocessingShape" mc:Ignorable="w14 w15 w16se w16cid w16 w16cex w16sdtdh w16sdtfl w16du wp14">
+  <w:endnote w:type="separator" w:id="-1">
+    <w:p>
+      <w:pPr>
+        <w:spacing w:after="0" w:line="240" w:lineRule="auto"/>
+      </w:pPr>
+      <w:r>
+        <w:separator/>
+      </w:r>
+    </w:p>
+  </w:endnote>
+  <w:endnote w:type="continuationSeparator" w:id="0">
+    <w:p>
+      <w:pPr>
+        <w:spacing w:after="0" w:line="240" w:lineRule="auto"/>
+      </w:pPr>
+      <w:r>
+        <w:continuationSeparator/>
+      </w:r>
+    </w:p>
+  </w:endnote>
+</w:endnotes>
+</file>
+
+<file path=word/footnotes.xml><?xml version="1.0" encoding="utf-8"?>
+<w:footnotes xmlns:wpc="http://schemas.microsoft.com/office/word/2010/wordprocessingCanvas" xmlns:cx="http://schemas.microsoft.com/office/drawing/2014/chartex" xmlns:cx1="http://schemas.microsoft.com/office/drawing/2015/9/8/chartex" xmlns:cx2="http://schemas.microsoft.com/office/drawing/2015/10/21/chartex" xmlns:cx3="http://schemas.microsoft.com/office/drawing/2016/5/9/chartex" xmlns:cx4="http://schemas.microsoft.com/office/drawing/2016/5/10/chartex" xmlns:cx5="http://schemas.microsoft.com/office/drawing/2016/5/11/chartex" xmlns:cx6="http://schemas.microsoft.com/office/drawing/2016/5/12/chartex" xmlns:cx7="http://schemas.microsoft.com/office/drawing/2016/5/13/chartex" xmlns:cx8="http://schemas.microsoft.com/office/drawing/2016/5/14/chartex" xmlns:mc="http://schemas.openxmlformats.org/markup-compatibility/2006" xmlns:aink="http://schemas.microsoft.com/office/drawing/2016/ink" xmlns:am3d="http://schemas.microsoft.com/office/drawing/2017/model3d" xmlns:o="urn:schemas-microsoft-com:office:office" xmlns:oel="http://schemas.microsoft.com/office/2019/extlst" xmlns:r="http://schemas.openxmlformats.org/officeDocument/2006/relationships" xmlns:m="http://schemas.openxmlformats.org/officeDocument/2006/math" xmlns:v="urn:schemas-microsoft-com:vml" xmlns:wp14="http://schemas.microsoft.com/office/word/2010/wordprocessingDrawing" xmlns:wp="http://schemas.openxmlformats.org/drawingml/2006/wordprocessingDrawing" xmlns:w10="urn:schemas-microsoft-com:office:word" xmlns:w="http://schemas.openxmlformats.org/wordprocessingml/2006/main" xmlns:w14="http://schemas.microsoft.com/office/word/2010/wordml" xmlns:w15="http://schemas.microsoft.com/office/word/2012/wordml" xmlns:w16cex="http://schemas.microsoft.com/office/word/2018/wordml/cex" xmlns:w16cid="http://schemas.microsoft.com/office/word/2016/wordml/cid" xmlns:w16="http://schemas.microsoft.com/office/word/2018/wordml" xmlns:w16du="http://schemas.microsoft.com/office/word/2023/wordml/word16du" xmlns:w16sdtdh="http://schemas.microsoft.com/office/word/2020/wordml/sdtdatahash" xmlns:w16sdtfl="http://schemas.microsoft.com/office/word/2024/wordml/sdtformatlock" xmlns:w16se="http://schemas.microsoft.com/office/word/2015/wordml/symex" xmlns:wpg="http://schemas.microsoft.com/office/word/2010/wordprocessingGroup" xmlns:wpi="http://schemas.microsoft.com/office/word/2010/wordprocessingInk" xmlns:wne="http://schemas.microsoft.com/office/word/2006/wordml" xmlns:wps="http://schemas.microsoft.com/office/word/2010/wordprocessingShape" mc:Ignorable="w14 w15 w16se w16cid w16 w16cex w16sdtdh w16sdtfl w16du wp14">
+  <w:footnote w:type="separator" w:id="-1">
+    <w:p>
+      <w:pPr>
+        <w:spacing w:after="0" w:line="240" w:lineRule="auto"/>
+      </w:pPr>
+      <w:r>
+        <w:separator/>
+      </w:r>
+    </w:p>
+  </w:footnote>
+  <w:footnote w:type="continuationSeparator" w:id="0">
+    <w:p>
+      <w:pPr>
+        <w:spacing w:after="0" w:line="240" w:lineRule="auto"/>
+      </w:pPr>
+      <w:r>
+        <w:continuationSeparator/>
+      </w:r>
+    </w:p>
+  </w:footnote>
+</w:footnotes>
 </file>
 
 <file path=word/numbering.xml><?xml version="1.0" encoding="utf-8"?>
@@ -18363,6 +18419,74 @@
       </w:tcPr>
     </w:tblStylePr>
   </w:style>
+  <w:style w:type="character" w:styleId="aff8">
+    <w:name w:val="annotation reference"/>
+    <w:basedOn w:val="a2"/>
+    <w:uiPriority w:val="99"/>
+    <w:semiHidden/>
+    <w:unhideWhenUsed/>
+    <w:rsid w:val="007B6972"/>
+    <w:rPr>
+      <w:sz w:val="16"/>
+      <w:szCs w:val="16"/>
+    </w:rPr>
+  </w:style>
+  <w:style w:type="paragraph" w:styleId="aff9">
+    <w:name w:val="annotation text"/>
+    <w:basedOn w:val="a1"/>
+    <w:link w:val="affa"/>
+    <w:uiPriority w:val="99"/>
+    <w:semiHidden/>
+    <w:unhideWhenUsed/>
+    <w:rsid w:val="007B6972"/>
+    <w:pPr>
+      <w:spacing w:line="240" w:lineRule="auto"/>
+    </w:pPr>
+    <w:rPr>
+      <w:sz w:val="20"/>
+      <w:szCs w:val="20"/>
+    </w:rPr>
+  </w:style>
+  <w:style w:type="character" w:customStyle="1" w:styleId="affa">
+    <w:name w:val="Текст примечания Знак"/>
+    <w:basedOn w:val="a2"/>
+    <w:link w:val="aff9"/>
+    <w:uiPriority w:val="99"/>
+    <w:semiHidden/>
+    <w:rsid w:val="007B6972"/>
+    <w:rPr>
+      <w:sz w:val="20"/>
+      <w:szCs w:val="20"/>
+    </w:rPr>
+  </w:style>
+  <w:style w:type="paragraph" w:styleId="affb">
+    <w:name w:val="annotation subject"/>
+    <w:basedOn w:val="aff9"/>
+    <w:next w:val="aff9"/>
+    <w:link w:val="affc"/>
+    <w:uiPriority w:val="99"/>
+    <w:semiHidden/>
+    <w:unhideWhenUsed/>
+    <w:rsid w:val="007B6972"/>
+    <w:rPr>
+      <w:b/>
+      <w:bCs/>
+    </w:rPr>
+  </w:style>
+  <w:style w:type="character" w:customStyle="1" w:styleId="affc">
+    <w:name w:val="Тема примечания Знак"/>
+    <w:basedOn w:val="affa"/>
+    <w:link w:val="affb"/>
+    <w:uiPriority w:val="99"/>
+    <w:semiHidden/>
+    <w:rsid w:val="007B6972"/>
+    <w:rPr>
+      <w:b/>
+      <w:bCs/>
+      <w:sz w:val="20"/>
+      <w:szCs w:val="20"/>
+    </w:rPr>
+  </w:style>
 </w:styles>
 </file>
 

--- a/theory/Этап4.docx
+++ b/theory/Этап4.docx
@@ -49,8 +49,17 @@
         <w:rPr>
           <w:rFonts w:ascii="Times New Roman" w:hAnsi="Times New Roman" w:cs="Times New Roman"/>
           <w:sz w:val="28"/>
+          <w:lang w:val="ru-RU"/>
         </w:rPr>
       </w:pPr>
+      <w:r>
+        <w:rPr>
+          <w:rFonts w:ascii="Times New Roman" w:hAnsi="Times New Roman" w:cs="Times New Roman"/>
+          <w:sz w:val="28"/>
+          <w:lang w:val="ru-RU"/>
+        </w:rPr>
+        <w:t xml:space="preserve"> </w:t>
+      </w:r>
       <w:r>
         <w:rPr>
           <w:rFonts w:ascii="Times New Roman" w:hAnsi="Times New Roman" w:cs="Times New Roman"/>
@@ -236,6 +245,7 @@
         <w:rPr>
           <w:rFonts w:ascii="Times New Roman" w:hAnsi="Times New Roman" w:cs="Times New Roman"/>
           <w:color w:val="000000" w:themeColor="text1"/>
+          <w:lang w:val="ru-RU"/>
         </w:rPr>
       </w:pPr>
       <w:r>
@@ -255,20 +265,29 @@
         </w:rPr>
         <w:t xml:space="preserve">1 </w:t>
       </w:r>
+      <w:proofErr w:type="gramEnd"/>
       <w:r>
         <w:rPr>
           <w:rFonts w:ascii="Times New Roman" w:hAnsi="Times New Roman" w:cs="Times New Roman"/>
           <w:color w:val="000000" w:themeColor="text1"/>
-        </w:rPr>
-        <w:t xml:space="preserve"> -</w:t>
-      </w:r>
-      <w:proofErr w:type="gramEnd"/>
+          <w:lang w:val="ru-RU"/>
+        </w:rPr>
+        <w:t xml:space="preserve"> - </w:t>
+      </w:r>
       <w:r>
         <w:rPr>
           <w:rFonts w:ascii="Times New Roman" w:hAnsi="Times New Roman" w:cs="Times New Roman"/>
           <w:color w:val="000000" w:themeColor="text1"/>
         </w:rPr>
-        <w:t xml:space="preserve"> ER-</w:t>
+        <w:t>ER</w:t>
+      </w:r>
+      <w:r>
+        <w:rPr>
+          <w:rFonts w:ascii="Times New Roman" w:hAnsi="Times New Roman" w:cs="Times New Roman"/>
+          <w:color w:val="000000" w:themeColor="text1"/>
+          <w:lang w:val="ru-RU"/>
+        </w:rPr>
+        <w:t>-</w:t>
       </w:r>
       <w:r>
         <w:rPr>
@@ -6583,7 +6602,6 @@
           <w:rFonts w:ascii="Times New Roman" w:hAnsi="Times New Roman" w:cs="Times New Roman"/>
           <w:color w:val="000000"/>
           <w:sz w:val="20"/>
-          <w:lang w:val="ru-RU"/>
         </w:rPr>
       </w:pPr>
       <w:r>

--- a/theory/Этап4.docx
+++ b/theory/Этап4.docx
@@ -241,10 +241,13 @@
     <w:p>
       <w:pPr>
         <w:pStyle w:val="af5"/>
-        <w:ind w:firstLine="142"/>
+        <w:spacing w:before="120" w:after="120" w:line="360" w:lineRule="auto"/>
+        <w:ind w:firstLine="3686"/>
         <w:rPr>
           <w:rFonts w:ascii="Times New Roman" w:hAnsi="Times New Roman" w:cs="Times New Roman"/>
           <w:color w:val="000000" w:themeColor="text1"/>
+          <w:sz w:val="24"/>
+          <w:szCs w:val="24"/>
           <w:lang w:val="ru-RU"/>
         </w:rPr>
       </w:pPr>
@@ -252,6 +255,8 @@
         <w:rPr>
           <w:rFonts w:ascii="Times New Roman" w:hAnsi="Times New Roman" w:cs="Times New Roman"/>
           <w:color w:val="000000" w:themeColor="text1"/>
+          <w:sz w:val="24"/>
+          <w:szCs w:val="24"/>
           <w:lang w:val="ru-RU"/>
         </w:rPr>
         <w:t xml:space="preserve">Рисунок </w:t>
@@ -261,23 +266,29 @@
         <w:rPr>
           <w:rFonts w:ascii="Times New Roman" w:hAnsi="Times New Roman" w:cs="Times New Roman"/>
           <w:color w:val="000000" w:themeColor="text1"/>
+          <w:sz w:val="24"/>
+          <w:szCs w:val="24"/>
           <w:lang w:val="ru-RU"/>
         </w:rPr>
-        <w:t xml:space="preserve">1 </w:t>
+        <w:t>1  -</w:t>
       </w:r>
       <w:proofErr w:type="gramEnd"/>
       <w:r>
         <w:rPr>
           <w:rFonts w:ascii="Times New Roman" w:hAnsi="Times New Roman" w:cs="Times New Roman"/>
           <w:color w:val="000000" w:themeColor="text1"/>
+          <w:sz w:val="24"/>
+          <w:szCs w:val="24"/>
           <w:lang w:val="ru-RU"/>
         </w:rPr>
-        <w:t xml:space="preserve"> - </w:t>
+        <w:t xml:space="preserve"> </w:t>
       </w:r>
       <w:r>
         <w:rPr>
           <w:rFonts w:ascii="Times New Roman" w:hAnsi="Times New Roman" w:cs="Times New Roman"/>
           <w:color w:val="000000" w:themeColor="text1"/>
+          <w:sz w:val="24"/>
+          <w:szCs w:val="24"/>
         </w:rPr>
         <w:t>ER</w:t>
       </w:r>
@@ -285,17 +296,11 @@
         <w:rPr>
           <w:rFonts w:ascii="Times New Roman" w:hAnsi="Times New Roman" w:cs="Times New Roman"/>
           <w:color w:val="000000" w:themeColor="text1"/>
+          <w:sz w:val="24"/>
+          <w:szCs w:val="24"/>
           <w:lang w:val="ru-RU"/>
         </w:rPr>
-        <w:t>-</w:t>
-      </w:r>
-      <w:r>
-        <w:rPr>
-          <w:rFonts w:ascii="Times New Roman" w:hAnsi="Times New Roman" w:cs="Times New Roman"/>
-          <w:color w:val="000000" w:themeColor="text1"/>
-          <w:lang w:val="ru-RU"/>
-        </w:rPr>
-        <w:t>Диаграмма</w:t>
+        <w:t>-Диаграмма</w:t>
       </w:r>
     </w:p>
     <w:p>

--- a/theory/Этап4.docx
+++ b/theory/Этап4.docx
@@ -1,32 +1,12 @@
 
 <file path=word/document.xml><?xml version="1.0" encoding="utf-8"?>
-<w:document xmlns:wpc="http://schemas.microsoft.com/office/word/2010/wordprocessingCanvas" xmlns:cx="http://schemas.microsoft.com/office/drawing/2014/chartex" xmlns:cx1="http://schemas.microsoft.com/office/drawing/2015/9/8/chartex" xmlns:cx2="http://schemas.microsoft.com/office/drawing/2015/10/21/chartex" xmlns:cx3="http://schemas.microsoft.com/office/drawing/2016/5/9/chartex" xmlns:cx4="http://schemas.microsoft.com/office/drawing/2016/5/10/chartex" xmlns:cx5="http://schemas.microsoft.com/office/drawing/2016/5/11/chartex" xmlns:cx6="http://schemas.microsoft.com/office/drawing/2016/5/12/chartex" xmlns:cx7="http://schemas.microsoft.com/office/drawing/2016/5/13/chartex" xmlns:cx8="http://schemas.microsoft.com/office/drawing/2016/5/14/chartex" xmlns:mc="http://schemas.openxmlformats.org/markup-compatibility/2006" xmlns:aink="http://schemas.microsoft.com/office/drawing/2016/ink" xmlns:am3d="http://schemas.microsoft.com/office/drawing/2017/model3d" xmlns:o="urn:schemas-microsoft-com:office:office" xmlns:oel="http://schemas.microsoft.com/office/2019/extlst" xmlns:r="http://schemas.openxmlformats.org/officeDocument/2006/relationships" xmlns:m="http://schemas.openxmlformats.org/officeDocument/2006/math" xmlns:v="urn:schemas-microsoft-com:vml" xmlns:wp14="http://schemas.microsoft.com/office/word/2010/wordprocessingDrawing" xmlns:wp="http://schemas.openxmlformats.org/drawingml/2006/wordprocessingDrawing" xmlns:w10="urn:schemas-microsoft-com:office:word" xmlns:w="http://schemas.openxmlformats.org/wordprocessingml/2006/main" xmlns:w14="http://schemas.microsoft.com/office/word/2010/wordml" xmlns:w15="http://schemas.microsoft.com/office/word/2012/wordml" xmlns:w16cex="http://schemas.microsoft.com/office/word/2018/wordml/cex" xmlns:w16cid="http://schemas.microsoft.com/office/word/2016/wordml/cid" xmlns:w16="http://schemas.microsoft.com/office/word/2018/wordml" xmlns:w16du="http://schemas.microsoft.com/office/word/2023/wordml/word16du" xmlns:w16sdtdh="http://schemas.microsoft.com/office/word/2020/wordml/sdtdatahash" xmlns:w16sdtfl="http://schemas.microsoft.com/office/word/2024/wordml/sdtformatlock" xmlns:w16se="http://schemas.microsoft.com/office/word/2015/wordml/symex" xmlns:wpg="http://schemas.microsoft.com/office/word/2010/wordprocessingGroup" xmlns:wpi="http://schemas.microsoft.com/office/word/2010/wordprocessingInk" xmlns:wne="http://schemas.microsoft.com/office/word/2006/wordml" xmlns:wps="http://schemas.microsoft.com/office/word/2010/wordprocessingShape" mc:Ignorable="w14 w15 w16se w16cid w16 w16cex w16sdtdh w16sdtfl w16du wp14">
+<w:document xmlns:wpc="http://schemas.microsoft.com/office/word/2010/wordprocessingCanvas" xmlns:cx="http://schemas.microsoft.com/office/drawing/2014/chartex" xmlns:mc="http://schemas.openxmlformats.org/markup-compatibility/2006" xmlns:o="urn:schemas-microsoft-com:office:office" xmlns:r="http://schemas.openxmlformats.org/officeDocument/2006/relationships" xmlns:m="http://schemas.openxmlformats.org/officeDocument/2006/math" xmlns:v="urn:schemas-microsoft-com:vml" xmlns:wp14="http://schemas.microsoft.com/office/word/2010/wordprocessingDrawing" xmlns:wp="http://schemas.openxmlformats.org/drawingml/2006/wordprocessingDrawing" xmlns:w10="urn:schemas-microsoft-com:office:word" xmlns:w="http://schemas.openxmlformats.org/wordprocessingml/2006/main" xmlns:w14="http://schemas.microsoft.com/office/word/2010/wordml" xmlns:w15="http://schemas.microsoft.com/office/word/2012/wordml" xmlns:w16se="http://schemas.microsoft.com/office/word/2015/wordml/symex" xmlns:wpg="http://schemas.microsoft.com/office/word/2010/wordprocessingGroup" xmlns:wpi="http://schemas.microsoft.com/office/word/2010/wordprocessingInk" xmlns:wne="http://schemas.microsoft.com/office/word/2006/wordml" xmlns:wps="http://schemas.microsoft.com/office/word/2010/wordprocessingShape" mc:Ignorable="w14 w15 w16se wp14">
   <w:body>
     <w:p>
       <w:pPr>
         <w:keepNext/>
         <w:spacing w:before="240" w:after="360" w:line="360" w:lineRule="auto"/>
-        <w:ind w:firstLine="851"/>
-        <w:rPr>
-          <w:rFonts w:ascii="Times New Roman" w:hAnsi="Times New Roman" w:cs="Times New Roman"/>
-          <w:lang w:val="ru-RU"/>
-        </w:rPr>
-      </w:pPr>
-      <w:r>
-        <w:rPr>
-          <w:rFonts w:ascii="Times New Roman" w:hAnsi="Times New Roman" w:cs="Times New Roman"/>
-          <w:b/>
-          <w:sz w:val="32"/>
-          <w:lang w:val="ru-RU"/>
-        </w:rPr>
-        <w:t>Раздел 2. Технологический раздел</w:t>
-      </w:r>
-    </w:p>
-    <w:p>
-      <w:pPr>
-        <w:keepNext/>
-        <w:spacing w:before="240" w:after="360" w:line="360" w:lineRule="auto"/>
-        <w:ind w:firstLine="851"/>
+        <w:ind w:firstLine="3402"/>
         <w:rPr>
           <w:rFonts w:ascii="Times New Roman" w:hAnsi="Times New Roman" w:cs="Times New Roman"/>
           <w:lang w:val="ru-RU"/>
@@ -39,7 +19,7 @@
           <w:sz w:val="28"/>
           <w:lang w:val="ru-RU"/>
         </w:rPr>
-        <w:t>2.2 Физическая модель базы данных</w:t>
+        <w:t>Этап 4. Отчёт</w:t>
       </w:r>
     </w:p>
     <w:p>
@@ -187,6 +167,7 @@
         <w:rPr>
           <w:rFonts w:ascii="Times New Roman" w:hAnsi="Times New Roman" w:cs="Times New Roman"/>
           <w:noProof/>
+          <w:lang w:val="ru-RU" w:eastAsia="ru-RU"/>
         </w:rPr>
         <w:drawing>
           <wp:inline distT="0" distB="0" distL="0" distR="0" wp14:anchorId="67ED8AA0" wp14:editId="1DD7CC99">
@@ -5040,6 +5021,7 @@
       <w:pPr>
         <w:spacing w:after="0" w:line="360" w:lineRule="auto"/>
         <w:ind w:firstLine="851"/>
+        <w:jc w:val="both"/>
         <w:rPr>
           <w:rFonts w:ascii="Times New Roman" w:hAnsi="Times New Roman" w:cs="Times New Roman"/>
           <w:lang w:val="ru-RU"/>
@@ -5051,7 +5033,17 @@
           <w:sz w:val="28"/>
           <w:lang w:val="ru-RU"/>
         </w:rPr>
-        <w:t>1. Связи между родительскими справочниками и таблицами документов имеют тип «Один-ко-многим» (</w:t>
+        <w:t>1. Св</w:t>
+      </w:r>
+      <w:bookmarkStart w:id="0" w:name="_GoBack"/>
+      <w:bookmarkEnd w:id="0"/>
+      <w:r>
+        <w:rPr>
+          <w:rFonts w:ascii="Times New Roman" w:hAnsi="Times New Roman" w:cs="Times New Roman"/>
+          <w:sz w:val="28"/>
+          <w:lang w:val="ru-RU"/>
+        </w:rPr>
+        <w:t>язи между родительскими справочниками и таблицами документов имеют тип «Один-ко-многим» (</w:t>
       </w:r>
       <w:proofErr w:type="gramStart"/>
       <w:r>
@@ -5590,6 +5582,7 @@
         </w:rPr>
         <w:t xml:space="preserve">): </w:t>
       </w:r>
+      <w:proofErr w:type="spellStart"/>
       <w:r>
         <w:rPr>
           <w:rFonts w:ascii="Times New Roman" w:hAnsi="Times New Roman" w:cs="Times New Roman"/>
@@ -5597,36 +5590,7 @@
         </w:rPr>
         <w:t>PyCharm</w:t>
       </w:r>
-      <w:r>
-        <w:rPr>
-          <w:rFonts w:ascii="Times New Roman" w:hAnsi="Times New Roman" w:cs="Times New Roman"/>
-          <w:sz w:val="28"/>
-          <w:lang w:val="ru-RU"/>
-        </w:rPr>
-        <w:t xml:space="preserve"> </w:t>
-      </w:r>
-      <w:r>
-        <w:rPr>
-          <w:rFonts w:ascii="Times New Roman" w:hAnsi="Times New Roman" w:cs="Times New Roman"/>
-          <w:sz w:val="28"/>
-        </w:rPr>
-        <w:t>Community</w:t>
-      </w:r>
-      <w:r>
-        <w:rPr>
-          <w:rFonts w:ascii="Times New Roman" w:hAnsi="Times New Roman" w:cs="Times New Roman"/>
-          <w:sz w:val="28"/>
-          <w:lang w:val="ru-RU"/>
-        </w:rPr>
-        <w:t xml:space="preserve"> </w:t>
-      </w:r>
-      <w:r>
-        <w:rPr>
-          <w:rFonts w:ascii="Times New Roman" w:hAnsi="Times New Roman" w:cs="Times New Roman"/>
-          <w:sz w:val="28"/>
-        </w:rPr>
-        <w:t>Edition</w:t>
-      </w:r>
+      <w:proofErr w:type="spellEnd"/>
       <w:r>
         <w:rPr>
           <w:rFonts w:ascii="Times New Roman" w:hAnsi="Times New Roman" w:cs="Times New Roman"/>
@@ -6615,171 +6579,79 @@
           <w:color w:val="000000"/>
           <w:sz w:val="20"/>
         </w:rPr>
-        <w:t xml:space="preserve">SELECT d.name, </w:t>
-      </w:r>
-      <w:proofErr w:type="gramStart"/>
+        <w:t>SELECT d.name, SUM(</w:t>
+      </w:r>
+      <w:proofErr w:type="spellStart"/>
       <w:r>
         <w:rPr>
           <w:rFonts w:ascii="Times New Roman" w:hAnsi="Times New Roman" w:cs="Times New Roman"/>
           <w:color w:val="000000"/>
           <w:sz w:val="20"/>
         </w:rPr>
-        <w:t>SUM(</w:t>
-      </w:r>
-      <w:proofErr w:type="spellStart"/>
+        <w:t>oi.quantity</w:t>
+      </w:r>
+      <w:proofErr w:type="spellEnd"/>
       <w:r>
         <w:rPr>
           <w:rFonts w:ascii="Times New Roman" w:hAnsi="Times New Roman" w:cs="Times New Roman"/>
           <w:color w:val="000000"/>
           <w:sz w:val="20"/>
         </w:rPr>
-        <w:t>oi.quantity</w:t>
-      </w:r>
-      <w:proofErr w:type="spellEnd"/>
-      <w:proofErr w:type="gramEnd"/>
+        <w:t>) AS sold, SUM(</w:t>
+      </w:r>
+      <w:proofErr w:type="spellStart"/>
       <w:r>
         <w:rPr>
           <w:rFonts w:ascii="Times New Roman" w:hAnsi="Times New Roman" w:cs="Times New Roman"/>
           <w:color w:val="000000"/>
           <w:sz w:val="20"/>
         </w:rPr>
-        <w:t xml:space="preserve">) AS sold, </w:t>
-      </w:r>
-      <w:proofErr w:type="gramStart"/>
+        <w:t>oi.quantity</w:t>
+      </w:r>
+      <w:proofErr w:type="spellEnd"/>
       <w:r>
         <w:rPr>
           <w:rFonts w:ascii="Times New Roman" w:hAnsi="Times New Roman" w:cs="Times New Roman"/>
           <w:color w:val="000000"/>
           <w:sz w:val="20"/>
         </w:rPr>
-        <w:t>SUM(</w:t>
-      </w:r>
-      <w:proofErr w:type="spellStart"/>
+        <w:t xml:space="preserve"> * oi.price_at_order) AS revenue</w:t>
+      </w:r>
       <w:r>
         <w:rPr>
           <w:rFonts w:ascii="Times New Roman" w:hAnsi="Times New Roman" w:cs="Times New Roman"/>
           <w:color w:val="000000"/>
           <w:sz w:val="20"/>
         </w:rPr>
-        <w:t>oi.quantity</w:t>
-      </w:r>
-      <w:proofErr w:type="spellEnd"/>
-      <w:proofErr w:type="gramEnd"/>
+        <w:br/>
+        <w:t>FROM order_items oi</w:t>
+      </w:r>
       <w:r>
         <w:rPr>
           <w:rFonts w:ascii="Times New Roman" w:hAnsi="Times New Roman" w:cs="Times New Roman"/>
           <w:color w:val="000000"/>
           <w:sz w:val="20"/>
         </w:rPr>
-        <w:t xml:space="preserve"> * </w:t>
-      </w:r>
-      <w:proofErr w:type="gramStart"/>
+        <w:br/>
+        <w:t>JOIN dishes d ON oi.dish_id = d.id</w:t>
+      </w:r>
       <w:r>
         <w:rPr>
           <w:rFonts w:ascii="Times New Roman" w:hAnsi="Times New Roman" w:cs="Times New Roman"/>
           <w:color w:val="000000"/>
           <w:sz w:val="20"/>
         </w:rPr>
-        <w:t>oi.price</w:t>
-      </w:r>
-      <w:proofErr w:type="gramEnd"/>
+        <w:br/>
+        <w:t>JOIN orders o ON oi.order_id = o.id</w:t>
+      </w:r>
       <w:r>
         <w:rPr>
           <w:rFonts w:ascii="Times New Roman" w:hAnsi="Times New Roman" w:cs="Times New Roman"/>
           <w:color w:val="000000"/>
           <w:sz w:val="20"/>
         </w:rPr>
-        <w:t>_at_order) AS revenue</w:t>
-      </w:r>
-      <w:r>
-        <w:rPr>
-          <w:rFonts w:ascii="Times New Roman" w:hAnsi="Times New Roman" w:cs="Times New Roman"/>
-          <w:color w:val="000000"/>
-          <w:sz w:val="20"/>
-        </w:rPr>
         <w:br/>
-        <w:t>FROM order_items oi</w:t>
-      </w:r>
-      <w:r>
-        <w:rPr>
-          <w:rFonts w:ascii="Times New Roman" w:hAnsi="Times New Roman" w:cs="Times New Roman"/>
-          <w:color w:val="000000"/>
-          <w:sz w:val="20"/>
-        </w:rPr>
-        <w:br/>
-        <w:t xml:space="preserve">JOIN dishes d ON </w:t>
-      </w:r>
-      <w:proofErr w:type="gramStart"/>
-      <w:r>
-        <w:rPr>
-          <w:rFonts w:ascii="Times New Roman" w:hAnsi="Times New Roman" w:cs="Times New Roman"/>
-          <w:color w:val="000000"/>
-          <w:sz w:val="20"/>
-        </w:rPr>
-        <w:t>oi.dish</w:t>
-      </w:r>
-      <w:proofErr w:type="gramEnd"/>
-      <w:r>
-        <w:rPr>
-          <w:rFonts w:ascii="Times New Roman" w:hAnsi="Times New Roman" w:cs="Times New Roman"/>
-          <w:color w:val="000000"/>
-          <w:sz w:val="20"/>
-        </w:rPr>
-        <w:t>_id = d.id</w:t>
-      </w:r>
-      <w:r>
-        <w:rPr>
-          <w:rFonts w:ascii="Times New Roman" w:hAnsi="Times New Roman" w:cs="Times New Roman"/>
-          <w:color w:val="000000"/>
-          <w:sz w:val="20"/>
-        </w:rPr>
-        <w:br/>
-        <w:t xml:space="preserve">JOIN orders o ON </w:t>
-      </w:r>
-      <w:proofErr w:type="gramStart"/>
-      <w:r>
-        <w:rPr>
-          <w:rFonts w:ascii="Times New Roman" w:hAnsi="Times New Roman" w:cs="Times New Roman"/>
-          <w:color w:val="000000"/>
-          <w:sz w:val="20"/>
-        </w:rPr>
-        <w:t>oi.order</w:t>
-      </w:r>
-      <w:proofErr w:type="gramEnd"/>
-      <w:r>
-        <w:rPr>
-          <w:rFonts w:ascii="Times New Roman" w:hAnsi="Times New Roman" w:cs="Times New Roman"/>
-          <w:color w:val="000000"/>
-          <w:sz w:val="20"/>
-        </w:rPr>
-        <w:t>_id = o.id</w:t>
-      </w:r>
-      <w:r>
-        <w:rPr>
-          <w:rFonts w:ascii="Times New Roman" w:hAnsi="Times New Roman" w:cs="Times New Roman"/>
-          <w:color w:val="000000"/>
-          <w:sz w:val="20"/>
-        </w:rPr>
-        <w:br/>
-        <w:t xml:space="preserve">WHERE </w:t>
-      </w:r>
-      <w:proofErr w:type="gramStart"/>
-      <w:r>
-        <w:rPr>
-          <w:rFonts w:ascii="Times New Roman" w:hAnsi="Times New Roman" w:cs="Times New Roman"/>
-          <w:color w:val="000000"/>
-          <w:sz w:val="20"/>
-        </w:rPr>
-        <w:t>o.status</w:t>
-      </w:r>
-      <w:proofErr w:type="gramEnd"/>
-      <w:r>
-        <w:rPr>
-          <w:rFonts w:ascii="Times New Roman" w:hAnsi="Times New Roman" w:cs="Times New Roman"/>
-          <w:color w:val="000000"/>
-          <w:sz w:val="20"/>
-        </w:rPr>
-        <w:t>_id = 5</w:t>
+        <w:t>WHERE o.status_id = 5</w:t>
       </w:r>
       <w:r>
         <w:rPr>
@@ -6811,7 +6683,7 @@
 </file>
 
 <file path=word/endnotes.xml><?xml version="1.0" encoding="utf-8"?>
-<w:endnotes xmlns:wpc="http://schemas.microsoft.com/office/word/2010/wordprocessingCanvas" xmlns:cx="http://schemas.microsoft.com/office/drawing/2014/chartex" xmlns:cx1="http://schemas.microsoft.com/office/drawing/2015/9/8/chartex" xmlns:cx2="http://schemas.microsoft.com/office/drawing/2015/10/21/chartex" xmlns:cx3="http://schemas.microsoft.com/office/drawing/2016/5/9/chartex" xmlns:cx4="http://schemas.microsoft.com/office/drawing/2016/5/10/chartex" xmlns:cx5="http://schemas.microsoft.com/office/drawing/2016/5/11/chartex" xmlns:cx6="http://schemas.microsoft.com/office/drawing/2016/5/12/chartex" xmlns:cx7="http://schemas.microsoft.com/office/drawing/2016/5/13/chartex" xmlns:cx8="http://schemas.microsoft.com/office/drawing/2016/5/14/chartex" xmlns:mc="http://schemas.openxmlformats.org/markup-compatibility/2006" xmlns:aink="http://schemas.microsoft.com/office/drawing/2016/ink" xmlns:am3d="http://schemas.microsoft.com/office/drawing/2017/model3d" xmlns:o="urn:schemas-microsoft-com:office:office" xmlns:oel="http://schemas.microsoft.com/office/2019/extlst" xmlns:r="http://schemas.openxmlformats.org/officeDocument/2006/relationships" xmlns:m="http://schemas.openxmlformats.org/officeDocument/2006/math" xmlns:v="urn:schemas-microsoft-com:vml" xmlns:wp14="http://schemas.microsoft.com/office/word/2010/wordprocessingDrawing" xmlns:wp="http://schemas.openxmlformats.org/drawingml/2006/wordprocessingDrawing" xmlns:w10="urn:schemas-microsoft-com:office:word" xmlns:w="http://schemas.openxmlformats.org/wordprocessingml/2006/main" xmlns:w14="http://schemas.microsoft.com/office/word/2010/wordml" xmlns:w15="http://schemas.microsoft.com/office/word/2012/wordml" xmlns:w16cex="http://schemas.microsoft.com/office/word/2018/wordml/cex" xmlns:w16cid="http://schemas.microsoft.com/office/word/2016/wordml/cid" xmlns:w16="http://schemas.microsoft.com/office/word/2018/wordml" xmlns:w16du="http://schemas.microsoft.com/office/word/2023/wordml/word16du" xmlns:w16sdtdh="http://schemas.microsoft.com/office/word/2020/wordml/sdtdatahash" xmlns:w16sdtfl="http://schemas.microsoft.com/office/word/2024/wordml/sdtformatlock" xmlns:w16se="http://schemas.microsoft.com/office/word/2015/wordml/symex" xmlns:wpg="http://schemas.microsoft.com/office/word/2010/wordprocessingGroup" xmlns:wpi="http://schemas.microsoft.com/office/word/2010/wordprocessingInk" xmlns:wne="http://schemas.microsoft.com/office/word/2006/wordml" xmlns:wps="http://schemas.microsoft.com/office/word/2010/wordprocessingShape" mc:Ignorable="w14 w15 w16se w16cid w16 w16cex w16sdtdh w16sdtfl w16du wp14">
+<w:endnotes xmlns:wpc="http://schemas.microsoft.com/office/word/2010/wordprocessingCanvas" xmlns:cx="http://schemas.microsoft.com/office/drawing/2014/chartex" xmlns:mc="http://schemas.openxmlformats.org/markup-compatibility/2006" xmlns:o="urn:schemas-microsoft-com:office:office" xmlns:r="http://schemas.openxmlformats.org/officeDocument/2006/relationships" xmlns:m="http://schemas.openxmlformats.org/officeDocument/2006/math" xmlns:v="urn:schemas-microsoft-com:vml" xmlns:wp14="http://schemas.microsoft.com/office/word/2010/wordprocessingDrawing" xmlns:wp="http://schemas.openxmlformats.org/drawingml/2006/wordprocessingDrawing" xmlns:w10="urn:schemas-microsoft-com:office:word" xmlns:w="http://schemas.openxmlformats.org/wordprocessingml/2006/main" xmlns:w14="http://schemas.microsoft.com/office/word/2010/wordml" xmlns:w15="http://schemas.microsoft.com/office/word/2012/wordml" xmlns:w16se="http://schemas.microsoft.com/office/word/2015/wordml/symex" xmlns:wpg="http://schemas.microsoft.com/office/word/2010/wordprocessingGroup" xmlns:wpi="http://schemas.microsoft.com/office/word/2010/wordprocessingInk" xmlns:wne="http://schemas.microsoft.com/office/word/2006/wordml" xmlns:wps="http://schemas.microsoft.com/office/word/2010/wordprocessingShape" mc:Ignorable="w14 w15 w16se wp14">
   <w:endnote w:type="separator" w:id="-1">
     <w:p>
       <w:pPr>
@@ -6836,7 +6708,7 @@
 </file>
 
 <file path=word/footnotes.xml><?xml version="1.0" encoding="utf-8"?>
-<w:footnotes xmlns:wpc="http://schemas.microsoft.com/office/word/2010/wordprocessingCanvas" xmlns:cx="http://schemas.microsoft.com/office/drawing/2014/chartex" xmlns:cx1="http://schemas.microsoft.com/office/drawing/2015/9/8/chartex" xmlns:cx2="http://schemas.microsoft.com/office/drawing/2015/10/21/chartex" xmlns:cx3="http://schemas.microsoft.com/office/drawing/2016/5/9/chartex" xmlns:cx4="http://schemas.microsoft.com/office/drawing/2016/5/10/chartex" xmlns:cx5="http://schemas.microsoft.com/office/drawing/2016/5/11/chartex" xmlns:cx6="http://schemas.microsoft.com/office/drawing/2016/5/12/chartex" xmlns:cx7="http://schemas.microsoft.com/office/drawing/2016/5/13/chartex" xmlns:cx8="http://schemas.microsoft.com/office/drawing/2016/5/14/chartex" xmlns:mc="http://schemas.openxmlformats.org/markup-compatibility/2006" xmlns:aink="http://schemas.microsoft.com/office/drawing/2016/ink" xmlns:am3d="http://schemas.microsoft.com/office/drawing/2017/model3d" xmlns:o="urn:schemas-microsoft-com:office:office" xmlns:oel="http://schemas.microsoft.com/office/2019/extlst" xmlns:r="http://schemas.openxmlformats.org/officeDocument/2006/relationships" xmlns:m="http://schemas.openxmlformats.org/officeDocument/2006/math" xmlns:v="urn:schemas-microsoft-com:vml" xmlns:wp14="http://schemas.microsoft.com/office/word/2010/wordprocessingDrawing" xmlns:wp="http://schemas.openxmlformats.org/drawingml/2006/wordprocessingDrawing" xmlns:w10="urn:schemas-microsoft-com:office:word" xmlns:w="http://schemas.openxmlformats.org/wordprocessingml/2006/main" xmlns:w14="http://schemas.microsoft.com/office/word/2010/wordml" xmlns:w15="http://schemas.microsoft.com/office/word/2012/wordml" xmlns:w16cex="http://schemas.microsoft.com/office/word/2018/wordml/cex" xmlns:w16cid="http://schemas.microsoft.com/office/word/2016/wordml/cid" xmlns:w16="http://schemas.microsoft.com/office/word/2018/wordml" xmlns:w16du="http://schemas.microsoft.com/office/word/2023/wordml/word16du" xmlns:w16sdtdh="http://schemas.microsoft.com/office/word/2020/wordml/sdtdatahash" xmlns:w16sdtfl="http://schemas.microsoft.com/office/word/2024/wordml/sdtformatlock" xmlns:w16se="http://schemas.microsoft.com/office/word/2015/wordml/symex" xmlns:wpg="http://schemas.microsoft.com/office/word/2010/wordprocessingGroup" xmlns:wpi="http://schemas.microsoft.com/office/word/2010/wordprocessingInk" xmlns:wne="http://schemas.microsoft.com/office/word/2006/wordml" xmlns:wps="http://schemas.microsoft.com/office/word/2010/wordprocessingShape" mc:Ignorable="w14 w15 w16se w16cid w16 w16cex w16sdtdh w16sdtfl w16du wp14">
+<w:footnotes xmlns:wpc="http://schemas.microsoft.com/office/word/2010/wordprocessingCanvas" xmlns:cx="http://schemas.microsoft.com/office/drawing/2014/chartex" xmlns:mc="http://schemas.openxmlformats.org/markup-compatibility/2006" xmlns:o="urn:schemas-microsoft-com:office:office" xmlns:r="http://schemas.openxmlformats.org/officeDocument/2006/relationships" xmlns:m="http://schemas.openxmlformats.org/officeDocument/2006/math" xmlns:v="urn:schemas-microsoft-com:vml" xmlns:wp14="http://schemas.microsoft.com/office/word/2010/wordprocessingDrawing" xmlns:wp="http://schemas.openxmlformats.org/drawingml/2006/wordprocessingDrawing" xmlns:w10="urn:schemas-microsoft-com:office:word" xmlns:w="http://schemas.openxmlformats.org/wordprocessingml/2006/main" xmlns:w14="http://schemas.microsoft.com/office/word/2010/wordml" xmlns:w15="http://schemas.microsoft.com/office/word/2012/wordml" xmlns:w16se="http://schemas.microsoft.com/office/word/2015/wordml/symex" xmlns:wpg="http://schemas.microsoft.com/office/word/2010/wordprocessingGroup" xmlns:wpi="http://schemas.microsoft.com/office/word/2010/wordprocessingInk" xmlns:wne="http://schemas.microsoft.com/office/word/2006/wordml" xmlns:wps="http://schemas.microsoft.com/office/word/2010/wordprocessingShape" mc:Ignorable="w14 w15 w16se wp14">
   <w:footnote w:type="separator" w:id="-1">
     <w:p>
       <w:pPr>
@@ -6861,7 +6733,7 @@
 </file>
 
 <file path=word/numbering.xml><?xml version="1.0" encoding="utf-8"?>
-<w:numbering xmlns:wpc="http://schemas.microsoft.com/office/word/2010/wordprocessingCanvas" xmlns:cx="http://schemas.microsoft.com/office/drawing/2014/chartex" xmlns:cx1="http://schemas.microsoft.com/office/drawing/2015/9/8/chartex" xmlns:cx2="http://schemas.microsoft.com/office/drawing/2015/10/21/chartex" xmlns:cx3="http://schemas.microsoft.com/office/drawing/2016/5/9/chartex" xmlns:cx4="http://schemas.microsoft.com/office/drawing/2016/5/10/chartex" xmlns:cx5="http://schemas.microsoft.com/office/drawing/2016/5/11/chartex" xmlns:cx6="http://schemas.microsoft.com/office/drawing/2016/5/12/chartex" xmlns:cx7="http://schemas.microsoft.com/office/drawing/2016/5/13/chartex" xmlns:cx8="http://schemas.microsoft.com/office/drawing/2016/5/14/chartex" xmlns:mc="http://schemas.openxmlformats.org/markup-compatibility/2006" xmlns:aink="http://schemas.microsoft.com/office/drawing/2016/ink" xmlns:am3d="http://schemas.microsoft.com/office/drawing/2017/model3d" xmlns:o="urn:schemas-microsoft-com:office:office" xmlns:oel="http://schemas.microsoft.com/office/2019/extlst" xmlns:r="http://schemas.openxmlformats.org/officeDocument/2006/relationships" xmlns:m="http://schemas.openxmlformats.org/officeDocument/2006/math" xmlns:v="urn:schemas-microsoft-com:vml" xmlns:wp14="http://schemas.microsoft.com/office/word/2010/wordprocessingDrawing" xmlns:wp="http://schemas.openxmlformats.org/drawingml/2006/wordprocessingDrawing" xmlns:w10="urn:schemas-microsoft-com:office:word" xmlns:w="http://schemas.openxmlformats.org/wordprocessingml/2006/main" xmlns:w14="http://schemas.microsoft.com/office/word/2010/wordml" xmlns:w15="http://schemas.microsoft.com/office/word/2012/wordml" xmlns:w16cex="http://schemas.microsoft.com/office/word/2018/wordml/cex" xmlns:w16cid="http://schemas.microsoft.com/office/word/2016/wordml/cid" xmlns:w16="http://schemas.microsoft.com/office/word/2018/wordml" xmlns:w16du="http://schemas.microsoft.com/office/word/2023/wordml/word16du" xmlns:w16sdtdh="http://schemas.microsoft.com/office/word/2020/wordml/sdtdatahash" xmlns:w16sdtfl="http://schemas.microsoft.com/office/word/2024/wordml/sdtformatlock" xmlns:w16se="http://schemas.microsoft.com/office/word/2015/wordml/symex" xmlns:wpg="http://schemas.microsoft.com/office/word/2010/wordprocessingGroup" xmlns:wpi="http://schemas.microsoft.com/office/word/2010/wordprocessingInk" xmlns:wne="http://schemas.microsoft.com/office/word/2006/wordml" xmlns:wps="http://schemas.microsoft.com/office/word/2010/wordprocessingShape" mc:Ignorable="w14 w15 w16se w16cid w16 w16cex w16sdtdh w16sdtfl w16du wp14">
+<w:numbering xmlns:wpc="http://schemas.microsoft.com/office/word/2010/wordprocessingCanvas" xmlns:cx="http://schemas.microsoft.com/office/drawing/2014/chartex" xmlns:mc="http://schemas.openxmlformats.org/markup-compatibility/2006" xmlns:o="urn:schemas-microsoft-com:office:office" xmlns:r="http://schemas.openxmlformats.org/officeDocument/2006/relationships" xmlns:m="http://schemas.openxmlformats.org/officeDocument/2006/math" xmlns:v="urn:schemas-microsoft-com:vml" xmlns:wp14="http://schemas.microsoft.com/office/word/2010/wordprocessingDrawing" xmlns:wp="http://schemas.openxmlformats.org/drawingml/2006/wordprocessingDrawing" xmlns:w10="urn:schemas-microsoft-com:office:word" xmlns:w="http://schemas.openxmlformats.org/wordprocessingml/2006/main" xmlns:w14="http://schemas.microsoft.com/office/word/2010/wordml" xmlns:w15="http://schemas.microsoft.com/office/word/2012/wordml" xmlns:w16se="http://schemas.microsoft.com/office/word/2015/wordml/symex" xmlns:wpg="http://schemas.microsoft.com/office/word/2010/wordprocessingGroup" xmlns:wpi="http://schemas.microsoft.com/office/word/2010/wordprocessingInk" xmlns:wne="http://schemas.microsoft.com/office/word/2006/wordml" xmlns:wps="http://schemas.microsoft.com/office/word/2010/wordprocessingShape" mc:Ignorable="w14 w15 w16se wp14">
   <w:abstractNum w:abstractNumId="0" w15:restartNumberingAfterBreak="0">
     <w:nsid w:val="FFFFFF7C"/>
     <w:multiLevelType w:val="singleLevel"/>
@@ -7033,38 +6905,38 @@
       </w:rPr>
     </w:lvl>
   </w:abstractNum>
-  <w:num w:numId="1" w16cid:durableId="1070813800">
+  <w:num w:numId="1">
     <w:abstractNumId w:val="8"/>
   </w:num>
-  <w:num w:numId="2" w16cid:durableId="1619213037">
+  <w:num w:numId="2">
     <w:abstractNumId w:val="6"/>
   </w:num>
-  <w:num w:numId="3" w16cid:durableId="436103385">
+  <w:num w:numId="3">
     <w:abstractNumId w:val="5"/>
   </w:num>
-  <w:num w:numId="4" w16cid:durableId="1676567100">
+  <w:num w:numId="4">
     <w:abstractNumId w:val="4"/>
   </w:num>
-  <w:num w:numId="5" w16cid:durableId="788234213">
+  <w:num w:numId="5">
     <w:abstractNumId w:val="7"/>
   </w:num>
-  <w:num w:numId="6" w16cid:durableId="112948665">
+  <w:num w:numId="6">
     <w:abstractNumId w:val="3"/>
   </w:num>
-  <w:num w:numId="7" w16cid:durableId="1149830820">
+  <w:num w:numId="7">
     <w:abstractNumId w:val="2"/>
   </w:num>
-  <w:num w:numId="8" w16cid:durableId="1642616102">
+  <w:num w:numId="8">
     <w:abstractNumId w:val="1"/>
   </w:num>
-  <w:num w:numId="9" w16cid:durableId="1641036889">
+  <w:num w:numId="9">
     <w:abstractNumId w:val="0"/>
   </w:num>
 </w:numbering>
 </file>
 
 <file path=word/styles.xml><?xml version="1.0" encoding="utf-8"?>
-<w:styles xmlns:mc="http://schemas.openxmlformats.org/markup-compatibility/2006" xmlns:r="http://schemas.openxmlformats.org/officeDocument/2006/relationships" xmlns:w="http://schemas.openxmlformats.org/wordprocessingml/2006/main" xmlns:w14="http://schemas.microsoft.com/office/word/2010/wordml" xmlns:w15="http://schemas.microsoft.com/office/word/2012/wordml" xmlns:w16cex="http://schemas.microsoft.com/office/word/2018/wordml/cex" xmlns:w16cid="http://schemas.microsoft.com/office/word/2016/wordml/cid" xmlns:w16="http://schemas.microsoft.com/office/word/2018/wordml" xmlns:w16du="http://schemas.microsoft.com/office/word/2023/wordml/word16du" xmlns:w16sdtdh="http://schemas.microsoft.com/office/word/2020/wordml/sdtdatahash" xmlns:w16sdtfl="http://schemas.microsoft.com/office/word/2024/wordml/sdtformatlock" xmlns:w16se="http://schemas.microsoft.com/office/word/2015/wordml/symex" mc:Ignorable="w14 w15 w16se w16cid w16 w16cex w16sdtdh w16sdtfl w16du">
+<w:styles xmlns:mc="http://schemas.openxmlformats.org/markup-compatibility/2006" xmlns:r="http://schemas.openxmlformats.org/officeDocument/2006/relationships" xmlns:w="http://schemas.openxmlformats.org/wordprocessingml/2006/main" xmlns:w14="http://schemas.microsoft.com/office/word/2010/wordml" xmlns:w15="http://schemas.microsoft.com/office/word/2012/wordml" xmlns:w16se="http://schemas.microsoft.com/office/word/2015/wordml/symex" mc:Ignorable="w14 w15 w16se">
   <w:docDefaults>
     <w:rPrDefault>
       <w:rPr>
@@ -7080,7 +6952,7 @@
       </w:pPr>
     </w:pPrDefault>
   </w:docDefaults>
-  <w:latentStyles w:defLockedState="0" w:defUIPriority="99" w:defSemiHidden="0" w:defUnhideWhenUsed="0" w:defQFormat="0" w:count="376">
+  <w:latentStyles w:defLockedState="0" w:defUIPriority="99" w:defSemiHidden="0" w:defUnhideWhenUsed="0" w:defQFormat="0" w:count="371">
     <w:lsdException w:name="Normal" w:uiPriority="0" w:qFormat="1"/>
     <w:lsdException w:name="heading 1" w:uiPriority="9" w:qFormat="1"/>
     <w:lsdException w:name="heading 2" w:semiHidden="1" w:uiPriority="9" w:unhideWhenUsed="1" w:qFormat="1"/>
@@ -7443,11 +7315,6 @@
     <w:lsdException w:name="List Table 5 Dark Accent 6" w:uiPriority="50"/>
     <w:lsdException w:name="List Table 6 Colorful Accent 6" w:uiPriority="51"/>
     <w:lsdException w:name="List Table 7 Colorful Accent 6" w:uiPriority="52"/>
-    <w:lsdException w:name="Mention" w:semiHidden="1" w:unhideWhenUsed="1"/>
-    <w:lsdException w:name="Smart Hyperlink" w:semiHidden="1" w:unhideWhenUsed="1"/>
-    <w:lsdException w:name="Hashtag" w:semiHidden="1" w:unhideWhenUsed="1"/>
-    <w:lsdException w:name="Unresolved Mention" w:semiHidden="1" w:unhideWhenUsed="1"/>
-    <w:lsdException w:name="Smart Link" w:semiHidden="1" w:unhideWhenUsed="1"/>
   </w:latentStyles>
   <w:style w:type="paragraph" w:default="1" w:styleId="a1">
     <w:name w:val="Normal"/>
@@ -18838,7 +18705,7 @@
 </file>
 
 <file path=customXml/itemProps1.xml><?xml version="1.0" encoding="utf-8"?>
-<ds:datastoreItem xmlns:ds="http://schemas.openxmlformats.org/officeDocument/2006/customXml" ds:itemID="{21528956-C685-4C23-8E2B-4740606A8E78}">
+<ds:datastoreItem xmlns:ds="http://schemas.openxmlformats.org/officeDocument/2006/customXml" ds:itemID="{76C9F877-FD28-482E-9F70-8445E866B0F4}">
   <ds:schemaRefs>
     <ds:schemaRef ds:uri="http://schemas.openxmlformats.org/officeDocument/2006/bibliography"/>
   </ds:schemaRefs>
